--- a/LLDD/word/BE/Jobs/LLDD-BE-Job-5-ImportImpactSaleFromIAS.docx
+++ b/LLDD/word/BE/Jobs/LLDD-BE-Job-5-ImportImpactSaleFromIAS.docx
@@ -538,7 +538,7 @@
                 <w:b w:val="0"/>
                 <w:sz w:val="18"/>
               </w:rPr>
-              <w:t>รับยอดขายจาก IAS + คำนวณ Growth: อ่านไฟล์ตอบกลับยอดขาย AMS06001I จาก IAS บันทึกยอดขายรายวันลง sales_transactions คำนวณ sales_diff และ outlier ในหน้าต่าง 4 ช่วง × 15 วันรอบวันเปิดร้านใหม่ แล้วตัดสิน verify_status = Y / N จาก growth_rate_diff</w:t>
+              <w:t>รับยอดขายจาก IAS + คำนวณ Growth: อ่านไฟล์ตอบกลับยอดขาย AMS06001I จาก IAS บันทึกยอดขายรายวันลง sales_transactions คำนวณ sales_diff และ outlier ในหน้าต่าง 4 ช่วง × 15 วันรอบวันเปิดร้านใหม่ แล้วกำหนด sales_status = Y / N จาก growth_rate_diff</w:t>
             </w:r>
           </w:p>
         </w:tc>
@@ -7410,7 +7410,7 @@
                 <w:b w:val="0"/>
                 <w:sz w:val="18"/>
               </w:rPr>
-              <w:t>อัปเดต total_working_days, growth_rate_diff, verify_status Y/N</w:t>
+              <w:t>อัปเดต total_working_days, growth_rate_diff, sales_status Y/N</w:t>
             </w:r>
           </w:p>
         </w:tc>
@@ -7833,7 +7833,7 @@
                 <w:b w:val="0"/>
                 <w:sz w:val="18"/>
               </w:rPr>
-              <w:t>ต้องคำนวณ sales_diff? (ไม่เข้าเงื่อนไข pre-accept) | No: Pre-accept: verify_status = Y ทันที (pre-accept เมื่ออายุร้าน &lt; 12ด.15ว. หรือวันทำการ &lt; 60)</w:t>
+              <w:t>ต้องคำนวณ sales_diff? (ไม่เข้าเงื่อนไข pre-accept) | No: Pre-accept: sales_status = Y ทันที (pre-accept เมื่ออายุร้าน &lt; 12ด.15ว. หรือวันทำการ &lt; 60)</w:t>
             </w:r>
           </w:p>
         </w:tc>
@@ -7927,7 +7927,7 @@
                 <w:b w:val="0"/>
                 <w:sz w:val="18"/>
               </w:rPr>
-              <w:t>NVL(growth_rate_diff, −1) &lt; 0 ? | No: verify_status = N (ไม่เข้าเกณฑ์ชดเชย) (NULL ถูกแทนด้วย −1 = accept อัตโนมัติ (ความเสี่ยง P1))</w:t>
+              <w:t>NVL(growth_rate_diff, −1) &lt; 0 ? | No: sales_status = N (ไม่เข้าเกณฑ์ชดเชย) (NULL ถูกแทนด้วย −1 = accept อัตโนมัติ (ความเสี่ยง P1))</w:t>
             </w:r>
           </w:p>
         </w:tc>
@@ -7974,7 +7974,7 @@
                 <w:b w:val="0"/>
                 <w:sz w:val="18"/>
               </w:rPr>
-              <w:t>verify_status = Y แล้ว insert tracking IMPORT_SALES_FROM_IAS</w:t>
+              <w:t>sales_status = Y แล้ว insert tracking IMPORT_SALES_FROM_IAS</w:t>
             </w:r>
           </w:p>
         </w:tc>

--- a/LLDD/word/BE/Jobs/LLDD-BE-Job-5-ImportImpactSaleFromIAS.docx
+++ b/LLDD/word/BE/Jobs/LLDD-BE-Job-5-ImportImpactSaleFromIAS.docx
@@ -6776,7 +6776,7 @@
               <w:br/>
               <w:t xml:space="preserve">    {</w:t>
               <w:br/>
-              <w:t xml:space="preserve">      "startedAt": "16/06/2569 16:30",</w:t>
+              <w:t xml:space="preserve">      "startedAt": "16/06/2026 16:30",</w:t>
               <w:br/>
               <w:t xml:space="preserve">      "status": "ok"</w:t>
               <w:br/>

--- a/LLDD/word/BE/Jobs/LLDD-BE-Job-5-ImportImpactSaleFromIAS.docx
+++ b/LLDD/word/BE/Jobs/LLDD-BE-Job-5-ImportImpactSaleFromIAS.docx
@@ -492,7 +492,7 @@
                 <w:rFonts w:ascii="Arial" w:hAnsi="Arial" w:eastAsia="Arial"/>
                 <w:sz w:val="18"/>
               </w:rPr>
-              <w:t>13 ชั่วโมง</w:t>
+              <w:t>16 ชั่วโมง</w:t>
             </w:r>
           </w:p>
         </w:tc>
@@ -658,7 +658,7 @@
         <w:keepLines/>
       </w:pPr>
       <w:r>
-        <w:t>Estimate: 13 ชั่วโมง</w:t>
+        <w:t>Estimate: 16 ชั่วโมง</w:t>
       </w:r>
     </w:p>
     <w:p>
@@ -7989,7 +7989,7 @@
         <w:br/>
         <w:t>-- [W] sales_transactions : ยอดขายรายวันดิบจากไฟล์ (4 หน้าต่างเวลา)</w:t>
         <w:br/>
-        <w:t>-- TODO: เติมคอลัมน์จริงจาก Database design และยืนยัน unique key ที่กันข้อมูลซ้ำตอน rerun</w:t>
+        <w:t>-- TODO: เติมคอลัมน์ payload จริงจาก Database design</w:t>
         <w:br/>
         <w:t>INSERT INTO sales_transactions</w:t>
         <w:br/>
@@ -7997,7 +7997,7 @@
         <w:br/>
         <w:t>VALUES (/* TODO: bind params ตามลำดับคอลัมน์ด้านบน */)</w:t>
         <w:br/>
-        <w:t>ON CONFLICT (/* TODO: unique key ที่ใช้กันซ้ำ */)</w:t>
+        <w:t>ON CONFLICT (sales_summary_id, txn_date, window_no)   -- unique key จริงตาม DDL ของ sales_transactions (ห้ามเดา)</w:t>
         <w:br/>
         <w:t>DO UPDATE SET /* TODO: คอลัมน์ที่ยอมให้ทับ */</w:t>
         <w:br/>
@@ -8032,13 +8032,15 @@
         <w:br/>
         <w:t>INSERT INTO interface_transactions</w:t>
         <w:br/>
-        <w:t xml:space="preserve">  (job_no, data_name, direction, status, business_key, period_key,</w:t>
+        <w:t xml:space="preserve">  (run_id, data_name, direction, status, business_key, period_key,</w:t>
         <w:br/>
         <w:t xml:space="preserve">   file_name, file_checksum, created_at)</w:t>
         <w:br/>
-        <w:t>VALUES ('5', $1 /* TODO: data_name ของ Job 5 */, $2 /* IN|OUT|INTERNAL */, 'READY',</w:t>
-        <w:br/>
-        <w:t xml:space="preserve">        $3 /* business key ของแถว */, $4 /* YYYYMM */, $5, $6, NOW())</w:t>
+        <w:t>VALUES ($1 /* run_id = correlation id ของรอบรัน Job 5 จาก application log */,</w:t>
+        <w:br/>
+        <w:t xml:space="preserve">        $2 /* TODO: data_name ของ Job 5 */, $3 /* IN|OUT|INTERNAL */, 'READY',</w:t>
+        <w:br/>
+        <w:t xml:space="preserve">        $4 /* business key ของแถว */, $5 /* YYYYMM */, $6, $7, NOW())</w:t>
         <w:br/>
         <w:t>ON CONFLICT (data_name, direction, business_key, period_key) DO NOTHING;</w:t>
       </w:r>

--- a/LLDD/word/BE/Jobs/LLDD-BE-Job-5-ImportImpactSaleFromIAS.docx
+++ b/LLDD/word/BE/Jobs/LLDD-BE-Job-5-ImportImpactSaleFromIAS.docx
@@ -5,7 +5,7 @@
     <w:p>
       <w:r>
         <w:rPr>
-          <w:rFonts w:ascii="Arial" w:hAnsi="Arial" w:eastAsia="Arial"/>
+          <w:rFonts w:ascii="Arial" w:hAnsi="Arial" w:eastAsia="Arial" w:cs="Tahoma"/>
           <w:b/>
           <w:color w:val="0B2545"/>
           <w:sz w:val="40"/>
@@ -58,7 +58,7 @@
             <w:r/>
             <w:r>
               <w:rPr>
-                <w:rFonts w:ascii="Arial" w:hAnsi="Arial" w:eastAsia="Arial"/>
+                <w:rFonts w:ascii="Arial" w:hAnsi="Arial" w:eastAsia="Arial" w:cs="Tahoma"/>
                 <w:b/>
                 <w:sz w:val="18"/>
               </w:rPr>
@@ -80,7 +80,7 @@
             <w:r/>
             <w:r>
               <w:rPr>
-                <w:rFonts w:ascii="Arial" w:hAnsi="Arial" w:eastAsia="Arial"/>
+                <w:rFonts w:ascii="Arial" w:hAnsi="Arial" w:eastAsia="Arial" w:cs="Tahoma"/>
                 <w:b/>
                 <w:sz w:val="18"/>
               </w:rPr>
@@ -105,13 +105,13 @@
             </w:pPr>
             <w:r>
               <w:rPr>
-                <w:rFonts w:ascii="Arial" w:hAnsi="Arial" w:eastAsia="Arial"/>
-                <w:sz w:val="18"/>
-              </w:rPr>
-            </w:r>
-            <w:r>
-              <w:rPr>
-                <w:rFonts w:ascii="Arial" w:hAnsi="Arial" w:eastAsia="Arial"/>
+                <w:rFonts w:ascii="Arial" w:hAnsi="Arial" w:eastAsia="Arial" w:cs="Tahoma"/>
+                <w:sz w:val="18"/>
+              </w:rPr>
+            </w:r>
+            <w:r>
+              <w:rPr>
+                <w:rFonts w:ascii="Arial" w:hAnsi="Arial" w:eastAsia="Arial" w:cs="Tahoma"/>
                 <w:sz w:val="18"/>
               </w:rPr>
               <w:t>วัตถุประสงค์</w:t>
@@ -130,13 +130,13 @@
             </w:pPr>
             <w:r>
               <w:rPr>
-                <w:rFonts w:ascii="Arial" w:hAnsi="Arial" w:eastAsia="Arial"/>
-                <w:sz w:val="18"/>
-              </w:rPr>
-            </w:r>
-            <w:r>
-              <w:rPr>
-                <w:rFonts w:ascii="Arial" w:hAnsi="Arial" w:eastAsia="Arial"/>
+                <w:rFonts w:ascii="Arial" w:hAnsi="Arial" w:eastAsia="Arial" w:cs="Tahoma"/>
+                <w:sz w:val="18"/>
+              </w:rPr>
+            </w:r>
+            <w:r>
+              <w:rPr>
+                <w:rFonts w:ascii="Arial" w:hAnsi="Arial" w:eastAsia="Arial" w:cs="Tahoma"/>
                 <w:sz w:val="18"/>
               </w:rPr>
               <w:t>ใช้เป็นรายละเอียดระดับพัฒนาสำหรับออกแบบ ลงมือพัฒนา ตรวจทาน และทดสอบขอบเขตที่ระบุในฉบับนี้</w:t>
@@ -160,13 +160,13 @@
             </w:pPr>
             <w:r>
               <w:rPr>
-                <w:rFonts w:ascii="Arial" w:hAnsi="Arial" w:eastAsia="Arial"/>
-                <w:sz w:val="18"/>
-              </w:rPr>
-            </w:r>
-            <w:r>
-              <w:rPr>
-                <w:rFonts w:ascii="Arial" w:hAnsi="Arial" w:eastAsia="Arial"/>
+                <w:rFonts w:ascii="Arial" w:hAnsi="Arial" w:eastAsia="Arial" w:cs="Tahoma"/>
+                <w:sz w:val="18"/>
+              </w:rPr>
+            </w:r>
+            <w:r>
+              <w:rPr>
+                <w:rFonts w:ascii="Arial" w:hAnsi="Arial" w:eastAsia="Arial" w:cs="Tahoma"/>
                 <w:sz w:val="18"/>
               </w:rPr>
               <w:t>ลำดับการอ่าน</w:t>
@@ -185,13 +185,13 @@
             </w:pPr>
             <w:r>
               <w:rPr>
-                <w:rFonts w:ascii="Arial" w:hAnsi="Arial" w:eastAsia="Arial"/>
-                <w:sz w:val="18"/>
-              </w:rPr>
-            </w:r>
-            <w:r>
-              <w:rPr>
-                <w:rFonts w:ascii="Arial" w:hAnsi="Arial" w:eastAsia="Arial"/>
+                <w:rFonts w:ascii="Arial" w:hAnsi="Arial" w:eastAsia="Arial" w:cs="Tahoma"/>
+                <w:sz w:val="18"/>
+              </w:rPr>
+            </w:r>
+            <w:r>
+              <w:rPr>
+                <w:rFonts w:ascii="Arial" w:hAnsi="Arial" w:eastAsia="Arial" w:cs="Tahoma"/>
                 <w:sz w:val="18"/>
               </w:rPr>
               <w:t>เริ่มจาก Overview และ Scope จากนั้นตรวจ Field/Validation, Implementation, Contract, Processing Flow, Acceptance Criteria และ Test Checklist ตามลำดับ</w:t>
@@ -215,13 +215,13 @@
             </w:pPr>
             <w:r>
               <w:rPr>
-                <w:rFonts w:ascii="Arial" w:hAnsi="Arial" w:eastAsia="Arial"/>
-                <w:sz w:val="18"/>
-              </w:rPr>
-            </w:r>
-            <w:r>
-              <w:rPr>
-                <w:rFonts w:ascii="Arial" w:hAnsi="Arial" w:eastAsia="Arial"/>
+                <w:rFonts w:ascii="Arial" w:hAnsi="Arial" w:eastAsia="Arial" w:cs="Tahoma"/>
+                <w:sz w:val="18"/>
+              </w:rPr>
+            </w:r>
+            <w:r>
+              <w:rPr>
+                <w:rFonts w:ascii="Arial" w:hAnsi="Arial" w:eastAsia="Arial" w:cs="Tahoma"/>
                 <w:sz w:val="18"/>
               </w:rPr>
               <w:t>ผลลัพธ์ที่คาดหวัง</w:t>
@@ -240,13 +240,13 @@
             </w:pPr>
             <w:r>
               <w:rPr>
-                <w:rFonts w:ascii="Arial" w:hAnsi="Arial" w:eastAsia="Arial"/>
-                <w:sz w:val="18"/>
-              </w:rPr>
-            </w:r>
-            <w:r>
-              <w:rPr>
-                <w:rFonts w:ascii="Arial" w:hAnsi="Arial" w:eastAsia="Arial"/>
+                <w:rFonts w:ascii="Arial" w:hAnsi="Arial" w:eastAsia="Arial" w:cs="Tahoma"/>
+                <w:sz w:val="18"/>
+              </w:rPr>
+            </w:r>
+            <w:r>
+              <w:rPr>
+                <w:rFonts w:ascii="Arial" w:hAnsi="Arial" w:eastAsia="Arial" w:cs="Tahoma"/>
                 <w:sz w:val="18"/>
               </w:rPr>
               <w:t>ผู้อ่านสามารถระบุ input, ขั้นตอนประมวลผล, output, เงื่อนไขผิดพลาด และหลักฐานการทดสอบได้จากเนื้อหาในฉบับเดียว</w:t>
@@ -270,13 +270,13 @@
             </w:pPr>
             <w:r>
               <w:rPr>
-                <w:rFonts w:ascii="Arial" w:hAnsi="Arial" w:eastAsia="Arial"/>
-                <w:sz w:val="18"/>
-              </w:rPr>
-            </w:r>
-            <w:r>
-              <w:rPr>
-                <w:rFonts w:ascii="Arial" w:hAnsi="Arial" w:eastAsia="Arial"/>
+                <w:rFonts w:ascii="Arial" w:hAnsi="Arial" w:eastAsia="Arial" w:cs="Tahoma"/>
+                <w:sz w:val="18"/>
+              </w:rPr>
+            </w:r>
+            <w:r>
+              <w:rPr>
+                <w:rFonts w:ascii="Arial" w:hAnsi="Arial" w:eastAsia="Arial" w:cs="Tahoma"/>
                 <w:sz w:val="18"/>
               </w:rPr>
               <w:t>Java เดิม</w:t>
@@ -295,13 +295,13 @@
             </w:pPr>
             <w:r>
               <w:rPr>
-                <w:rFonts w:ascii="Arial" w:hAnsi="Arial" w:eastAsia="Arial"/>
-                <w:sz w:val="18"/>
-              </w:rPr>
-            </w:r>
-            <w:r>
-              <w:rPr>
-                <w:rFonts w:ascii="Arial" w:hAnsi="Arial" w:eastAsia="Arial"/>
+                <w:rFonts w:ascii="Arial" w:hAnsi="Arial" w:eastAsia="Arial" w:cs="Tahoma"/>
+                <w:sz w:val="18"/>
+              </w:rPr>
+            </w:r>
+            <w:r>
+              <w:rPr>
+                <w:rFonts w:ascii="Arial" w:hAnsi="Arial" w:eastAsia="Arial" w:cs="Tahoma"/>
                 <w:sz w:val="18"/>
               </w:rPr>
               <w:t>ภาคผนวกท้ายฉบับระบุ source file, ช่วงบรรทัด และ code Java เดิมสำหรับตรวจเทียบ behavior ก่อนย้ายระบบ</w:t>
@@ -356,7 +356,7 @@
             <w:r/>
             <w:r>
               <w:rPr>
-                <w:rFonts w:ascii="Arial" w:hAnsi="Arial" w:eastAsia="Arial"/>
+                <w:rFonts w:ascii="Arial" w:hAnsi="Arial" w:eastAsia="Arial" w:cs="Tahoma"/>
                 <w:b/>
                 <w:sz w:val="18"/>
               </w:rPr>
@@ -378,7 +378,7 @@
             <w:r/>
             <w:r>
               <w:rPr>
-                <w:rFonts w:ascii="Arial" w:hAnsi="Arial" w:eastAsia="Arial"/>
+                <w:rFonts w:ascii="Arial" w:hAnsi="Arial" w:eastAsia="Arial" w:cs="Tahoma"/>
                 <w:b/>
                 <w:sz w:val="18"/>
               </w:rPr>
@@ -403,13 +403,13 @@
             </w:pPr>
             <w:r>
               <w:rPr>
-                <w:rFonts w:ascii="Arial" w:hAnsi="Arial" w:eastAsia="Arial"/>
-                <w:sz w:val="18"/>
-              </w:rPr>
-            </w:r>
-            <w:r>
-              <w:rPr>
-                <w:rFonts w:ascii="Arial" w:hAnsi="Arial" w:eastAsia="Arial"/>
+                <w:rFonts w:ascii="Arial" w:hAnsi="Arial" w:eastAsia="Arial" w:cs="Tahoma"/>
+                <w:sz w:val="18"/>
+              </w:rPr>
+            </w:r>
+            <w:r>
+              <w:rPr>
+                <w:rFonts w:ascii="Arial" w:hAnsi="Arial" w:eastAsia="Arial" w:cs="Tahoma"/>
                 <w:sz w:val="18"/>
               </w:rPr>
               <w:t>Track</w:t>
@@ -428,13 +428,13 @@
             </w:pPr>
             <w:r>
               <w:rPr>
-                <w:rFonts w:ascii="Arial" w:hAnsi="Arial" w:eastAsia="Arial"/>
-                <w:sz w:val="18"/>
-              </w:rPr>
-            </w:r>
-            <w:r>
-              <w:rPr>
-                <w:rFonts w:ascii="Arial" w:hAnsi="Arial" w:eastAsia="Arial"/>
+                <w:rFonts w:ascii="Arial" w:hAnsi="Arial" w:eastAsia="Arial" w:cs="Tahoma"/>
+                <w:sz w:val="18"/>
+              </w:rPr>
+            </w:r>
+            <w:r>
+              <w:rPr>
+                <w:rFonts w:ascii="Arial" w:hAnsi="Arial" w:eastAsia="Arial" w:cs="Tahoma"/>
                 <w:sz w:val="18"/>
               </w:rPr>
               <w:t>BE</w:t>
@@ -458,13 +458,13 @@
             </w:pPr>
             <w:r>
               <w:rPr>
-                <w:rFonts w:ascii="Arial" w:hAnsi="Arial" w:eastAsia="Arial"/>
-                <w:sz w:val="18"/>
-              </w:rPr>
-            </w:r>
-            <w:r>
-              <w:rPr>
-                <w:rFonts w:ascii="Arial" w:hAnsi="Arial" w:eastAsia="Arial"/>
+                <w:rFonts w:ascii="Arial" w:hAnsi="Arial" w:eastAsia="Arial" w:cs="Tahoma"/>
+                <w:sz w:val="18"/>
+              </w:rPr>
+            </w:r>
+            <w:r>
+              <w:rPr>
+                <w:rFonts w:ascii="Arial" w:hAnsi="Arial" w:eastAsia="Arial" w:cs="Tahoma"/>
                 <w:sz w:val="18"/>
               </w:rPr>
               <w:t>Estimate</w:t>
@@ -483,16 +483,24 @@
             </w:pPr>
             <w:r>
               <w:rPr>
-                <w:rFonts w:ascii="Arial" w:hAnsi="Arial" w:eastAsia="Arial"/>
-                <w:sz w:val="18"/>
-              </w:rPr>
-            </w:r>
-            <w:r>
-              <w:rPr>
-                <w:rFonts w:ascii="Arial" w:hAnsi="Arial" w:eastAsia="Arial"/>
-                <w:sz w:val="18"/>
-              </w:rPr>
-              <w:t>16 ชั่วโมง</w:t>
+                <w:rFonts w:ascii="Arial" w:hAnsi="Arial" w:eastAsia="Arial" w:cs="Tahoma"/>
+                <w:sz w:val="18"/>
+              </w:rPr>
+            </w:r>
+            <w:r>
+              <w:rPr>
+                <w:rFonts w:ascii="Arial" w:hAnsi="Arial" w:eastAsia="Arial" w:cs="Tahoma"/>
+                <w:b/>
+                <w:sz w:val="18"/>
+              </w:rPr>
+              <w:t>21 ชั่วโมง</w:t>
+            </w:r>
+            <w:r>
+              <w:rPr>
+                <w:rFonts w:ascii="Arial" w:hAnsi="Arial" w:eastAsia="Arial" w:cs="Tahoma"/>
+                <w:sz w:val="18"/>
+              </w:rPr>
+              <w:t xml:space="preserve"> = implementation 16 + unit test 5 (30%)</w:t>
             </w:r>
           </w:p>
         </w:tc>
@@ -513,13 +521,13 @@
             </w:pPr>
             <w:r>
               <w:rPr>
-                <w:rFonts w:ascii="Arial" w:hAnsi="Arial" w:eastAsia="Arial"/>
-                <w:sz w:val="18"/>
-              </w:rPr>
-            </w:r>
-            <w:r>
-              <w:rPr>
-                <w:rFonts w:ascii="Arial" w:hAnsi="Arial" w:eastAsia="Arial"/>
+                <w:rFonts w:ascii="Arial" w:hAnsi="Arial" w:eastAsia="Arial" w:cs="Tahoma"/>
+                <w:sz w:val="18"/>
+              </w:rPr>
+            </w:r>
+            <w:r>
+              <w:rPr>
+                <w:rFonts w:ascii="Arial" w:hAnsi="Arial" w:eastAsia="Arial" w:cs="Tahoma"/>
                 <w:sz w:val="18"/>
               </w:rPr>
               <w:t>Owner</w:t>
@@ -538,13 +546,13 @@
             </w:pPr>
             <w:r>
               <w:rPr>
-                <w:rFonts w:ascii="Arial" w:hAnsi="Arial" w:eastAsia="Arial"/>
-                <w:sz w:val="18"/>
-              </w:rPr>
-            </w:r>
-            <w:r>
-              <w:rPr>
-                <w:rFonts w:ascii="Arial" w:hAnsi="Arial" w:eastAsia="Arial"/>
+                <w:rFonts w:ascii="Arial" w:hAnsi="Arial" w:eastAsia="Arial" w:cs="Tahoma"/>
+                <w:sz w:val="18"/>
+              </w:rPr>
+            </w:r>
+            <w:r>
+              <w:rPr>
+                <w:rFonts w:ascii="Arial" w:hAnsi="Arial" w:eastAsia="Arial" w:cs="Tahoma"/>
                 <w:sz w:val="18"/>
               </w:rPr>
               <w:t>Peerakorn &lt;Pete&gt; Sakunkaewphithak</w:t>
@@ -568,16 +576,16 @@
             </w:pPr>
             <w:r>
               <w:rPr>
-                <w:rFonts w:ascii="Arial" w:hAnsi="Arial" w:eastAsia="Arial"/>
-                <w:sz w:val="18"/>
-              </w:rPr>
-            </w:r>
-            <w:r>
-              <w:rPr>
-                <w:rFonts w:ascii="Arial" w:hAnsi="Arial" w:eastAsia="Arial"/>
-                <w:sz w:val="18"/>
-              </w:rPr>
-              <w:t>Objective</w:t>
+                <w:rFonts w:ascii="Arial" w:hAnsi="Arial" w:eastAsia="Arial" w:cs="Tahoma"/>
+                <w:sz w:val="18"/>
+              </w:rPr>
+            </w:r>
+            <w:r>
+              <w:rPr>
+                <w:rFonts w:ascii="Arial" w:hAnsi="Arial" w:eastAsia="Arial" w:cs="Tahoma"/>
+                <w:sz w:val="18"/>
+              </w:rPr>
+              <w:t>Target repository</w:t>
             </w:r>
           </w:p>
         </w:tc>
@@ -593,13 +601,104 @@
             </w:pPr>
             <w:r>
               <w:rPr>
-                <w:rFonts w:ascii="Arial" w:hAnsi="Arial" w:eastAsia="Arial"/>
-                <w:sz w:val="18"/>
-              </w:rPr>
-            </w:r>
-            <w:r>
-              <w:rPr>
-                <w:rFonts w:ascii="Arial" w:hAnsi="Arial" w:eastAsia="Arial"/>
+                <w:rFonts w:ascii="Arial" w:hAnsi="Arial" w:eastAsia="Arial" w:cs="Tahoma"/>
+                <w:sz w:val="18"/>
+              </w:rPr>
+            </w:r>
+            <w:r>
+              <w:rPr>
+                <w:rFonts w:ascii="Courier New" w:hAnsi="Courier New" w:eastAsia="Courier New" w:cs="Tahoma"/>
+                <w:sz w:val="18"/>
+              </w:rPr>
+              <w:t>SBP/srm-sps-spsap-store-backend</w:t>
+            </w:r>
+            <w:r>
+              <w:rPr>
+                <w:rFonts w:ascii="Arial" w:hAnsi="Arial" w:eastAsia="Arial" w:cs="Tahoma"/>
+                <w:sz w:val="18"/>
+              </w:rPr>
+              <w:t xml:space="preserve"> (NestJS + TypeORM · schema </w:t>
+            </w:r>
+            <w:r>
+              <w:rPr>
+                <w:rFonts w:ascii="Courier New" w:hAnsi="Courier New" w:eastAsia="Courier New" w:cs="Tahoma"/>
+                <w:sz w:val="18"/>
+              </w:rPr>
+              <w:t>sps_store</w:t>
+            </w:r>
+            <w:r>
+              <w:rPr>
+                <w:rFonts w:ascii="Arial" w:hAnsi="Arial" w:eastAsia="Arial" w:cs="Tahoma"/>
+                <w:sz w:val="18"/>
+              </w:rPr>
+              <w:t xml:space="preserve">) — batch runner ฝั่ง backend </w:t>
+            </w:r>
+            <w:r>
+              <w:rPr>
+                <w:rFonts w:ascii="Arial" w:hAnsi="Arial" w:eastAsia="Arial" w:cs="Tahoma"/>
+                <w:b/>
+                <w:sz w:val="18"/>
+              </w:rPr>
+              <w:t>ไม่ผ่าน BFF</w:t>
+            </w:r>
+            <w:r>
+              <w:rPr>
+                <w:rFonts w:ascii="Arial" w:hAnsi="Arial" w:eastAsia="Arial" w:cs="Tahoma"/>
+                <w:sz w:val="18"/>
+              </w:rPr>
+              <w:t xml:space="preserve"> · cron/พารามิเตอร์อยู่ใน backend config (env/config file)</w:t>
+            </w:r>
+          </w:p>
+        </w:tc>
+      </w:tr>
+      <w:tr>
+        <w:trPr>
+          <w:cantSplit/>
+        </w:trPr>
+        <w:tc>
+          <w:tcPr>
+            <w:tcW w:type="dxa" w:w="5040"/>
+            <w:vAlign w:val="center"/>
+          </w:tcPr>
+          <w:p>
+            <w:pPr>
+              <w:keepLines/>
+              <w:spacing w:after="0"/>
+            </w:pPr>
+            <w:r>
+              <w:rPr>
+                <w:rFonts w:ascii="Arial" w:hAnsi="Arial" w:eastAsia="Arial" w:cs="Tahoma"/>
+                <w:sz w:val="18"/>
+              </w:rPr>
+            </w:r>
+            <w:r>
+              <w:rPr>
+                <w:rFonts w:ascii="Arial" w:hAnsi="Arial" w:eastAsia="Arial" w:cs="Tahoma"/>
+                <w:sz w:val="18"/>
+              </w:rPr>
+              <w:t>Objective</w:t>
+            </w:r>
+          </w:p>
+        </w:tc>
+        <w:tc>
+          <w:tcPr>
+            <w:tcW w:type="dxa" w:w="5040"/>
+            <w:vAlign w:val="center"/>
+          </w:tcPr>
+          <w:p>
+            <w:pPr>
+              <w:keepLines/>
+              <w:spacing w:after="0"/>
+            </w:pPr>
+            <w:r>
+              <w:rPr>
+                <w:rFonts w:ascii="Arial" w:hAnsi="Arial" w:eastAsia="Arial" w:cs="Tahoma"/>
+                <w:sz w:val="18"/>
+              </w:rPr>
+            </w:r>
+            <w:r>
+              <w:rPr>
+                <w:rFonts w:ascii="Arial" w:hAnsi="Arial" w:eastAsia="Arial" w:cs="Tahoma"/>
                 <w:sz w:val="18"/>
               </w:rPr>
               <w:t>รับยอดขายจาก IAS + คำนวณ Growth: อ่านไฟล์ตอบกลับยอดขาย AMS06001I จาก IAS บันทึกยอดขายรายวันลง sales_transactions คำนวณ sales_diff และ outlier ในหน้าต่าง 4 ช่วง × 15 วันรอบวันเปิดร้านใหม่ แล้วกำหนด sales_status = Y / N จาก growth_rate_diff</w:t>
@@ -677,6 +776,25 @@
       </w:pPr>
       <w:r>
         <w:t>Runbook, rerun rule, risk และ history ตามเอกสาร Batch v4.0 · ผลการรันเขียน application log แบบ structured</w:t>
+      </w:r>
+    </w:p>
+    <w:p>
+      <w:pPr>
+        <w:pStyle w:val="Heading1"/>
+        <w:keepNext/>
+        <w:keepLines/>
+        <w:pageBreakBefore w:val="0"/>
+      </w:pPr>
+      <w:r>
+        <w:t>3. Screenshot Reference</w:t>
+      </w:r>
+    </w:p>
+    <w:p>
+      <w:pPr>
+        <w:keepNext w:val="0"/>
+      </w:pPr>
+      <w:r>
+        <w:t>ไม่มีภาพหน้าจอสำหรับหัวข้อนี้ — เป็นเอกสารฝั่ง Backend/Batch ที่ไม่มี UI (ภาพหน้าจอทั้งหมดอยู่ในเอกสารชุด FE)</w:t>
       </w:r>
     </w:p>
     <w:p>
@@ -785,7 +903,7 @@
             <w:r/>
             <w:r>
               <w:rPr>
-                <w:rFonts w:ascii="Arial" w:hAnsi="Arial" w:eastAsia="Arial"/>
+                <w:rFonts w:ascii="Arial" w:hAnsi="Arial" w:eastAsia="Arial" w:cs="Tahoma"/>
                 <w:b/>
                 <w:sz w:val="18"/>
               </w:rPr>
@@ -807,7 +925,7 @@
             <w:r/>
             <w:r>
               <w:rPr>
-                <w:rFonts w:ascii="Arial" w:hAnsi="Arial" w:eastAsia="Arial"/>
+                <w:rFonts w:ascii="Arial" w:hAnsi="Arial" w:eastAsia="Arial" w:cs="Tahoma"/>
                 <w:b/>
                 <w:sz w:val="18"/>
               </w:rPr>
@@ -829,7 +947,7 @@
             <w:r/>
             <w:r>
               <w:rPr>
-                <w:rFonts w:ascii="Arial" w:hAnsi="Arial" w:eastAsia="Arial"/>
+                <w:rFonts w:ascii="Arial" w:hAnsi="Arial" w:eastAsia="Arial" w:cs="Tahoma"/>
                 <w:b/>
                 <w:sz w:val="18"/>
               </w:rPr>
@@ -851,7 +969,7 @@
             <w:r/>
             <w:r>
               <w:rPr>
-                <w:rFonts w:ascii="Arial" w:hAnsi="Arial" w:eastAsia="Arial"/>
+                <w:rFonts w:ascii="Arial" w:hAnsi="Arial" w:eastAsia="Arial" w:cs="Tahoma"/>
                 <w:b/>
                 <w:sz w:val="18"/>
               </w:rPr>
@@ -876,13 +994,13 @@
             </w:pPr>
             <w:r>
               <w:rPr>
-                <w:rFonts w:ascii="Arial" w:hAnsi="Arial" w:eastAsia="Arial"/>
-                <w:sz w:val="18"/>
-              </w:rPr>
-            </w:r>
-            <w:r>
-              <w:rPr>
-                <w:rFonts w:ascii="Arial" w:hAnsi="Arial" w:eastAsia="Arial"/>
+                <w:rFonts w:ascii="Arial" w:hAnsi="Arial" w:eastAsia="Arial" w:cs="Tahoma"/>
+                <w:sz w:val="18"/>
+              </w:rPr>
+            </w:r>
+            <w:r>
+              <w:rPr>
+                <w:rFonts w:ascii="Arial" w:hAnsi="Arial" w:eastAsia="Arial" w:cs="Tahoma"/>
                 <w:sz w:val="18"/>
               </w:rPr>
               <w:t>กำหนดการรัน (Cron)</w:t>
@@ -901,13 +1019,13 @@
             </w:pPr>
             <w:r>
               <w:rPr>
-                <w:rFonts w:ascii="Arial" w:hAnsi="Arial" w:eastAsia="Arial"/>
-                <w:sz w:val="18"/>
-              </w:rPr>
-            </w:r>
-            <w:r>
-              <w:rPr>
-                <w:rFonts w:ascii="Arial" w:hAnsi="Arial" w:eastAsia="Arial"/>
+                <w:rFonts w:ascii="Arial" w:hAnsi="Arial" w:eastAsia="Arial" w:cs="Tahoma"/>
+                <w:sz w:val="18"/>
+              </w:rPr>
+            </w:r>
+            <w:r>
+              <w:rPr>
+                <w:rFonts w:ascii="Arial" w:hAnsi="Arial" w:eastAsia="Arial" w:cs="Tahoma"/>
                 <w:sz w:val="18"/>
               </w:rPr>
               <w:t>30 16 7-16 * *</w:t>
@@ -926,13 +1044,13 @@
             </w:pPr>
             <w:r>
               <w:rPr>
-                <w:rFonts w:ascii="Arial" w:hAnsi="Arial" w:eastAsia="Arial"/>
-                <w:sz w:val="18"/>
-              </w:rPr>
-            </w:r>
-            <w:r>
-              <w:rPr>
-                <w:rFonts w:ascii="Arial" w:hAnsi="Arial" w:eastAsia="Arial"/>
+                <w:rFonts w:ascii="Arial" w:hAnsi="Arial" w:eastAsia="Arial" w:cs="Tahoma"/>
+                <w:sz w:val="18"/>
+              </w:rPr>
+            </w:r>
+            <w:r>
+              <w:rPr>
+                <w:rFonts w:ascii="Arial" w:hAnsi="Arial" w:eastAsia="Arial" w:cs="Tahoma"/>
                 <w:sz w:val="18"/>
               </w:rPr>
               <w:t>แก้ไขได้</w:t>
@@ -951,13 +1069,13 @@
             </w:pPr>
             <w:r>
               <w:rPr>
-                <w:rFonts w:ascii="Arial" w:hAnsi="Arial" w:eastAsia="Arial"/>
-                <w:sz w:val="18"/>
-              </w:rPr>
-            </w:r>
-            <w:r>
-              <w:rPr>
-                <w:rFonts w:ascii="Arial" w:hAnsi="Arial" w:eastAsia="Arial"/>
+                <w:rFonts w:ascii="Arial" w:hAnsi="Arial" w:eastAsia="Arial" w:cs="Tahoma"/>
+                <w:sz w:val="18"/>
+              </w:rPr>
+            </w:r>
+            <w:r>
+              <w:rPr>
+                <w:rFonts w:ascii="Arial" w:hAnsi="Arial" w:eastAsia="Arial" w:cs="Tahoma"/>
                 <w:sz w:val="18"/>
               </w:rPr>
               <w:t>30 นาทีหลัง Job 4</w:t>
@@ -981,13 +1099,13 @@
             </w:pPr>
             <w:r>
               <w:rPr>
-                <w:rFonts w:ascii="Arial" w:hAnsi="Arial" w:eastAsia="Arial"/>
-                <w:sz w:val="18"/>
-              </w:rPr>
-            </w:r>
-            <w:r>
-              <w:rPr>
-                <w:rFonts w:ascii="Arial" w:hAnsi="Arial" w:eastAsia="Arial"/>
+                <w:rFonts w:ascii="Arial" w:hAnsi="Arial" w:eastAsia="Arial" w:cs="Tahoma"/>
+                <w:sz w:val="18"/>
+              </w:rPr>
+            </w:r>
+            <w:r>
+              <w:rPr>
+                <w:rFonts w:ascii="Arial" w:hAnsi="Arial" w:eastAsia="Arial" w:cs="Tahoma"/>
                 <w:sz w:val="18"/>
               </w:rPr>
               <w:t>Input File</w:t>
@@ -1006,13 +1124,13 @@
             </w:pPr>
             <w:r>
               <w:rPr>
-                <w:rFonts w:ascii="Arial" w:hAnsi="Arial" w:eastAsia="Arial"/>
-                <w:sz w:val="18"/>
-              </w:rPr>
-            </w:r>
-            <w:r>
-              <w:rPr>
-                <w:rFonts w:ascii="Arial" w:hAnsi="Arial" w:eastAsia="Arial"/>
+                <w:rFonts w:ascii="Arial" w:hAnsi="Arial" w:eastAsia="Arial" w:cs="Tahoma"/>
+                <w:sz w:val="18"/>
+              </w:rPr>
+            </w:r>
+            <w:r>
+              <w:rPr>
+                <w:rFonts w:ascii="Arial" w:hAnsi="Arial" w:eastAsia="Arial" w:cs="Tahoma"/>
                 <w:sz w:val="18"/>
               </w:rPr>
               <w:t>AMS06001I_yyyyMMddHHmm.txt (WINDOWS-874, 4 ฟิลด์)</w:t>
@@ -1031,13 +1149,13 @@
             </w:pPr>
             <w:r>
               <w:rPr>
-                <w:rFonts w:ascii="Arial" w:hAnsi="Arial" w:eastAsia="Arial"/>
-                <w:sz w:val="18"/>
-              </w:rPr>
-            </w:r>
-            <w:r>
-              <w:rPr>
-                <w:rFonts w:ascii="Arial" w:hAnsi="Arial" w:eastAsia="Arial"/>
+                <w:rFonts w:ascii="Arial" w:hAnsi="Arial" w:eastAsia="Arial" w:cs="Tahoma"/>
+                <w:sz w:val="18"/>
+              </w:rPr>
+            </w:r>
+            <w:r>
+              <w:rPr>
+                <w:rFonts w:ascii="Arial" w:hAnsi="Arial" w:eastAsia="Arial" w:cs="Tahoma"/>
                 <w:sz w:val="18"/>
               </w:rPr>
               <w:t>ค่าคงที่/แก้ผ่านหน้าจอไม่ได้</w:t>
@@ -1056,13 +1174,13 @@
             </w:pPr>
             <w:r>
               <w:rPr>
-                <w:rFonts w:ascii="Arial" w:hAnsi="Arial" w:eastAsia="Arial"/>
-                <w:sz w:val="18"/>
-              </w:rPr>
-            </w:r>
-            <w:r>
-              <w:rPr>
-                <w:rFonts w:ascii="Arial" w:hAnsi="Arial" w:eastAsia="Arial"/>
+                <w:rFonts w:ascii="Arial" w:hAnsi="Arial" w:eastAsia="Arial" w:cs="Tahoma"/>
+                <w:sz w:val="18"/>
+              </w:rPr>
+            </w:r>
+            <w:r>
+              <w:rPr>
+                <w:rFonts w:ascii="Arial" w:hAnsi="Arial" w:eastAsia="Arial" w:cs="Tahoma"/>
                 <w:sz w:val="18"/>
               </w:rPr>
               <w:t>impacted_store_code | OPENDATE_N | SALES_DATE | SALES_AMOUNT</w:t>
@@ -1086,13 +1204,13 @@
             </w:pPr>
             <w:r>
               <w:rPr>
-                <w:rFonts w:ascii="Arial" w:hAnsi="Arial" w:eastAsia="Arial"/>
-                <w:sz w:val="18"/>
-              </w:rPr>
-            </w:r>
-            <w:r>
-              <w:rPr>
-                <w:rFonts w:ascii="Arial" w:hAnsi="Arial" w:eastAsia="Arial"/>
+                <w:rFonts w:ascii="Arial" w:hAnsi="Arial" w:eastAsia="Arial" w:cs="Tahoma"/>
+                <w:sz w:val="18"/>
+              </w:rPr>
+            </w:r>
+            <w:r>
+              <w:rPr>
+                <w:rFonts w:ascii="Arial" w:hAnsi="Arial" w:eastAsia="Arial" w:cs="Tahoma"/>
                 <w:sz w:val="18"/>
               </w:rPr>
               <w:t>หน้าต่างคำนวณ</w:t>
@@ -1111,13 +1229,13 @@
             </w:pPr>
             <w:r>
               <w:rPr>
-                <w:rFonts w:ascii="Arial" w:hAnsi="Arial" w:eastAsia="Arial"/>
-                <w:sz w:val="18"/>
-              </w:rPr>
-            </w:r>
-            <w:r>
-              <w:rPr>
-                <w:rFonts w:ascii="Arial" w:hAnsi="Arial" w:eastAsia="Arial"/>
+                <w:rFonts w:ascii="Arial" w:hAnsi="Arial" w:eastAsia="Arial" w:cs="Tahoma"/>
+                <w:sz w:val="18"/>
+              </w:rPr>
+            </w:r>
+            <w:r>
+              <w:rPr>
+                <w:rFonts w:ascii="Arial" w:hAnsi="Arial" w:eastAsia="Arial" w:cs="Tahoma"/>
                 <w:sz w:val="18"/>
               </w:rPr>
               <w:t>4 ช่วง × 15 วัน รอบ OPENDATE_N (ไม่รวมวันเปิด)</w:t>
@@ -1136,13 +1254,13 @@
             </w:pPr>
             <w:r>
               <w:rPr>
-                <w:rFonts w:ascii="Arial" w:hAnsi="Arial" w:eastAsia="Arial"/>
-                <w:sz w:val="18"/>
-              </w:rPr>
-            </w:r>
-            <w:r>
-              <w:rPr>
-                <w:rFonts w:ascii="Arial" w:hAnsi="Arial" w:eastAsia="Arial"/>
+                <w:rFonts w:ascii="Arial" w:hAnsi="Arial" w:eastAsia="Arial" w:cs="Tahoma"/>
+                <w:sz w:val="18"/>
+              </w:rPr>
+            </w:r>
+            <w:r>
+              <w:rPr>
+                <w:rFonts w:ascii="Arial" w:hAnsi="Arial" w:eastAsia="Arial" w:cs="Tahoma"/>
                 <w:sz w:val="18"/>
               </w:rPr>
               <w:t>ค่าคงที่/แก้ผ่านหน้าจอไม่ได้</w:t>
@@ -1161,7 +1279,7 @@
             </w:pPr>
             <w:r>
               <w:rPr>
-                <w:rFonts w:ascii="Arial" w:hAnsi="Arial" w:eastAsia="Arial"/>
+                <w:rFonts w:ascii="Arial" w:hAnsi="Arial" w:eastAsia="Arial" w:cs="Tahoma"/>
                 <w:sz w:val="18"/>
               </w:rPr>
             </w:r>
@@ -1184,13 +1302,13 @@
             </w:pPr>
             <w:r>
               <w:rPr>
-                <w:rFonts w:ascii="Arial" w:hAnsi="Arial" w:eastAsia="Arial"/>
-                <w:sz w:val="18"/>
-              </w:rPr>
-            </w:r>
-            <w:r>
-              <w:rPr>
-                <w:rFonts w:ascii="Arial" w:hAnsi="Arial" w:eastAsia="Arial"/>
+                <w:rFonts w:ascii="Arial" w:hAnsi="Arial" w:eastAsia="Arial" w:cs="Tahoma"/>
+                <w:sz w:val="18"/>
+              </w:rPr>
+            </w:r>
+            <w:r>
+              <w:rPr>
+                <w:rFonts w:ascii="Arial" w:hAnsi="Arial" w:eastAsia="Arial" w:cs="Tahoma"/>
                 <w:sz w:val="18"/>
               </w:rPr>
               <w:t>เกณฑ์ Outlier</w:t>
@@ -1209,13 +1327,13 @@
             </w:pPr>
             <w:r>
               <w:rPr>
-                <w:rFonts w:ascii="Arial" w:hAnsi="Arial" w:eastAsia="Arial"/>
-                <w:sz w:val="18"/>
-              </w:rPr>
-            </w:r>
-            <w:r>
-              <w:rPr>
-                <w:rFonts w:ascii="Arial" w:hAnsi="Arial" w:eastAsia="Arial"/>
+                <w:rFonts w:ascii="Arial" w:hAnsi="Arial" w:eastAsia="Arial" w:cs="Tahoma"/>
+                <w:sz w:val="18"/>
+              </w:rPr>
+            </w:r>
+            <w:r>
+              <w:rPr>
+                <w:rFonts w:ascii="Arial" w:hAnsi="Arial" w:eastAsia="Arial" w:cs="Tahoma"/>
                 <w:sz w:val="18"/>
               </w:rPr>
               <w:t>|sales_diff| ≥ 50</w:t>
@@ -1234,13 +1352,13 @@
             </w:pPr>
             <w:r>
               <w:rPr>
-                <w:rFonts w:ascii="Arial" w:hAnsi="Arial" w:eastAsia="Arial"/>
-                <w:sz w:val="18"/>
-              </w:rPr>
-            </w:r>
-            <w:r>
-              <w:rPr>
-                <w:rFonts w:ascii="Arial" w:hAnsi="Arial" w:eastAsia="Arial"/>
+                <w:rFonts w:ascii="Arial" w:hAnsi="Arial" w:eastAsia="Arial" w:cs="Tahoma"/>
+                <w:sz w:val="18"/>
+              </w:rPr>
+            </w:r>
+            <w:r>
+              <w:rPr>
+                <w:rFonts w:ascii="Arial" w:hAnsi="Arial" w:eastAsia="Arial" w:cs="Tahoma"/>
                 <w:sz w:val="18"/>
               </w:rPr>
               <w:t>ค่าคงที่/แก้ผ่านหน้าจอไม่ได้</w:t>
@@ -1259,13 +1377,13 @@
             </w:pPr>
             <w:r>
               <w:rPr>
-                <w:rFonts w:ascii="Arial" w:hAnsi="Arial" w:eastAsia="Arial"/>
-                <w:sz w:val="18"/>
-              </w:rPr>
-            </w:r>
-            <w:r>
-              <w:rPr>
-                <w:rFonts w:ascii="Arial" w:hAnsi="Arial" w:eastAsia="Arial"/>
+                <w:rFonts w:ascii="Arial" w:hAnsi="Arial" w:eastAsia="Arial" w:cs="Tahoma"/>
+                <w:sz w:val="18"/>
+              </w:rPr>
+            </w:r>
+            <w:r>
+              <w:rPr>
+                <w:rFonts w:ascii="Arial" w:hAnsi="Arial" w:eastAsia="Arial" w:cs="Tahoma"/>
                 <w:sz w:val="18"/>
               </w:rPr>
               <w:t>literal ในโค้ด — เปลี่ยนต้องอนุมัติธุรกิจ (8.2)</w:t>
@@ -1289,13 +1407,13 @@
             </w:pPr>
             <w:r>
               <w:rPr>
-                <w:rFonts w:ascii="Arial" w:hAnsi="Arial" w:eastAsia="Arial"/>
-                <w:sz w:val="18"/>
-              </w:rPr>
-            </w:r>
-            <w:r>
-              <w:rPr>
-                <w:rFonts w:ascii="Arial" w:hAnsi="Arial" w:eastAsia="Arial"/>
+                <w:rFonts w:ascii="Arial" w:hAnsi="Arial" w:eastAsia="Arial" w:cs="Tahoma"/>
+                <w:sz w:val="18"/>
+              </w:rPr>
+            </w:r>
+            <w:r>
+              <w:rPr>
+                <w:rFonts w:ascii="Arial" w:hAnsi="Arial" w:eastAsia="Arial" w:cs="Tahoma"/>
                 <w:sz w:val="18"/>
               </w:rPr>
               <w:t>วันทำการคาดหวัง</w:t>
@@ -1314,13 +1432,13 @@
             </w:pPr>
             <w:r>
               <w:rPr>
-                <w:rFonts w:ascii="Arial" w:hAnsi="Arial" w:eastAsia="Arial"/>
-                <w:sz w:val="18"/>
-              </w:rPr>
-            </w:r>
-            <w:r>
-              <w:rPr>
-                <w:rFonts w:ascii="Arial" w:hAnsi="Arial" w:eastAsia="Arial"/>
+                <w:rFonts w:ascii="Arial" w:hAnsi="Arial" w:eastAsia="Arial" w:cs="Tahoma"/>
+                <w:sz w:val="18"/>
+              </w:rPr>
+            </w:r>
+            <w:r>
+              <w:rPr>
+                <w:rFonts w:ascii="Arial" w:hAnsi="Arial" w:eastAsia="Arial" w:cs="Tahoma"/>
                 <w:sz w:val="18"/>
               </w:rPr>
               <w:t>60</w:t>
@@ -1339,13 +1457,13 @@
             </w:pPr>
             <w:r>
               <w:rPr>
-                <w:rFonts w:ascii="Arial" w:hAnsi="Arial" w:eastAsia="Arial"/>
-                <w:sz w:val="18"/>
-              </w:rPr>
-            </w:r>
-            <w:r>
-              <w:rPr>
-                <w:rFonts w:ascii="Arial" w:hAnsi="Arial" w:eastAsia="Arial"/>
+                <w:rFonts w:ascii="Arial" w:hAnsi="Arial" w:eastAsia="Arial" w:cs="Tahoma"/>
+                <w:sz w:val="18"/>
+              </w:rPr>
+            </w:r>
+            <w:r>
+              <w:rPr>
+                <w:rFonts w:ascii="Arial" w:hAnsi="Arial" w:eastAsia="Arial" w:cs="Tahoma"/>
                 <w:sz w:val="18"/>
               </w:rPr>
               <w:t>ค่าคงที่/แก้ผ่านหน้าจอไม่ได้</w:t>
@@ -1364,13 +1482,13 @@
             </w:pPr>
             <w:r>
               <w:rPr>
-                <w:rFonts w:ascii="Arial" w:hAnsi="Arial" w:eastAsia="Arial"/>
-                <w:sz w:val="18"/>
-              </w:rPr>
-            </w:r>
-            <w:r>
-              <w:rPr>
-                <w:rFonts w:ascii="Arial" w:hAnsi="Arial" w:eastAsia="Arial"/>
+                <w:rFonts w:ascii="Arial" w:hAnsi="Arial" w:eastAsia="Arial" w:cs="Tahoma"/>
+                <w:sz w:val="18"/>
+              </w:rPr>
+            </w:r>
+            <w:r>
+              <w:rPr>
+                <w:rFonts w:ascii="Arial" w:hAnsi="Arial" w:eastAsia="Arial" w:cs="Tahoma"/>
                 <w:sz w:val="18"/>
               </w:rPr>
               <w:t>ถ้าไม่เท่า 60 → pre-accept เป็น Y ทันที</w:t>
@@ -1394,13 +1512,13 @@
             </w:pPr>
             <w:r>
               <w:rPr>
-                <w:rFonts w:ascii="Arial" w:hAnsi="Arial" w:eastAsia="Arial"/>
-                <w:sz w:val="18"/>
-              </w:rPr>
-            </w:r>
-            <w:r>
-              <w:rPr>
-                <w:rFonts w:ascii="Arial" w:hAnsi="Arial" w:eastAsia="Arial"/>
+                <w:rFonts w:ascii="Arial" w:hAnsi="Arial" w:eastAsia="Arial" w:cs="Tahoma"/>
+                <w:sz w:val="18"/>
+              </w:rPr>
+            </w:r>
+            <w:r>
+              <w:rPr>
+                <w:rFonts w:ascii="Arial" w:hAnsi="Arial" w:eastAsia="Arial" w:cs="Tahoma"/>
                 <w:sz w:val="18"/>
               </w:rPr>
               <w:t>กฎ Pre-accept</w:t>
@@ -1419,13 +1537,13 @@
             </w:pPr>
             <w:r>
               <w:rPr>
-                <w:rFonts w:ascii="Arial" w:hAnsi="Arial" w:eastAsia="Arial"/>
-                <w:sz w:val="18"/>
-              </w:rPr>
-            </w:r>
-            <w:r>
-              <w:rPr>
-                <w:rFonts w:ascii="Arial" w:hAnsi="Arial" w:eastAsia="Arial"/>
+                <w:rFonts w:ascii="Arial" w:hAnsi="Arial" w:eastAsia="Arial" w:cs="Tahoma"/>
+                <w:sz w:val="18"/>
+              </w:rPr>
+            </w:r>
+            <w:r>
+              <w:rPr>
+                <w:rFonts w:ascii="Arial" w:hAnsi="Arial" w:eastAsia="Arial" w:cs="Tahoma"/>
                 <w:sz w:val="18"/>
               </w:rPr>
               <w:t>อายุร้าน &lt; 12 เดือน 15 วัน หรือวันทำการ &lt; 60 → Y</w:t>
@@ -1444,13 +1562,13 @@
             </w:pPr>
             <w:r>
               <w:rPr>
-                <w:rFonts w:ascii="Arial" w:hAnsi="Arial" w:eastAsia="Arial"/>
-                <w:sz w:val="18"/>
-              </w:rPr>
-            </w:r>
-            <w:r>
-              <w:rPr>
-                <w:rFonts w:ascii="Arial" w:hAnsi="Arial" w:eastAsia="Arial"/>
+                <w:rFonts w:ascii="Arial" w:hAnsi="Arial" w:eastAsia="Arial" w:cs="Tahoma"/>
+                <w:sz w:val="18"/>
+              </w:rPr>
+            </w:r>
+            <w:r>
+              <w:rPr>
+                <w:rFonts w:ascii="Arial" w:hAnsi="Arial" w:eastAsia="Arial" w:cs="Tahoma"/>
                 <w:sz w:val="18"/>
               </w:rPr>
               <w:t>ค่าคงที่/แก้ผ่านหน้าจอไม่ได้</w:t>
@@ -1469,7 +1587,7 @@
             </w:pPr>
             <w:r>
               <w:rPr>
-                <w:rFonts w:ascii="Arial" w:hAnsi="Arial" w:eastAsia="Arial"/>
+                <w:rFonts w:ascii="Arial" w:hAnsi="Arial" w:eastAsia="Arial" w:cs="Tahoma"/>
                 <w:sz w:val="18"/>
               </w:rPr>
             </w:r>
@@ -1480,13 +1598,13 @@
     <w:p/>
     <w:p>
       <w:pPr>
-        <w:pStyle w:val="Heading1"/>
+        <w:pStyle w:val="Heading2"/>
         <w:keepNext/>
         <w:keepLines/>
         <w:pageBreakBefore w:val="0"/>
       </w:pPr>
       <w:r>
-        <w:t>5.1 Input / Progress / Output Contract</w:t>
+        <w:t>5.9 Input / Progress / Output Contract</w:t>
       </w:r>
     </w:p>
     <w:tbl>
@@ -1518,7 +1636,7 @@
             <w:r/>
             <w:r>
               <w:rPr>
-                <w:rFonts w:ascii="Arial" w:hAnsi="Arial" w:eastAsia="Arial"/>
+                <w:rFonts w:ascii="Arial" w:hAnsi="Arial" w:eastAsia="Arial" w:cs="Tahoma"/>
                 <w:b/>
                 <w:sz w:val="18"/>
               </w:rPr>
@@ -1540,7 +1658,7 @@
             <w:r/>
             <w:r>
               <w:rPr>
-                <w:rFonts w:ascii="Arial" w:hAnsi="Arial" w:eastAsia="Arial"/>
+                <w:rFonts w:ascii="Arial" w:hAnsi="Arial" w:eastAsia="Arial" w:cs="Tahoma"/>
                 <w:b/>
                 <w:sz w:val="18"/>
               </w:rPr>
@@ -1565,13 +1683,13 @@
             </w:pPr>
             <w:r>
               <w:rPr>
-                <w:rFonts w:ascii="Arial" w:hAnsi="Arial" w:eastAsia="Arial"/>
-                <w:sz w:val="18"/>
-              </w:rPr>
-            </w:r>
-            <w:r>
-              <w:rPr>
-                <w:rFonts w:ascii="Arial" w:hAnsi="Arial" w:eastAsia="Arial"/>
+                <w:rFonts w:ascii="Arial" w:hAnsi="Arial" w:eastAsia="Arial" w:cs="Tahoma"/>
+                <w:sz w:val="18"/>
+              </w:rPr>
+            </w:r>
+            <w:r>
+              <w:rPr>
+                <w:rFonts w:ascii="Arial" w:hAnsi="Arial" w:eastAsia="Arial" w:cs="Tahoma"/>
                 <w:sz w:val="18"/>
               </w:rPr>
               <w:t>Input</w:t>
@@ -1590,13 +1708,13 @@
             </w:pPr>
             <w:r>
               <w:rPr>
-                <w:rFonts w:ascii="Arial" w:hAnsi="Arial" w:eastAsia="Arial"/>
-                <w:sz w:val="18"/>
-              </w:rPr>
-            </w:r>
-            <w:r>
-              <w:rPr>
-                <w:rFonts w:ascii="Arial" w:hAnsi="Arial" w:eastAsia="Arial"/>
+                <w:rFonts w:ascii="Arial" w:hAnsi="Arial" w:eastAsia="Arial" w:cs="Tahoma"/>
+                <w:sz w:val="18"/>
+              </w:rPr>
+            </w:r>
+            <w:r>
+              <w:rPr>
+                <w:rFonts w:ascii="Arial" w:hAnsi="Arial" w:eastAsia="Arial" w:cs="Tahoma"/>
                 <w:sz w:val="18"/>
               </w:rPr>
               <w:t>IAS sales response files from configured source path; file name pattern and pipe-delimited daily sales records.</w:t>
@@ -1620,13 +1738,13 @@
             </w:pPr>
             <w:r>
               <w:rPr>
-                <w:rFonts w:ascii="Arial" w:hAnsi="Arial" w:eastAsia="Arial"/>
-                <w:sz w:val="18"/>
-              </w:rPr>
-            </w:r>
-            <w:r>
-              <w:rPr>
-                <w:rFonts w:ascii="Arial" w:hAnsi="Arial" w:eastAsia="Arial"/>
+                <w:rFonts w:ascii="Arial" w:hAnsi="Arial" w:eastAsia="Arial" w:cs="Tahoma"/>
+                <w:sz w:val="18"/>
+              </w:rPr>
+            </w:r>
+            <w:r>
+              <w:rPr>
+                <w:rFonts w:ascii="Arial" w:hAnsi="Arial" w:eastAsia="Arial" w:cs="Tahoma"/>
                 <w:sz w:val="18"/>
               </w:rPr>
               <w:t>Progress</w:t>
@@ -1645,13 +1763,13 @@
             </w:pPr>
             <w:r>
               <w:rPr>
-                <w:rFonts w:ascii="Arial" w:hAnsi="Arial" w:eastAsia="Arial"/>
-                <w:sz w:val="18"/>
-              </w:rPr>
-            </w:r>
-            <w:r>
-              <w:rPr>
-                <w:rFonts w:ascii="Arial" w:hAnsi="Arial" w:eastAsia="Arial"/>
+                <w:rFonts w:ascii="Arial" w:hAnsi="Arial" w:eastAsia="Arial" w:cs="Tahoma"/>
+                <w:sz w:val="18"/>
+              </w:rPr>
+            </w:r>
+            <w:r>
+              <w:rPr>
+                <w:rFonts w:ascii="Arial" w:hAnsi="Arial" w:eastAsia="Arial" w:cs="Tahoma"/>
                 <w:sz w:val="18"/>
               </w:rPr>
               <w:t>scan files, validate pattern, parse daily sales windows, derive before/after impact metrics, write transaction rows, update working-day counts and growth status, backup processed files.</w:t>
@@ -1675,13 +1793,13 @@
             </w:pPr>
             <w:r>
               <w:rPr>
-                <w:rFonts w:ascii="Arial" w:hAnsi="Arial" w:eastAsia="Arial"/>
-                <w:sz w:val="18"/>
-              </w:rPr>
-            </w:r>
-            <w:r>
-              <w:rPr>
-                <w:rFonts w:ascii="Arial" w:hAnsi="Arial" w:eastAsia="Arial"/>
+                <w:rFonts w:ascii="Arial" w:hAnsi="Arial" w:eastAsia="Arial" w:cs="Tahoma"/>
+                <w:sz w:val="18"/>
+              </w:rPr>
+            </w:r>
+            <w:r>
+              <w:rPr>
+                <w:rFonts w:ascii="Arial" w:hAnsi="Arial" w:eastAsia="Arial" w:cs="Tahoma"/>
                 <w:sz w:val="18"/>
               </w:rPr>
               <w:t>Output</w:t>
@@ -1700,13 +1818,13 @@
             </w:pPr>
             <w:r>
               <w:rPr>
-                <w:rFonts w:ascii="Arial" w:hAnsi="Arial" w:eastAsia="Arial"/>
-                <w:sz w:val="18"/>
-              </w:rPr>
-            </w:r>
-            <w:r>
-              <w:rPr>
-                <w:rFonts w:ascii="Arial" w:hAnsi="Arial" w:eastAsia="Arial"/>
+                <w:rFonts w:ascii="Arial" w:hAnsi="Arial" w:eastAsia="Arial" w:cs="Tahoma"/>
+                <w:sz w:val="18"/>
+              </w:rPr>
+            </w:r>
+            <w:r>
+              <w:rPr>
+                <w:rFonts w:ascii="Arial" w:hAnsi="Arial" w:eastAsia="Arial" w:cs="Tahoma"/>
                 <w:sz w:val="18"/>
               </w:rPr>
               <w:t>FGI_IMPACT_STORE_SALES_TRN and FGI_IMPACT_STORE_SALES updated; confirm-receive rows written; source file moved to backup or error recorded.</w:t>
@@ -1766,7 +1884,7 @@
             <w:r/>
             <w:r>
               <w:rPr>
-                <w:rFonts w:ascii="Arial" w:hAnsi="Arial" w:eastAsia="Arial"/>
+                <w:rFonts w:ascii="Arial" w:hAnsi="Arial" w:eastAsia="Arial" w:cs="Tahoma"/>
                 <w:b/>
                 <w:sz w:val="18"/>
               </w:rPr>
@@ -1788,7 +1906,7 @@
             <w:r/>
             <w:r>
               <w:rPr>
-                <w:rFonts w:ascii="Arial" w:hAnsi="Arial" w:eastAsia="Arial"/>
+                <w:rFonts w:ascii="Arial" w:hAnsi="Arial" w:eastAsia="Arial" w:cs="Tahoma"/>
                 <w:b/>
                 <w:sz w:val="18"/>
               </w:rPr>
@@ -1810,7 +1928,7 @@
             <w:r/>
             <w:r>
               <w:rPr>
-                <w:rFonts w:ascii="Arial" w:hAnsi="Arial" w:eastAsia="Arial"/>
+                <w:rFonts w:ascii="Arial" w:hAnsi="Arial" w:eastAsia="Arial" w:cs="Tahoma"/>
                 <w:b/>
                 <w:sz w:val="18"/>
               </w:rPr>
@@ -1832,7 +1950,7 @@
             <w:r/>
             <w:r>
               <w:rPr>
-                <w:rFonts w:ascii="Arial" w:hAnsi="Arial" w:eastAsia="Arial"/>
+                <w:rFonts w:ascii="Arial" w:hAnsi="Arial" w:eastAsia="Arial" w:cs="Tahoma"/>
                 <w:b/>
                 <w:sz w:val="18"/>
               </w:rPr>
@@ -1857,13 +1975,13 @@
             </w:pPr>
             <w:r>
               <w:rPr>
-                <w:rFonts w:ascii="Arial" w:hAnsi="Arial" w:eastAsia="Arial"/>
-                <w:sz w:val="18"/>
-              </w:rPr>
-            </w:r>
-            <w:r>
-              <w:rPr>
-                <w:rFonts w:ascii="Arial" w:hAnsi="Arial" w:eastAsia="Arial"/>
+                <w:rFonts w:ascii="Arial" w:hAnsi="Arial" w:eastAsia="Arial" w:cs="Tahoma"/>
+                <w:sz w:val="18"/>
+              </w:rPr>
+            </w:r>
+            <w:r>
+              <w:rPr>
+                <w:rFonts w:ascii="Arial" w:hAnsi="Arial" w:eastAsia="Arial" w:cs="Tahoma"/>
                 <w:sz w:val="18"/>
               </w:rPr>
               <w:t>1</w:t>
@@ -1882,13 +2000,13 @@
             </w:pPr>
             <w:r>
               <w:rPr>
-                <w:rFonts w:ascii="Arial" w:hAnsi="Arial" w:eastAsia="Arial"/>
-                <w:sz w:val="18"/>
-              </w:rPr>
-            </w:r>
-            <w:r>
-              <w:rPr>
-                <w:rFonts w:ascii="Arial" w:hAnsi="Arial" w:eastAsia="Arial"/>
+                <w:rFonts w:ascii="Arial" w:hAnsi="Arial" w:eastAsia="Arial" w:cs="Tahoma"/>
+                <w:sz w:val="18"/>
+              </w:rPr>
+            </w:r>
+            <w:r>
+              <w:rPr>
+                <w:rFonts w:ascii="Arial" w:hAnsi="Arial" w:eastAsia="Arial" w:cs="Tahoma"/>
                 <w:sz w:val="18"/>
               </w:rPr>
               <w:t>downloadAndStageIasSales</w:t>
@@ -1907,13 +2025,13 @@
             </w:pPr>
             <w:r>
               <w:rPr>
-                <w:rFonts w:ascii="Arial" w:hAnsi="Arial" w:eastAsia="Arial"/>
-                <w:sz w:val="18"/>
-              </w:rPr>
-            </w:r>
-            <w:r>
-              <w:rPr>
-                <w:rFonts w:ascii="Arial" w:hAnsi="Arial" w:eastAsia="Arial"/>
+                <w:rFonts w:ascii="Arial" w:hAnsi="Arial" w:eastAsia="Arial" w:cs="Tahoma"/>
+                <w:sz w:val="18"/>
+              </w:rPr>
+            </w:r>
+            <w:r>
+              <w:rPr>
+                <w:rFonts w:ascii="Arial" w:hAnsi="Arial" w:eastAsia="Arial" w:cs="Tahoma"/>
                 <w:sz w:val="18"/>
               </w:rPr>
               <w:t>iasSalesRepository</w:t>
@@ -1932,13 +2050,13 @@
             </w:pPr>
             <w:r>
               <w:rPr>
-                <w:rFonts w:ascii="Arial" w:hAnsi="Arial" w:eastAsia="Arial"/>
-                <w:sz w:val="18"/>
-              </w:rPr>
-            </w:r>
-            <w:r>
-              <w:rPr>
-                <w:rFonts w:ascii="Arial" w:hAnsi="Arial" w:eastAsia="Arial"/>
+                <w:rFonts w:ascii="Arial" w:hAnsi="Arial" w:eastAsia="Arial" w:cs="Tahoma"/>
+                <w:sz w:val="18"/>
+              </w:rPr>
+            </w:r>
+            <w:r>
+              <w:rPr>
+                <w:rFonts w:ascii="Arial" w:hAnsi="Arial" w:eastAsia="Arial" w:cs="Tahoma"/>
                 <w:sz w:val="18"/>
               </w:rPr>
               <w:t>คืน metrics และ throw typed error; transaction/rerun ใช้ contract ด้านล่าง</w:t>
@@ -1962,13 +2080,13 @@
             </w:pPr>
             <w:r>
               <w:rPr>
-                <w:rFonts w:ascii="Arial" w:hAnsi="Arial" w:eastAsia="Arial"/>
-                <w:sz w:val="18"/>
-              </w:rPr>
-            </w:r>
-            <w:r>
-              <w:rPr>
-                <w:rFonts w:ascii="Arial" w:hAnsi="Arial" w:eastAsia="Arial"/>
+                <w:rFonts w:ascii="Arial" w:hAnsi="Arial" w:eastAsia="Arial" w:cs="Tahoma"/>
+                <w:sz w:val="18"/>
+              </w:rPr>
+            </w:r>
+            <w:r>
+              <w:rPr>
+                <w:rFonts w:ascii="Arial" w:hAnsi="Arial" w:eastAsia="Arial" w:cs="Tahoma"/>
                 <w:sz w:val="18"/>
               </w:rPr>
               <w:t>2</w:t>
@@ -1987,13 +2105,13 @@
             </w:pPr>
             <w:r>
               <w:rPr>
-                <w:rFonts w:ascii="Arial" w:hAnsi="Arial" w:eastAsia="Arial"/>
-                <w:sz w:val="18"/>
-              </w:rPr>
-            </w:r>
-            <w:r>
-              <w:rPr>
-                <w:rFonts w:ascii="Arial" w:hAnsi="Arial" w:eastAsia="Arial"/>
+                <w:rFonts w:ascii="Arial" w:hAnsi="Arial" w:eastAsia="Arial" w:cs="Tahoma"/>
+                <w:sz w:val="18"/>
+              </w:rPr>
+            </w:r>
+            <w:r>
+              <w:rPr>
+                <w:rFonts w:ascii="Arial" w:hAnsi="Arial" w:eastAsia="Arial" w:cs="Tahoma"/>
                 <w:sz w:val="18"/>
               </w:rPr>
               <w:t>validateSalesWindows</w:t>
@@ -2012,13 +2130,13 @@
             </w:pPr>
             <w:r>
               <w:rPr>
-                <w:rFonts w:ascii="Arial" w:hAnsi="Arial" w:eastAsia="Arial"/>
-                <w:sz w:val="18"/>
-              </w:rPr>
-            </w:r>
-            <w:r>
-              <w:rPr>
-                <w:rFonts w:ascii="Arial" w:hAnsi="Arial" w:eastAsia="Arial"/>
+                <w:rFonts w:ascii="Arial" w:hAnsi="Arial" w:eastAsia="Arial" w:cs="Tahoma"/>
+                <w:sz w:val="18"/>
+              </w:rPr>
+            </w:r>
+            <w:r>
+              <w:rPr>
+                <w:rFonts w:ascii="Arial" w:hAnsi="Arial" w:eastAsia="Arial" w:cs="Tahoma"/>
                 <w:sz w:val="18"/>
               </w:rPr>
               <w:t>iasSalesRepository</w:t>
@@ -2037,13 +2155,13 @@
             </w:pPr>
             <w:r>
               <w:rPr>
-                <w:rFonts w:ascii="Arial" w:hAnsi="Arial" w:eastAsia="Arial"/>
-                <w:sz w:val="18"/>
-              </w:rPr>
-            </w:r>
-            <w:r>
-              <w:rPr>
-                <w:rFonts w:ascii="Arial" w:hAnsi="Arial" w:eastAsia="Arial"/>
+                <w:rFonts w:ascii="Arial" w:hAnsi="Arial" w:eastAsia="Arial" w:cs="Tahoma"/>
+                <w:sz w:val="18"/>
+              </w:rPr>
+            </w:r>
+            <w:r>
+              <w:rPr>
+                <w:rFonts w:ascii="Arial" w:hAnsi="Arial" w:eastAsia="Arial" w:cs="Tahoma"/>
                 <w:sz w:val="18"/>
               </w:rPr>
               <w:t>คืน metrics และ throw typed error; transaction/rerun ใช้ contract ด้านล่าง</w:t>
@@ -2067,13 +2185,13 @@
             </w:pPr>
             <w:r>
               <w:rPr>
-                <w:rFonts w:ascii="Arial" w:hAnsi="Arial" w:eastAsia="Arial"/>
-                <w:sz w:val="18"/>
-              </w:rPr>
-            </w:r>
-            <w:r>
-              <w:rPr>
-                <w:rFonts w:ascii="Arial" w:hAnsi="Arial" w:eastAsia="Arial"/>
+                <w:rFonts w:ascii="Arial" w:hAnsi="Arial" w:eastAsia="Arial" w:cs="Tahoma"/>
+                <w:sz w:val="18"/>
+              </w:rPr>
+            </w:r>
+            <w:r>
+              <w:rPr>
+                <w:rFonts w:ascii="Arial" w:hAnsi="Arial" w:eastAsia="Arial" w:cs="Tahoma"/>
                 <w:sz w:val="18"/>
               </w:rPr>
               <w:t>3</w:t>
@@ -2092,13 +2210,13 @@
             </w:pPr>
             <w:r>
               <w:rPr>
-                <w:rFonts w:ascii="Arial" w:hAnsi="Arial" w:eastAsia="Arial"/>
-                <w:sz w:val="18"/>
-              </w:rPr>
-            </w:r>
-            <w:r>
-              <w:rPr>
-                <w:rFonts w:ascii="Arial" w:hAnsi="Arial" w:eastAsia="Arial"/>
+                <w:rFonts w:ascii="Arial" w:hAnsi="Arial" w:eastAsia="Arial" w:cs="Tahoma"/>
+                <w:sz w:val="18"/>
+              </w:rPr>
+            </w:r>
+            <w:r>
+              <w:rPr>
+                <w:rFonts w:ascii="Arial" w:hAnsi="Arial" w:eastAsia="Arial" w:cs="Tahoma"/>
                 <w:sz w:val="18"/>
               </w:rPr>
               <w:t>upsertDailySales</w:t>
@@ -2117,13 +2235,13 @@
             </w:pPr>
             <w:r>
               <w:rPr>
-                <w:rFonts w:ascii="Arial" w:hAnsi="Arial" w:eastAsia="Arial"/>
-                <w:sz w:val="18"/>
-              </w:rPr>
-            </w:r>
-            <w:r>
-              <w:rPr>
-                <w:rFonts w:ascii="Arial" w:hAnsi="Arial" w:eastAsia="Arial"/>
+                <w:rFonts w:ascii="Arial" w:hAnsi="Arial" w:eastAsia="Arial" w:cs="Tahoma"/>
+                <w:sz w:val="18"/>
+              </w:rPr>
+            </w:r>
+            <w:r>
+              <w:rPr>
+                <w:rFonts w:ascii="Arial" w:hAnsi="Arial" w:eastAsia="Arial" w:cs="Tahoma"/>
                 <w:sz w:val="18"/>
               </w:rPr>
               <w:t>iasSalesRepository</w:t>
@@ -2142,13 +2260,13 @@
             </w:pPr>
             <w:r>
               <w:rPr>
-                <w:rFonts w:ascii="Arial" w:hAnsi="Arial" w:eastAsia="Arial"/>
-                <w:sz w:val="18"/>
-              </w:rPr>
-            </w:r>
-            <w:r>
-              <w:rPr>
-                <w:rFonts w:ascii="Arial" w:hAnsi="Arial" w:eastAsia="Arial"/>
+                <w:rFonts w:ascii="Arial" w:hAnsi="Arial" w:eastAsia="Arial" w:cs="Tahoma"/>
+                <w:sz w:val="18"/>
+              </w:rPr>
+            </w:r>
+            <w:r>
+              <w:rPr>
+                <w:rFonts w:ascii="Arial" w:hAnsi="Arial" w:eastAsia="Arial" w:cs="Tahoma"/>
                 <w:sz w:val="18"/>
               </w:rPr>
               <w:t>คืน metrics และ throw typed error; transaction/rerun ใช้ contract ด้านล่าง</w:t>
@@ -2172,13 +2290,13 @@
             </w:pPr>
             <w:r>
               <w:rPr>
-                <w:rFonts w:ascii="Arial" w:hAnsi="Arial" w:eastAsia="Arial"/>
-                <w:sz w:val="18"/>
-              </w:rPr>
-            </w:r>
-            <w:r>
-              <w:rPr>
-                <w:rFonts w:ascii="Arial" w:hAnsi="Arial" w:eastAsia="Arial"/>
+                <w:rFonts w:ascii="Arial" w:hAnsi="Arial" w:eastAsia="Arial" w:cs="Tahoma"/>
+                <w:sz w:val="18"/>
+              </w:rPr>
+            </w:r>
+            <w:r>
+              <w:rPr>
+                <w:rFonts w:ascii="Arial" w:hAnsi="Arial" w:eastAsia="Arial" w:cs="Tahoma"/>
                 <w:sz w:val="18"/>
               </w:rPr>
               <w:t>4</w:t>
@@ -2197,13 +2315,13 @@
             </w:pPr>
             <w:r>
               <w:rPr>
-                <w:rFonts w:ascii="Arial" w:hAnsi="Arial" w:eastAsia="Arial"/>
-                <w:sz w:val="18"/>
-              </w:rPr>
-            </w:r>
-            <w:r>
-              <w:rPr>
-                <w:rFonts w:ascii="Arial" w:hAnsi="Arial" w:eastAsia="Arial"/>
+                <w:rFonts w:ascii="Arial" w:hAnsi="Arial" w:eastAsia="Arial" w:cs="Tahoma"/>
+                <w:sz w:val="18"/>
+              </w:rPr>
+            </w:r>
+            <w:r>
+              <w:rPr>
+                <w:rFonts w:ascii="Arial" w:hAnsi="Arial" w:eastAsia="Arial" w:cs="Tahoma"/>
                 <w:sz w:val="18"/>
               </w:rPr>
               <w:t>recalculateSalesSummaries</w:t>
@@ -2222,13 +2340,13 @@
             </w:pPr>
             <w:r>
               <w:rPr>
-                <w:rFonts w:ascii="Arial" w:hAnsi="Arial" w:eastAsia="Arial"/>
-                <w:sz w:val="18"/>
-              </w:rPr>
-            </w:r>
-            <w:r>
-              <w:rPr>
-                <w:rFonts w:ascii="Arial" w:hAnsi="Arial" w:eastAsia="Arial"/>
+                <w:rFonts w:ascii="Arial" w:hAnsi="Arial" w:eastAsia="Arial" w:cs="Tahoma"/>
+                <w:sz w:val="18"/>
+              </w:rPr>
+            </w:r>
+            <w:r>
+              <w:rPr>
+                <w:rFonts w:ascii="Arial" w:hAnsi="Arial" w:eastAsia="Arial" w:cs="Tahoma"/>
                 <w:sz w:val="18"/>
               </w:rPr>
               <w:t>iasSalesRepository</w:t>
@@ -2247,13 +2365,13 @@
             </w:pPr>
             <w:r>
               <w:rPr>
-                <w:rFonts w:ascii="Arial" w:hAnsi="Arial" w:eastAsia="Arial"/>
-                <w:sz w:val="18"/>
-              </w:rPr>
-            </w:r>
-            <w:r>
-              <w:rPr>
-                <w:rFonts w:ascii="Arial" w:hAnsi="Arial" w:eastAsia="Arial"/>
+                <w:rFonts w:ascii="Arial" w:hAnsi="Arial" w:eastAsia="Arial" w:cs="Tahoma"/>
+                <w:sz w:val="18"/>
+              </w:rPr>
+            </w:r>
+            <w:r>
+              <w:rPr>
+                <w:rFonts w:ascii="Arial" w:hAnsi="Arial" w:eastAsia="Arial" w:cs="Tahoma"/>
                 <w:sz w:val="18"/>
               </w:rPr>
               <w:t>คืน metrics และ throw typed error; transaction/rerun ใช้ contract ด้านล่าง</w:t>
@@ -2304,7 +2422,7 @@
             <w:r/>
             <w:r>
               <w:rPr>
-                <w:rFonts w:ascii="Arial" w:hAnsi="Arial" w:eastAsia="Arial"/>
+                <w:rFonts w:ascii="Arial" w:hAnsi="Arial" w:eastAsia="Arial" w:cs="Tahoma"/>
                 <w:b/>
                 <w:sz w:val="18"/>
               </w:rPr>
@@ -2326,7 +2444,7 @@
             <w:r/>
             <w:r>
               <w:rPr>
-                <w:rFonts w:ascii="Arial" w:hAnsi="Arial" w:eastAsia="Arial"/>
+                <w:rFonts w:ascii="Arial" w:hAnsi="Arial" w:eastAsia="Arial" w:cs="Tahoma"/>
                 <w:b/>
                 <w:sz w:val="18"/>
               </w:rPr>
@@ -2348,7 +2466,7 @@
             <w:r/>
             <w:r>
               <w:rPr>
-                <w:rFonts w:ascii="Arial" w:hAnsi="Arial" w:eastAsia="Arial"/>
+                <w:rFonts w:ascii="Arial" w:hAnsi="Arial" w:eastAsia="Arial" w:cs="Tahoma"/>
                 <w:b/>
                 <w:sz w:val="18"/>
               </w:rPr>
@@ -2373,13 +2491,13 @@
             </w:pPr>
             <w:r>
               <w:rPr>
-                <w:rFonts w:ascii="Arial" w:hAnsi="Arial" w:eastAsia="Arial"/>
-                <w:sz w:val="18"/>
-              </w:rPr>
-            </w:r>
-            <w:r>
-              <w:rPr>
-                <w:rFonts w:ascii="Arial" w:hAnsi="Arial" w:eastAsia="Arial"/>
+                <w:rFonts w:ascii="Arial" w:hAnsi="Arial" w:eastAsia="Arial" w:cs="Tahoma"/>
+                <w:sz w:val="18"/>
+              </w:rPr>
+            </w:r>
+            <w:r>
+              <w:rPr>
+                <w:rFonts w:ascii="Arial" w:hAnsi="Arial" w:eastAsia="Arial" w:cs="Tahoma"/>
                 <w:sz w:val="18"/>
               </w:rPr>
               <w:t>Input identity</w:t>
@@ -2398,13 +2516,13 @@
             </w:pPr>
             <w:r>
               <w:rPr>
-                <w:rFonts w:ascii="Arial" w:hAnsi="Arial" w:eastAsia="Arial"/>
-                <w:sz w:val="18"/>
-              </w:rPr>
-            </w:r>
-            <w:r>
-              <w:rPr>
-                <w:rFonts w:ascii="Arial" w:hAnsi="Arial" w:eastAsia="Arial"/>
+                <w:rFonts w:ascii="Arial" w:hAnsi="Arial" w:eastAsia="Arial" w:cs="Tahoma"/>
+                <w:sz w:val="18"/>
+              </w:rPr>
+            </w:r>
+            <w:r>
+              <w:rPr>
+                <w:rFonts w:ascii="Arial" w:hAnsi="Arial" w:eastAsia="Arial" w:cs="Tahoma"/>
                 <w:sz w:val="18"/>
               </w:rPr>
               <w:t>IAS sales response files from configured source path; file name pattern and pipe-delimited daily sales records.</w:t>
@@ -2423,13 +2541,13 @@
             </w:pPr>
             <w:r>
               <w:rPr>
-                <w:rFonts w:ascii="Arial" w:hAnsi="Arial" w:eastAsia="Arial"/>
-                <w:sz w:val="18"/>
-              </w:rPr>
-            </w:r>
-            <w:r>
-              <w:rPr>
-                <w:rFonts w:ascii="Arial" w:hAnsi="Arial" w:eastAsia="Arial"/>
+                <w:rFonts w:ascii="Arial" w:hAnsi="Arial" w:eastAsia="Arial" w:cs="Tahoma"/>
+                <w:sz w:val="18"/>
+              </w:rPr>
+            </w:r>
+            <w:r>
+              <w:rPr>
+                <w:rFonts w:ascii="Arial" w:hAnsi="Arial" w:eastAsia="Arial" w:cs="Tahoma"/>
                 <w:sz w:val="18"/>
               </w:rPr>
               <w:t>snapshot input file/business key/period in run record</w:t>
@@ -2453,13 +2571,13 @@
             </w:pPr>
             <w:r>
               <w:rPr>
-                <w:rFonts w:ascii="Arial" w:hAnsi="Arial" w:eastAsia="Arial"/>
-                <w:sz w:val="18"/>
-              </w:rPr>
-            </w:r>
-            <w:r>
-              <w:rPr>
-                <w:rFonts w:ascii="Arial" w:hAnsi="Arial" w:eastAsia="Arial"/>
+                <w:rFonts w:ascii="Arial" w:hAnsi="Arial" w:eastAsia="Arial" w:cs="Tahoma"/>
+                <w:sz w:val="18"/>
+              </w:rPr>
+            </w:r>
+            <w:r>
+              <w:rPr>
+                <w:rFonts w:ascii="Arial" w:hAnsi="Arial" w:eastAsia="Arial" w:cs="Tahoma"/>
                 <w:sz w:val="18"/>
               </w:rPr>
               <w:t>Output identity</w:t>
@@ -2478,13 +2596,13 @@
             </w:pPr>
             <w:r>
               <w:rPr>
-                <w:rFonts w:ascii="Arial" w:hAnsi="Arial" w:eastAsia="Arial"/>
-                <w:sz w:val="18"/>
-              </w:rPr>
-            </w:r>
-            <w:r>
-              <w:rPr>
-                <w:rFonts w:ascii="Arial" w:hAnsi="Arial" w:eastAsia="Arial"/>
+                <w:rFonts w:ascii="Arial" w:hAnsi="Arial" w:eastAsia="Arial" w:cs="Tahoma"/>
+                <w:sz w:val="18"/>
+              </w:rPr>
+            </w:r>
+            <w:r>
+              <w:rPr>
+                <w:rFonts w:ascii="Arial" w:hAnsi="Arial" w:eastAsia="Arial" w:cs="Tahoma"/>
                 <w:sz w:val="18"/>
               </w:rPr>
               <w:t>FGI_IMPACT_STORE_SALES_TRN and FGI_IMPACT_STORE_SALES updated; confirm-receive rows written; source file moved to backup or error recorded.</w:t>
@@ -2503,13 +2621,13 @@
             </w:pPr>
             <w:r>
               <w:rPr>
-                <w:rFonts w:ascii="Arial" w:hAnsi="Arial" w:eastAsia="Arial"/>
-                <w:sz w:val="18"/>
-              </w:rPr>
-            </w:r>
-            <w:r>
-              <w:rPr>
-                <w:rFonts w:ascii="Arial" w:hAnsi="Arial" w:eastAsia="Arial"/>
+                <w:rFonts w:ascii="Arial" w:hAnsi="Arial" w:eastAsia="Arial" w:cs="Tahoma"/>
+                <w:sz w:val="18"/>
+              </w:rPr>
+            </w:r>
+            <w:r>
+              <w:rPr>
+                <w:rFonts w:ascii="Arial" w:hAnsi="Arial" w:eastAsia="Arial" w:cs="Tahoma"/>
                 <w:sz w:val="18"/>
               </w:rPr>
               <w:t>reconcile input, success, reject and skipped counts</w:t>
@@ -2533,13 +2651,13 @@
             </w:pPr>
             <w:r>
               <w:rPr>
-                <w:rFonts w:ascii="Arial" w:hAnsi="Arial" w:eastAsia="Arial"/>
-                <w:sz w:val="18"/>
-              </w:rPr>
-            </w:r>
-            <w:r>
-              <w:rPr>
-                <w:rFonts w:ascii="Arial" w:hAnsi="Arial" w:eastAsia="Arial"/>
+                <w:rFonts w:ascii="Arial" w:hAnsi="Arial" w:eastAsia="Arial" w:cs="Tahoma"/>
+                <w:sz w:val="18"/>
+              </w:rPr>
+            </w:r>
+            <w:r>
+              <w:rPr>
+                <w:rFonts w:ascii="Arial" w:hAnsi="Arial" w:eastAsia="Arial" w:cs="Tahoma"/>
                 <w:sz w:val="18"/>
               </w:rPr>
               <w:t>Dedup proof</w:t>
@@ -2558,13 +2676,13 @@
             </w:pPr>
             <w:r>
               <w:rPr>
-                <w:rFonts w:ascii="Arial" w:hAnsi="Arial" w:eastAsia="Arial"/>
-                <w:sz w:val="18"/>
-              </w:rPr>
-            </w:r>
-            <w:r>
-              <w:rPr>
-                <w:rFonts w:ascii="Arial" w:hAnsi="Arial" w:eastAsia="Arial"/>
+                <w:rFonts w:ascii="Arial" w:hAnsi="Arial" w:eastAsia="Arial" w:cs="Tahoma"/>
+                <w:sz w:val="18"/>
+              </w:rPr>
+            </w:r>
+            <w:r>
+              <w:rPr>
+                <w:rFonts w:ascii="Arial" w:hAnsi="Arial" w:eastAsia="Arial" w:cs="Tahoma"/>
                 <w:sz w:val="18"/>
               </w:rPr>
               <w:t>checksum กันไฟล์ซ้ำ + UNIQUE(sales_summary_id,txn_date,window_no); คำนวณ summary ใหม่จาก transaction rows ทุก rerun</w:t>
@@ -2583,13 +2701,13 @@
             </w:pPr>
             <w:r>
               <w:rPr>
-                <w:rFonts w:ascii="Arial" w:hAnsi="Arial" w:eastAsia="Arial"/>
-                <w:sz w:val="18"/>
-              </w:rPr>
-            </w:r>
-            <w:r>
-              <w:rPr>
-                <w:rFonts w:ascii="Arial" w:hAnsi="Arial" w:eastAsia="Arial"/>
+                <w:rFonts w:ascii="Arial" w:hAnsi="Arial" w:eastAsia="Arial" w:cs="Tahoma"/>
+                <w:sz w:val="18"/>
+              </w:rPr>
+            </w:r>
+            <w:r>
+              <w:rPr>
+                <w:rFonts w:ascii="Arial" w:hAnsi="Arial" w:eastAsia="Arial" w:cs="Tahoma"/>
                 <w:sz w:val="18"/>
               </w:rPr>
               <w:t>rerun fixture produces no duplicate target business key</w:t>
@@ -2613,13 +2731,13 @@
             </w:pPr>
             <w:r>
               <w:rPr>
-                <w:rFonts w:ascii="Arial" w:hAnsi="Arial" w:eastAsia="Arial"/>
-                <w:sz w:val="18"/>
-              </w:rPr>
-            </w:r>
-            <w:r>
-              <w:rPr>
-                <w:rFonts w:ascii="Arial" w:hAnsi="Arial" w:eastAsia="Arial"/>
+                <w:rFonts w:ascii="Arial" w:hAnsi="Arial" w:eastAsia="Arial" w:cs="Tahoma"/>
+                <w:sz w:val="18"/>
+              </w:rPr>
+            </w:r>
+            <w:r>
+              <w:rPr>
+                <w:rFonts w:ascii="Arial" w:hAnsi="Arial" w:eastAsia="Arial" w:cs="Tahoma"/>
                 <w:sz w:val="18"/>
               </w:rPr>
               <w:t>Transaction proof</w:t>
@@ -2638,13 +2756,13 @@
             </w:pPr>
             <w:r>
               <w:rPr>
-                <w:rFonts w:ascii="Arial" w:hAnsi="Arial" w:eastAsia="Arial"/>
-                <w:sz w:val="18"/>
-              </w:rPr>
-            </w:r>
-            <w:r>
-              <w:rPr>
-                <w:rFonts w:ascii="Arial" w:hAnsi="Arial" w:eastAsia="Arial"/>
+                <w:rFonts w:ascii="Arial" w:hAnsi="Arial" w:eastAsia="Arial" w:cs="Tahoma"/>
+                <w:sz w:val="18"/>
+              </w:rPr>
+            </w:r>
+            <w:r>
+              <w:rPr>
+                <w:rFonts w:ascii="Arial" w:hAnsi="Arial" w:eastAsia="Arial" w:cs="Tahoma"/>
                 <w:sz w:val="18"/>
               </w:rPr>
               <w:t>upsert รายวันและ update summary ของ sales_summary_id เดียวกันใน transaction; checksum/file tracking commit พร้อมกัน</w:t>
@@ -2663,13 +2781,13 @@
             </w:pPr>
             <w:r>
               <w:rPr>
-                <w:rFonts w:ascii="Arial" w:hAnsi="Arial" w:eastAsia="Arial"/>
-                <w:sz w:val="18"/>
-              </w:rPr>
-            </w:r>
-            <w:r>
-              <w:rPr>
-                <w:rFonts w:ascii="Arial" w:hAnsi="Arial" w:eastAsia="Arial"/>
+                <w:rFonts w:ascii="Arial" w:hAnsi="Arial" w:eastAsia="Arial" w:cs="Tahoma"/>
+                <w:sz w:val="18"/>
+              </w:rPr>
+            </w:r>
+            <w:r>
+              <w:rPr>
+                <w:rFonts w:ascii="Arial" w:hAnsi="Arial" w:eastAsia="Arial" w:cs="Tahoma"/>
                 <w:sz w:val="18"/>
               </w:rPr>
               <w:t>injected failure leaves no partial committed state outside documented boundary</w:t>
@@ -2693,13 +2811,13 @@
             </w:pPr>
             <w:r>
               <w:rPr>
-                <w:rFonts w:ascii="Arial" w:hAnsi="Arial" w:eastAsia="Arial"/>
-                <w:sz w:val="18"/>
-              </w:rPr>
-            </w:r>
-            <w:r>
-              <w:rPr>
-                <w:rFonts w:ascii="Arial" w:hAnsi="Arial" w:eastAsia="Arial"/>
+                <w:rFonts w:ascii="Arial" w:hAnsi="Arial" w:eastAsia="Arial" w:cs="Tahoma"/>
+                <w:sz w:val="18"/>
+              </w:rPr>
+            </w:r>
+            <w:r>
+              <w:rPr>
+                <w:rFonts w:ascii="Arial" w:hAnsi="Arial" w:eastAsia="Arial" w:cs="Tahoma"/>
                 <w:sz w:val="18"/>
               </w:rPr>
               <w:t>Security proof</w:t>
@@ -2718,13 +2836,13 @@
             </w:pPr>
             <w:r>
               <w:rPr>
-                <w:rFonts w:ascii="Arial" w:hAnsi="Arial" w:eastAsia="Arial"/>
-                <w:sz w:val="18"/>
-              </w:rPr>
-            </w:r>
-            <w:r>
-              <w:rPr>
-                <w:rFonts w:ascii="Arial" w:hAnsi="Arial" w:eastAsia="Arial"/>
+                <w:rFonts w:ascii="Arial" w:hAnsi="Arial" w:eastAsia="Arial" w:cs="Tahoma"/>
+                <w:sz w:val="18"/>
+              </w:rPr>
+            </w:r>
+            <w:r>
+              <w:rPr>
+                <w:rFonts w:ascii="Arial" w:hAnsi="Arial" w:eastAsia="Arial" w:cs="Tahoma"/>
                 <w:sz w:val="18"/>
               </w:rPr>
               <w:t>IAS inbound SFTP ใช้ secretRef, strict known_hosts และ quarantine ไฟล์ที่ checksum/รูปแบบไม่ผ่านก่อน parse</w:t>
@@ -2743,13 +2861,13 @@
             </w:pPr>
             <w:r>
               <w:rPr>
-                <w:rFonts w:ascii="Arial" w:hAnsi="Arial" w:eastAsia="Arial"/>
-                <w:sz w:val="18"/>
-              </w:rPr>
-            </w:r>
-            <w:r>
-              <w:rPr>
-                <w:rFonts w:ascii="Arial" w:hAnsi="Arial" w:eastAsia="Arial"/>
+                <w:rFonts w:ascii="Arial" w:hAnsi="Arial" w:eastAsia="Arial" w:cs="Tahoma"/>
+                <w:sz w:val="18"/>
+              </w:rPr>
+            </w:r>
+            <w:r>
+              <w:rPr>
+                <w:rFonts w:ascii="Arial" w:hAnsi="Arial" w:eastAsia="Arial" w:cs="Tahoma"/>
                 <w:sz w:val="18"/>
               </w:rPr>
               <w:t>config/log/error contains no plaintext secret</w:t>
@@ -2800,7 +2918,7 @@
             <w:r/>
             <w:r>
               <w:rPr>
-                <w:rFonts w:ascii="Arial" w:hAnsi="Arial" w:eastAsia="Arial"/>
+                <w:rFonts w:ascii="Arial" w:hAnsi="Arial" w:eastAsia="Arial" w:cs="Tahoma"/>
                 <w:b/>
                 <w:sz w:val="18"/>
               </w:rPr>
@@ -2822,7 +2940,7 @@
             <w:r/>
             <w:r>
               <w:rPr>
-                <w:rFonts w:ascii="Arial" w:hAnsi="Arial" w:eastAsia="Arial"/>
+                <w:rFonts w:ascii="Arial" w:hAnsi="Arial" w:eastAsia="Arial" w:cs="Tahoma"/>
                 <w:b/>
                 <w:sz w:val="18"/>
               </w:rPr>
@@ -2844,7 +2962,7 @@
             <w:r/>
             <w:r>
               <w:rPr>
-                <w:rFonts w:ascii="Arial" w:hAnsi="Arial" w:eastAsia="Arial"/>
+                <w:rFonts w:ascii="Arial" w:hAnsi="Arial" w:eastAsia="Arial" w:cs="Tahoma"/>
                 <w:b/>
                 <w:sz w:val="18"/>
               </w:rPr>
@@ -2869,13 +2987,13 @@
             </w:pPr>
             <w:r>
               <w:rPr>
-                <w:rFonts w:ascii="Arial" w:hAnsi="Arial" w:eastAsia="Arial"/>
-                <w:sz w:val="18"/>
-              </w:rPr>
-            </w:r>
-            <w:r>
-              <w:rPr>
-                <w:rFonts w:ascii="Arial" w:hAnsi="Arial" w:eastAsia="Arial"/>
+                <w:rFonts w:ascii="Arial" w:hAnsi="Arial" w:eastAsia="Arial" w:cs="Tahoma"/>
+                <w:sz w:val="18"/>
+              </w:rPr>
+            </w:r>
+            <w:r>
+              <w:rPr>
+                <w:rFonts w:ascii="Arial" w:hAnsi="Arial" w:eastAsia="Arial" w:cs="Tahoma"/>
                 <w:sz w:val="18"/>
               </w:rPr>
               <w:t>fcsJar/src/th/co/gosoft/fgi/main/ImportImpactSaleFromIAS.java</w:t>
@@ -2894,13 +3012,13 @@
             </w:pPr>
             <w:r>
               <w:rPr>
-                <w:rFonts w:ascii="Arial" w:hAnsi="Arial" w:eastAsia="Arial"/>
-                <w:sz w:val="18"/>
-              </w:rPr>
-            </w:r>
-            <w:r>
-              <w:rPr>
-                <w:rFonts w:ascii="Arial" w:hAnsi="Arial" w:eastAsia="Arial"/>
+                <w:rFonts w:ascii="Arial" w:hAnsi="Arial" w:eastAsia="Arial" w:cs="Tahoma"/>
+                <w:sz w:val="18"/>
+              </w:rPr>
+            </w:r>
+            <w:r>
+              <w:rPr>
+                <w:rFonts w:ascii="Arial" w:hAnsi="Arial" w:eastAsia="Arial" w:cs="Tahoma"/>
                 <w:sz w:val="18"/>
               </w:rPr>
               <w:t>9-19</w:t>
@@ -2919,13 +3037,13 @@
             </w:pPr>
             <w:r>
               <w:rPr>
-                <w:rFonts w:ascii="Arial" w:hAnsi="Arial" w:eastAsia="Arial"/>
-                <w:sz w:val="18"/>
-              </w:rPr>
-            </w:r>
-            <w:r>
-              <w:rPr>
-                <w:rFonts w:ascii="Arial" w:hAnsi="Arial" w:eastAsia="Arial"/>
+                <w:rFonts w:ascii="Arial" w:hAnsi="Arial" w:eastAsia="Arial" w:cs="Tahoma"/>
+                <w:sz w:val="18"/>
+              </w:rPr>
+            </w:r>
+            <w:r>
+              <w:rPr>
+                <w:rFonts w:ascii="Arial" w:hAnsi="Arial" w:eastAsia="Arial" w:cs="Tahoma"/>
                 <w:sz w:val="18"/>
               </w:rPr>
               <w:t>Legacy main entrypoint that delegates to import controller.</w:t>
@@ -2949,13 +3067,13 @@
             </w:pPr>
             <w:r>
               <w:rPr>
-                <w:rFonts w:ascii="Arial" w:hAnsi="Arial" w:eastAsia="Arial"/>
-                <w:sz w:val="18"/>
-              </w:rPr>
-            </w:r>
-            <w:r>
-              <w:rPr>
-                <w:rFonts w:ascii="Arial" w:hAnsi="Arial" w:eastAsia="Arial"/>
+                <w:rFonts w:ascii="Arial" w:hAnsi="Arial" w:eastAsia="Arial" w:cs="Tahoma"/>
+                <w:sz w:val="18"/>
+              </w:rPr>
+            </w:r>
+            <w:r>
+              <w:rPr>
+                <w:rFonts w:ascii="Arial" w:hAnsi="Arial" w:eastAsia="Arial" w:cs="Tahoma"/>
                 <w:sz w:val="18"/>
               </w:rPr>
               <w:t>fcsJar/src/th/co/gosoft/fgi/controller/ImportController.java</w:t>
@@ -2974,13 +3092,13 @@
             </w:pPr>
             <w:r>
               <w:rPr>
-                <w:rFonts w:ascii="Arial" w:hAnsi="Arial" w:eastAsia="Arial"/>
-                <w:sz w:val="18"/>
-              </w:rPr>
-            </w:r>
-            <w:r>
-              <w:rPr>
-                <w:rFonts w:ascii="Arial" w:hAnsi="Arial" w:eastAsia="Arial"/>
+                <w:rFonts w:ascii="Arial" w:hAnsi="Arial" w:eastAsia="Arial" w:cs="Tahoma"/>
+                <w:sz w:val="18"/>
+              </w:rPr>
+            </w:r>
+            <w:r>
+              <w:rPr>
+                <w:rFonts w:ascii="Arial" w:hAnsi="Arial" w:eastAsia="Arial" w:cs="Tahoma"/>
                 <w:sz w:val="18"/>
               </w:rPr>
               <w:t>101-411</w:t>
@@ -2999,13 +3117,13 @@
             </w:pPr>
             <w:r>
               <w:rPr>
-                <w:rFonts w:ascii="Arial" w:hAnsi="Arial" w:eastAsia="Arial"/>
-                <w:sz w:val="18"/>
-              </w:rPr>
-            </w:r>
-            <w:r>
-              <w:rPr>
-                <w:rFonts w:ascii="Arial" w:hAnsi="Arial" w:eastAsia="Arial"/>
+                <w:rFonts w:ascii="Arial" w:hAnsi="Arial" w:eastAsia="Arial" w:cs="Tahoma"/>
+                <w:sz w:val="18"/>
+              </w:rPr>
+            </w:r>
+            <w:r>
+              <w:rPr>
+                <w:rFonts w:ascii="Arial" w:hAnsi="Arial" w:eastAsia="Arial" w:cs="Tahoma"/>
                 <w:sz w:val="18"/>
               </w:rPr>
               <w:t>Parse IAS file, compute sales windows, prepare inserts/updates, backup and notify.</w:t>
@@ -3029,13 +3147,13 @@
             </w:pPr>
             <w:r>
               <w:rPr>
-                <w:rFonts w:ascii="Arial" w:hAnsi="Arial" w:eastAsia="Arial"/>
-                <w:sz w:val="18"/>
-              </w:rPr>
-            </w:r>
-            <w:r>
-              <w:rPr>
-                <w:rFonts w:ascii="Arial" w:hAnsi="Arial" w:eastAsia="Arial"/>
+                <w:rFonts w:ascii="Arial" w:hAnsi="Arial" w:eastAsia="Arial" w:cs="Tahoma"/>
+                <w:sz w:val="18"/>
+              </w:rPr>
+            </w:r>
+            <w:r>
+              <w:rPr>
+                <w:rFonts w:ascii="Arial" w:hAnsi="Arial" w:eastAsia="Arial" w:cs="Tahoma"/>
                 <w:sz w:val="18"/>
               </w:rPr>
               <w:t>fcsJar/src/th/co/gosoft/fgi/dao/jdbc/ImportJdbc.java</w:t>
@@ -3054,13 +3172,13 @@
             </w:pPr>
             <w:r>
               <w:rPr>
-                <w:rFonts w:ascii="Arial" w:hAnsi="Arial" w:eastAsia="Arial"/>
-                <w:sz w:val="18"/>
-              </w:rPr>
-            </w:r>
-            <w:r>
-              <w:rPr>
-                <w:rFonts w:ascii="Arial" w:hAnsi="Arial" w:eastAsia="Arial"/>
+                <w:rFonts w:ascii="Arial" w:hAnsi="Arial" w:eastAsia="Arial" w:cs="Tahoma"/>
+                <w:sz w:val="18"/>
+              </w:rPr>
+            </w:r>
+            <w:r>
+              <w:rPr>
+                <w:rFonts w:ascii="Arial" w:hAnsi="Arial" w:eastAsia="Arial" w:cs="Tahoma"/>
                 <w:sz w:val="18"/>
               </w:rPr>
               <w:t>136-182, 517-804</w:t>
@@ -3079,13 +3197,13 @@
             </w:pPr>
             <w:r>
               <w:rPr>
-                <w:rFonts w:ascii="Arial" w:hAnsi="Arial" w:eastAsia="Arial"/>
-                <w:sz w:val="18"/>
-              </w:rPr>
-            </w:r>
-            <w:r>
-              <w:rPr>
-                <w:rFonts w:ascii="Arial" w:hAnsi="Arial" w:eastAsia="Arial"/>
+                <w:rFonts w:ascii="Arial" w:hAnsi="Arial" w:eastAsia="Arial" w:cs="Tahoma"/>
+                <w:sz w:val="18"/>
+              </w:rPr>
+            </w:r>
+            <w:r>
+              <w:rPr>
+                <w:rFonts w:ascii="Arial" w:hAnsi="Arial" w:eastAsia="Arial" w:cs="Tahoma"/>
                 <w:sz w:val="18"/>
               </w:rPr>
               <w:t>Update verification flags, working days, growth-rate calculations, cleanup old files.</w:t>
@@ -3140,7 +3258,7 @@
             <w:r/>
             <w:r>
               <w:rPr>
-                <w:rFonts w:ascii="Arial" w:hAnsi="Arial" w:eastAsia="Arial"/>
+                <w:rFonts w:ascii="Arial" w:hAnsi="Arial" w:eastAsia="Arial" w:cs="Tahoma"/>
                 <w:b/>
                 <w:sz w:val="18"/>
               </w:rPr>
@@ -3162,7 +3280,7 @@
             <w:r/>
             <w:r>
               <w:rPr>
-                <w:rFonts w:ascii="Arial" w:hAnsi="Arial" w:eastAsia="Arial"/>
+                <w:rFonts w:ascii="Arial" w:hAnsi="Arial" w:eastAsia="Arial" w:cs="Tahoma"/>
                 <w:b/>
                 <w:sz w:val="18"/>
               </w:rPr>
@@ -3187,13 +3305,13 @@
             </w:pPr>
             <w:r>
               <w:rPr>
-                <w:rFonts w:ascii="Arial" w:hAnsi="Arial" w:eastAsia="Arial"/>
-                <w:sz w:val="18"/>
-              </w:rPr>
-            </w:r>
-            <w:r>
-              <w:rPr>
-                <w:rFonts w:ascii="Arial" w:hAnsi="Arial" w:eastAsia="Arial"/>
+                <w:rFonts w:ascii="Arial" w:hAnsi="Arial" w:eastAsia="Arial" w:cs="Tahoma"/>
+                <w:sz w:val="18"/>
+              </w:rPr>
+            </w:r>
+            <w:r>
+              <w:rPr>
+                <w:rFonts w:ascii="Arial" w:hAnsi="Arial" w:eastAsia="Arial" w:cs="Tahoma"/>
                 <w:sz w:val="18"/>
               </w:rPr>
               <w:t>Repository</w:t>
@@ -3212,13 +3330,13 @@
             </w:pPr>
             <w:r>
               <w:rPr>
-                <w:rFonts w:ascii="Arial" w:hAnsi="Arial" w:eastAsia="Arial"/>
-                <w:sz w:val="18"/>
-              </w:rPr>
-            </w:r>
-            <w:r>
-              <w:rPr>
-                <w:rFonts w:ascii="Arial" w:hAnsi="Arial" w:eastAsia="Arial"/>
+                <w:rFonts w:ascii="Arial" w:hAnsi="Arial" w:eastAsia="Arial" w:cs="Tahoma"/>
+                <w:sz w:val="18"/>
+              </w:rPr>
+            </w:r>
+            <w:r>
+              <w:rPr>
+                <w:rFonts w:ascii="Arial" w:hAnsi="Arial" w:eastAsia="Arial" w:cs="Tahoma"/>
                 <w:sz w:val="18"/>
               </w:rPr>
               <w:t>iasSalesRepository</w:t>
@@ -3242,13 +3360,13 @@
             </w:pPr>
             <w:r>
               <w:rPr>
-                <w:rFonts w:ascii="Arial" w:hAnsi="Arial" w:eastAsia="Arial"/>
-                <w:sz w:val="18"/>
-              </w:rPr>
-            </w:r>
-            <w:r>
-              <w:rPr>
-                <w:rFonts w:ascii="Arial" w:hAnsi="Arial" w:eastAsia="Arial"/>
+                <w:rFonts w:ascii="Arial" w:hAnsi="Arial" w:eastAsia="Arial" w:cs="Tahoma"/>
+                <w:sz w:val="18"/>
+              </w:rPr>
+            </w:r>
+            <w:r>
+              <w:rPr>
+                <w:rFonts w:ascii="Arial" w:hAnsi="Arial" w:eastAsia="Arial" w:cs="Tahoma"/>
                 <w:sz w:val="18"/>
               </w:rPr>
               <w:t>Idempotency / dedup</w:t>
@@ -3267,13 +3385,13 @@
             </w:pPr>
             <w:r>
               <w:rPr>
-                <w:rFonts w:ascii="Arial" w:hAnsi="Arial" w:eastAsia="Arial"/>
-                <w:sz w:val="18"/>
-              </w:rPr>
-            </w:r>
-            <w:r>
-              <w:rPr>
-                <w:rFonts w:ascii="Arial" w:hAnsi="Arial" w:eastAsia="Arial"/>
+                <w:rFonts w:ascii="Arial" w:hAnsi="Arial" w:eastAsia="Arial" w:cs="Tahoma"/>
+                <w:sz w:val="18"/>
+              </w:rPr>
+            </w:r>
+            <w:r>
+              <w:rPr>
+                <w:rFonts w:ascii="Arial" w:hAnsi="Arial" w:eastAsia="Arial" w:cs="Tahoma"/>
                 <w:sz w:val="18"/>
               </w:rPr>
               <w:t>checksum กันไฟล์ซ้ำ + UNIQUE(sales_summary_id,txn_date,window_no); คำนวณ summary ใหม่จาก transaction rows ทุก rerun</w:t>
@@ -3297,13 +3415,13 @@
             </w:pPr>
             <w:r>
               <w:rPr>
-                <w:rFonts w:ascii="Arial" w:hAnsi="Arial" w:eastAsia="Arial"/>
-                <w:sz w:val="18"/>
-              </w:rPr>
-            </w:r>
-            <w:r>
-              <w:rPr>
-                <w:rFonts w:ascii="Arial" w:hAnsi="Arial" w:eastAsia="Arial"/>
+                <w:rFonts w:ascii="Arial" w:hAnsi="Arial" w:eastAsia="Arial" w:cs="Tahoma"/>
+                <w:sz w:val="18"/>
+              </w:rPr>
+            </w:r>
+            <w:r>
+              <w:rPr>
+                <w:rFonts w:ascii="Arial" w:hAnsi="Arial" w:eastAsia="Arial" w:cs="Tahoma"/>
                 <w:sz w:val="18"/>
               </w:rPr>
               <w:t>Transaction boundary</w:t>
@@ -3322,13 +3440,13 @@
             </w:pPr>
             <w:r>
               <w:rPr>
-                <w:rFonts w:ascii="Arial" w:hAnsi="Arial" w:eastAsia="Arial"/>
-                <w:sz w:val="18"/>
-              </w:rPr>
-            </w:r>
-            <w:r>
-              <w:rPr>
-                <w:rFonts w:ascii="Arial" w:hAnsi="Arial" w:eastAsia="Arial"/>
+                <w:rFonts w:ascii="Arial" w:hAnsi="Arial" w:eastAsia="Arial" w:cs="Tahoma"/>
+                <w:sz w:val="18"/>
+              </w:rPr>
+            </w:r>
+            <w:r>
+              <w:rPr>
+                <w:rFonts w:ascii="Arial" w:hAnsi="Arial" w:eastAsia="Arial" w:cs="Tahoma"/>
                 <w:sz w:val="18"/>
               </w:rPr>
               <w:t>upsert รายวันและ update summary ของ sales_summary_id เดียวกันใน transaction; checksum/file tracking commit พร้อมกัน</w:t>
@@ -3352,13 +3470,13 @@
             </w:pPr>
             <w:r>
               <w:rPr>
-                <w:rFonts w:ascii="Arial" w:hAnsi="Arial" w:eastAsia="Arial"/>
-                <w:sz w:val="18"/>
-              </w:rPr>
-            </w:r>
-            <w:r>
-              <w:rPr>
-                <w:rFonts w:ascii="Arial" w:hAnsi="Arial" w:eastAsia="Arial"/>
+                <w:rFonts w:ascii="Arial" w:hAnsi="Arial" w:eastAsia="Arial" w:cs="Tahoma"/>
+                <w:sz w:val="18"/>
+              </w:rPr>
+            </w:r>
+            <w:r>
+              <w:rPr>
+                <w:rFonts w:ascii="Arial" w:hAnsi="Arial" w:eastAsia="Arial" w:cs="Tahoma"/>
                 <w:sz w:val="18"/>
               </w:rPr>
               <w:t>Security</w:t>
@@ -3377,13 +3495,13 @@
             </w:pPr>
             <w:r>
               <w:rPr>
-                <w:rFonts w:ascii="Arial" w:hAnsi="Arial" w:eastAsia="Arial"/>
-                <w:sz w:val="18"/>
-              </w:rPr>
-            </w:r>
-            <w:r>
-              <w:rPr>
-                <w:rFonts w:ascii="Arial" w:hAnsi="Arial" w:eastAsia="Arial"/>
+                <w:rFonts w:ascii="Arial" w:hAnsi="Arial" w:eastAsia="Arial" w:cs="Tahoma"/>
+                <w:sz w:val="18"/>
+              </w:rPr>
+            </w:r>
+            <w:r>
+              <w:rPr>
+                <w:rFonts w:ascii="Arial" w:hAnsi="Arial" w:eastAsia="Arial" w:cs="Tahoma"/>
                 <w:sz w:val="18"/>
               </w:rPr>
               <w:t>IAS inbound SFTP ใช้ secretRef, strict known_hosts และ quarantine ไฟล์ที่ checksum/รูปแบบไม่ผ่านก่อน parse</w:t>
@@ -3411,7 +3529,7 @@
       </w:pPr>
       <w:r>
         <w:rPr>
-          <w:rFonts w:ascii="Courier New" w:hAnsi="Courier New"/>
+          <w:rFonts w:ascii="Courier New" w:hAnsi="Courier New" w:eastAsia="Courier New" w:cs="Tahoma"/>
           <w:sz w:val="16"/>
         </w:rPr>
         <w:t>SELECT t.sales_summary_id, t.txn_date, t.sales_amount, t.window_no, t.source_checksum</w:t>
@@ -3443,7 +3561,7 @@
       </w:pPr>
       <w:r>
         <w:rPr>
-          <w:rFonts w:ascii="Courier New" w:hAnsi="Courier New"/>
+          <w:rFonts w:ascii="Courier New" w:hAnsi="Courier New" w:eastAsia="Courier New" w:cs="Tahoma"/>
           <w:sz w:val="16"/>
         </w:rPr>
         <w:t>INSERT INTO sales_transactions</w:t>
@@ -3506,7 +3624,7 @@
       </w:pPr>
       <w:r>
         <w:rPr>
-          <w:rFonts w:ascii="Courier New" w:hAnsi="Courier New"/>
+          <w:rFonts w:ascii="Courier New" w:hAnsi="Courier New" w:eastAsia="Courier New" w:cs="Tahoma"/>
           <w:sz w:val="16"/>
         </w:rPr>
         <w:t>export async function runLlddBeJob5Importimpactsalefromias(ctx, services) {</w:t>
@@ -3595,7 +3713,7 @@
             <w:r/>
             <w:r>
               <w:rPr>
-                <w:rFonts w:ascii="Arial" w:hAnsi="Arial" w:eastAsia="Arial"/>
+                <w:rFonts w:ascii="Arial" w:hAnsi="Arial" w:eastAsia="Arial" w:cs="Tahoma"/>
                 <w:b/>
                 <w:sz w:val="18"/>
               </w:rPr>
@@ -3617,7 +3735,7 @@
             <w:r/>
             <w:r>
               <w:rPr>
-                <w:rFonts w:ascii="Arial" w:hAnsi="Arial" w:eastAsia="Arial"/>
+                <w:rFonts w:ascii="Arial" w:hAnsi="Arial" w:eastAsia="Arial" w:cs="Tahoma"/>
                 <w:b/>
                 <w:sz w:val="18"/>
               </w:rPr>
@@ -3639,7 +3757,7 @@
             <w:r/>
             <w:r>
               <w:rPr>
-                <w:rFonts w:ascii="Arial" w:hAnsi="Arial" w:eastAsia="Arial"/>
+                <w:rFonts w:ascii="Arial" w:hAnsi="Arial" w:eastAsia="Arial" w:cs="Tahoma"/>
                 <w:b/>
                 <w:sz w:val="18"/>
               </w:rPr>
@@ -3661,7 +3779,7 @@
             <w:r/>
             <w:r>
               <w:rPr>
-                <w:rFonts w:ascii="Arial" w:hAnsi="Arial" w:eastAsia="Arial"/>
+                <w:rFonts w:ascii="Arial" w:hAnsi="Arial" w:eastAsia="Arial" w:cs="Tahoma"/>
                 <w:b/>
                 <w:sz w:val="18"/>
               </w:rPr>
@@ -3686,13 +3804,13 @@
             </w:pPr>
             <w:r>
               <w:rPr>
-                <w:rFonts w:ascii="Arial" w:hAnsi="Arial" w:eastAsia="Arial"/>
-                <w:sz w:val="18"/>
-              </w:rPr>
-            </w:r>
-            <w:r>
-              <w:rPr>
-                <w:rFonts w:ascii="Arial" w:hAnsi="Arial" w:eastAsia="Arial"/>
+                <w:rFonts w:ascii="Arial" w:hAnsi="Arial" w:eastAsia="Arial" w:cs="Tahoma"/>
+                <w:sz w:val="18"/>
+              </w:rPr>
+            </w:r>
+            <w:r>
+              <w:rPr>
+                <w:rFonts w:ascii="Arial" w:hAnsi="Arial" w:eastAsia="Arial" w:cs="Tahoma"/>
                 <w:sz w:val="18"/>
               </w:rPr>
               <w:t>รันตามตารางเวลา</w:t>
@@ -3711,13 +3829,13 @@
             </w:pPr>
             <w:r>
               <w:rPr>
-                <w:rFonts w:ascii="Arial" w:hAnsi="Arial" w:eastAsia="Arial"/>
-                <w:sz w:val="18"/>
-              </w:rPr>
-            </w:r>
-            <w:r>
-              <w:rPr>
-                <w:rFonts w:ascii="Arial" w:hAnsi="Arial" w:eastAsia="Arial"/>
+                <w:rFonts w:ascii="Arial" w:hAnsi="Arial" w:eastAsia="Arial" w:cs="Tahoma"/>
+                <w:sz w:val="18"/>
+              </w:rPr>
+            </w:r>
+            <w:r>
+              <w:rPr>
+                <w:rFonts w:ascii="Arial" w:hAnsi="Arial" w:eastAsia="Arial" w:cs="Tahoma"/>
                 <w:sz w:val="18"/>
               </w:rPr>
               <w:t>CRON</w:t>
@@ -3736,13 +3854,13 @@
             </w:pPr>
             <w:r>
               <w:rPr>
-                <w:rFonts w:ascii="Arial" w:hAnsi="Arial" w:eastAsia="Arial"/>
-                <w:sz w:val="18"/>
-              </w:rPr>
-            </w:r>
-            <w:r>
-              <w:rPr>
-                <w:rFonts w:ascii="Arial" w:hAnsi="Arial" w:eastAsia="Arial"/>
+                <w:rFonts w:ascii="Arial" w:hAnsi="Arial" w:eastAsia="Arial" w:cs="Tahoma"/>
+                <w:sz w:val="18"/>
+              </w:rPr>
+            </w:r>
+            <w:r>
+              <w:rPr>
+                <w:rFonts w:ascii="Arial" w:hAnsi="Arial" w:eastAsia="Arial" w:cs="Tahoma"/>
                 <w:sz w:val="18"/>
               </w:rPr>
               <w:t>scheduler → runner (job 5)</w:t>
@@ -3761,13 +3879,13 @@
             </w:pPr>
             <w:r>
               <w:rPr>
-                <w:rFonts w:ascii="Arial" w:hAnsi="Arial" w:eastAsia="Arial"/>
-                <w:sz w:val="18"/>
-              </w:rPr>
-            </w:r>
-            <w:r>
-              <w:rPr>
-                <w:rFonts w:ascii="Arial" w:hAnsi="Arial" w:eastAsia="Arial"/>
+                <w:rFonts w:ascii="Arial" w:hAnsi="Arial" w:eastAsia="Arial" w:cs="Tahoma"/>
+                <w:sz w:val="18"/>
+              </w:rPr>
+            </w:r>
+            <w:r>
+              <w:rPr>
+                <w:rFonts w:ascii="Arial" w:hAnsi="Arial" w:eastAsia="Arial" w:cs="Tahoma"/>
                 <w:sz w:val="18"/>
               </w:rPr>
               <w:t>อ่าน cron/พารามิเตอร์จาก backend config</w:t>
@@ -3791,13 +3909,13 @@
             </w:pPr>
             <w:r>
               <w:rPr>
-                <w:rFonts w:ascii="Arial" w:hAnsi="Arial" w:eastAsia="Arial"/>
-                <w:sz w:val="18"/>
-              </w:rPr>
-            </w:r>
-            <w:r>
-              <w:rPr>
-                <w:rFonts w:ascii="Arial" w:hAnsi="Arial" w:eastAsia="Arial"/>
+                <w:rFonts w:ascii="Arial" w:hAnsi="Arial" w:eastAsia="Arial" w:cs="Tahoma"/>
+                <w:sz w:val="18"/>
+              </w:rPr>
+            </w:r>
+            <w:r>
+              <w:rPr>
+                <w:rFonts w:ascii="Arial" w:hAnsi="Arial" w:eastAsia="Arial" w:cs="Tahoma"/>
                 <w:sz w:val="18"/>
               </w:rPr>
               <w:t>รันนอกรอบ (manual/rerun)</w:t>
@@ -3816,13 +3934,13 @@
             </w:pPr>
             <w:r>
               <w:rPr>
-                <w:rFonts w:ascii="Arial" w:hAnsi="Arial" w:eastAsia="Arial"/>
-                <w:sz w:val="18"/>
-              </w:rPr>
-            </w:r>
-            <w:r>
-              <w:rPr>
-                <w:rFonts w:ascii="Arial" w:hAnsi="Arial" w:eastAsia="Arial"/>
+                <w:rFonts w:ascii="Arial" w:hAnsi="Arial" w:eastAsia="Arial" w:cs="Tahoma"/>
+                <w:sz w:val="18"/>
+              </w:rPr>
+            </w:r>
+            <w:r>
+              <w:rPr>
+                <w:rFonts w:ascii="Arial" w:hAnsi="Arial" w:eastAsia="Arial" w:cs="Tahoma"/>
                 <w:sz w:val="18"/>
               </w:rPr>
               <w:t>CLI</w:t>
@@ -3841,13 +3959,13 @@
             </w:pPr>
             <w:r>
               <w:rPr>
-                <w:rFonts w:ascii="Arial" w:hAnsi="Arial" w:eastAsia="Arial"/>
-                <w:sz w:val="18"/>
-              </w:rPr>
-            </w:r>
-            <w:r>
-              <w:rPr>
-                <w:rFonts w:ascii="Arial" w:hAnsi="Arial" w:eastAsia="Arial"/>
+                <w:rFonts w:ascii="Arial" w:hAnsi="Arial" w:eastAsia="Arial" w:cs="Tahoma"/>
+                <w:sz w:val="18"/>
+              </w:rPr>
+            </w:r>
+            <w:r>
+              <w:rPr>
+                <w:rFonts w:ascii="Arial" w:hAnsi="Arial" w:eastAsia="Arial" w:cs="Tahoma"/>
                 <w:sz w:val="18"/>
               </w:rPr>
               <w:t>CLI/ops runbook → runner (job 5)</w:t>
@@ -3866,13 +3984,13 @@
             </w:pPr>
             <w:r>
               <w:rPr>
-                <w:rFonts w:ascii="Arial" w:hAnsi="Arial" w:eastAsia="Arial"/>
-                <w:sz w:val="18"/>
-              </w:rPr>
-            </w:r>
-            <w:r>
-              <w:rPr>
-                <w:rFonts w:ascii="Arial" w:hAnsi="Arial" w:eastAsia="Arial"/>
+                <w:rFonts w:ascii="Arial" w:hAnsi="Arial" w:eastAsia="Arial" w:cs="Tahoma"/>
+                <w:sz w:val="18"/>
+              </w:rPr>
+            </w:r>
+            <w:r>
+              <w:rPr>
+                <w:rFonts w:ascii="Arial" w:hAnsi="Arial" w:eastAsia="Arial" w:cs="Tahoma"/>
                 <w:sz w:val="18"/>
               </w:rPr>
               <w:t>guard ไม่ให้รันซ้อนด้วย distributed lock</w:t>
@@ -3896,13 +4014,13 @@
             </w:pPr>
             <w:r>
               <w:rPr>
-                <w:rFonts w:ascii="Arial" w:hAnsi="Arial" w:eastAsia="Arial"/>
-                <w:sz w:val="18"/>
-              </w:rPr>
-            </w:r>
-            <w:r>
-              <w:rPr>
-                <w:rFonts w:ascii="Arial" w:hAnsi="Arial" w:eastAsia="Arial"/>
+                <w:rFonts w:ascii="Arial" w:hAnsi="Arial" w:eastAsia="Arial" w:cs="Tahoma"/>
+                <w:sz w:val="18"/>
+              </w:rPr>
+            </w:r>
+            <w:r>
+              <w:rPr>
+                <w:rFonts w:ascii="Arial" w:hAnsi="Arial" w:eastAsia="Arial" w:cs="Tahoma"/>
                 <w:sz w:val="18"/>
               </w:rPr>
               <w:t>แก้พารามิเตอร์/เปิด-ปิด job</w:t>
@@ -3921,13 +4039,13 @@
             </w:pPr>
             <w:r>
               <w:rPr>
-                <w:rFonts w:ascii="Arial" w:hAnsi="Arial" w:eastAsia="Arial"/>
-                <w:sz w:val="18"/>
-              </w:rPr>
-            </w:r>
-            <w:r>
-              <w:rPr>
-                <w:rFonts w:ascii="Arial" w:hAnsi="Arial" w:eastAsia="Arial"/>
+                <w:rFonts w:ascii="Arial" w:hAnsi="Arial" w:eastAsia="Arial" w:cs="Tahoma"/>
+                <w:sz w:val="18"/>
+              </w:rPr>
+            </w:r>
+            <w:r>
+              <w:rPr>
+                <w:rFonts w:ascii="Arial" w:hAnsi="Arial" w:eastAsia="Arial" w:cs="Tahoma"/>
                 <w:sz w:val="18"/>
               </w:rPr>
               <w:t>CONFIG</w:t>
@@ -3946,13 +4064,13 @@
             </w:pPr>
             <w:r>
               <w:rPr>
-                <w:rFonts w:ascii="Arial" w:hAnsi="Arial" w:eastAsia="Arial"/>
-                <w:sz w:val="18"/>
-              </w:rPr>
-            </w:r>
-            <w:r>
-              <w:rPr>
-                <w:rFonts w:ascii="Arial" w:hAnsi="Arial" w:eastAsia="Arial"/>
+                <w:rFonts w:ascii="Arial" w:hAnsi="Arial" w:eastAsia="Arial" w:cs="Tahoma"/>
+                <w:sz w:val="18"/>
+              </w:rPr>
+            </w:r>
+            <w:r>
+              <w:rPr>
+                <w:rFonts w:ascii="Arial" w:hAnsi="Arial" w:eastAsia="Arial" w:cs="Tahoma"/>
                 <w:sz w:val="18"/>
               </w:rPr>
               <w:t>แก้ backend config แล้ว deploy</w:t>
@@ -3971,13 +4089,13 @@
             </w:pPr>
             <w:r>
               <w:rPr>
-                <w:rFonts w:ascii="Arial" w:hAnsi="Arial" w:eastAsia="Arial"/>
-                <w:sz w:val="18"/>
-              </w:rPr>
-            </w:r>
-            <w:r>
-              <w:rPr>
-                <w:rFonts w:ascii="Arial" w:hAnsi="Arial" w:eastAsia="Arial"/>
+                <w:rFonts w:ascii="Arial" w:hAnsi="Arial" w:eastAsia="Arial" w:cs="Tahoma"/>
+                <w:sz w:val="18"/>
+              </w:rPr>
+            </w:r>
+            <w:r>
+              <w:rPr>
+                <w:rFonts w:ascii="Arial" w:hAnsi="Arial" w:eastAsia="Arial" w:cs="Tahoma"/>
                 <w:sz w:val="18"/>
               </w:rPr>
               <w:t>ไม่มี endpoint และไม่มีหน้าจอควบคุม — หน้า Flow Batch Job เป็น reference อย่างเดียว (2026-08-06)</w:t>
@@ -4001,13 +4119,13 @@
             </w:pPr>
             <w:r>
               <w:rPr>
-                <w:rFonts w:ascii="Arial" w:hAnsi="Arial" w:eastAsia="Arial"/>
-                <w:sz w:val="18"/>
-              </w:rPr>
-            </w:r>
-            <w:r>
-              <w:rPr>
-                <w:rFonts w:ascii="Arial" w:hAnsi="Arial" w:eastAsia="Arial"/>
+                <w:rFonts w:ascii="Arial" w:hAnsi="Arial" w:eastAsia="Arial" w:cs="Tahoma"/>
+                <w:sz w:val="18"/>
+              </w:rPr>
+            </w:r>
+            <w:r>
+              <w:rPr>
+                <w:rFonts w:ascii="Arial" w:hAnsi="Arial" w:eastAsia="Arial" w:cs="Tahoma"/>
                 <w:sz w:val="18"/>
               </w:rPr>
               <w:t>ตรวจผลการรัน</w:t>
@@ -4026,13 +4144,13 @@
             </w:pPr>
             <w:r>
               <w:rPr>
-                <w:rFonts w:ascii="Arial" w:hAnsi="Arial" w:eastAsia="Arial"/>
-                <w:sz w:val="18"/>
-              </w:rPr>
-            </w:r>
-            <w:r>
-              <w:rPr>
-                <w:rFonts w:ascii="Arial" w:hAnsi="Arial" w:eastAsia="Arial"/>
+                <w:rFonts w:ascii="Arial" w:hAnsi="Arial" w:eastAsia="Arial" w:cs="Tahoma"/>
+                <w:sz w:val="18"/>
+              </w:rPr>
+            </w:r>
+            <w:r>
+              <w:rPr>
+                <w:rFonts w:ascii="Arial" w:hAnsi="Arial" w:eastAsia="Arial" w:cs="Tahoma"/>
                 <w:sz w:val="18"/>
               </w:rPr>
               <w:t>LOG</w:t>
@@ -4051,13 +4169,13 @@
             </w:pPr>
             <w:r>
               <w:rPr>
-                <w:rFonts w:ascii="Arial" w:hAnsi="Arial" w:eastAsia="Arial"/>
-                <w:sz w:val="18"/>
-              </w:rPr>
-            </w:r>
-            <w:r>
-              <w:rPr>
-                <w:rFonts w:ascii="Arial" w:hAnsi="Arial" w:eastAsia="Arial"/>
+                <w:rFonts w:ascii="Arial" w:hAnsi="Arial" w:eastAsia="Arial" w:cs="Tahoma"/>
+                <w:sz w:val="18"/>
+              </w:rPr>
+            </w:r>
+            <w:r>
+              <w:rPr>
+                <w:rFonts w:ascii="Arial" w:hAnsi="Arial" w:eastAsia="Arial" w:cs="Tahoma"/>
                 <w:sz w:val="18"/>
               </w:rPr>
               <w:t>application log (structured)</w:t>
@@ -4076,13 +4194,13 @@
             </w:pPr>
             <w:r>
               <w:rPr>
-                <w:rFonts w:ascii="Arial" w:hAnsi="Arial" w:eastAsia="Arial"/>
-                <w:sz w:val="18"/>
-              </w:rPr>
-            </w:r>
-            <w:r>
-              <w:rPr>
-                <w:rFonts w:ascii="Arial" w:hAnsi="Arial" w:eastAsia="Arial"/>
+                <w:rFonts w:ascii="Arial" w:hAnsi="Arial" w:eastAsia="Arial" w:cs="Tahoma"/>
+                <w:sz w:val="18"/>
+              </w:rPr>
+            </w:r>
+            <w:r>
+              <w:rPr>
+                <w:rFonts w:ascii="Arial" w:hAnsi="Arial" w:eastAsia="Arial" w:cs="Tahoma"/>
                 <w:sz w:val="18"/>
               </w:rPr>
               <w:t>ไม่มีตาราง job_run_histories แล้ว · ไฟล์/ACK ดูที่ interface_transactions</w:t>
@@ -4152,7 +4270,7 @@
             <w:r/>
             <w:r>
               <w:rPr>
-                <w:rFonts w:ascii="Arial" w:hAnsi="Arial" w:eastAsia="Arial"/>
+                <w:rFonts w:ascii="Arial" w:hAnsi="Arial" w:eastAsia="Arial" w:cs="Tahoma"/>
                 <w:b/>
                 <w:sz w:val="18"/>
               </w:rPr>
@@ -4174,7 +4292,7 @@
             <w:r/>
             <w:r>
               <w:rPr>
-                <w:rFonts w:ascii="Arial" w:hAnsi="Arial" w:eastAsia="Arial"/>
+                <w:rFonts w:ascii="Arial" w:hAnsi="Arial" w:eastAsia="Arial" w:cs="Tahoma"/>
                 <w:b/>
                 <w:sz w:val="18"/>
               </w:rPr>
@@ -4196,7 +4314,7 @@
             <w:r/>
             <w:r>
               <w:rPr>
-                <w:rFonts w:ascii="Arial" w:hAnsi="Arial" w:eastAsia="Arial"/>
+                <w:rFonts w:ascii="Arial" w:hAnsi="Arial" w:eastAsia="Arial" w:cs="Tahoma"/>
                 <w:b/>
                 <w:sz w:val="18"/>
               </w:rPr>
@@ -4221,13 +4339,13 @@
             </w:pPr>
             <w:r>
               <w:rPr>
-                <w:rFonts w:ascii="Arial" w:hAnsi="Arial" w:eastAsia="Arial"/>
-                <w:sz w:val="18"/>
-              </w:rPr>
-            </w:r>
-            <w:r>
-              <w:rPr>
-                <w:rFonts w:ascii="Arial" w:hAnsi="Arial" w:eastAsia="Arial"/>
+                <w:rFonts w:ascii="Arial" w:hAnsi="Arial" w:eastAsia="Arial" w:cs="Tahoma"/>
+                <w:sz w:val="18"/>
+              </w:rPr>
+            </w:r>
+            <w:r>
+              <w:rPr>
+                <w:rFonts w:ascii="Arial" w:hAnsi="Arial" w:eastAsia="Arial" w:cs="Tahoma"/>
                 <w:sz w:val="18"/>
               </w:rPr>
               <w:t>sales_transactions</w:t>
@@ -4246,13 +4364,13 @@
             </w:pPr>
             <w:r>
               <w:rPr>
-                <w:rFonts w:ascii="Arial" w:hAnsi="Arial" w:eastAsia="Arial"/>
-                <w:sz w:val="18"/>
-              </w:rPr>
-            </w:r>
-            <w:r>
-              <w:rPr>
-                <w:rFonts w:ascii="Arial" w:hAnsi="Arial" w:eastAsia="Arial"/>
+                <w:rFonts w:ascii="Arial" w:hAnsi="Arial" w:eastAsia="Arial" w:cs="Tahoma"/>
+                <w:sz w:val="18"/>
+              </w:rPr>
+            </w:r>
+            <w:r>
+              <w:rPr>
+                <w:rFonts w:ascii="Arial" w:hAnsi="Arial" w:eastAsia="Arial" w:cs="Tahoma"/>
                 <w:sz w:val="18"/>
               </w:rPr>
               <w:t>W</w:t>
@@ -4271,13 +4389,13 @@
             </w:pPr>
             <w:r>
               <w:rPr>
-                <w:rFonts w:ascii="Arial" w:hAnsi="Arial" w:eastAsia="Arial"/>
-                <w:sz w:val="18"/>
-              </w:rPr>
-            </w:r>
-            <w:r>
-              <w:rPr>
-                <w:rFonts w:ascii="Arial" w:hAnsi="Arial" w:eastAsia="Arial"/>
+                <w:rFonts w:ascii="Arial" w:hAnsi="Arial" w:eastAsia="Arial" w:cs="Tahoma"/>
+                <w:sz w:val="18"/>
+              </w:rPr>
+            </w:r>
+            <w:r>
+              <w:rPr>
+                <w:rFonts w:ascii="Arial" w:hAnsi="Arial" w:eastAsia="Arial" w:cs="Tahoma"/>
                 <w:sz w:val="18"/>
               </w:rPr>
               <w:t>ยอดขายรายวันดิบจากไฟล์ (4 หน้าต่างเวลา)</w:t>
@@ -4301,13 +4419,13 @@
             </w:pPr>
             <w:r>
               <w:rPr>
-                <w:rFonts w:ascii="Arial" w:hAnsi="Arial" w:eastAsia="Arial"/>
-                <w:sz w:val="18"/>
-              </w:rPr>
-            </w:r>
-            <w:r>
-              <w:rPr>
-                <w:rFonts w:ascii="Arial" w:hAnsi="Arial" w:eastAsia="Arial"/>
+                <w:rFonts w:ascii="Arial" w:hAnsi="Arial" w:eastAsia="Arial" w:cs="Tahoma"/>
+                <w:sz w:val="18"/>
+              </w:rPr>
+            </w:r>
+            <w:r>
+              <w:rPr>
+                <w:rFonts w:ascii="Arial" w:hAnsi="Arial" w:eastAsia="Arial" w:cs="Tahoma"/>
                 <w:sz w:val="18"/>
               </w:rPr>
               <w:t>fgi_impact_sales_summaries</w:t>
@@ -4326,13 +4444,13 @@
             </w:pPr>
             <w:r>
               <w:rPr>
-                <w:rFonts w:ascii="Arial" w:hAnsi="Arial" w:eastAsia="Arial"/>
-                <w:sz w:val="18"/>
-              </w:rPr>
-            </w:r>
-            <w:r>
-              <w:rPr>
-                <w:rFonts w:ascii="Arial" w:hAnsi="Arial" w:eastAsia="Arial"/>
+                <w:rFonts w:ascii="Arial" w:hAnsi="Arial" w:eastAsia="Arial" w:cs="Tahoma"/>
+                <w:sz w:val="18"/>
+              </w:rPr>
+            </w:r>
+            <w:r>
+              <w:rPr>
+                <w:rFonts w:ascii="Arial" w:hAnsi="Arial" w:eastAsia="Arial" w:cs="Tahoma"/>
                 <w:sz w:val="18"/>
               </w:rPr>
               <w:t>R/W</w:t>
@@ -4351,13 +4469,13 @@
             </w:pPr>
             <w:r>
               <w:rPr>
-                <w:rFonts w:ascii="Arial" w:hAnsi="Arial" w:eastAsia="Arial"/>
-                <w:sz w:val="18"/>
-              </w:rPr>
-            </w:r>
-            <w:r>
-              <w:rPr>
-                <w:rFonts w:ascii="Arial" w:hAnsi="Arial" w:eastAsia="Arial"/>
+                <w:rFonts w:ascii="Arial" w:hAnsi="Arial" w:eastAsia="Arial" w:cs="Tahoma"/>
+                <w:sz w:val="18"/>
+              </w:rPr>
+            </w:r>
+            <w:r>
+              <w:rPr>
+                <w:rFonts w:ascii="Arial" w:hAnsi="Arial" w:eastAsia="Arial" w:cs="Tahoma"/>
                 <w:sz w:val="18"/>
               </w:rPr>
               <w:t>อัปเดต total_working_days, growth_rate_diff, sales_status Y/N</w:t>
@@ -4381,13 +4499,13 @@
             </w:pPr>
             <w:r>
               <w:rPr>
-                <w:rFonts w:ascii="Arial" w:hAnsi="Arial" w:eastAsia="Arial"/>
-                <w:sz w:val="18"/>
-              </w:rPr>
-            </w:r>
-            <w:r>
-              <w:rPr>
-                <w:rFonts w:ascii="Arial" w:hAnsi="Arial" w:eastAsia="Arial"/>
+                <w:rFonts w:ascii="Arial" w:hAnsi="Arial" w:eastAsia="Arial" w:cs="Tahoma"/>
+                <w:sz w:val="18"/>
+              </w:rPr>
+            </w:r>
+            <w:r>
+              <w:rPr>
+                <w:rFonts w:ascii="Arial" w:hAnsi="Arial" w:eastAsia="Arial" w:cs="Tahoma"/>
                 <w:sz w:val="18"/>
               </w:rPr>
               <w:t>interface_transactions</w:t>
@@ -4406,13 +4524,13 @@
             </w:pPr>
             <w:r>
               <w:rPr>
-                <w:rFonts w:ascii="Arial" w:hAnsi="Arial" w:eastAsia="Arial"/>
-                <w:sz w:val="18"/>
-              </w:rPr>
-            </w:r>
-            <w:r>
-              <w:rPr>
-                <w:rFonts w:ascii="Arial" w:hAnsi="Arial" w:eastAsia="Arial"/>
+                <w:rFonts w:ascii="Arial" w:hAnsi="Arial" w:eastAsia="Arial" w:cs="Tahoma"/>
+                <w:sz w:val="18"/>
+              </w:rPr>
+            </w:r>
+            <w:r>
+              <w:rPr>
+                <w:rFonts w:ascii="Arial" w:hAnsi="Arial" w:eastAsia="Arial" w:cs="Tahoma"/>
                 <w:sz w:val="18"/>
               </w:rPr>
               <w:t>W</w:t>
@@ -4431,13 +4549,13 @@
             </w:pPr>
             <w:r>
               <w:rPr>
-                <w:rFonts w:ascii="Arial" w:hAnsi="Arial" w:eastAsia="Arial"/>
-                <w:sz w:val="18"/>
-              </w:rPr>
-            </w:r>
-            <w:r>
-              <w:rPr>
-                <w:rFonts w:ascii="Arial" w:hAnsi="Arial" w:eastAsia="Arial"/>
+                <w:rFonts w:ascii="Arial" w:hAnsi="Arial" w:eastAsia="Arial" w:cs="Tahoma"/>
+                <w:sz w:val="18"/>
+              </w:rPr>
+            </w:r>
+            <w:r>
+              <w:rPr>
+                <w:rFonts w:ascii="Arial" w:hAnsi="Arial" w:eastAsia="Arial" w:cs="Tahoma"/>
                 <w:sz w:val="18"/>
               </w:rPr>
               <w:t>tracking: data_name=IMPORT_SALES_FROM_IAS · typed FK = sales_summary_id</w:t>
@@ -4478,7 +4596,7 @@
       </w:r>
       <w:r>
         <w:rPr>
-          <w:rFonts w:ascii="Courier New" w:hAnsi="Courier New"/>
+          <w:rFonts w:ascii="Courier New" w:hAnsi="Courier New" w:eastAsia="Courier New" w:cs="Tahoma"/>
         </w:rPr>
         <w:t>src/batch/sbpgi/</w:t>
       </w:r>
@@ -4487,7 +4605,7 @@
       </w:r>
       <w:r>
         <w:rPr>
-          <w:rFonts w:ascii="Courier New" w:hAnsi="Courier New"/>
+          <w:rFonts w:ascii="Courier New" w:hAnsi="Courier New" w:eastAsia="Courier New" w:cs="Tahoma"/>
         </w:rPr>
         <w:t>DATA_SOURCE</w:t>
       </w:r>
@@ -4496,7 +4614,7 @@
       </w:r>
       <w:r>
         <w:rPr>
-          <w:rFonts w:ascii="Courier New" w:hAnsi="Courier New"/>
+          <w:rFonts w:ascii="Courier New" w:hAnsi="Courier New" w:eastAsia="Courier New" w:cs="Tahoma"/>
         </w:rPr>
         <w:t>src/entitys/</w:t>
       </w:r>
@@ -4513,7 +4631,7 @@
       </w:r>
       <w:r>
         <w:rPr>
-          <w:rFonts w:ascii="Courier New" w:hAnsi="Courier New"/>
+          <w:rFonts w:ascii="Courier New" w:hAnsi="Courier New" w:eastAsia="Courier New" w:cs="Tahoma"/>
         </w:rPr>
         <w:t>src/batch</w:t>
       </w:r>
@@ -4522,7 +4640,7 @@
       </w:r>
       <w:r>
         <w:rPr>
-          <w:rFonts w:ascii="Courier New" w:hAnsi="Courier New"/>
+          <w:rFonts w:ascii="Courier New" w:hAnsi="Courier New" w:eastAsia="Courier New" w:cs="Tahoma"/>
         </w:rPr>
         <w:t>@nestjs/schedule</w:t>
       </w:r>
@@ -4540,7 +4658,7 @@
       </w:r>
       <w:r>
         <w:rPr>
-          <w:rFonts w:ascii="Courier New" w:hAnsi="Courier New"/>
+          <w:rFonts w:ascii="Courier New" w:hAnsi="Courier New" w:eastAsia="Courier New" w:cs="Tahoma"/>
         </w:rPr>
         <w:t>runner.ts</w:t>
       </w:r>
@@ -4549,7 +4667,7 @@
       </w:r>
       <w:r>
         <w:rPr>
-          <w:rFonts w:ascii="Courier New" w:hAnsi="Courier New"/>
+          <w:rFonts w:ascii="Courier New" w:hAnsi="Courier New" w:eastAsia="Courier New" w:cs="Tahoma"/>
         </w:rPr>
         <w:t>scheduler.ts</w:t>
       </w:r>
@@ -4558,7 +4676,7 @@
       </w:r>
       <w:r>
         <w:rPr>
-          <w:rFonts w:ascii="Courier New" w:hAnsi="Courier New"/>
+          <w:rFonts w:ascii="Courier New" w:hAnsi="Courier New" w:eastAsia="Courier New" w:cs="Tahoma"/>
         </w:rPr>
         <w:t>cli.js</w:t>
       </w:r>
@@ -4567,7 +4685,7 @@
       </w:r>
       <w:r>
         <w:rPr>
-          <w:rFonts w:ascii="Courier New" w:hAnsi="Courier New"/>
+          <w:rFonts w:ascii="Courier New" w:hAnsi="Courier New" w:eastAsia="Courier New" w:cs="Tahoma"/>
         </w:rPr>
         <w:t>job-failure.notifier.ts</w:t>
       </w:r>
@@ -4585,7 +4703,7 @@
       </w:r>
       <w:r>
         <w:rPr>
-          <w:rFonts w:ascii="Courier New" w:hAnsi="Courier New"/>
+          <w:rFonts w:ascii="Courier New" w:hAnsi="Courier New" w:eastAsia="Courier New" w:cs="Tahoma"/>
         </w:rPr>
         <w:t>ScheduleModule.forRoot()</w:t>
       </w:r>
@@ -4594,7 +4712,7 @@
       </w:r>
       <w:r>
         <w:rPr>
-          <w:rFonts w:ascii="Courier New" w:hAnsi="Courier New"/>
+          <w:rFonts w:ascii="Courier New" w:hAnsi="Courier New" w:eastAsia="Courier New" w:cs="Tahoma"/>
         </w:rPr>
         <w:t>app.module.ts</w:t>
       </w:r>
@@ -4631,7 +4749,7 @@
             <w:r/>
             <w:r>
               <w:rPr>
-                <w:rFonts w:ascii="Arial" w:hAnsi="Arial" w:eastAsia="Arial"/>
+                <w:rFonts w:ascii="Arial" w:hAnsi="Arial" w:eastAsia="Arial" w:cs="Tahoma"/>
                 <w:b/>
                 <w:sz w:val="18"/>
               </w:rPr>
@@ -4653,7 +4771,7 @@
             <w:r/>
             <w:r>
               <w:rPr>
-                <w:rFonts w:ascii="Arial" w:hAnsi="Arial" w:eastAsia="Arial"/>
+                <w:rFonts w:ascii="Arial" w:hAnsi="Arial" w:eastAsia="Arial" w:cs="Tahoma"/>
                 <w:b/>
                 <w:sz w:val="18"/>
               </w:rPr>
@@ -4678,13 +4796,13 @@
             </w:pPr>
             <w:r>
               <w:rPr>
-                <w:rFonts w:ascii="Arial" w:hAnsi="Arial" w:eastAsia="Arial"/>
-                <w:sz w:val="18"/>
-              </w:rPr>
-            </w:r>
-            <w:r>
-              <w:rPr>
-                <w:rFonts w:ascii="Arial" w:hAnsi="Arial" w:eastAsia="Arial"/>
+                <w:rFonts w:ascii="Arial" w:hAnsi="Arial" w:eastAsia="Arial" w:cs="Tahoma"/>
+                <w:sz w:val="18"/>
+              </w:rPr>
+            </w:r>
+            <w:r>
+              <w:rPr>
+                <w:rFonts w:ascii="Arial" w:hAnsi="Arial" w:eastAsia="Arial" w:cs="Tahoma"/>
                 <w:sz w:val="18"/>
               </w:rPr>
               <w:t>src/batch/sbpgi/job-5-import-impact-sale-from-ias/job-5-import-impact-sale-from-ias.job.ts</w:t>
@@ -4703,41 +4821,41 @@
             </w:pPr>
             <w:r>
               <w:rPr>
-                <w:rFonts w:ascii="Arial" w:hAnsi="Arial" w:eastAsia="Arial"/>
-                <w:sz w:val="18"/>
-              </w:rPr>
-            </w:r>
-            <w:r>
-              <w:rPr>
-                <w:rFonts w:ascii="Arial" w:hAnsi="Arial" w:eastAsia="Arial"/>
+                <w:rFonts w:ascii="Arial" w:hAnsi="Arial" w:eastAsia="Arial" w:cs="Tahoma"/>
+                <w:sz w:val="18"/>
+              </w:rPr>
+            </w:r>
+            <w:r>
+              <w:rPr>
+                <w:rFonts w:ascii="Arial" w:hAnsi="Arial" w:eastAsia="Arial" w:cs="Tahoma"/>
                 <w:sz w:val="18"/>
               </w:rPr>
               <w:t xml:space="preserve">คลาส </w:t>
             </w:r>
             <w:r>
               <w:rPr>
-                <w:rFonts w:ascii="Courier New" w:hAnsi="Courier New" w:eastAsia="Arial"/>
+                <w:rFonts w:ascii="Courier New" w:hAnsi="Courier New" w:eastAsia="Courier New" w:cs="Tahoma"/>
                 <w:sz w:val="18"/>
               </w:rPr>
               <w:t>ImportImpactSaleFromIasJob</w:t>
             </w:r>
             <w:r>
               <w:rPr>
-                <w:rFonts w:ascii="Arial" w:hAnsi="Arial" w:eastAsia="Arial"/>
+                <w:rFonts w:ascii="Arial" w:hAnsi="Arial" w:eastAsia="Arial" w:cs="Tahoma"/>
                 <w:sz w:val="18"/>
               </w:rPr>
               <w:t xml:space="preserve"> — </w:t>
             </w:r>
             <w:r>
               <w:rPr>
-                <w:rFonts w:ascii="Courier New" w:hAnsi="Courier New" w:eastAsia="Arial"/>
+                <w:rFonts w:ascii="Courier New" w:hAnsi="Courier New" w:eastAsia="Courier New" w:cs="Tahoma"/>
                 <w:sz w:val="18"/>
               </w:rPr>
               <w:t>run(ctx)</w:t>
             </w:r>
             <w:r>
               <w:rPr>
-                <w:rFonts w:ascii="Arial" w:hAnsi="Arial" w:eastAsia="Arial"/>
+                <w:rFonts w:ascii="Arial" w:hAnsi="Arial" w:eastAsia="Arial" w:cs="Tahoma"/>
                 <w:sz w:val="18"/>
               </w:rPr>
               <w:t xml:space="preserve"> เรียงตาม flow ของ Job 5 ทีละขั้น, ครอบ transaction, จบด้วย structured log</w:t>
@@ -4761,13 +4879,13 @@
             </w:pPr>
             <w:r>
               <w:rPr>
-                <w:rFonts w:ascii="Arial" w:hAnsi="Arial" w:eastAsia="Arial"/>
-                <w:sz w:val="18"/>
-              </w:rPr>
-            </w:r>
-            <w:r>
-              <w:rPr>
-                <w:rFonts w:ascii="Arial" w:hAnsi="Arial" w:eastAsia="Arial"/>
+                <w:rFonts w:ascii="Arial" w:hAnsi="Arial" w:eastAsia="Arial" w:cs="Tahoma"/>
+                <w:sz w:val="18"/>
+              </w:rPr>
+            </w:r>
+            <w:r>
+              <w:rPr>
+                <w:rFonts w:ascii="Arial" w:hAnsi="Arial" w:eastAsia="Arial" w:cs="Tahoma"/>
                 <w:sz w:val="18"/>
               </w:rPr>
               <w:t>src/batch/sbpgi/job-5-import-impact-sale-from-ias/job-5-import-impact-sale-from-ias.service.ts</w:t>
@@ -4786,34 +4904,34 @@
             </w:pPr>
             <w:r>
               <w:rPr>
-                <w:rFonts w:ascii="Arial" w:hAnsi="Arial" w:eastAsia="Arial"/>
-                <w:sz w:val="18"/>
-              </w:rPr>
-            </w:r>
-            <w:r>
-              <w:rPr>
-                <w:rFonts w:ascii="Arial" w:hAnsi="Arial" w:eastAsia="Arial"/>
+                <w:rFonts w:ascii="Arial" w:hAnsi="Arial" w:eastAsia="Arial" w:cs="Tahoma"/>
+                <w:sz w:val="18"/>
+              </w:rPr>
+            </w:r>
+            <w:r>
+              <w:rPr>
+                <w:rFonts w:ascii="Arial" w:hAnsi="Arial" w:eastAsia="Arial" w:cs="Tahoma"/>
                 <w:sz w:val="18"/>
               </w:rPr>
               <w:t xml:space="preserve">คลาส </w:t>
             </w:r>
             <w:r>
               <w:rPr>
-                <w:rFonts w:ascii="Courier New" w:hAnsi="Courier New" w:eastAsia="Arial"/>
+                <w:rFonts w:ascii="Courier New" w:hAnsi="Courier New" w:eastAsia="Courier New" w:cs="Tahoma"/>
                 <w:sz w:val="18"/>
               </w:rPr>
               <w:t>ImportImpactSaleFromIasService</w:t>
             </w:r>
             <w:r>
               <w:rPr>
-                <w:rFonts w:ascii="Arial" w:hAnsi="Arial" w:eastAsia="Arial"/>
+                <w:rFonts w:ascii="Arial" w:hAnsi="Arial" w:eastAsia="Arial" w:cs="Tahoma"/>
                 <w:sz w:val="18"/>
               </w:rPr>
               <w:t xml:space="preserve"> — logic ต่อขั้น (อ่าน/parse/คำนวณ/เขียน) + repository token ที่ inject จาก </w:t>
             </w:r>
             <w:r>
               <w:rPr>
-                <w:rFonts w:ascii="Courier New" w:hAnsi="Courier New" w:eastAsia="Arial"/>
+                <w:rFonts w:ascii="Courier New" w:hAnsi="Courier New" w:eastAsia="Courier New" w:cs="Tahoma"/>
                 <w:sz w:val="18"/>
               </w:rPr>
               <w:t>DATA_SOURCE</w:t>
@@ -4837,13 +4955,13 @@
             </w:pPr>
             <w:r>
               <w:rPr>
-                <w:rFonts w:ascii="Arial" w:hAnsi="Arial" w:eastAsia="Arial"/>
-                <w:sz w:val="18"/>
-              </w:rPr>
-            </w:r>
-            <w:r>
-              <w:rPr>
-                <w:rFonts w:ascii="Arial" w:hAnsi="Arial" w:eastAsia="Arial"/>
+                <w:rFonts w:ascii="Arial" w:hAnsi="Arial" w:eastAsia="Arial" w:cs="Tahoma"/>
+                <w:sz w:val="18"/>
+              </w:rPr>
+            </w:r>
+            <w:r>
+              <w:rPr>
+                <w:rFonts w:ascii="Arial" w:hAnsi="Arial" w:eastAsia="Arial" w:cs="Tahoma"/>
                 <w:sz w:val="18"/>
               </w:rPr>
               <w:t>src/batch/sbpgi/job-5-import-impact-sale-from-ias/job-5-import-impact-sale-from-ias.config.ts</w:t>
@@ -4862,55 +4980,55 @@
             </w:pPr>
             <w:r>
               <w:rPr>
-                <w:rFonts w:ascii="Arial" w:hAnsi="Arial" w:eastAsia="Arial"/>
-                <w:sz w:val="18"/>
-              </w:rPr>
-            </w:r>
-            <w:r>
-              <w:rPr>
-                <w:rFonts w:ascii="Arial" w:hAnsi="Arial" w:eastAsia="Arial"/>
+                <w:rFonts w:ascii="Arial" w:hAnsi="Arial" w:eastAsia="Arial" w:cs="Tahoma"/>
+                <w:sz w:val="18"/>
+              </w:rPr>
+            </w:r>
+            <w:r>
+              <w:rPr>
+                <w:rFonts w:ascii="Arial" w:hAnsi="Arial" w:eastAsia="Arial" w:cs="Tahoma"/>
                 <w:sz w:val="18"/>
               </w:rPr>
               <w:t xml:space="preserve">คลาส </w:t>
             </w:r>
             <w:r>
               <w:rPr>
-                <w:rFonts w:ascii="Courier New" w:hAnsi="Courier New" w:eastAsia="Arial"/>
+                <w:rFonts w:ascii="Courier New" w:hAnsi="Courier New" w:eastAsia="Courier New" w:cs="Tahoma"/>
                 <w:sz w:val="18"/>
               </w:rPr>
               <w:t>SbpgiJob5Config</w:t>
             </w:r>
             <w:r>
               <w:rPr>
-                <w:rFonts w:ascii="Arial" w:hAnsi="Arial" w:eastAsia="Arial"/>
+                <w:rFonts w:ascii="Arial" w:hAnsi="Arial" w:eastAsia="Arial" w:cs="Tahoma"/>
                 <w:sz w:val="18"/>
               </w:rPr>
               <w:t xml:space="preserve"> (แบบเดียวกับ </w:t>
             </w:r>
             <w:r>
               <w:rPr>
-                <w:rFonts w:ascii="Courier New" w:hAnsi="Courier New" w:eastAsia="Arial"/>
+                <w:rFonts w:ascii="Courier New" w:hAnsi="Courier New" w:eastAsia="Courier New" w:cs="Tahoma"/>
                 <w:sz w:val="18"/>
               </w:rPr>
               <w:t>src/config/app.config.ts</w:t>
             </w:r>
             <w:r>
               <w:rPr>
-                <w:rFonts w:ascii="Arial" w:hAnsi="Arial" w:eastAsia="Arial"/>
+                <w:rFonts w:ascii="Arial" w:hAnsi="Arial" w:eastAsia="Arial" w:cs="Tahoma"/>
                 <w:sz w:val="18"/>
               </w:rPr>
               <w:t xml:space="preserve"> — โปรเจกต์นี้ไม่ใช้ </w:t>
             </w:r>
             <w:r>
               <w:rPr>
-                <w:rFonts w:ascii="Courier New" w:hAnsi="Courier New" w:eastAsia="Arial"/>
+                <w:rFonts w:ascii="Courier New" w:hAnsi="Courier New" w:eastAsia="Courier New" w:cs="Tahoma"/>
                 <w:sz w:val="18"/>
               </w:rPr>
               <w:t>registerAs</w:t>
             </w:r>
             <w:r>
               <w:rPr>
-                <w:rFonts w:ascii="Arial" w:hAnsi="Arial" w:eastAsia="Arial"/>
+                <w:rFonts w:ascii="Arial" w:hAnsi="Arial" w:eastAsia="Arial" w:cs="Tahoma"/>
                 <w:sz w:val="18"/>
               </w:rPr>
               <w:t>) — cron และพารามิเตอร์ทั้ง 6 ตัวของ Job 5 อ่านจาก env/config file (ไม่มีตาราง job_configs)</w:t>
@@ -4934,13 +5052,13 @@
             </w:pPr>
             <w:r>
               <w:rPr>
-                <w:rFonts w:ascii="Arial" w:hAnsi="Arial" w:eastAsia="Arial"/>
-                <w:sz w:val="18"/>
-              </w:rPr>
-            </w:r>
-            <w:r>
-              <w:rPr>
-                <w:rFonts w:ascii="Arial" w:hAnsi="Arial" w:eastAsia="Arial"/>
+                <w:rFonts w:ascii="Arial" w:hAnsi="Arial" w:eastAsia="Arial" w:cs="Tahoma"/>
+                <w:sz w:val="18"/>
+              </w:rPr>
+            </w:r>
+            <w:r>
+              <w:rPr>
+                <w:rFonts w:ascii="Arial" w:hAnsi="Arial" w:eastAsia="Arial" w:cs="Tahoma"/>
                 <w:sz w:val="18"/>
               </w:rPr>
               <w:t>src/batch/sbpgi/job-5-import-impact-sale-from-ias/job-5-import-impact-sale-from-ias.module.ts</w:t>
@@ -4959,20 +5077,20 @@
             </w:pPr>
             <w:r>
               <w:rPr>
-                <w:rFonts w:ascii="Arial" w:hAnsi="Arial" w:eastAsia="Arial"/>
-                <w:sz w:val="18"/>
-              </w:rPr>
-            </w:r>
-            <w:r>
-              <w:rPr>
-                <w:rFonts w:ascii="Arial" w:hAnsi="Arial" w:eastAsia="Arial"/>
+                <w:rFonts w:ascii="Arial" w:hAnsi="Arial" w:eastAsia="Arial" w:cs="Tahoma"/>
+                <w:sz w:val="18"/>
+              </w:rPr>
+            </w:r>
+            <w:r>
+              <w:rPr>
+                <w:rFonts w:ascii="Arial" w:hAnsi="Arial" w:eastAsia="Arial" w:cs="Tahoma"/>
                 <w:sz w:val="18"/>
               </w:rPr>
               <w:t xml:space="preserve">NestJS module ผูก job + service + repository provider (factory token string) เข้ากับ </w:t>
             </w:r>
             <w:r>
               <w:rPr>
-                <w:rFonts w:ascii="Courier New" w:hAnsi="Courier New" w:eastAsia="Arial"/>
+                <w:rFonts w:ascii="Courier New" w:hAnsi="Courier New" w:eastAsia="Courier New" w:cs="Tahoma"/>
                 <w:sz w:val="18"/>
               </w:rPr>
               <w:t>DatabaseModule</w:t>
@@ -4996,13 +5114,13 @@
             </w:pPr>
             <w:r>
               <w:rPr>
-                <w:rFonts w:ascii="Arial" w:hAnsi="Arial" w:eastAsia="Arial"/>
-                <w:sz w:val="18"/>
-              </w:rPr>
-            </w:r>
-            <w:r>
-              <w:rPr>
-                <w:rFonts w:ascii="Arial" w:hAnsi="Arial" w:eastAsia="Arial"/>
+                <w:rFonts w:ascii="Arial" w:hAnsi="Arial" w:eastAsia="Arial" w:cs="Tahoma"/>
+                <w:sz w:val="18"/>
+              </w:rPr>
+            </w:r>
+            <w:r>
+              <w:rPr>
+                <w:rFonts w:ascii="Arial" w:hAnsi="Arial" w:eastAsia="Arial" w:cs="Tahoma"/>
                 <w:sz w:val="18"/>
               </w:rPr>
               <w:t>src/batch/runner.ts</w:t>
@@ -5021,13 +5139,13 @@
             </w:pPr>
             <w:r>
               <w:rPr>
-                <w:rFonts w:ascii="Arial" w:hAnsi="Arial" w:eastAsia="Arial"/>
-                <w:sz w:val="18"/>
-              </w:rPr>
-            </w:r>
-            <w:r>
-              <w:rPr>
-                <w:rFonts w:ascii="Arial" w:hAnsi="Arial" w:eastAsia="Arial"/>
+                <w:rFonts w:ascii="Arial" w:hAnsi="Arial" w:eastAsia="Arial" w:cs="Tahoma"/>
+                <w:sz w:val="18"/>
+              </w:rPr>
+            </w:r>
+            <w:r>
+              <w:rPr>
+                <w:rFonts w:ascii="Arial" w:hAnsi="Arial" w:eastAsia="Arial" w:cs="Tahoma"/>
                 <w:sz w:val="18"/>
               </w:rPr>
               <w:t>ตัวรันกลาง: resolve job ตาม jobNo, กันรันซ้อนด้วย advisory lock, จับ error → แจ้งเตือน, เขียน structured log สรุป (ใช้ร่วมทั้ง 11 job)</w:t>
@@ -5051,13 +5169,13 @@
             </w:pPr>
             <w:r>
               <w:rPr>
-                <w:rFonts w:ascii="Arial" w:hAnsi="Arial" w:eastAsia="Arial"/>
-                <w:sz w:val="18"/>
-              </w:rPr>
-            </w:r>
-            <w:r>
-              <w:rPr>
-                <w:rFonts w:ascii="Arial" w:hAnsi="Arial" w:eastAsia="Arial"/>
+                <w:rFonts w:ascii="Arial" w:hAnsi="Arial" w:eastAsia="Arial" w:cs="Tahoma"/>
+                <w:sz w:val="18"/>
+              </w:rPr>
+            </w:r>
+            <w:r>
+              <w:rPr>
+                <w:rFonts w:ascii="Arial" w:hAnsi="Arial" w:eastAsia="Arial" w:cs="Tahoma"/>
                 <w:sz w:val="18"/>
               </w:rPr>
               <w:t>src/batch/scheduler.ts</w:t>
@@ -5076,41 +5194,41 @@
             </w:pPr>
             <w:r>
               <w:rPr>
-                <w:rFonts w:ascii="Arial" w:hAnsi="Arial" w:eastAsia="Arial"/>
-                <w:sz w:val="18"/>
-              </w:rPr>
-            </w:r>
-            <w:r>
-              <w:rPr>
-                <w:rFonts w:ascii="Arial" w:hAnsi="Arial" w:eastAsia="Arial"/>
+                <w:rFonts w:ascii="Arial" w:hAnsi="Arial" w:eastAsia="Arial" w:cs="Tahoma"/>
+                <w:sz w:val="18"/>
+              </w:rPr>
+            </w:r>
+            <w:r>
+              <w:rPr>
+                <w:rFonts w:ascii="Arial" w:hAnsi="Arial" w:eastAsia="Arial" w:cs="Tahoma"/>
                 <w:sz w:val="18"/>
               </w:rPr>
               <w:t>ลงทะเบียน cron จาก config (</w:t>
             </w:r>
             <w:r>
               <w:rPr>
-                <w:rFonts w:ascii="Courier New" w:hAnsi="Courier New" w:eastAsia="Arial"/>
+                <w:rFonts w:ascii="Courier New" w:hAnsi="Courier New" w:eastAsia="Courier New" w:cs="Tahoma"/>
                 <w:sz w:val="18"/>
               </w:rPr>
               <w:t>SBPGI_JOB5_CRON</w:t>
             </w:r>
             <w:r>
               <w:rPr>
-                <w:rFonts w:ascii="Arial" w:hAnsi="Arial" w:eastAsia="Arial"/>
+                <w:rFonts w:ascii="Arial" w:hAnsi="Arial" w:eastAsia="Arial" w:cs="Tahoma"/>
                 <w:sz w:val="18"/>
               </w:rPr>
               <w:t xml:space="preserve"> = </w:t>
             </w:r>
             <w:r>
               <w:rPr>
-                <w:rFonts w:ascii="Courier New" w:hAnsi="Courier New" w:eastAsia="Arial"/>
+                <w:rFonts w:ascii="Courier New" w:hAnsi="Courier New" w:eastAsia="Courier New" w:cs="Tahoma"/>
                 <w:sz w:val="18"/>
               </w:rPr>
               <w:t>30 16 7-16 * *</w:t>
             </w:r>
             <w:r>
               <w:rPr>
-                <w:rFonts w:ascii="Arial" w:hAnsi="Arial" w:eastAsia="Arial"/>
+                <w:rFonts w:ascii="Arial" w:hAnsi="Arial" w:eastAsia="Arial" w:cs="Tahoma"/>
                 <w:sz w:val="18"/>
               </w:rPr>
               <w:t>) และรองรับสั่งรันนอกรอบผ่าน CLI/runbook</w:t>
@@ -5134,13 +5252,13 @@
             </w:pPr>
             <w:r>
               <w:rPr>
-                <w:rFonts w:ascii="Arial" w:hAnsi="Arial" w:eastAsia="Arial"/>
-                <w:sz w:val="18"/>
-              </w:rPr>
-            </w:r>
-            <w:r>
-              <w:rPr>
-                <w:rFonts w:ascii="Arial" w:hAnsi="Arial" w:eastAsia="Arial"/>
+                <w:rFonts w:ascii="Arial" w:hAnsi="Arial" w:eastAsia="Arial" w:cs="Tahoma"/>
+                <w:sz w:val="18"/>
+              </w:rPr>
+            </w:r>
+            <w:r>
+              <w:rPr>
+                <w:rFonts w:ascii="Arial" w:hAnsi="Arial" w:eastAsia="Arial" w:cs="Tahoma"/>
                 <w:sz w:val="18"/>
               </w:rPr>
               <w:t>src/batch/job-failure.notifier.ts</w:t>
@@ -5159,55 +5277,55 @@
             </w:pPr>
             <w:r>
               <w:rPr>
-                <w:rFonts w:ascii="Arial" w:hAnsi="Arial" w:eastAsia="Arial"/>
-                <w:sz w:val="18"/>
-              </w:rPr>
-            </w:r>
-            <w:r>
-              <w:rPr>
-                <w:rFonts w:ascii="Arial" w:hAnsi="Arial" w:eastAsia="Arial"/>
+                <w:rFonts w:ascii="Arial" w:hAnsi="Arial" w:eastAsia="Arial" w:cs="Tahoma"/>
+                <w:sz w:val="18"/>
+              </w:rPr>
+            </w:r>
+            <w:r>
+              <w:rPr>
+                <w:rFonts w:ascii="Arial" w:hAnsi="Arial" w:eastAsia="Arial" w:cs="Tahoma"/>
                 <w:sz w:val="18"/>
               </w:rPr>
               <w:t xml:space="preserve">ส่งอีเมลแจ้งผู้ดูแลเมื่อ job ล้มเหลว ผ่าน </w:t>
             </w:r>
             <w:r>
               <w:rPr>
-                <w:rFonts w:ascii="Courier New" w:hAnsi="Courier New" w:eastAsia="Arial"/>
+                <w:rFonts w:ascii="Courier New" w:hAnsi="Courier New" w:eastAsia="Courier New" w:cs="Tahoma"/>
                 <w:sz w:val="18"/>
               </w:rPr>
               <w:t>EmailLibService</w:t>
             </w:r>
             <w:r>
               <w:rPr>
-                <w:rFonts w:ascii="Arial" w:hAnsi="Arial" w:eastAsia="Arial"/>
+                <w:rFonts w:ascii="Arial" w:hAnsi="Arial" w:eastAsia="Arial" w:cs="Tahoma"/>
                 <w:sz w:val="18"/>
               </w:rPr>
               <w:t xml:space="preserve"> ของ </w:t>
             </w:r>
             <w:r>
               <w:rPr>
-                <w:rFonts w:ascii="Courier New" w:hAnsi="Courier New" w:eastAsia="Arial"/>
+                <w:rFonts w:ascii="Courier New" w:hAnsi="Courier New" w:eastAsia="Courier New" w:cs="Tahoma"/>
                 <w:sz w:val="18"/>
               </w:rPr>
               <w:t>@gosoft-sbp/email-lib</w:t>
             </w:r>
             <w:r>
               <w:rPr>
-                <w:rFonts w:ascii="Arial" w:hAnsi="Arial" w:eastAsia="Arial"/>
+                <w:rFonts w:ascii="Arial" w:hAnsi="Arial" w:eastAsia="Arial" w:cs="Tahoma"/>
                 <w:sz w:val="18"/>
               </w:rPr>
               <w:t xml:space="preserve"> (log ลง </w:t>
             </w:r>
             <w:r>
               <w:rPr>
-                <w:rFonts w:ascii="Courier New" w:hAnsi="Courier New" w:eastAsia="Arial"/>
+                <w:rFonts w:ascii="Courier New" w:hAnsi="Courier New" w:eastAsia="Courier New" w:cs="Tahoma"/>
                 <w:sz w:val="18"/>
               </w:rPr>
               <w:t>email_sent</w:t>
             </w:r>
             <w:r>
               <w:rPr>
-                <w:rFonts w:ascii="Arial" w:hAnsi="Arial" w:eastAsia="Arial"/>
+                <w:rFonts w:ascii="Arial" w:hAnsi="Arial" w:eastAsia="Arial" w:cs="Tahoma"/>
                 <w:sz w:val="18"/>
               </w:rPr>
               <w:t xml:space="preserve"> ให้อัตโนมัติ)</w:t>
@@ -5237,7 +5355,7 @@
       </w:r>
       <w:r>
         <w:rPr>
-          <w:rFonts w:ascii="Courier New" w:hAnsi="Courier New"/>
+          <w:rFonts w:ascii="Courier New" w:hAnsi="Courier New" w:eastAsia="Courier New" w:cs="Tahoma"/>
         </w:rPr>
         <w:t>30 16 7-16 * *</w:t>
       </w:r>
@@ -5246,7 +5364,7 @@
       </w:r>
       <w:r>
         <w:rPr>
-          <w:rFonts w:ascii="Courier New" w:hAnsi="Courier New"/>
+          <w:rFonts w:ascii="Courier New" w:hAnsi="Courier New" w:eastAsia="Courier New" w:cs="Tahoma"/>
         </w:rPr>
         <w:t>SBPGI_JOB5_CRON</w:t>
       </w:r>
@@ -5255,7 +5373,7 @@
       </w:r>
       <w:r>
         <w:rPr>
-          <w:rFonts w:ascii="Courier New" w:hAnsi="Courier New"/>
+          <w:rFonts w:ascii="Courier New" w:hAnsi="Courier New" w:eastAsia="Courier New" w:cs="Tahoma"/>
         </w:rPr>
         <w:t>scheduler.ts</w:t>
       </w:r>
@@ -5264,7 +5382,7 @@
       </w:r>
       <w:r>
         <w:rPr>
-          <w:rFonts w:ascii="Courier New" w:hAnsi="Courier New"/>
+          <w:rFonts w:ascii="Courier New" w:hAnsi="Courier New" w:eastAsia="Courier New" w:cs="Tahoma"/>
         </w:rPr>
         <w:t>enabled=false</w:t>
       </w:r>
@@ -5279,7 +5397,7 @@
       </w:pPr>
       <w:r>
         <w:rPr>
-          <w:rFonts w:ascii="Courier New" w:hAnsi="Courier New"/>
+          <w:rFonts w:ascii="Courier New" w:hAnsi="Courier New" w:eastAsia="Courier New" w:cs="Tahoma"/>
           <w:sz w:val="16"/>
         </w:rPr>
         <w:t>// src/batch/sbpgi/job-5-import-impact-sale-from-ias/job-5-import-impact-sale-from-ias.config.ts</w:t>
@@ -5401,7 +5519,7 @@
       </w:r>
       <w:r>
         <w:rPr>
-          <w:rFonts w:ascii="Courier New" w:hAnsi="Courier New"/>
+          <w:rFonts w:ascii="Courier New" w:hAnsi="Courier New" w:eastAsia="Courier New" w:cs="Tahoma"/>
         </w:rPr>
         <w:t>JobRunContext</w:t>
       </w:r>
@@ -5410,7 +5528,7 @@
       </w:r>
       <w:r>
         <w:rPr>
-          <w:rFonts w:ascii="Courier New" w:hAnsi="Courier New"/>
+          <w:rFonts w:ascii="Courier New" w:hAnsi="Courier New" w:eastAsia="Courier New" w:cs="Tahoma"/>
         </w:rPr>
         <w:t>JobRunResult</w:t>
       </w:r>
@@ -5419,7 +5537,7 @@
       </w:r>
       <w:r>
         <w:rPr>
-          <w:rFonts w:ascii="Courier New" w:hAnsi="Courier New"/>
+          <w:rFonts w:ascii="Courier New" w:hAnsi="Courier New" w:eastAsia="Courier New" w:cs="Tahoma"/>
         </w:rPr>
         <w:t>JobState</w:t>
       </w:r>
@@ -5428,7 +5546,7 @@
       </w:r>
       <w:r>
         <w:rPr>
-          <w:rFonts w:ascii="Courier New" w:hAnsi="Courier New"/>
+          <w:rFonts w:ascii="Courier New" w:hAnsi="Courier New" w:eastAsia="Courier New" w:cs="Tahoma"/>
         </w:rPr>
         <w:t>JobFailedError</w:t>
       </w:r>
@@ -5437,7 +5555,7 @@
       </w:r>
       <w:r>
         <w:rPr>
-          <w:rFonts w:ascii="Courier New" w:hAnsi="Courier New"/>
+          <w:rFonts w:ascii="Courier New" w:hAnsi="Courier New" w:eastAsia="Courier New" w:cs="Tahoma"/>
         </w:rPr>
         <w:t>src/batch/runner.ts</w:t>
       </w:r>
@@ -5452,7 +5570,7 @@
       </w:pPr>
       <w:r>
         <w:rPr>
-          <w:rFonts w:ascii="Courier New" w:hAnsi="Courier New"/>
+          <w:rFonts w:ascii="Courier New" w:hAnsi="Courier New" w:eastAsia="Courier New" w:cs="Tahoma"/>
           <w:sz w:val="16"/>
         </w:rPr>
         <w:t>// src/batch/runner.ts — สัญญากลางของทุก job (ประกาศครั้งเดียว ใช้ร่วมทั้ง 11 ฉบับ)</w:t>
@@ -5528,7 +5646,7 @@
       </w:pPr>
       <w:r>
         <w:rPr>
-          <w:rFonts w:ascii="Courier New" w:hAnsi="Courier New"/>
+          <w:rFonts w:ascii="Courier New" w:hAnsi="Courier New" w:eastAsia="Courier New" w:cs="Tahoma"/>
           <w:sz w:val="16"/>
         </w:rPr>
         <w:t>// ImportImpactSaleFromIasService — method ที่ job class เรียก (1 method ต่อ 1 ขั้นในตารางด้านบน)</w:t>
@@ -5660,7 +5778,7 @@
       </w:r>
       <w:r>
         <w:rPr>
-          <w:rFonts w:ascii="Courier New" w:hAnsi="Courier New"/>
+          <w:rFonts w:ascii="Courier New" w:hAnsi="Courier New" w:eastAsia="Courier New" w:cs="Tahoma"/>
         </w:rPr>
         <w:t>run()</w:t>
       </w:r>
@@ -5700,7 +5818,7 @@
             <w:r/>
             <w:r>
               <w:rPr>
-                <w:rFonts w:ascii="Arial" w:hAnsi="Arial" w:eastAsia="Arial"/>
+                <w:rFonts w:ascii="Arial" w:hAnsi="Arial" w:eastAsia="Arial" w:cs="Tahoma"/>
                 <w:b/>
                 <w:sz w:val="18"/>
               </w:rPr>
@@ -5722,7 +5840,7 @@
             <w:r/>
             <w:r>
               <w:rPr>
-                <w:rFonts w:ascii="Arial" w:hAnsi="Arial" w:eastAsia="Arial"/>
+                <w:rFonts w:ascii="Arial" w:hAnsi="Arial" w:eastAsia="Arial" w:cs="Tahoma"/>
                 <w:b/>
                 <w:sz w:val="18"/>
               </w:rPr>
@@ -5744,7 +5862,7 @@
             <w:r/>
             <w:r>
               <w:rPr>
-                <w:rFonts w:ascii="Arial" w:hAnsi="Arial" w:eastAsia="Arial"/>
+                <w:rFonts w:ascii="Arial" w:hAnsi="Arial" w:eastAsia="Arial" w:cs="Tahoma"/>
                 <w:b/>
                 <w:sz w:val="18"/>
               </w:rPr>
@@ -5766,7 +5884,7 @@
             <w:r/>
             <w:r>
               <w:rPr>
-                <w:rFonts w:ascii="Arial" w:hAnsi="Arial" w:eastAsia="Arial"/>
+                <w:rFonts w:ascii="Arial" w:hAnsi="Arial" w:eastAsia="Arial" w:cs="Tahoma"/>
                 <w:b/>
                 <w:sz w:val="18"/>
               </w:rPr>
@@ -5788,7 +5906,7 @@
             <w:r/>
             <w:r>
               <w:rPr>
-                <w:rFonts w:ascii="Arial" w:hAnsi="Arial" w:eastAsia="Arial"/>
+                <w:rFonts w:ascii="Arial" w:hAnsi="Arial" w:eastAsia="Arial" w:cs="Tahoma"/>
                 <w:b/>
                 <w:sz w:val="18"/>
               </w:rPr>
@@ -5813,13 +5931,13 @@
             </w:pPr>
             <w:r>
               <w:rPr>
-                <w:rFonts w:ascii="Arial" w:hAnsi="Arial" w:eastAsia="Arial"/>
-                <w:sz w:val="18"/>
-              </w:rPr>
-            </w:r>
-            <w:r>
-              <w:rPr>
-                <w:rFonts w:ascii="Arial" w:hAnsi="Arial" w:eastAsia="Arial"/>
+                <w:rFonts w:ascii="Arial" w:hAnsi="Arial" w:eastAsia="Arial" w:cs="Tahoma"/>
+                <w:sz w:val="18"/>
+              </w:rPr>
+            </w:r>
+            <w:r>
+              <w:rPr>
+                <w:rFonts w:ascii="Arial" w:hAnsi="Arial" w:eastAsia="Arial" w:cs="Tahoma"/>
                 <w:sz w:val="18"/>
               </w:rPr>
               <w:t>1</w:t>
@@ -5838,13 +5956,13 @@
             </w:pPr>
             <w:r>
               <w:rPr>
-                <w:rFonts w:ascii="Arial" w:hAnsi="Arial" w:eastAsia="Arial"/>
-                <w:sz w:val="18"/>
-              </w:rPr>
-            </w:r>
-            <w:r>
-              <w:rPr>
-                <w:rFonts w:ascii="Arial" w:hAnsi="Arial" w:eastAsia="Arial"/>
+                <w:rFonts w:ascii="Arial" w:hAnsi="Arial" w:eastAsia="Arial" w:cs="Tahoma"/>
+                <w:sz w:val="18"/>
+              </w:rPr>
+            </w:r>
+            <w:r>
+              <w:rPr>
+                <w:rFonts w:ascii="Arial" w:hAnsi="Arial" w:eastAsia="Arial" w:cs="Tahoma"/>
                 <w:sz w:val="18"/>
               </w:rPr>
               <w:t>start</w:t>
@@ -5863,13 +5981,13 @@
             </w:pPr>
             <w:r>
               <w:rPr>
-                <w:rFonts w:ascii="Arial" w:hAnsi="Arial" w:eastAsia="Arial"/>
-                <w:sz w:val="18"/>
-              </w:rPr>
-            </w:r>
-            <w:r>
-              <w:rPr>
-                <w:rFonts w:ascii="Arial" w:hAnsi="Arial" w:eastAsia="Arial"/>
+                <w:rFonts w:ascii="Arial" w:hAnsi="Arial" w:eastAsia="Arial" w:cs="Tahoma"/>
+                <w:sz w:val="18"/>
+              </w:rPr>
+            </w:r>
+            <w:r>
+              <w:rPr>
+                <w:rFonts w:ascii="Arial" w:hAnsi="Arial" w:eastAsia="Arial" w:cs="Tahoma"/>
                 <w:sz w:val="18"/>
               </w:rPr>
               <w:t>เริ่ม</w:t>
@@ -5888,13 +6006,13 @@
             </w:pPr>
             <w:r>
               <w:rPr>
-                <w:rFonts w:ascii="Arial" w:hAnsi="Arial" w:eastAsia="Arial"/>
-                <w:sz w:val="18"/>
-              </w:rPr>
-            </w:r>
-            <w:r>
-              <w:rPr>
-                <w:rFonts w:ascii="Arial" w:hAnsi="Arial" w:eastAsia="Arial"/>
+                <w:rFonts w:ascii="Arial" w:hAnsi="Arial" w:eastAsia="Arial" w:cs="Tahoma"/>
+                <w:sz w:val="18"/>
+              </w:rPr>
+            </w:r>
+            <w:r>
+              <w:rPr>
+                <w:rFonts w:ascii="Arial" w:hAnsi="Arial" w:eastAsia="Arial" w:cs="Tahoma"/>
                 <w:sz w:val="18"/>
               </w:rPr>
               <w:t>createState()</w:t>
@@ -5913,13 +6031,13 @@
             </w:pPr>
             <w:r>
               <w:rPr>
-                <w:rFonts w:ascii="Arial" w:hAnsi="Arial" w:eastAsia="Arial"/>
-                <w:sz w:val="18"/>
-              </w:rPr>
-            </w:r>
-            <w:r>
-              <w:rPr>
-                <w:rFonts w:ascii="Arial" w:hAnsi="Arial" w:eastAsia="Arial"/>
+                <w:rFonts w:ascii="Arial" w:hAnsi="Arial" w:eastAsia="Arial" w:cs="Tahoma"/>
+                <w:sz w:val="18"/>
+              </w:rPr>
+            </w:r>
+            <w:r>
+              <w:rPr>
+                <w:rFonts w:ascii="Arial" w:hAnsi="Arial" w:eastAsia="Arial" w:cs="Tahoma"/>
                 <w:sz w:val="18"/>
               </w:rPr>
               <w:t>-</w:t>
@@ -5943,13 +6061,13 @@
             </w:pPr>
             <w:r>
               <w:rPr>
-                <w:rFonts w:ascii="Arial" w:hAnsi="Arial" w:eastAsia="Arial"/>
-                <w:sz w:val="18"/>
-              </w:rPr>
-            </w:r>
-            <w:r>
-              <w:rPr>
-                <w:rFonts w:ascii="Arial" w:hAnsi="Arial" w:eastAsia="Arial"/>
+                <w:rFonts w:ascii="Arial" w:hAnsi="Arial" w:eastAsia="Arial" w:cs="Tahoma"/>
+                <w:sz w:val="18"/>
+              </w:rPr>
+            </w:r>
+            <w:r>
+              <w:rPr>
+                <w:rFonts w:ascii="Arial" w:hAnsi="Arial" w:eastAsia="Arial" w:cs="Tahoma"/>
                 <w:sz w:val="18"/>
               </w:rPr>
               <w:t>2</w:t>
@@ -5968,13 +6086,13 @@
             </w:pPr>
             <w:r>
               <w:rPr>
-                <w:rFonts w:ascii="Arial" w:hAnsi="Arial" w:eastAsia="Arial"/>
-                <w:sz w:val="18"/>
-              </w:rPr>
-            </w:r>
-            <w:r>
-              <w:rPr>
-                <w:rFonts w:ascii="Arial" w:hAnsi="Arial" w:eastAsia="Arial"/>
+                <w:rFonts w:ascii="Arial" w:hAnsi="Arial" w:eastAsia="Arial" w:cs="Tahoma"/>
+                <w:sz w:val="18"/>
+              </w:rPr>
+            </w:r>
+            <w:r>
+              <w:rPr>
+                <w:rFonts w:ascii="Arial" w:hAnsi="Arial" w:eastAsia="Arial" w:cs="Tahoma"/>
                 <w:sz w:val="18"/>
               </w:rPr>
               <w:t>io</w:t>
@@ -5993,13 +6111,13 @@
             </w:pPr>
             <w:r>
               <w:rPr>
-                <w:rFonts w:ascii="Arial" w:hAnsi="Arial" w:eastAsia="Arial"/>
-                <w:sz w:val="18"/>
-              </w:rPr>
-            </w:r>
-            <w:r>
-              <w:rPr>
-                <w:rFonts w:ascii="Arial" w:hAnsi="Arial" w:eastAsia="Arial"/>
+                <w:rFonts w:ascii="Arial" w:hAnsi="Arial" w:eastAsia="Arial" w:cs="Tahoma"/>
+                <w:sz w:val="18"/>
+              </w:rPr>
+            </w:r>
+            <w:r>
+              <w:rPr>
+                <w:rFonts w:ascii="Arial" w:hAnsi="Arial" w:eastAsia="Arial" w:cs="Tahoma"/>
                 <w:sz w:val="18"/>
               </w:rPr>
               <w:t>อ่านไฟล์ WINDOWS-874 จัดกลุ่มตามร้าน + วันเปิด</w:t>
@@ -6018,13 +6136,13 @@
             </w:pPr>
             <w:r>
               <w:rPr>
-                <w:rFonts w:ascii="Arial" w:hAnsi="Arial" w:eastAsia="Arial"/>
-                <w:sz w:val="18"/>
-              </w:rPr>
-            </w:r>
-            <w:r>
-              <w:rPr>
-                <w:rFonts w:ascii="Arial" w:hAnsi="Arial" w:eastAsia="Arial"/>
+                <w:rFonts w:ascii="Arial" w:hAnsi="Arial" w:eastAsia="Arial" w:cs="Tahoma"/>
+                <w:sz w:val="18"/>
+              </w:rPr>
+            </w:r>
+            <w:r>
+              <w:rPr>
+                <w:rFonts w:ascii="Arial" w:hAnsi="Arial" w:eastAsia="Arial" w:cs="Tahoma"/>
                 <w:sz w:val="18"/>
               </w:rPr>
               <w:t>step02ReadFile()</w:t>
@@ -6043,13 +6161,13 @@
             </w:pPr>
             <w:r>
               <w:rPr>
-                <w:rFonts w:ascii="Arial" w:hAnsi="Arial" w:eastAsia="Arial"/>
-                <w:sz w:val="18"/>
-              </w:rPr>
-            </w:r>
-            <w:r>
-              <w:rPr>
-                <w:rFonts w:ascii="Arial" w:hAnsi="Arial" w:eastAsia="Arial"/>
+                <w:rFonts w:ascii="Arial" w:hAnsi="Arial" w:eastAsia="Arial" w:cs="Tahoma"/>
+                <w:sz w:val="18"/>
+              </w:rPr>
+            </w:r>
+            <w:r>
+              <w:rPr>
+                <w:rFonts w:ascii="Arial" w:hAnsi="Arial" w:eastAsia="Arial" w:cs="Tahoma"/>
                 <w:sz w:val="18"/>
               </w:rPr>
               <w:t>throw JobFailedError เมื่อทำไม่สำเร็จ</w:t>
@@ -6073,13 +6191,13 @@
             </w:pPr>
             <w:r>
               <w:rPr>
-                <w:rFonts w:ascii="Arial" w:hAnsi="Arial" w:eastAsia="Arial"/>
-                <w:sz w:val="18"/>
-              </w:rPr>
-            </w:r>
-            <w:r>
-              <w:rPr>
-                <w:rFonts w:ascii="Arial" w:hAnsi="Arial" w:eastAsia="Arial"/>
+                <w:rFonts w:ascii="Arial" w:hAnsi="Arial" w:eastAsia="Arial" w:cs="Tahoma"/>
+                <w:sz w:val="18"/>
+              </w:rPr>
+            </w:r>
+            <w:r>
+              <w:rPr>
+                <w:rFonts w:ascii="Arial" w:hAnsi="Arial" w:eastAsia="Arial" w:cs="Tahoma"/>
                 <w:sz w:val="18"/>
               </w:rPr>
               <w:t>3</w:t>
@@ -6098,13 +6216,13 @@
             </w:pPr>
             <w:r>
               <w:rPr>
-                <w:rFonts w:ascii="Arial" w:hAnsi="Arial" w:eastAsia="Arial"/>
-                <w:sz w:val="18"/>
-              </w:rPr>
-            </w:r>
-            <w:r>
-              <w:rPr>
-                <w:rFonts w:ascii="Arial" w:hAnsi="Arial" w:eastAsia="Arial"/>
+                <w:rFonts w:ascii="Arial" w:hAnsi="Arial" w:eastAsia="Arial" w:cs="Tahoma"/>
+                <w:sz w:val="18"/>
+              </w:rPr>
+            </w:r>
+            <w:r>
+              <w:rPr>
+                <w:rFonts w:ascii="Arial" w:hAnsi="Arial" w:eastAsia="Arial" w:cs="Tahoma"/>
                 <w:sz w:val="18"/>
               </w:rPr>
               <w:t>decision</w:t>
@@ -6123,13 +6241,13 @@
             </w:pPr>
             <w:r>
               <w:rPr>
-                <w:rFonts w:ascii="Arial" w:hAnsi="Arial" w:eastAsia="Arial"/>
-                <w:sz w:val="18"/>
-              </w:rPr>
-            </w:r>
-            <w:r>
-              <w:rPr>
-                <w:rFonts w:ascii="Arial" w:hAnsi="Arial" w:eastAsia="Arial"/>
+                <w:rFonts w:ascii="Arial" w:hAnsi="Arial" w:eastAsia="Arial" w:cs="Tahoma"/>
+                <w:sz w:val="18"/>
+              </w:rPr>
+            </w:r>
+            <w:r>
+              <w:rPr>
+                <w:rFonts w:ascii="Arial" w:hAnsi="Arial" w:eastAsia="Arial" w:cs="Tahoma"/>
                 <w:sz w:val="18"/>
               </w:rPr>
               <w:t>เป็นงวดที่ยังไม่นำเข้า?</w:t>
@@ -6148,13 +6266,13 @@
             </w:pPr>
             <w:r>
               <w:rPr>
-                <w:rFonts w:ascii="Arial" w:hAnsi="Arial" w:eastAsia="Arial"/>
-                <w:sz w:val="18"/>
-              </w:rPr>
-            </w:r>
-            <w:r>
-              <w:rPr>
-                <w:rFonts w:ascii="Arial" w:hAnsi="Arial" w:eastAsia="Arial"/>
+                <w:rFonts w:ascii="Arial" w:hAnsi="Arial" w:eastAsia="Arial" w:cs="Tahoma"/>
+                <w:sz w:val="18"/>
+              </w:rPr>
+            </w:r>
+            <w:r>
+              <w:rPr>
+                <w:rFonts w:ascii="Arial" w:hAnsi="Arial" w:eastAsia="Arial" w:cs="Tahoma"/>
                 <w:sz w:val="18"/>
               </w:rPr>
               <w:t>check03ResolvePeriod()</w:t>
@@ -6173,13 +6291,13 @@
             </w:pPr>
             <w:r>
               <w:rPr>
-                <w:rFonts w:ascii="Arial" w:hAnsi="Arial" w:eastAsia="Arial"/>
-                <w:sz w:val="18"/>
-              </w:rPr>
-            </w:r>
-            <w:r>
-              <w:rPr>
-                <w:rFonts w:ascii="Arial" w:hAnsi="Arial" w:eastAsia="Arial"/>
+                <w:rFonts w:ascii="Arial" w:hAnsi="Arial" w:eastAsia="Arial" w:cs="Tahoma"/>
+                <w:sz w:val="18"/>
+              </w:rPr>
+            </w:r>
+            <w:r>
+              <w:rPr>
+                <w:rFonts w:ascii="Arial" w:hAnsi="Arial" w:eastAsia="Arial" w:cs="Tahoma"/>
                 <w:sz w:val="18"/>
               </w:rPr>
               <w:t>[end] จบ (idempotency guard กันนำเข้าซ้ำ)</w:t>
@@ -6203,13 +6321,13 @@
             </w:pPr>
             <w:r>
               <w:rPr>
-                <w:rFonts w:ascii="Arial" w:hAnsi="Arial" w:eastAsia="Arial"/>
-                <w:sz w:val="18"/>
-              </w:rPr>
-            </w:r>
-            <w:r>
-              <w:rPr>
-                <w:rFonts w:ascii="Arial" w:hAnsi="Arial" w:eastAsia="Arial"/>
+                <w:rFonts w:ascii="Arial" w:hAnsi="Arial" w:eastAsia="Arial" w:cs="Tahoma"/>
+                <w:sz w:val="18"/>
+              </w:rPr>
+            </w:r>
+            <w:r>
+              <w:rPr>
+                <w:rFonts w:ascii="Arial" w:hAnsi="Arial" w:eastAsia="Arial" w:cs="Tahoma"/>
                 <w:sz w:val="18"/>
               </w:rPr>
               <w:t>4</w:t>
@@ -6228,13 +6346,13 @@
             </w:pPr>
             <w:r>
               <w:rPr>
-                <w:rFonts w:ascii="Arial" w:hAnsi="Arial" w:eastAsia="Arial"/>
-                <w:sz w:val="18"/>
-              </w:rPr>
-            </w:r>
-            <w:r>
-              <w:rPr>
-                <w:rFonts w:ascii="Arial" w:hAnsi="Arial" w:eastAsia="Arial"/>
+                <w:rFonts w:ascii="Arial" w:hAnsi="Arial" w:eastAsia="Arial" w:cs="Tahoma"/>
+                <w:sz w:val="18"/>
+              </w:rPr>
+            </w:r>
+            <w:r>
+              <w:rPr>
+                <w:rFonts w:ascii="Arial" w:hAnsi="Arial" w:eastAsia="Arial" w:cs="Tahoma"/>
                 <w:sz w:val="18"/>
               </w:rPr>
               <w:t>process</w:t>
@@ -6253,13 +6371,13 @@
             </w:pPr>
             <w:r>
               <w:rPr>
-                <w:rFonts w:ascii="Arial" w:hAnsi="Arial" w:eastAsia="Arial"/>
-                <w:sz w:val="18"/>
-              </w:rPr>
-            </w:r>
-            <w:r>
-              <w:rPr>
-                <w:rFonts w:ascii="Arial" w:hAnsi="Arial" w:eastAsia="Arial"/>
+                <w:rFonts w:ascii="Arial" w:hAnsi="Arial" w:eastAsia="Arial" w:cs="Tahoma"/>
+                <w:sz w:val="18"/>
+              </w:rPr>
+            </w:r>
+            <w:r>
+              <w:rPr>
+                <w:rFonts w:ascii="Arial" w:hAnsi="Arial" w:eastAsia="Arial" w:cs="Tahoma"/>
                 <w:sz w:val="18"/>
               </w:rPr>
               <w:t>เปิด transaction ต่อไฟล์ แล้ว insert sales_transactions แถวดิบ</w:t>
@@ -6278,13 +6396,13 @@
             </w:pPr>
             <w:r>
               <w:rPr>
-                <w:rFonts w:ascii="Arial" w:hAnsi="Arial" w:eastAsia="Arial"/>
-                <w:sz w:val="18"/>
-              </w:rPr>
-            </w:r>
-            <w:r>
-              <w:rPr>
-                <w:rFonts w:ascii="Arial" w:hAnsi="Arial" w:eastAsia="Arial"/>
+                <w:rFonts w:ascii="Arial" w:hAnsi="Arial" w:eastAsia="Arial" w:cs="Tahoma"/>
+                <w:sz w:val="18"/>
+              </w:rPr>
+            </w:r>
+            <w:r>
+              <w:rPr>
+                <w:rFonts w:ascii="Arial" w:hAnsi="Arial" w:eastAsia="Arial" w:cs="Tahoma"/>
                 <w:sz w:val="18"/>
               </w:rPr>
               <w:t>step04Insert()</w:t>
@@ -6303,13 +6421,13 @@
             </w:pPr>
             <w:r>
               <w:rPr>
-                <w:rFonts w:ascii="Arial" w:hAnsi="Arial" w:eastAsia="Arial"/>
-                <w:sz w:val="18"/>
-              </w:rPr>
-            </w:r>
-            <w:r>
-              <w:rPr>
-                <w:rFonts w:ascii="Arial" w:hAnsi="Arial" w:eastAsia="Arial"/>
+                <w:rFonts w:ascii="Arial" w:hAnsi="Arial" w:eastAsia="Arial" w:cs="Tahoma"/>
+                <w:sz w:val="18"/>
+              </w:rPr>
+            </w:r>
+            <w:r>
+              <w:rPr>
+                <w:rFonts w:ascii="Arial" w:hAnsi="Arial" w:eastAsia="Arial" w:cs="Tahoma"/>
                 <w:sz w:val="18"/>
               </w:rPr>
               <w:t>throw JobFailedError เมื่อทำไม่สำเร็จ</w:t>
@@ -6333,13 +6451,13 @@
             </w:pPr>
             <w:r>
               <w:rPr>
-                <w:rFonts w:ascii="Arial" w:hAnsi="Arial" w:eastAsia="Arial"/>
-                <w:sz w:val="18"/>
-              </w:rPr>
-            </w:r>
-            <w:r>
-              <w:rPr>
-                <w:rFonts w:ascii="Arial" w:hAnsi="Arial" w:eastAsia="Arial"/>
+                <w:rFonts w:ascii="Arial" w:hAnsi="Arial" w:eastAsia="Arial" w:cs="Tahoma"/>
+                <w:sz w:val="18"/>
+              </w:rPr>
+            </w:r>
+            <w:r>
+              <w:rPr>
+                <w:rFonts w:ascii="Arial" w:hAnsi="Arial" w:eastAsia="Arial" w:cs="Tahoma"/>
                 <w:sz w:val="18"/>
               </w:rPr>
               <w:t>5</w:t>
@@ -6358,13 +6476,13 @@
             </w:pPr>
             <w:r>
               <w:rPr>
-                <w:rFonts w:ascii="Arial" w:hAnsi="Arial" w:eastAsia="Arial"/>
-                <w:sz w:val="18"/>
-              </w:rPr>
-            </w:r>
-            <w:r>
-              <w:rPr>
-                <w:rFonts w:ascii="Arial" w:hAnsi="Arial" w:eastAsia="Arial"/>
+                <w:rFonts w:ascii="Arial" w:hAnsi="Arial" w:eastAsia="Arial" w:cs="Tahoma"/>
+                <w:sz w:val="18"/>
+              </w:rPr>
+            </w:r>
+            <w:r>
+              <w:rPr>
+                <w:rFonts w:ascii="Arial" w:hAnsi="Arial" w:eastAsia="Arial" w:cs="Tahoma"/>
                 <w:sz w:val="18"/>
               </w:rPr>
               <w:t>process</w:t>
@@ -6383,13 +6501,13 @@
             </w:pPr>
             <w:r>
               <w:rPr>
-                <w:rFonts w:ascii="Arial" w:hAnsi="Arial" w:eastAsia="Arial"/>
-                <w:sz w:val="18"/>
-              </w:rPr>
-            </w:r>
-            <w:r>
-              <w:rPr>
-                <w:rFonts w:ascii="Arial" w:hAnsi="Arial" w:eastAsia="Arial"/>
+                <w:rFonts w:ascii="Arial" w:hAnsi="Arial" w:eastAsia="Arial" w:cs="Tahoma"/>
+                <w:sz w:val="18"/>
+              </w:rPr>
+            </w:r>
+            <w:r>
+              <w:rPr>
+                <w:rFonts w:ascii="Arial" w:hAnsi="Arial" w:eastAsia="Arial" w:cs="Tahoma"/>
                 <w:sz w:val="18"/>
               </w:rPr>
               <w:t>total_working_days = จำนวนแถวดิบทั้งหมด</w:t>
@@ -6408,13 +6526,13 @@
             </w:pPr>
             <w:r>
               <w:rPr>
-                <w:rFonts w:ascii="Arial" w:hAnsi="Arial" w:eastAsia="Arial"/>
-                <w:sz w:val="18"/>
-              </w:rPr>
-            </w:r>
-            <w:r>
-              <w:rPr>
-                <w:rFonts w:ascii="Arial" w:hAnsi="Arial" w:eastAsia="Arial"/>
+                <w:rFonts w:ascii="Arial" w:hAnsi="Arial" w:eastAsia="Arial" w:cs="Tahoma"/>
+                <w:sz w:val="18"/>
+              </w:rPr>
+            </w:r>
+            <w:r>
+              <w:rPr>
+                <w:rFonts w:ascii="Arial" w:hAnsi="Arial" w:eastAsia="Arial" w:cs="Tahoma"/>
                 <w:sz w:val="18"/>
               </w:rPr>
               <w:t>step05Calculate()</w:t>
@@ -6433,13 +6551,13 @@
             </w:pPr>
             <w:r>
               <w:rPr>
-                <w:rFonts w:ascii="Arial" w:hAnsi="Arial" w:eastAsia="Arial"/>
-                <w:sz w:val="18"/>
-              </w:rPr>
-            </w:r>
-            <w:r>
-              <w:rPr>
-                <w:rFonts w:ascii="Arial" w:hAnsi="Arial" w:eastAsia="Arial"/>
+                <w:rFonts w:ascii="Arial" w:hAnsi="Arial" w:eastAsia="Arial" w:cs="Tahoma"/>
+                <w:sz w:val="18"/>
+              </w:rPr>
+            </w:r>
+            <w:r>
+              <w:rPr>
+                <w:rFonts w:ascii="Arial" w:hAnsi="Arial" w:eastAsia="Arial" w:cs="Tahoma"/>
                 <w:sz w:val="18"/>
               </w:rPr>
               <w:t>throw JobFailedError เมื่อทำไม่สำเร็จ</w:t>
@@ -6463,13 +6581,13 @@
             </w:pPr>
             <w:r>
               <w:rPr>
-                <w:rFonts w:ascii="Arial" w:hAnsi="Arial" w:eastAsia="Arial"/>
-                <w:sz w:val="18"/>
-              </w:rPr>
-            </w:r>
-            <w:r>
-              <w:rPr>
-                <w:rFonts w:ascii="Arial" w:hAnsi="Arial" w:eastAsia="Arial"/>
+                <w:rFonts w:ascii="Arial" w:hAnsi="Arial" w:eastAsia="Arial" w:cs="Tahoma"/>
+                <w:sz w:val="18"/>
+              </w:rPr>
+            </w:r>
+            <w:r>
+              <w:rPr>
+                <w:rFonts w:ascii="Arial" w:hAnsi="Arial" w:eastAsia="Arial" w:cs="Tahoma"/>
                 <w:sz w:val="18"/>
               </w:rPr>
               <w:t>6</w:t>
@@ -6488,13 +6606,13 @@
             </w:pPr>
             <w:r>
               <w:rPr>
-                <w:rFonts w:ascii="Arial" w:hAnsi="Arial" w:eastAsia="Arial"/>
-                <w:sz w:val="18"/>
-              </w:rPr>
-            </w:r>
-            <w:r>
-              <w:rPr>
-                <w:rFonts w:ascii="Arial" w:hAnsi="Arial" w:eastAsia="Arial"/>
+                <w:rFonts w:ascii="Arial" w:hAnsi="Arial" w:eastAsia="Arial" w:cs="Tahoma"/>
+                <w:sz w:val="18"/>
+              </w:rPr>
+            </w:r>
+            <w:r>
+              <w:rPr>
+                <w:rFonts w:ascii="Arial" w:hAnsi="Arial" w:eastAsia="Arial" w:cs="Tahoma"/>
                 <w:sz w:val="18"/>
               </w:rPr>
               <w:t>decision</w:t>
@@ -6513,13 +6631,13 @@
             </w:pPr>
             <w:r>
               <w:rPr>
-                <w:rFonts w:ascii="Arial" w:hAnsi="Arial" w:eastAsia="Arial"/>
-                <w:sz w:val="18"/>
-              </w:rPr>
-            </w:r>
-            <w:r>
-              <w:rPr>
-                <w:rFonts w:ascii="Arial" w:hAnsi="Arial" w:eastAsia="Arial"/>
+                <w:rFonts w:ascii="Arial" w:hAnsi="Arial" w:eastAsia="Arial" w:cs="Tahoma"/>
+                <w:sz w:val="18"/>
+              </w:rPr>
+            </w:r>
+            <w:r>
+              <w:rPr>
+                <w:rFonts w:ascii="Arial" w:hAnsi="Arial" w:eastAsia="Arial" w:cs="Tahoma"/>
                 <w:sz w:val="18"/>
               </w:rPr>
               <w:t>ต้องคำนวณ sales_diff? (ไม่เข้าเงื่อนไข pre-accept)</w:t>
@@ -6538,13 +6656,13 @@
             </w:pPr>
             <w:r>
               <w:rPr>
-                <w:rFonts w:ascii="Arial" w:hAnsi="Arial" w:eastAsia="Arial"/>
-                <w:sz w:val="18"/>
-              </w:rPr>
-            </w:r>
-            <w:r>
-              <w:rPr>
-                <w:rFonts w:ascii="Arial" w:hAnsi="Arial" w:eastAsia="Arial"/>
+                <w:rFonts w:ascii="Arial" w:hAnsi="Arial" w:eastAsia="Arial" w:cs="Tahoma"/>
+                <w:sz w:val="18"/>
+              </w:rPr>
+            </w:r>
+            <w:r>
+              <w:rPr>
+                <w:rFonts w:ascii="Arial" w:hAnsi="Arial" w:eastAsia="Arial" w:cs="Tahoma"/>
                 <w:sz w:val="18"/>
               </w:rPr>
               <w:t>check06Calculate()</w:t>
@@ -6563,13 +6681,13 @@
             </w:pPr>
             <w:r>
               <w:rPr>
-                <w:rFonts w:ascii="Arial" w:hAnsi="Arial" w:eastAsia="Arial"/>
-                <w:sz w:val="18"/>
-              </w:rPr>
-            </w:r>
-            <w:r>
-              <w:rPr>
-                <w:rFonts w:ascii="Arial" w:hAnsi="Arial" w:eastAsia="Arial"/>
+                <w:rFonts w:ascii="Arial" w:hAnsi="Arial" w:eastAsia="Arial" w:cs="Tahoma"/>
+                <w:sz w:val="18"/>
+              </w:rPr>
+            </w:r>
+            <w:r>
+              <w:rPr>
+                <w:rFonts w:ascii="Arial" w:hAnsi="Arial" w:eastAsia="Arial" w:cs="Tahoma"/>
                 <w:sz w:val="18"/>
               </w:rPr>
               <w:t>[branch] Pre-accept: sales_status = Y ทันที</w:t>
@@ -6593,13 +6711,13 @@
             </w:pPr>
             <w:r>
               <w:rPr>
-                <w:rFonts w:ascii="Arial" w:hAnsi="Arial" w:eastAsia="Arial"/>
-                <w:sz w:val="18"/>
-              </w:rPr>
-            </w:r>
-            <w:r>
-              <w:rPr>
-                <w:rFonts w:ascii="Arial" w:hAnsi="Arial" w:eastAsia="Arial"/>
+                <w:rFonts w:ascii="Arial" w:hAnsi="Arial" w:eastAsia="Arial" w:cs="Tahoma"/>
+                <w:sz w:val="18"/>
+              </w:rPr>
+            </w:r>
+            <w:r>
+              <w:rPr>
+                <w:rFonts w:ascii="Arial" w:hAnsi="Arial" w:eastAsia="Arial" w:cs="Tahoma"/>
                 <w:sz w:val="18"/>
               </w:rPr>
               <w:t>7</w:t>
@@ -6618,13 +6736,13 @@
             </w:pPr>
             <w:r>
               <w:rPr>
-                <w:rFonts w:ascii="Arial" w:hAnsi="Arial" w:eastAsia="Arial"/>
-                <w:sz w:val="18"/>
-              </w:rPr>
-            </w:r>
-            <w:r>
-              <w:rPr>
-                <w:rFonts w:ascii="Arial" w:hAnsi="Arial" w:eastAsia="Arial"/>
+                <w:rFonts w:ascii="Arial" w:hAnsi="Arial" w:eastAsia="Arial" w:cs="Tahoma"/>
+                <w:sz w:val="18"/>
+              </w:rPr>
+            </w:r>
+            <w:r>
+              <w:rPr>
+                <w:rFonts w:ascii="Arial" w:hAnsi="Arial" w:eastAsia="Arial" w:cs="Tahoma"/>
                 <w:sz w:val="18"/>
               </w:rPr>
               <w:t>process</w:t>
@@ -6643,13 +6761,13 @@
             </w:pPr>
             <w:r>
               <w:rPr>
-                <w:rFonts w:ascii="Arial" w:hAnsi="Arial" w:eastAsia="Arial"/>
-                <w:sz w:val="18"/>
-              </w:rPr>
-            </w:r>
-            <w:r>
-              <w:rPr>
-                <w:rFonts w:ascii="Arial" w:hAnsi="Arial" w:eastAsia="Arial"/>
+                <w:rFonts w:ascii="Arial" w:hAnsi="Arial" w:eastAsia="Arial" w:cs="Tahoma"/>
+                <w:sz w:val="18"/>
+              </w:rPr>
+            </w:r>
+            <w:r>
+              <w:rPr>
+                <w:rFonts w:ascii="Arial" w:hAnsi="Arial" w:eastAsia="Arial" w:cs="Tahoma"/>
                 <w:sz w:val="18"/>
               </w:rPr>
               <w:t>คำนวณ sales_diff รายวัน + outlier แบบจับคู่ (|sales_diff| ≥ 50)</w:t>
@@ -6668,13 +6786,13 @@
             </w:pPr>
             <w:r>
               <w:rPr>
-                <w:rFonts w:ascii="Arial" w:hAnsi="Arial" w:eastAsia="Arial"/>
-                <w:sz w:val="18"/>
-              </w:rPr>
-            </w:r>
-            <w:r>
-              <w:rPr>
-                <w:rFonts w:ascii="Arial" w:hAnsi="Arial" w:eastAsia="Arial"/>
+                <w:rFonts w:ascii="Arial" w:hAnsi="Arial" w:eastAsia="Arial" w:cs="Tahoma"/>
+                <w:sz w:val="18"/>
+              </w:rPr>
+            </w:r>
+            <w:r>
+              <w:rPr>
+                <w:rFonts w:ascii="Arial" w:hAnsi="Arial" w:eastAsia="Arial" w:cs="Tahoma"/>
                 <w:sz w:val="18"/>
               </w:rPr>
               <w:t>step07Calculate()</w:t>
@@ -6693,13 +6811,13 @@
             </w:pPr>
             <w:r>
               <w:rPr>
-                <w:rFonts w:ascii="Arial" w:hAnsi="Arial" w:eastAsia="Arial"/>
-                <w:sz w:val="18"/>
-              </w:rPr>
-            </w:r>
-            <w:r>
-              <w:rPr>
-                <w:rFonts w:ascii="Arial" w:hAnsi="Arial" w:eastAsia="Arial"/>
+                <w:rFonts w:ascii="Arial" w:hAnsi="Arial" w:eastAsia="Arial" w:cs="Tahoma"/>
+                <w:sz w:val="18"/>
+              </w:rPr>
+            </w:r>
+            <w:r>
+              <w:rPr>
+                <w:rFonts w:ascii="Arial" w:hAnsi="Arial" w:eastAsia="Arial" w:cs="Tahoma"/>
                 <w:sz w:val="18"/>
               </w:rPr>
               <w:t>throw JobFailedError เมื่อทำไม่สำเร็จ</w:t>
@@ -6723,13 +6841,13 @@
             </w:pPr>
             <w:r>
               <w:rPr>
-                <w:rFonts w:ascii="Arial" w:hAnsi="Arial" w:eastAsia="Arial"/>
-                <w:sz w:val="18"/>
-              </w:rPr>
-            </w:r>
-            <w:r>
-              <w:rPr>
-                <w:rFonts w:ascii="Arial" w:hAnsi="Arial" w:eastAsia="Arial"/>
+                <w:rFonts w:ascii="Arial" w:hAnsi="Arial" w:eastAsia="Arial" w:cs="Tahoma"/>
+                <w:sz w:val="18"/>
+              </w:rPr>
+            </w:r>
+            <w:r>
+              <w:rPr>
+                <w:rFonts w:ascii="Arial" w:hAnsi="Arial" w:eastAsia="Arial" w:cs="Tahoma"/>
                 <w:sz w:val="18"/>
               </w:rPr>
               <w:t>8</w:t>
@@ -6748,13 +6866,13 @@
             </w:pPr>
             <w:r>
               <w:rPr>
-                <w:rFonts w:ascii="Arial" w:hAnsi="Arial" w:eastAsia="Arial"/>
-                <w:sz w:val="18"/>
-              </w:rPr>
-            </w:r>
-            <w:r>
-              <w:rPr>
-                <w:rFonts w:ascii="Arial" w:hAnsi="Arial" w:eastAsia="Arial"/>
+                <w:rFonts w:ascii="Arial" w:hAnsi="Arial" w:eastAsia="Arial" w:cs="Tahoma"/>
+                <w:sz w:val="18"/>
+              </w:rPr>
+            </w:r>
+            <w:r>
+              <w:rPr>
+                <w:rFonts w:ascii="Arial" w:hAnsi="Arial" w:eastAsia="Arial" w:cs="Tahoma"/>
                 <w:sz w:val="18"/>
               </w:rPr>
               <w:t>decision</w:t>
@@ -6773,13 +6891,13 @@
             </w:pPr>
             <w:r>
               <w:rPr>
-                <w:rFonts w:ascii="Arial" w:hAnsi="Arial" w:eastAsia="Arial"/>
-                <w:sz w:val="18"/>
-              </w:rPr>
-            </w:r>
-            <w:r>
-              <w:rPr>
-                <w:rFonts w:ascii="Arial" w:hAnsi="Arial" w:eastAsia="Arial"/>
+                <w:rFonts w:ascii="Arial" w:hAnsi="Arial" w:eastAsia="Arial" w:cs="Tahoma"/>
+                <w:sz w:val="18"/>
+              </w:rPr>
+            </w:r>
+            <w:r>
+              <w:rPr>
+                <w:rFonts w:ascii="Arial" w:hAnsi="Arial" w:eastAsia="Arial" w:cs="Tahoma"/>
                 <w:sz w:val="18"/>
               </w:rPr>
               <w:t>NVL(growth_rate_diff, −1) &lt; 0 ?</w:t>
@@ -6798,13 +6916,13 @@
             </w:pPr>
             <w:r>
               <w:rPr>
-                <w:rFonts w:ascii="Arial" w:hAnsi="Arial" w:eastAsia="Arial"/>
-                <w:sz w:val="18"/>
-              </w:rPr>
-            </w:r>
-            <w:r>
-              <w:rPr>
-                <w:rFonts w:ascii="Arial" w:hAnsi="Arial" w:eastAsia="Arial"/>
+                <w:rFonts w:ascii="Arial" w:hAnsi="Arial" w:eastAsia="Arial" w:cs="Tahoma"/>
+                <w:sz w:val="18"/>
+              </w:rPr>
+            </w:r>
+            <w:r>
+              <w:rPr>
+                <w:rFonts w:ascii="Arial" w:hAnsi="Arial" w:eastAsia="Arial" w:cs="Tahoma"/>
                 <w:sz w:val="18"/>
               </w:rPr>
               <w:t>check08Condition()</w:t>
@@ -6823,13 +6941,13 @@
             </w:pPr>
             <w:r>
               <w:rPr>
-                <w:rFonts w:ascii="Arial" w:hAnsi="Arial" w:eastAsia="Arial"/>
-                <w:sz w:val="18"/>
-              </w:rPr>
-            </w:r>
-            <w:r>
-              <w:rPr>
-                <w:rFonts w:ascii="Arial" w:hAnsi="Arial" w:eastAsia="Arial"/>
+                <w:rFonts w:ascii="Arial" w:hAnsi="Arial" w:eastAsia="Arial" w:cs="Tahoma"/>
+                <w:sz w:val="18"/>
+              </w:rPr>
+            </w:r>
+            <w:r>
+              <w:rPr>
+                <w:rFonts w:ascii="Arial" w:hAnsi="Arial" w:eastAsia="Arial" w:cs="Tahoma"/>
                 <w:sz w:val="18"/>
               </w:rPr>
               <w:t>[branch] sales_status = N (ไม่เข้าเกณฑ์ชดเชย)</w:t>
@@ -6853,13 +6971,13 @@
             </w:pPr>
             <w:r>
               <w:rPr>
-                <w:rFonts w:ascii="Arial" w:hAnsi="Arial" w:eastAsia="Arial"/>
-                <w:sz w:val="18"/>
-              </w:rPr>
-            </w:r>
-            <w:r>
-              <w:rPr>
-                <w:rFonts w:ascii="Arial" w:hAnsi="Arial" w:eastAsia="Arial"/>
+                <w:rFonts w:ascii="Arial" w:hAnsi="Arial" w:eastAsia="Arial" w:cs="Tahoma"/>
+                <w:sz w:val="18"/>
+              </w:rPr>
+            </w:r>
+            <w:r>
+              <w:rPr>
+                <w:rFonts w:ascii="Arial" w:hAnsi="Arial" w:eastAsia="Arial" w:cs="Tahoma"/>
                 <w:sz w:val="18"/>
               </w:rPr>
               <w:t>9</w:t>
@@ -6878,13 +6996,13 @@
             </w:pPr>
             <w:r>
               <w:rPr>
-                <w:rFonts w:ascii="Arial" w:hAnsi="Arial" w:eastAsia="Arial"/>
-                <w:sz w:val="18"/>
-              </w:rPr>
-            </w:r>
-            <w:r>
-              <w:rPr>
-                <w:rFonts w:ascii="Arial" w:hAnsi="Arial" w:eastAsia="Arial"/>
+                <w:rFonts w:ascii="Arial" w:hAnsi="Arial" w:eastAsia="Arial" w:cs="Tahoma"/>
+                <w:sz w:val="18"/>
+              </w:rPr>
+            </w:r>
+            <w:r>
+              <w:rPr>
+                <w:rFonts w:ascii="Arial" w:hAnsi="Arial" w:eastAsia="Arial" w:cs="Tahoma"/>
                 <w:sz w:val="18"/>
               </w:rPr>
               <w:t>process</w:t>
@@ -6903,13 +7021,13 @@
             </w:pPr>
             <w:r>
               <w:rPr>
-                <w:rFonts w:ascii="Arial" w:hAnsi="Arial" w:eastAsia="Arial"/>
-                <w:sz w:val="18"/>
-              </w:rPr>
-            </w:r>
-            <w:r>
-              <w:rPr>
-                <w:rFonts w:ascii="Arial" w:hAnsi="Arial" w:eastAsia="Arial"/>
+                <w:rFonts w:ascii="Arial" w:hAnsi="Arial" w:eastAsia="Arial" w:cs="Tahoma"/>
+                <w:sz w:val="18"/>
+              </w:rPr>
+            </w:r>
+            <w:r>
+              <w:rPr>
+                <w:rFonts w:ascii="Arial" w:hAnsi="Arial" w:eastAsia="Arial" w:cs="Tahoma"/>
                 <w:sz w:val="18"/>
               </w:rPr>
               <w:t>sales_status = Y แล้ว insert tracking IMPORT_SALES_FROM_IAS</w:t>
@@ -6928,13 +7046,13 @@
             </w:pPr>
             <w:r>
               <w:rPr>
-                <w:rFonts w:ascii="Arial" w:hAnsi="Arial" w:eastAsia="Arial"/>
-                <w:sz w:val="18"/>
-              </w:rPr>
-            </w:r>
-            <w:r>
-              <w:rPr>
-                <w:rFonts w:ascii="Arial" w:hAnsi="Arial" w:eastAsia="Arial"/>
+                <w:rFonts w:ascii="Arial" w:hAnsi="Arial" w:eastAsia="Arial" w:cs="Tahoma"/>
+                <w:sz w:val="18"/>
+              </w:rPr>
+            </w:r>
+            <w:r>
+              <w:rPr>
+                <w:rFonts w:ascii="Arial" w:hAnsi="Arial" w:eastAsia="Arial" w:cs="Tahoma"/>
                 <w:sz w:val="18"/>
               </w:rPr>
               <w:t>step09Insert()</w:t>
@@ -6953,13 +7071,13 @@
             </w:pPr>
             <w:r>
               <w:rPr>
-                <w:rFonts w:ascii="Arial" w:hAnsi="Arial" w:eastAsia="Arial"/>
-                <w:sz w:val="18"/>
-              </w:rPr>
-            </w:r>
-            <w:r>
-              <w:rPr>
-                <w:rFonts w:ascii="Arial" w:hAnsi="Arial" w:eastAsia="Arial"/>
+                <w:rFonts w:ascii="Arial" w:hAnsi="Arial" w:eastAsia="Arial" w:cs="Tahoma"/>
+                <w:sz w:val="18"/>
+              </w:rPr>
+            </w:r>
+            <w:r>
+              <w:rPr>
+                <w:rFonts w:ascii="Arial" w:hAnsi="Arial" w:eastAsia="Arial" w:cs="Tahoma"/>
                 <w:sz w:val="18"/>
               </w:rPr>
               <w:t>throw JobFailedError เมื่อทำไม่สำเร็จ</w:t>
@@ -6983,13 +7101,13 @@
             </w:pPr>
             <w:r>
               <w:rPr>
-                <w:rFonts w:ascii="Arial" w:hAnsi="Arial" w:eastAsia="Arial"/>
-                <w:sz w:val="18"/>
-              </w:rPr>
-            </w:r>
-            <w:r>
-              <w:rPr>
-                <w:rFonts w:ascii="Arial" w:hAnsi="Arial" w:eastAsia="Arial"/>
+                <w:rFonts w:ascii="Arial" w:hAnsi="Arial" w:eastAsia="Arial" w:cs="Tahoma"/>
+                <w:sz w:val="18"/>
+              </w:rPr>
+            </w:r>
+            <w:r>
+              <w:rPr>
+                <w:rFonts w:ascii="Arial" w:hAnsi="Arial" w:eastAsia="Arial" w:cs="Tahoma"/>
                 <w:sz w:val="18"/>
               </w:rPr>
               <w:t>10</w:t>
@@ -7008,13 +7126,13 @@
             </w:pPr>
             <w:r>
               <w:rPr>
-                <w:rFonts w:ascii="Arial" w:hAnsi="Arial" w:eastAsia="Arial"/>
-                <w:sz w:val="18"/>
-              </w:rPr>
-            </w:r>
-            <w:r>
-              <w:rPr>
-                <w:rFonts w:ascii="Arial" w:hAnsi="Arial" w:eastAsia="Arial"/>
+                <w:rFonts w:ascii="Arial" w:hAnsi="Arial" w:eastAsia="Arial" w:cs="Tahoma"/>
+                <w:sz w:val="18"/>
+              </w:rPr>
+            </w:r>
+            <w:r>
+              <w:rPr>
+                <w:rFonts w:ascii="Arial" w:hAnsi="Arial" w:eastAsia="Arial" w:cs="Tahoma"/>
                 <w:sz w:val="18"/>
               </w:rPr>
               <w:t>io</w:t>
@@ -7033,13 +7151,13 @@
             </w:pPr>
             <w:r>
               <w:rPr>
-                <w:rFonts w:ascii="Arial" w:hAnsi="Arial" w:eastAsia="Arial"/>
-                <w:sz w:val="18"/>
-              </w:rPr>
-            </w:r>
-            <w:r>
-              <w:rPr>
-                <w:rFonts w:ascii="Arial" w:hAnsi="Arial" w:eastAsia="Arial"/>
+                <w:rFonts w:ascii="Arial" w:hAnsi="Arial" w:eastAsia="Arial" w:cs="Tahoma"/>
+                <w:sz w:val="18"/>
+              </w:rPr>
+            </w:r>
+            <w:r>
+              <w:rPr>
+                <w:rFonts w:ascii="Arial" w:hAnsi="Arial" w:eastAsia="Arial" w:cs="Tahoma"/>
                 <w:sz w:val="18"/>
               </w:rPr>
               <w:t>ย้ายไฟล์เข้า backup</w:t>
@@ -7058,13 +7176,13 @@
             </w:pPr>
             <w:r>
               <w:rPr>
-                <w:rFonts w:ascii="Arial" w:hAnsi="Arial" w:eastAsia="Arial"/>
-                <w:sz w:val="18"/>
-              </w:rPr>
-            </w:r>
-            <w:r>
-              <w:rPr>
-                <w:rFonts w:ascii="Arial" w:hAnsi="Arial" w:eastAsia="Arial"/>
+                <w:rFonts w:ascii="Arial" w:hAnsi="Arial" w:eastAsia="Arial" w:cs="Tahoma"/>
+                <w:sz w:val="18"/>
+              </w:rPr>
+            </w:r>
+            <w:r>
+              <w:rPr>
+                <w:rFonts w:ascii="Arial" w:hAnsi="Arial" w:eastAsia="Arial" w:cs="Tahoma"/>
                 <w:sz w:val="18"/>
               </w:rPr>
               <w:t>step10Archive()</w:t>
@@ -7083,13 +7201,13 @@
             </w:pPr>
             <w:r>
               <w:rPr>
-                <w:rFonts w:ascii="Arial" w:hAnsi="Arial" w:eastAsia="Arial"/>
-                <w:sz w:val="18"/>
-              </w:rPr>
-            </w:r>
-            <w:r>
-              <w:rPr>
-                <w:rFonts w:ascii="Arial" w:hAnsi="Arial" w:eastAsia="Arial"/>
+                <w:rFonts w:ascii="Arial" w:hAnsi="Arial" w:eastAsia="Arial" w:cs="Tahoma"/>
+                <w:sz w:val="18"/>
+              </w:rPr>
+            </w:r>
+            <w:r>
+              <w:rPr>
+                <w:rFonts w:ascii="Arial" w:hAnsi="Arial" w:eastAsia="Arial" w:cs="Tahoma"/>
                 <w:sz w:val="18"/>
               </w:rPr>
               <w:t>throw JobFailedError เมื่อทำไม่สำเร็จ</w:t>
@@ -7113,13 +7231,13 @@
             </w:pPr>
             <w:r>
               <w:rPr>
-                <w:rFonts w:ascii="Arial" w:hAnsi="Arial" w:eastAsia="Arial"/>
-                <w:sz w:val="18"/>
-              </w:rPr>
-            </w:r>
-            <w:r>
-              <w:rPr>
-                <w:rFonts w:ascii="Arial" w:hAnsi="Arial" w:eastAsia="Arial"/>
+                <w:rFonts w:ascii="Arial" w:hAnsi="Arial" w:eastAsia="Arial" w:cs="Tahoma"/>
+                <w:sz w:val="18"/>
+              </w:rPr>
+            </w:r>
+            <w:r>
+              <w:rPr>
+                <w:rFonts w:ascii="Arial" w:hAnsi="Arial" w:eastAsia="Arial" w:cs="Tahoma"/>
                 <w:sz w:val="18"/>
               </w:rPr>
               <w:t>11</w:t>
@@ -7138,13 +7256,13 @@
             </w:pPr>
             <w:r>
               <w:rPr>
-                <w:rFonts w:ascii="Arial" w:hAnsi="Arial" w:eastAsia="Arial"/>
-                <w:sz w:val="18"/>
-              </w:rPr>
-            </w:r>
-            <w:r>
-              <w:rPr>
-                <w:rFonts w:ascii="Arial" w:hAnsi="Arial" w:eastAsia="Arial"/>
+                <w:rFonts w:ascii="Arial" w:hAnsi="Arial" w:eastAsia="Arial" w:cs="Tahoma"/>
+                <w:sz w:val="18"/>
+              </w:rPr>
+            </w:r>
+            <w:r>
+              <w:rPr>
+                <w:rFonts w:ascii="Arial" w:hAnsi="Arial" w:eastAsia="Arial" w:cs="Tahoma"/>
                 <w:sz w:val="18"/>
               </w:rPr>
               <w:t>end</w:t>
@@ -7163,13 +7281,13 @@
             </w:pPr>
             <w:r>
               <w:rPr>
-                <w:rFonts w:ascii="Arial" w:hAnsi="Arial" w:eastAsia="Arial"/>
-                <w:sz w:val="18"/>
-              </w:rPr>
-            </w:r>
-            <w:r>
-              <w:rPr>
-                <w:rFonts w:ascii="Arial" w:hAnsi="Arial" w:eastAsia="Arial"/>
+                <w:rFonts w:ascii="Arial" w:hAnsi="Arial" w:eastAsia="Arial" w:cs="Tahoma"/>
+                <w:sz w:val="18"/>
+              </w:rPr>
+            </w:r>
+            <w:r>
+              <w:rPr>
+                <w:rFonts w:ascii="Arial" w:hAnsi="Arial" w:eastAsia="Arial" w:cs="Tahoma"/>
                 <w:sz w:val="18"/>
               </w:rPr>
               <w:t>จบ</w:t>
@@ -7188,13 +7306,13 @@
             </w:pPr>
             <w:r>
               <w:rPr>
-                <w:rFonts w:ascii="Arial" w:hAnsi="Arial" w:eastAsia="Arial"/>
-                <w:sz w:val="18"/>
-              </w:rPr>
-            </w:r>
-            <w:r>
-              <w:rPr>
-                <w:rFonts w:ascii="Arial" w:hAnsi="Arial" w:eastAsia="Arial"/>
+                <w:rFonts w:ascii="Arial" w:hAnsi="Arial" w:eastAsia="Arial" w:cs="Tahoma"/>
+                <w:sz w:val="18"/>
+              </w:rPr>
+            </w:r>
+            <w:r>
+              <w:rPr>
+                <w:rFonts w:ascii="Arial" w:hAnsi="Arial" w:eastAsia="Arial" w:cs="Tahoma"/>
                 <w:sz w:val="18"/>
               </w:rPr>
               <w:t>summarize()</w:t>
@@ -7213,13 +7331,13 @@
             </w:pPr>
             <w:r>
               <w:rPr>
-                <w:rFonts w:ascii="Arial" w:hAnsi="Arial" w:eastAsia="Arial"/>
-                <w:sz w:val="18"/>
-              </w:rPr>
-            </w:r>
-            <w:r>
-              <w:rPr>
-                <w:rFonts w:ascii="Arial" w:hAnsi="Arial" w:eastAsia="Arial"/>
+                <w:rFonts w:ascii="Arial" w:hAnsi="Arial" w:eastAsia="Arial" w:cs="Tahoma"/>
+                <w:sz w:val="18"/>
+              </w:rPr>
+            </w:r>
+            <w:r>
+              <w:rPr>
+                <w:rFonts w:ascii="Arial" w:hAnsi="Arial" w:eastAsia="Arial" w:cs="Tahoma"/>
                 <w:sz w:val="18"/>
               </w:rPr>
               <w:t>-</w:t>
@@ -7236,7 +7354,7 @@
       </w:pPr>
       <w:r>
         <w:rPr>
-          <w:rFonts w:ascii="Courier New" w:hAnsi="Courier New"/>
+          <w:rFonts w:ascii="Courier New" w:hAnsi="Courier New" w:eastAsia="Courier New" w:cs="Tahoma"/>
           <w:sz w:val="16"/>
         </w:rPr>
         <w:t>// src/batch/sbpgi/job-5-import-impact-sale-from-ias/job-5-import-impact-sale-from-ias.job.ts</w:t>
@@ -7418,7 +7536,7 @@
       </w:r>
       <w:r>
         <w:rPr>
-          <w:rFonts w:ascii="Courier New" w:hAnsi="Courier New"/>
+          <w:rFonts w:ascii="Courier New" w:hAnsi="Courier New" w:eastAsia="Courier New" w:cs="Tahoma"/>
         </w:rPr>
         <w:t>pg_try_advisory_lock</w:t>
       </w:r>
@@ -7433,7 +7551,7 @@
       </w:pPr>
       <w:r>
         <w:rPr>
-          <w:rFonts w:ascii="Courier New" w:hAnsi="Courier New"/>
+          <w:rFonts w:ascii="Courier New" w:hAnsi="Courier New" w:eastAsia="Courier New" w:cs="Tahoma"/>
           <w:sz w:val="16"/>
         </w:rPr>
         <w:t>// src/batch/runner.ts (ส่วนกันรันซ้อน)</w:t>
@@ -7530,7 +7648,7 @@
       </w:r>
       <w:r>
         <w:rPr>
-          <w:rFonts w:ascii="Courier New" w:hAnsi="Courier New"/>
+          <w:rFonts w:ascii="Courier New" w:hAnsi="Courier New" w:eastAsia="Courier New" w:cs="Tahoma"/>
         </w:rPr>
         <w:t>{provide: 'IMPORT_IMPACT_SALE_FROM_IAS_REPOSITORY', useFactory: (ds) =&gt; ds.getRepository(Entity), inject: ['DATA_SOURCE']}</w:t>
       </w:r>
@@ -7539,7 +7657,7 @@
       </w:r>
       <w:r>
         <w:rPr>
-          <w:rFonts w:ascii="Courier New" w:hAnsi="Courier New"/>
+          <w:rFonts w:ascii="Courier New" w:hAnsi="Courier New" w:eastAsia="Courier New" w:cs="Tahoma"/>
         </w:rPr>
         <w:t>sps_store</w:t>
       </w:r>
@@ -7578,7 +7696,7 @@
             <w:r/>
             <w:r>
               <w:rPr>
-                <w:rFonts w:ascii="Arial" w:hAnsi="Arial" w:eastAsia="Arial"/>
+                <w:rFonts w:ascii="Arial" w:hAnsi="Arial" w:eastAsia="Arial" w:cs="Tahoma"/>
                 <w:b/>
                 <w:sz w:val="18"/>
               </w:rPr>
@@ -7600,7 +7718,7 @@
             <w:r/>
             <w:r>
               <w:rPr>
-                <w:rFonts w:ascii="Arial" w:hAnsi="Arial" w:eastAsia="Arial"/>
+                <w:rFonts w:ascii="Arial" w:hAnsi="Arial" w:eastAsia="Arial" w:cs="Tahoma"/>
                 <w:b/>
                 <w:sz w:val="18"/>
               </w:rPr>
@@ -7622,7 +7740,7 @@
             <w:r/>
             <w:r>
               <w:rPr>
-                <w:rFonts w:ascii="Arial" w:hAnsi="Arial" w:eastAsia="Arial"/>
+                <w:rFonts w:ascii="Arial" w:hAnsi="Arial" w:eastAsia="Arial" w:cs="Tahoma"/>
                 <w:b/>
                 <w:sz w:val="18"/>
               </w:rPr>
@@ -7644,7 +7762,7 @@
             <w:r/>
             <w:r>
               <w:rPr>
-                <w:rFonts w:ascii="Arial" w:hAnsi="Arial" w:eastAsia="Arial"/>
+                <w:rFonts w:ascii="Arial" w:hAnsi="Arial" w:eastAsia="Arial" w:cs="Tahoma"/>
                 <w:b/>
                 <w:sz w:val="18"/>
               </w:rPr>
@@ -7669,13 +7787,13 @@
             </w:pPr>
             <w:r>
               <w:rPr>
-                <w:rFonts w:ascii="Arial" w:hAnsi="Arial" w:eastAsia="Arial"/>
-                <w:sz w:val="18"/>
-              </w:rPr>
-            </w:r>
-            <w:r>
-              <w:rPr>
-                <w:rFonts w:ascii="Arial" w:hAnsi="Arial" w:eastAsia="Arial"/>
+                <w:rFonts w:ascii="Arial" w:hAnsi="Arial" w:eastAsia="Arial" w:cs="Tahoma"/>
+                <w:sz w:val="18"/>
+              </w:rPr>
+            </w:r>
+            <w:r>
+              <w:rPr>
+                <w:rFonts w:ascii="Arial" w:hAnsi="Arial" w:eastAsia="Arial" w:cs="Tahoma"/>
                 <w:sz w:val="18"/>
               </w:rPr>
               <w:t>sales_transactions</w:t>
@@ -7694,13 +7812,13 @@
             </w:pPr>
             <w:r>
               <w:rPr>
-                <w:rFonts w:ascii="Arial" w:hAnsi="Arial" w:eastAsia="Arial"/>
-                <w:sz w:val="18"/>
-              </w:rPr>
-            </w:r>
-            <w:r>
-              <w:rPr>
-                <w:rFonts w:ascii="Arial" w:hAnsi="Arial" w:eastAsia="Arial"/>
+                <w:rFonts w:ascii="Arial" w:hAnsi="Arial" w:eastAsia="Arial" w:cs="Tahoma"/>
+                <w:sz w:val="18"/>
+              </w:rPr>
+            </w:r>
+            <w:r>
+              <w:rPr>
+                <w:rFonts w:ascii="Arial" w:hAnsi="Arial" w:eastAsia="Arial" w:cs="Tahoma"/>
                 <w:sz w:val="18"/>
               </w:rPr>
               <w:t>W</w:t>
@@ -7719,13 +7837,13 @@
             </w:pPr>
             <w:r>
               <w:rPr>
-                <w:rFonts w:ascii="Arial" w:hAnsi="Arial" w:eastAsia="Arial"/>
-                <w:sz w:val="18"/>
-              </w:rPr>
-            </w:r>
-            <w:r>
-              <w:rPr>
-                <w:rFonts w:ascii="Arial" w:hAnsi="Arial" w:eastAsia="Arial"/>
+                <w:rFonts w:ascii="Arial" w:hAnsi="Arial" w:eastAsia="Arial" w:cs="Tahoma"/>
+                <w:sz w:val="18"/>
+              </w:rPr>
+            </w:r>
+            <w:r>
+              <w:rPr>
+                <w:rFonts w:ascii="Arial" w:hAnsi="Arial" w:eastAsia="Arial" w:cs="Tahoma"/>
                 <w:sz w:val="18"/>
               </w:rPr>
               <w:t>ยอดขายรายวันดิบจากไฟล์ (4 หน้าต่างเวลา)</w:t>
@@ -7744,13 +7862,13 @@
             </w:pPr>
             <w:r>
               <w:rPr>
-                <w:rFonts w:ascii="Arial" w:hAnsi="Arial" w:eastAsia="Arial"/>
-                <w:sz w:val="18"/>
-              </w:rPr>
-            </w:r>
-            <w:r>
-              <w:rPr>
-                <w:rFonts w:ascii="Arial" w:hAnsi="Arial" w:eastAsia="Arial"/>
+                <w:rFonts w:ascii="Arial" w:hAnsi="Arial" w:eastAsia="Arial" w:cs="Tahoma"/>
+                <w:sz w:val="18"/>
+              </w:rPr>
+            </w:r>
+            <w:r>
+              <w:rPr>
+                <w:rFonts w:ascii="Arial" w:hAnsi="Arial" w:eastAsia="Arial" w:cs="Tahoma"/>
                 <w:sz w:val="18"/>
               </w:rPr>
               <w:t>เขียน SQL ตรงผ่าน DATA_SOURCE</w:t>
@@ -7774,13 +7892,13 @@
             </w:pPr>
             <w:r>
               <w:rPr>
-                <w:rFonts w:ascii="Arial" w:hAnsi="Arial" w:eastAsia="Arial"/>
-                <w:sz w:val="18"/>
-              </w:rPr>
-            </w:r>
-            <w:r>
-              <w:rPr>
-                <w:rFonts w:ascii="Arial" w:hAnsi="Arial" w:eastAsia="Arial"/>
+                <w:rFonts w:ascii="Arial" w:hAnsi="Arial" w:eastAsia="Arial" w:cs="Tahoma"/>
+                <w:sz w:val="18"/>
+              </w:rPr>
+            </w:r>
+            <w:r>
+              <w:rPr>
+                <w:rFonts w:ascii="Arial" w:hAnsi="Arial" w:eastAsia="Arial" w:cs="Tahoma"/>
                 <w:sz w:val="18"/>
               </w:rPr>
               <w:t>fgi_impact_sales_summaries</w:t>
@@ -7799,13 +7917,13 @@
             </w:pPr>
             <w:r>
               <w:rPr>
-                <w:rFonts w:ascii="Arial" w:hAnsi="Arial" w:eastAsia="Arial"/>
-                <w:sz w:val="18"/>
-              </w:rPr>
-            </w:r>
-            <w:r>
-              <w:rPr>
-                <w:rFonts w:ascii="Arial" w:hAnsi="Arial" w:eastAsia="Arial"/>
+                <w:rFonts w:ascii="Arial" w:hAnsi="Arial" w:eastAsia="Arial" w:cs="Tahoma"/>
+                <w:sz w:val="18"/>
+              </w:rPr>
+            </w:r>
+            <w:r>
+              <w:rPr>
+                <w:rFonts w:ascii="Arial" w:hAnsi="Arial" w:eastAsia="Arial" w:cs="Tahoma"/>
                 <w:sz w:val="18"/>
               </w:rPr>
               <w:t>R/W</w:t>
@@ -7824,13 +7942,13 @@
             </w:pPr>
             <w:r>
               <w:rPr>
-                <w:rFonts w:ascii="Arial" w:hAnsi="Arial" w:eastAsia="Arial"/>
-                <w:sz w:val="18"/>
-              </w:rPr>
-            </w:r>
-            <w:r>
-              <w:rPr>
-                <w:rFonts w:ascii="Arial" w:hAnsi="Arial" w:eastAsia="Arial"/>
+                <w:rFonts w:ascii="Arial" w:hAnsi="Arial" w:eastAsia="Arial" w:cs="Tahoma"/>
+                <w:sz w:val="18"/>
+              </w:rPr>
+            </w:r>
+            <w:r>
+              <w:rPr>
+                <w:rFonts w:ascii="Arial" w:hAnsi="Arial" w:eastAsia="Arial" w:cs="Tahoma"/>
                 <w:sz w:val="18"/>
               </w:rPr>
               <w:t>อัปเดต total_working_days, growth_rate_diff, sales_status Y/N</w:t>
@@ -7849,13 +7967,13 @@
             </w:pPr>
             <w:r>
               <w:rPr>
-                <w:rFonts w:ascii="Arial" w:hAnsi="Arial" w:eastAsia="Arial"/>
-                <w:sz w:val="18"/>
-              </w:rPr>
-            </w:r>
-            <w:r>
-              <w:rPr>
-                <w:rFonts w:ascii="Arial" w:hAnsi="Arial" w:eastAsia="Arial"/>
+                <w:rFonts w:ascii="Arial" w:hAnsi="Arial" w:eastAsia="Arial" w:cs="Tahoma"/>
+                <w:sz w:val="18"/>
+              </w:rPr>
+            </w:r>
+            <w:r>
+              <w:rPr>
+                <w:rFonts w:ascii="Arial" w:hAnsi="Arial" w:eastAsia="Arial" w:cs="Tahoma"/>
                 <w:sz w:val="18"/>
               </w:rPr>
               <w:t>เขียน SQL ตรงผ่าน DATA_SOURCE</w:t>
@@ -7879,13 +7997,13 @@
             </w:pPr>
             <w:r>
               <w:rPr>
-                <w:rFonts w:ascii="Arial" w:hAnsi="Arial" w:eastAsia="Arial"/>
-                <w:sz w:val="18"/>
-              </w:rPr>
-            </w:r>
-            <w:r>
-              <w:rPr>
-                <w:rFonts w:ascii="Arial" w:hAnsi="Arial" w:eastAsia="Arial"/>
+                <w:rFonts w:ascii="Arial" w:hAnsi="Arial" w:eastAsia="Arial" w:cs="Tahoma"/>
+                <w:sz w:val="18"/>
+              </w:rPr>
+            </w:r>
+            <w:r>
+              <w:rPr>
+                <w:rFonts w:ascii="Arial" w:hAnsi="Arial" w:eastAsia="Arial" w:cs="Tahoma"/>
                 <w:sz w:val="18"/>
               </w:rPr>
               <w:t>interface_transactions</w:t>
@@ -7904,13 +8022,13 @@
             </w:pPr>
             <w:r>
               <w:rPr>
-                <w:rFonts w:ascii="Arial" w:hAnsi="Arial" w:eastAsia="Arial"/>
-                <w:sz w:val="18"/>
-              </w:rPr>
-            </w:r>
-            <w:r>
-              <w:rPr>
-                <w:rFonts w:ascii="Arial" w:hAnsi="Arial" w:eastAsia="Arial"/>
+                <w:rFonts w:ascii="Arial" w:hAnsi="Arial" w:eastAsia="Arial" w:cs="Tahoma"/>
+                <w:sz w:val="18"/>
+              </w:rPr>
+            </w:r>
+            <w:r>
+              <w:rPr>
+                <w:rFonts w:ascii="Arial" w:hAnsi="Arial" w:eastAsia="Arial" w:cs="Tahoma"/>
                 <w:sz w:val="18"/>
               </w:rPr>
               <w:t>W</w:t>
@@ -7929,13 +8047,13 @@
             </w:pPr>
             <w:r>
               <w:rPr>
-                <w:rFonts w:ascii="Arial" w:hAnsi="Arial" w:eastAsia="Arial"/>
-                <w:sz w:val="18"/>
-              </w:rPr>
-            </w:r>
-            <w:r>
-              <w:rPr>
-                <w:rFonts w:ascii="Arial" w:hAnsi="Arial" w:eastAsia="Arial"/>
+                <w:rFonts w:ascii="Arial" w:hAnsi="Arial" w:eastAsia="Arial" w:cs="Tahoma"/>
+                <w:sz w:val="18"/>
+              </w:rPr>
+            </w:r>
+            <w:r>
+              <w:rPr>
+                <w:rFonts w:ascii="Arial" w:hAnsi="Arial" w:eastAsia="Arial" w:cs="Tahoma"/>
                 <w:sz w:val="18"/>
               </w:rPr>
               <w:t>tracking: data_name=IMPORT_SALES_FROM_IAS · typed FK = sales_summary_id</w:t>
@@ -7954,13 +8072,13 @@
             </w:pPr>
             <w:r>
               <w:rPr>
-                <w:rFonts w:ascii="Arial" w:hAnsi="Arial" w:eastAsia="Arial"/>
-                <w:sz w:val="18"/>
-              </w:rPr>
-            </w:r>
-            <w:r>
-              <w:rPr>
-                <w:rFonts w:ascii="Arial" w:hAnsi="Arial" w:eastAsia="Arial"/>
+                <w:rFonts w:ascii="Arial" w:hAnsi="Arial" w:eastAsia="Arial" w:cs="Tahoma"/>
+                <w:sz w:val="18"/>
+              </w:rPr>
+            </w:r>
+            <w:r>
+              <w:rPr>
+                <w:rFonts w:ascii="Arial" w:hAnsi="Arial" w:eastAsia="Arial" w:cs="Tahoma"/>
                 <w:sz w:val="18"/>
               </w:rPr>
               <w:t>เขียน SQL ตรงผ่าน DATA_SOURCE</w:t>
@@ -7977,7 +8095,7 @@
       </w:pPr>
       <w:r>
         <w:rPr>
-          <w:rFonts w:ascii="Courier New" w:hAnsi="Courier New"/>
+          <w:rFonts w:ascii="Courier New" w:hAnsi="Courier New" w:eastAsia="Courier New" w:cs="Tahoma"/>
           <w:sz w:val="16"/>
         </w:rPr>
         <w:t>-- Job 5 ImportImpactSaleFromIAS — query หลักที่ต้อง implement</w:t>
@@ -8076,7 +8194,7 @@
       </w:r>
       <w:r>
         <w:rPr>
-          <w:rFonts w:ascii="Courier New" w:hAnsi="Courier New"/>
+          <w:rFonts w:ascii="Courier New" w:hAnsi="Courier New" w:eastAsia="Courier New" w:cs="Tahoma"/>
         </w:rPr>
         <w:t>EmailLibService</w:t>
       </w:r>
@@ -8085,7 +8203,7 @@
       </w:r>
       <w:r>
         <w:rPr>
-          <w:rFonts w:ascii="Courier New" w:hAnsi="Courier New"/>
+          <w:rFonts w:ascii="Courier New" w:hAnsi="Courier New" w:eastAsia="Courier New" w:cs="Tahoma"/>
         </w:rPr>
         <w:t>@gosoft-sbp/email-lib</w:t>
       </w:r>
@@ -8100,7 +8218,7 @@
       </w:pPr>
       <w:r>
         <w:rPr>
-          <w:rFonts w:ascii="Courier New" w:hAnsi="Courier New"/>
+          <w:rFonts w:ascii="Courier New" w:hAnsi="Courier New" w:eastAsia="Courier New" w:cs="Tahoma"/>
           <w:sz w:val="16"/>
         </w:rPr>
         <w:t>// src/batch/job-failure.notifier.ts</w:t>
@@ -8236,7 +8354,7 @@
       </w:r>
       <w:r>
         <w:rPr>
-          <w:rFonts w:ascii="Courier New" w:hAnsi="Courier New"/>
+          <w:rFonts w:ascii="Courier New" w:hAnsi="Courier New" w:eastAsia="Courier New" w:cs="Tahoma"/>
         </w:rPr>
         <w:t>SELECT * FROM pg_locks WHERE locktype = 'advisory'</w:t>
       </w:r>
@@ -8254,7 +8372,7 @@
       </w:r>
       <w:r>
         <w:rPr>
-          <w:rFonts w:ascii="Courier New" w:hAnsi="Courier New"/>
+          <w:rFonts w:ascii="Courier New" w:hAnsi="Courier New" w:eastAsia="Courier New" w:cs="Tahoma"/>
         </w:rPr>
         <w:t>node dist/batch/cli.js --job=5 --period=&lt;YYYYMM&gt;</w:t>
       </w:r>
@@ -8269,7 +8387,7 @@
       </w:r>
       <w:r>
         <w:rPr>
-          <w:rFonts w:ascii="Courier New" w:hAnsi="Courier New"/>
+          <w:color w:val="8A3324"/>
         </w:rPr>
         <w:t>AMS06001I (รับเข้า)</w:t>
       </w:r>
@@ -8278,7 +8396,7 @@
       </w:r>
       <w:r>
         <w:rPr>
-          <w:rFonts w:ascii="Courier New" w:hAnsi="Courier New"/>
+          <w:rFonts w:ascii="Courier New" w:hAnsi="Courier New" w:eastAsia="Courier New" w:cs="Tahoma"/>
         </w:rPr>
         <w:t>job.finish</w:t>
       </w:r>
@@ -8296,7 +8414,7 @@
       </w:r>
       <w:r>
         <w:rPr>
-          <w:rFonts w:ascii="Courier New" w:hAnsi="Courier New"/>
+          <w:rFonts w:ascii="Courier New" w:hAnsi="Courier New" w:eastAsia="Courier New" w:cs="Tahoma"/>
         </w:rPr>
         <w:t>interface_transactions</w:t>
       </w:r>
@@ -8344,7 +8462,7 @@
             <w:r/>
             <w:r>
               <w:rPr>
-                <w:rFonts w:ascii="Arial" w:hAnsi="Arial" w:eastAsia="Arial"/>
+                <w:rFonts w:ascii="Arial" w:hAnsi="Arial" w:eastAsia="Arial" w:cs="Tahoma"/>
                 <w:b/>
                 <w:sz w:val="18"/>
               </w:rPr>
@@ -8366,7 +8484,7 @@
             <w:r/>
             <w:r>
               <w:rPr>
-                <w:rFonts w:ascii="Arial" w:hAnsi="Arial" w:eastAsia="Arial"/>
+                <w:rFonts w:ascii="Arial" w:hAnsi="Arial" w:eastAsia="Arial" w:cs="Tahoma"/>
                 <w:b/>
                 <w:sz w:val="18"/>
               </w:rPr>
@@ -8391,13 +8509,13 @@
             </w:pPr>
             <w:r>
               <w:rPr>
-                <w:rFonts w:ascii="Arial" w:hAnsi="Arial" w:eastAsia="Arial"/>
-                <w:sz w:val="18"/>
-              </w:rPr>
-            </w:r>
-            <w:r>
-              <w:rPr>
-                <w:rFonts w:ascii="Arial" w:hAnsi="Arial" w:eastAsia="Arial"/>
+                <w:rFonts w:ascii="Arial" w:hAnsi="Arial" w:eastAsia="Arial" w:cs="Tahoma"/>
+                <w:sz w:val="18"/>
+              </w:rPr>
+            </w:r>
+            <w:r>
+              <w:rPr>
+                <w:rFonts w:ascii="Arial" w:hAnsi="Arial" w:eastAsia="Arial" w:cs="Tahoma"/>
                 <w:sz w:val="18"/>
               </w:rPr>
               <w:t>1</w:t>
@@ -8416,13 +8534,13 @@
             </w:pPr>
             <w:r>
               <w:rPr>
-                <w:rFonts w:ascii="Arial" w:hAnsi="Arial" w:eastAsia="Arial"/>
-                <w:sz w:val="18"/>
-              </w:rPr>
-            </w:r>
-            <w:r>
-              <w:rPr>
-                <w:rFonts w:ascii="Arial" w:hAnsi="Arial" w:eastAsia="Arial"/>
+                <w:rFonts w:ascii="Arial" w:hAnsi="Arial" w:eastAsia="Arial" w:cs="Tahoma"/>
+                <w:sz w:val="18"/>
+              </w:rPr>
+            </w:r>
+            <w:r>
+              <w:rPr>
+                <w:rFonts w:ascii="Arial" w:hAnsi="Arial" w:eastAsia="Arial" w:cs="Tahoma"/>
                 <w:sz w:val="18"/>
               </w:rPr>
               <w:t>เริ่ม</w:t>
@@ -8446,13 +8564,13 @@
             </w:pPr>
             <w:r>
               <w:rPr>
-                <w:rFonts w:ascii="Arial" w:hAnsi="Arial" w:eastAsia="Arial"/>
-                <w:sz w:val="18"/>
-              </w:rPr>
-            </w:r>
-            <w:r>
-              <w:rPr>
-                <w:rFonts w:ascii="Arial" w:hAnsi="Arial" w:eastAsia="Arial"/>
+                <w:rFonts w:ascii="Arial" w:hAnsi="Arial" w:eastAsia="Arial" w:cs="Tahoma"/>
+                <w:sz w:val="18"/>
+              </w:rPr>
+            </w:r>
+            <w:r>
+              <w:rPr>
+                <w:rFonts w:ascii="Arial" w:hAnsi="Arial" w:eastAsia="Arial" w:cs="Tahoma"/>
                 <w:sz w:val="18"/>
               </w:rPr>
               <w:t>2</w:t>
@@ -8471,13 +8589,13 @@
             </w:pPr>
             <w:r>
               <w:rPr>
-                <w:rFonts w:ascii="Arial" w:hAnsi="Arial" w:eastAsia="Arial"/>
-                <w:sz w:val="18"/>
-              </w:rPr>
-            </w:r>
-            <w:r>
-              <w:rPr>
-                <w:rFonts w:ascii="Arial" w:hAnsi="Arial" w:eastAsia="Arial"/>
+                <w:rFonts w:ascii="Arial" w:hAnsi="Arial" w:eastAsia="Arial" w:cs="Tahoma"/>
+                <w:sz w:val="18"/>
+              </w:rPr>
+            </w:r>
+            <w:r>
+              <w:rPr>
+                <w:rFonts w:ascii="Arial" w:hAnsi="Arial" w:eastAsia="Arial" w:cs="Tahoma"/>
                 <w:sz w:val="18"/>
               </w:rPr>
               <w:t>อ่านไฟล์ WINDOWS-874 จัดกลุ่มตามร้าน + วันเปิด</w:t>
@@ -8501,13 +8619,13 @@
             </w:pPr>
             <w:r>
               <w:rPr>
-                <w:rFonts w:ascii="Arial" w:hAnsi="Arial" w:eastAsia="Arial"/>
-                <w:sz w:val="18"/>
-              </w:rPr>
-            </w:r>
-            <w:r>
-              <w:rPr>
-                <w:rFonts w:ascii="Arial" w:hAnsi="Arial" w:eastAsia="Arial"/>
+                <w:rFonts w:ascii="Arial" w:hAnsi="Arial" w:eastAsia="Arial" w:cs="Tahoma"/>
+                <w:sz w:val="18"/>
+              </w:rPr>
+            </w:r>
+            <w:r>
+              <w:rPr>
+                <w:rFonts w:ascii="Arial" w:hAnsi="Arial" w:eastAsia="Arial" w:cs="Tahoma"/>
                 <w:sz w:val="18"/>
               </w:rPr>
               <w:t>3</w:t>
@@ -8526,13 +8644,13 @@
             </w:pPr>
             <w:r>
               <w:rPr>
-                <w:rFonts w:ascii="Arial" w:hAnsi="Arial" w:eastAsia="Arial"/>
-                <w:sz w:val="18"/>
-              </w:rPr>
-            </w:r>
-            <w:r>
-              <w:rPr>
-                <w:rFonts w:ascii="Arial" w:hAnsi="Arial" w:eastAsia="Arial"/>
+                <w:rFonts w:ascii="Arial" w:hAnsi="Arial" w:eastAsia="Arial" w:cs="Tahoma"/>
+                <w:sz w:val="18"/>
+              </w:rPr>
+            </w:r>
+            <w:r>
+              <w:rPr>
+                <w:rFonts w:ascii="Arial" w:hAnsi="Arial" w:eastAsia="Arial" w:cs="Tahoma"/>
                 <w:sz w:val="18"/>
               </w:rPr>
               <w:t>เป็นงวดที่ยังไม่นำเข้า? | No: จบ (idempotency guard กันนำเข้าซ้ำ)</w:t>
@@ -8556,13 +8674,13 @@
             </w:pPr>
             <w:r>
               <w:rPr>
-                <w:rFonts w:ascii="Arial" w:hAnsi="Arial" w:eastAsia="Arial"/>
-                <w:sz w:val="18"/>
-              </w:rPr>
-            </w:r>
-            <w:r>
-              <w:rPr>
-                <w:rFonts w:ascii="Arial" w:hAnsi="Arial" w:eastAsia="Arial"/>
+                <w:rFonts w:ascii="Arial" w:hAnsi="Arial" w:eastAsia="Arial" w:cs="Tahoma"/>
+                <w:sz w:val="18"/>
+              </w:rPr>
+            </w:r>
+            <w:r>
+              <w:rPr>
+                <w:rFonts w:ascii="Arial" w:hAnsi="Arial" w:eastAsia="Arial" w:cs="Tahoma"/>
                 <w:sz w:val="18"/>
               </w:rPr>
               <w:t>4</w:t>
@@ -8581,13 +8699,13 @@
             </w:pPr>
             <w:r>
               <w:rPr>
-                <w:rFonts w:ascii="Arial" w:hAnsi="Arial" w:eastAsia="Arial"/>
-                <w:sz w:val="18"/>
-              </w:rPr>
-            </w:r>
-            <w:r>
-              <w:rPr>
-                <w:rFonts w:ascii="Arial" w:hAnsi="Arial" w:eastAsia="Arial"/>
+                <w:rFonts w:ascii="Arial" w:hAnsi="Arial" w:eastAsia="Arial" w:cs="Tahoma"/>
+                <w:sz w:val="18"/>
+              </w:rPr>
+            </w:r>
+            <w:r>
+              <w:rPr>
+                <w:rFonts w:ascii="Arial" w:hAnsi="Arial" w:eastAsia="Arial" w:cs="Tahoma"/>
                 <w:sz w:val="18"/>
               </w:rPr>
               <w:t>เปิด transaction ต่อไฟล์ แล้ว insert sales_transactions แถวดิบ (ระวัง: catch ใน DAO บางจุดอาจทำให้ rollback ไม่ทำงาน)</w:t>
@@ -8611,13 +8729,13 @@
             </w:pPr>
             <w:r>
               <w:rPr>
-                <w:rFonts w:ascii="Arial" w:hAnsi="Arial" w:eastAsia="Arial"/>
-                <w:sz w:val="18"/>
-              </w:rPr>
-            </w:r>
-            <w:r>
-              <w:rPr>
-                <w:rFonts w:ascii="Arial" w:hAnsi="Arial" w:eastAsia="Arial"/>
+                <w:rFonts w:ascii="Arial" w:hAnsi="Arial" w:eastAsia="Arial" w:cs="Tahoma"/>
+                <w:sz w:val="18"/>
+              </w:rPr>
+            </w:r>
+            <w:r>
+              <w:rPr>
+                <w:rFonts w:ascii="Arial" w:hAnsi="Arial" w:eastAsia="Arial" w:cs="Tahoma"/>
                 <w:sz w:val="18"/>
               </w:rPr>
               <w:t>5</w:t>
@@ -8636,13 +8754,13 @@
             </w:pPr>
             <w:r>
               <w:rPr>
-                <w:rFonts w:ascii="Arial" w:hAnsi="Arial" w:eastAsia="Arial"/>
-                <w:sz w:val="18"/>
-              </w:rPr>
-            </w:r>
-            <w:r>
-              <w:rPr>
-                <w:rFonts w:ascii="Arial" w:hAnsi="Arial" w:eastAsia="Arial"/>
+                <w:rFonts w:ascii="Arial" w:hAnsi="Arial" w:eastAsia="Arial" w:cs="Tahoma"/>
+                <w:sz w:val="18"/>
+              </w:rPr>
+            </w:r>
+            <w:r>
+              <w:rPr>
+                <w:rFonts w:ascii="Arial" w:hAnsi="Arial" w:eastAsia="Arial" w:cs="Tahoma"/>
                 <w:sz w:val="18"/>
               </w:rPr>
               <w:t>total_working_days = จำนวนแถวดิบทั้งหมด (นับรวมแถวนอกหน้าต่างคำนวณด้วย (raw count))</w:t>
@@ -8666,13 +8784,13 @@
             </w:pPr>
             <w:r>
               <w:rPr>
-                <w:rFonts w:ascii="Arial" w:hAnsi="Arial" w:eastAsia="Arial"/>
-                <w:sz w:val="18"/>
-              </w:rPr>
-            </w:r>
-            <w:r>
-              <w:rPr>
-                <w:rFonts w:ascii="Arial" w:hAnsi="Arial" w:eastAsia="Arial"/>
+                <w:rFonts w:ascii="Arial" w:hAnsi="Arial" w:eastAsia="Arial" w:cs="Tahoma"/>
+                <w:sz w:val="18"/>
+              </w:rPr>
+            </w:r>
+            <w:r>
+              <w:rPr>
+                <w:rFonts w:ascii="Arial" w:hAnsi="Arial" w:eastAsia="Arial" w:cs="Tahoma"/>
                 <w:sz w:val="18"/>
               </w:rPr>
               <w:t>6</w:t>
@@ -8691,13 +8809,13 @@
             </w:pPr>
             <w:r>
               <w:rPr>
-                <w:rFonts w:ascii="Arial" w:hAnsi="Arial" w:eastAsia="Arial"/>
-                <w:sz w:val="18"/>
-              </w:rPr>
-            </w:r>
-            <w:r>
-              <w:rPr>
-                <w:rFonts w:ascii="Arial" w:hAnsi="Arial" w:eastAsia="Arial"/>
+                <w:rFonts w:ascii="Arial" w:hAnsi="Arial" w:eastAsia="Arial" w:cs="Tahoma"/>
+                <w:sz w:val="18"/>
+              </w:rPr>
+            </w:r>
+            <w:r>
+              <w:rPr>
+                <w:rFonts w:ascii="Arial" w:hAnsi="Arial" w:eastAsia="Arial" w:cs="Tahoma"/>
                 <w:sz w:val="18"/>
               </w:rPr>
               <w:t>ต้องคำนวณ sales_diff? (ไม่เข้าเงื่อนไข pre-accept) | No: Pre-accept: sales_status = Y ทันที (pre-accept เมื่ออายุร้าน &lt; 12ด.15ว. หรือวันทำการ &lt; 60)</w:t>
@@ -8721,13 +8839,13 @@
             </w:pPr>
             <w:r>
               <w:rPr>
-                <w:rFonts w:ascii="Arial" w:hAnsi="Arial" w:eastAsia="Arial"/>
-                <w:sz w:val="18"/>
-              </w:rPr>
-            </w:r>
-            <w:r>
-              <w:rPr>
-                <w:rFonts w:ascii="Arial" w:hAnsi="Arial" w:eastAsia="Arial"/>
+                <w:rFonts w:ascii="Arial" w:hAnsi="Arial" w:eastAsia="Arial" w:cs="Tahoma"/>
+                <w:sz w:val="18"/>
+              </w:rPr>
+            </w:r>
+            <w:r>
+              <w:rPr>
+                <w:rFonts w:ascii="Arial" w:hAnsi="Arial" w:eastAsia="Arial" w:cs="Tahoma"/>
                 <w:sz w:val="18"/>
               </w:rPr>
               <w:t>7</w:t>
@@ -8746,13 +8864,13 @@
             </w:pPr>
             <w:r>
               <w:rPr>
-                <w:rFonts w:ascii="Arial" w:hAnsi="Arial" w:eastAsia="Arial"/>
-                <w:sz w:val="18"/>
-              </w:rPr>
-            </w:r>
-            <w:r>
-              <w:rPr>
-                <w:rFonts w:ascii="Arial" w:hAnsi="Arial" w:eastAsia="Arial"/>
+                <w:rFonts w:ascii="Arial" w:hAnsi="Arial" w:eastAsia="Arial" w:cs="Tahoma"/>
+                <w:sz w:val="18"/>
+              </w:rPr>
+            </w:r>
+            <w:r>
+              <w:rPr>
+                <w:rFonts w:ascii="Arial" w:hAnsi="Arial" w:eastAsia="Arial" w:cs="Tahoma"/>
                 <w:sz w:val="18"/>
               </w:rPr>
               <w:t>คำนวณ sales_diff รายวัน + outlier แบบจับคู่ (|sales_diff| ≥ 50) (4 หน้าต่าง × 15 วัน ไม่รวมวันเปิดร้านใหม่ / ธงรวมอดีต-ปัจจุบันต้องตรงกัน)</w:t>
@@ -8776,13 +8894,13 @@
             </w:pPr>
             <w:r>
               <w:rPr>
-                <w:rFonts w:ascii="Arial" w:hAnsi="Arial" w:eastAsia="Arial"/>
-                <w:sz w:val="18"/>
-              </w:rPr>
-            </w:r>
-            <w:r>
-              <w:rPr>
-                <w:rFonts w:ascii="Arial" w:hAnsi="Arial" w:eastAsia="Arial"/>
+                <w:rFonts w:ascii="Arial" w:hAnsi="Arial" w:eastAsia="Arial" w:cs="Tahoma"/>
+                <w:sz w:val="18"/>
+              </w:rPr>
+            </w:r>
+            <w:r>
+              <w:rPr>
+                <w:rFonts w:ascii="Arial" w:hAnsi="Arial" w:eastAsia="Arial" w:cs="Tahoma"/>
                 <w:sz w:val="18"/>
               </w:rPr>
               <w:t>8</w:t>
@@ -8801,13 +8919,13 @@
             </w:pPr>
             <w:r>
               <w:rPr>
-                <w:rFonts w:ascii="Arial" w:hAnsi="Arial" w:eastAsia="Arial"/>
-                <w:sz w:val="18"/>
-              </w:rPr>
-            </w:r>
-            <w:r>
-              <w:rPr>
-                <w:rFonts w:ascii="Arial" w:hAnsi="Arial" w:eastAsia="Arial"/>
+                <w:rFonts w:ascii="Arial" w:hAnsi="Arial" w:eastAsia="Arial" w:cs="Tahoma"/>
+                <w:sz w:val="18"/>
+              </w:rPr>
+            </w:r>
+            <w:r>
+              <w:rPr>
+                <w:rFonts w:ascii="Arial" w:hAnsi="Arial" w:eastAsia="Arial" w:cs="Tahoma"/>
                 <w:sz w:val="18"/>
               </w:rPr>
               <w:t>NVL(growth_rate_diff, −1) &lt; 0 ? | No: sales_status = N (ไม่เข้าเกณฑ์ชดเชย) (NULL ถูกแทนด้วย −1 = accept อัตโนมัติ (ความเสี่ยง P1))</w:t>
@@ -8831,13 +8949,13 @@
             </w:pPr>
             <w:r>
               <w:rPr>
-                <w:rFonts w:ascii="Arial" w:hAnsi="Arial" w:eastAsia="Arial"/>
-                <w:sz w:val="18"/>
-              </w:rPr>
-            </w:r>
-            <w:r>
-              <w:rPr>
-                <w:rFonts w:ascii="Arial" w:hAnsi="Arial" w:eastAsia="Arial"/>
+                <w:rFonts w:ascii="Arial" w:hAnsi="Arial" w:eastAsia="Arial" w:cs="Tahoma"/>
+                <w:sz w:val="18"/>
+              </w:rPr>
+            </w:r>
+            <w:r>
+              <w:rPr>
+                <w:rFonts w:ascii="Arial" w:hAnsi="Arial" w:eastAsia="Arial" w:cs="Tahoma"/>
                 <w:sz w:val="18"/>
               </w:rPr>
               <w:t>9</w:t>
@@ -8856,13 +8974,13 @@
             </w:pPr>
             <w:r>
               <w:rPr>
-                <w:rFonts w:ascii="Arial" w:hAnsi="Arial" w:eastAsia="Arial"/>
-                <w:sz w:val="18"/>
-              </w:rPr>
-            </w:r>
-            <w:r>
-              <w:rPr>
-                <w:rFonts w:ascii="Arial" w:hAnsi="Arial" w:eastAsia="Arial"/>
+                <w:rFonts w:ascii="Arial" w:hAnsi="Arial" w:eastAsia="Arial" w:cs="Tahoma"/>
+                <w:sz w:val="18"/>
+              </w:rPr>
+            </w:r>
+            <w:r>
+              <w:rPr>
+                <w:rFonts w:ascii="Arial" w:hAnsi="Arial" w:eastAsia="Arial" w:cs="Tahoma"/>
                 <w:sz w:val="18"/>
               </w:rPr>
               <w:t>sales_status = Y แล้ว insert tracking IMPORT_SALES_FROM_IAS</w:t>
@@ -8886,13 +9004,13 @@
             </w:pPr>
             <w:r>
               <w:rPr>
-                <w:rFonts w:ascii="Arial" w:hAnsi="Arial" w:eastAsia="Arial"/>
-                <w:sz w:val="18"/>
-              </w:rPr>
-            </w:r>
-            <w:r>
-              <w:rPr>
-                <w:rFonts w:ascii="Arial" w:hAnsi="Arial" w:eastAsia="Arial"/>
+                <w:rFonts w:ascii="Arial" w:hAnsi="Arial" w:eastAsia="Arial" w:cs="Tahoma"/>
+                <w:sz w:val="18"/>
+              </w:rPr>
+            </w:r>
+            <w:r>
+              <w:rPr>
+                <w:rFonts w:ascii="Arial" w:hAnsi="Arial" w:eastAsia="Arial" w:cs="Tahoma"/>
                 <w:sz w:val="18"/>
               </w:rPr>
               <w:t>10</w:t>
@@ -8911,13 +9029,13 @@
             </w:pPr>
             <w:r>
               <w:rPr>
-                <w:rFonts w:ascii="Arial" w:hAnsi="Arial" w:eastAsia="Arial"/>
-                <w:sz w:val="18"/>
-              </w:rPr>
-            </w:r>
-            <w:r>
-              <w:rPr>
-                <w:rFonts w:ascii="Arial" w:hAnsi="Arial" w:eastAsia="Arial"/>
+                <w:rFonts w:ascii="Arial" w:hAnsi="Arial" w:eastAsia="Arial" w:cs="Tahoma"/>
+                <w:sz w:val="18"/>
+              </w:rPr>
+            </w:r>
+            <w:r>
+              <w:rPr>
+                <w:rFonts w:ascii="Arial" w:hAnsi="Arial" w:eastAsia="Arial" w:cs="Tahoma"/>
                 <w:sz w:val="18"/>
               </w:rPr>
               <w:t>ย้ายไฟล์เข้า backup</w:t>
@@ -8941,13 +9059,13 @@
             </w:pPr>
             <w:r>
               <w:rPr>
-                <w:rFonts w:ascii="Arial" w:hAnsi="Arial" w:eastAsia="Arial"/>
-                <w:sz w:val="18"/>
-              </w:rPr>
-            </w:r>
-            <w:r>
-              <w:rPr>
-                <w:rFonts w:ascii="Arial" w:hAnsi="Arial" w:eastAsia="Arial"/>
+                <w:rFonts w:ascii="Arial" w:hAnsi="Arial" w:eastAsia="Arial" w:cs="Tahoma"/>
+                <w:sz w:val="18"/>
+              </w:rPr>
+            </w:r>
+            <w:r>
+              <w:rPr>
+                <w:rFonts w:ascii="Arial" w:hAnsi="Arial" w:eastAsia="Arial" w:cs="Tahoma"/>
                 <w:sz w:val="18"/>
               </w:rPr>
               <w:t>11</w:t>
@@ -8966,13 +9084,13 @@
             </w:pPr>
             <w:r>
               <w:rPr>
-                <w:rFonts w:ascii="Arial" w:hAnsi="Arial" w:eastAsia="Arial"/>
-                <w:sz w:val="18"/>
-              </w:rPr>
-            </w:r>
-            <w:r>
-              <w:rPr>
-                <w:rFonts w:ascii="Arial" w:hAnsi="Arial" w:eastAsia="Arial"/>
+                <w:rFonts w:ascii="Arial" w:hAnsi="Arial" w:eastAsia="Arial" w:cs="Tahoma"/>
+                <w:sz w:val="18"/>
+              </w:rPr>
+            </w:r>
+            <w:r>
+              <w:rPr>
+                <w:rFonts w:ascii="Arial" w:hAnsi="Arial" w:eastAsia="Arial" w:cs="Tahoma"/>
                 <w:sz w:val="18"/>
               </w:rPr>
               <w:t>จบ</w:t>
@@ -9078,7 +9196,7 @@
             <w:r/>
             <w:r>
               <w:rPr>
-                <w:rFonts w:ascii="Arial" w:hAnsi="Arial" w:eastAsia="Arial"/>
+                <w:rFonts w:ascii="Arial" w:hAnsi="Arial" w:eastAsia="Arial" w:cs="Tahoma"/>
                 <w:b/>
                 <w:sz w:val="18"/>
               </w:rPr>
@@ -9100,7 +9218,7 @@
             <w:r/>
             <w:r>
               <w:rPr>
-                <w:rFonts w:ascii="Arial" w:hAnsi="Arial" w:eastAsia="Arial"/>
+                <w:rFonts w:ascii="Arial" w:hAnsi="Arial" w:eastAsia="Arial" w:cs="Tahoma"/>
                 <w:b/>
                 <w:sz w:val="18"/>
               </w:rPr>
@@ -9125,13 +9243,13 @@
             </w:pPr>
             <w:r>
               <w:rPr>
-                <w:rFonts w:ascii="Arial" w:hAnsi="Arial" w:eastAsia="Arial"/>
-                <w:sz w:val="18"/>
-              </w:rPr>
-            </w:r>
-            <w:r>
-              <w:rPr>
-                <w:rFonts w:ascii="Arial" w:hAnsi="Arial" w:eastAsia="Arial"/>
+                <w:rFonts w:ascii="Arial" w:hAnsi="Arial" w:eastAsia="Arial" w:cs="Tahoma"/>
+                <w:sz w:val="18"/>
+              </w:rPr>
+            </w:r>
+            <w:r>
+              <w:rPr>
+                <w:rFonts w:ascii="Arial" w:hAnsi="Arial" w:eastAsia="Arial" w:cs="Tahoma"/>
                 <w:sz w:val="18"/>
               </w:rPr>
               <w:t>1</w:t>
@@ -9150,13 +9268,13 @@
             </w:pPr>
             <w:r>
               <w:rPr>
-                <w:rFonts w:ascii="Arial" w:hAnsi="Arial" w:eastAsia="Arial"/>
-                <w:sz w:val="18"/>
-              </w:rPr>
-            </w:r>
-            <w:r>
-              <w:rPr>
-                <w:rFonts w:ascii="Arial" w:hAnsi="Arial" w:eastAsia="Arial"/>
+                <w:rFonts w:ascii="Arial" w:hAnsi="Arial" w:eastAsia="Arial" w:cs="Tahoma"/>
+                <w:sz w:val="18"/>
+              </w:rPr>
+            </w:r>
+            <w:r>
+              <w:rPr>
+                <w:rFonts w:ascii="Arial" w:hAnsi="Arial" w:eastAsia="Arial" w:cs="Tahoma"/>
                 <w:sz w:val="18"/>
               </w:rPr>
               <w:t>รันตามตารางเวลาแล้วผลถูกต้องบน fixture</w:t>
@@ -9180,13 +9298,13 @@
             </w:pPr>
             <w:r>
               <w:rPr>
-                <w:rFonts w:ascii="Arial" w:hAnsi="Arial" w:eastAsia="Arial"/>
-                <w:sz w:val="18"/>
-              </w:rPr>
-            </w:r>
-            <w:r>
-              <w:rPr>
-                <w:rFonts w:ascii="Arial" w:hAnsi="Arial" w:eastAsia="Arial"/>
+                <w:rFonts w:ascii="Arial" w:hAnsi="Arial" w:eastAsia="Arial" w:cs="Tahoma"/>
+                <w:sz w:val="18"/>
+              </w:rPr>
+            </w:r>
+            <w:r>
+              <w:rPr>
+                <w:rFonts w:ascii="Arial" w:hAnsi="Arial" w:eastAsia="Arial" w:cs="Tahoma"/>
                 <w:sz w:val="18"/>
               </w:rPr>
               <w:t>2</w:t>
@@ -9205,13 +9323,13 @@
             </w:pPr>
             <w:r>
               <w:rPr>
-                <w:rFonts w:ascii="Arial" w:hAnsi="Arial" w:eastAsia="Arial"/>
-                <w:sz w:val="18"/>
-              </w:rPr>
-            </w:r>
-            <w:r>
-              <w:rPr>
-                <w:rFonts w:ascii="Arial" w:hAnsi="Arial" w:eastAsia="Arial"/>
+                <w:rFonts w:ascii="Arial" w:hAnsi="Arial" w:eastAsia="Arial" w:cs="Tahoma"/>
+                <w:sz w:val="18"/>
+              </w:rPr>
+            </w:r>
+            <w:r>
+              <w:rPr>
+                <w:rFonts w:ascii="Arial" w:hAnsi="Arial" w:eastAsia="Arial" w:cs="Tahoma"/>
                 <w:sz w:val="18"/>
               </w:rPr>
               <w:t>รันนอกรอบผ่าน CLI ได้ผลเดียวกับ cron</w:t>
@@ -9235,13 +9353,13 @@
             </w:pPr>
             <w:r>
               <w:rPr>
-                <w:rFonts w:ascii="Arial" w:hAnsi="Arial" w:eastAsia="Arial"/>
-                <w:sz w:val="18"/>
-              </w:rPr>
-            </w:r>
-            <w:r>
-              <w:rPr>
-                <w:rFonts w:ascii="Arial" w:hAnsi="Arial" w:eastAsia="Arial"/>
+                <w:rFonts w:ascii="Arial" w:hAnsi="Arial" w:eastAsia="Arial" w:cs="Tahoma"/>
+                <w:sz w:val="18"/>
+              </w:rPr>
+            </w:r>
+            <w:r>
+              <w:rPr>
+                <w:rFonts w:ascii="Arial" w:hAnsi="Arial" w:eastAsia="Arial" w:cs="Tahoma"/>
                 <w:sz w:val="18"/>
               </w:rPr>
               <w:t>3</w:t>
@@ -9260,13 +9378,13 @@
             </w:pPr>
             <w:r>
               <w:rPr>
-                <w:rFonts w:ascii="Arial" w:hAnsi="Arial" w:eastAsia="Arial"/>
-                <w:sz w:val="18"/>
-              </w:rPr>
-            </w:r>
-            <w:r>
-              <w:rPr>
-                <w:rFonts w:ascii="Arial" w:hAnsi="Arial" w:eastAsia="Arial"/>
+                <w:rFonts w:ascii="Arial" w:hAnsi="Arial" w:eastAsia="Arial" w:cs="Tahoma"/>
+                <w:sz w:val="18"/>
+              </w:rPr>
+            </w:r>
+            <w:r>
+              <w:rPr>
+                <w:rFonts w:ascii="Arial" w:hAnsi="Arial" w:eastAsia="Arial" w:cs="Tahoma"/>
                 <w:sz w:val="18"/>
               </w:rPr>
               <w:t>สั่งรันซ้อนขณะกำลังรัน → runner ปฏิเสธ (lock ทำงาน)</w:t>
@@ -9290,13 +9408,13 @@
             </w:pPr>
             <w:r>
               <w:rPr>
-                <w:rFonts w:ascii="Arial" w:hAnsi="Arial" w:eastAsia="Arial"/>
-                <w:sz w:val="18"/>
-              </w:rPr>
-            </w:r>
-            <w:r>
-              <w:rPr>
-                <w:rFonts w:ascii="Arial" w:hAnsi="Arial" w:eastAsia="Arial"/>
+                <w:rFonts w:ascii="Arial" w:hAnsi="Arial" w:eastAsia="Arial" w:cs="Tahoma"/>
+                <w:sz w:val="18"/>
+              </w:rPr>
+            </w:r>
+            <w:r>
+              <w:rPr>
+                <w:rFonts w:ascii="Arial" w:hAnsi="Arial" w:eastAsia="Arial" w:cs="Tahoma"/>
                 <w:sz w:val="18"/>
               </w:rPr>
               <w:t>4</w:t>
@@ -9315,13 +9433,13 @@
             </w:pPr>
             <w:r>
               <w:rPr>
-                <w:rFonts w:ascii="Arial" w:hAnsi="Arial" w:eastAsia="Arial"/>
-                <w:sz w:val="18"/>
-              </w:rPr>
-            </w:r>
-            <w:r>
-              <w:rPr>
-                <w:rFonts w:ascii="Arial" w:hAnsi="Arial" w:eastAsia="Arial"/>
+                <w:rFonts w:ascii="Arial" w:hAnsi="Arial" w:eastAsia="Arial" w:cs="Tahoma"/>
+                <w:sz w:val="18"/>
+              </w:rPr>
+            </w:r>
+            <w:r>
+              <w:rPr>
+                <w:rFonts w:ascii="Arial" w:hAnsi="Arial" w:eastAsia="Arial" w:cs="Tahoma"/>
                 <w:sz w:val="18"/>
               </w:rPr>
               <w:t>แก้ config แล้ว deploy → รอบถัดไปใช้ค่าใหม่</w:t>
@@ -9345,13 +9463,13 @@
             </w:pPr>
             <w:r>
               <w:rPr>
-                <w:rFonts w:ascii="Arial" w:hAnsi="Arial" w:eastAsia="Arial"/>
-                <w:sz w:val="18"/>
-              </w:rPr>
-            </w:r>
-            <w:r>
-              <w:rPr>
-                <w:rFonts w:ascii="Arial" w:hAnsi="Arial" w:eastAsia="Arial"/>
+                <w:rFonts w:ascii="Arial" w:hAnsi="Arial" w:eastAsia="Arial" w:cs="Tahoma"/>
+                <w:sz w:val="18"/>
+              </w:rPr>
+            </w:r>
+            <w:r>
+              <w:rPr>
+                <w:rFonts w:ascii="Arial" w:hAnsi="Arial" w:eastAsia="Arial" w:cs="Tahoma"/>
                 <w:sz w:val="18"/>
               </w:rPr>
               <w:t>5</w:t>
@@ -9370,13 +9488,13 @@
             </w:pPr>
             <w:r>
               <w:rPr>
-                <w:rFonts w:ascii="Arial" w:hAnsi="Arial" w:eastAsia="Arial"/>
-                <w:sz w:val="18"/>
-              </w:rPr>
-            </w:r>
-            <w:r>
-              <w:rPr>
-                <w:rFonts w:ascii="Arial" w:hAnsi="Arial" w:eastAsia="Arial"/>
+                <w:rFonts w:ascii="Arial" w:hAnsi="Arial" w:eastAsia="Arial" w:cs="Tahoma"/>
+                <w:sz w:val="18"/>
+              </w:rPr>
+            </w:r>
+            <w:r>
+              <w:rPr>
+                <w:rFonts w:ascii="Arial" w:hAnsi="Arial" w:eastAsia="Arial" w:cs="Tahoma"/>
                 <w:sz w:val="18"/>
               </w:rPr>
               <w:t>job throw error → EM-07 ออก และ log มีบรรทัด error</w:t>
@@ -9400,13 +9518,13 @@
             </w:pPr>
             <w:r>
               <w:rPr>
-                <w:rFonts w:ascii="Arial" w:hAnsi="Arial" w:eastAsia="Arial"/>
-                <w:sz w:val="18"/>
-              </w:rPr>
-            </w:r>
-            <w:r>
-              <w:rPr>
-                <w:rFonts w:ascii="Arial" w:hAnsi="Arial" w:eastAsia="Arial"/>
+                <w:rFonts w:ascii="Arial" w:hAnsi="Arial" w:eastAsia="Arial" w:cs="Tahoma"/>
+                <w:sz w:val="18"/>
+              </w:rPr>
+            </w:r>
+            <w:r>
+              <w:rPr>
+                <w:rFonts w:ascii="Arial" w:hAnsi="Arial" w:eastAsia="Arial" w:cs="Tahoma"/>
                 <w:sz w:val="18"/>
               </w:rPr>
               <w:t>6</w:t>
@@ -9425,13 +9543,13 @@
             </w:pPr>
             <w:r>
               <w:rPr>
-                <w:rFonts w:ascii="Arial" w:hAnsi="Arial" w:eastAsia="Arial"/>
-                <w:sz w:val="18"/>
-              </w:rPr>
-            </w:r>
-            <w:r>
-              <w:rPr>
-                <w:rFonts w:ascii="Arial" w:hAnsi="Arial" w:eastAsia="Arial"/>
+                <w:rFonts w:ascii="Arial" w:hAnsi="Arial" w:eastAsia="Arial" w:cs="Tahoma"/>
+                <w:sz w:val="18"/>
+              </w:rPr>
+            </w:r>
+            <w:r>
+              <w:rPr>
+                <w:rFonts w:ascii="Arial" w:hAnsi="Arial" w:eastAsia="Arial" w:cs="Tahoma"/>
                 <w:sz w:val="18"/>
               </w:rPr>
               <w:t>ตรวจผลกระทบตารางตาม R/W mapping reference</w:t>
@@ -9441,6 +9559,987 @@
       </w:tr>
     </w:tbl>
     <w:p/>
+    <w:p>
+      <w:pPr>
+        <w:pStyle w:val="Heading1"/>
+        <w:keepNext/>
+        <w:keepLines/>
+        <w:pageBreakBefore w:val="0"/>
+      </w:pPr>
+      <w:r>
+        <w:t>13. Unit Test Scope</w:t>
+      </w:r>
+    </w:p>
+    <w:p>
+      <w:pPr>
+        <w:keepNext w:val="0"/>
+      </w:pPr>
+      <w:r>
+        <w:rPr>
+          <w:b/>
+        </w:rPr>
+        <w:t>5 ชั่วโมง</w:t>
+      </w:r>
+      <w:r>
+        <w:t xml:space="preserve"> (30% ของ implementation 16 ชั่วโมง) · เครื่องมือ: Jest + mock repository/DataSource (ไม่ต่อ DB จริง)</w:t>
+      </w:r>
+    </w:p>
+    <w:p>
+      <w:r>
+        <w:t xml:space="preserve">หัวข้อนี้คือ </w:t>
+      </w:r>
+      <w:r>
+        <w:rPr>
+          <w:b/>
+        </w:rPr>
+        <w:t>unit test</w:t>
+      </w:r>
+      <w:r>
+        <w:t xml:space="preserve"> ที่ต้องเขียนคู่กับโค้ด — ต่างจาก *Developer Test Checklist* ซึ่งเป็น scenario ระดับ end-to-end/manual ที่ใช้ตอนตรวจรับ · รายการด้านล่าง derive จาก field/validation, acceptance criteria, endpoint และตารางที่เอกสารนี้เขียน</w:t>
+      </w:r>
+    </w:p>
+    <w:tbl>
+      <w:tblPr>
+        <w:tblStyle w:val="TableGrid"/>
+        <w:tblW w:type="auto" w:w="0"/>
+        <w:jc w:val="center"/>
+        <w:tblLook w:firstColumn="1" w:firstRow="1" w:lastColumn="0" w:lastRow="0" w:noHBand="0" w:noVBand="1" w:val="04A0"/>
+      </w:tblPr>
+      <w:tblGrid>
+        <w:gridCol w:w="3360"/>
+        <w:gridCol w:w="3360"/>
+        <w:gridCol w:w="3360"/>
+      </w:tblGrid>
+      <w:tr>
+        <w:trPr>
+          <w:cantSplit/>
+        </w:trPr>
+        <w:tc>
+          <w:tcPr>
+            <w:tcW w:type="dxa" w:w="3360"/>
+            <w:vAlign w:val="center"/>
+            <w:shd w:fill="E8EEF5"/>
+          </w:tcPr>
+          <w:p>
+            <w:pPr>
+              <w:keepLines/>
+              <w:spacing w:after="0"/>
+            </w:pPr>
+            <w:r/>
+            <w:r>
+              <w:rPr>
+                <w:rFonts w:ascii="Arial" w:hAnsi="Arial" w:eastAsia="Arial" w:cs="Tahoma"/>
+                <w:b/>
+                <w:sz w:val="18"/>
+              </w:rPr>
+              <w:t>สิ่งที่ทดสอบ</w:t>
+            </w:r>
+          </w:p>
+        </w:tc>
+        <w:tc>
+          <w:tcPr>
+            <w:tcW w:type="dxa" w:w="3360"/>
+            <w:vAlign w:val="center"/>
+            <w:shd w:fill="E8EEF5"/>
+          </w:tcPr>
+          <w:p>
+            <w:pPr>
+              <w:keepLines/>
+              <w:spacing w:after="0"/>
+            </w:pPr>
+            <w:r/>
+            <w:r>
+              <w:rPr>
+                <w:rFonts w:ascii="Arial" w:hAnsi="Arial" w:eastAsia="Arial" w:cs="Tahoma"/>
+                <w:b/>
+                <w:sz w:val="18"/>
+              </w:rPr>
+              <w:t>ประเภท</w:t>
+            </w:r>
+          </w:p>
+        </w:tc>
+        <w:tc>
+          <w:tcPr>
+            <w:tcW w:type="dxa" w:w="3360"/>
+            <w:vAlign w:val="center"/>
+            <w:shd w:fill="E8EEF5"/>
+          </w:tcPr>
+          <w:p>
+            <w:pPr>
+              <w:keepLines/>
+              <w:spacing w:after="0"/>
+            </w:pPr>
+            <w:r/>
+            <w:r>
+              <w:rPr>
+                <w:rFonts w:ascii="Arial" w:hAnsi="Arial" w:eastAsia="Arial" w:cs="Tahoma"/>
+                <w:b/>
+                <w:sz w:val="18"/>
+              </w:rPr>
+              <w:t>เกณฑ์ผ่าน</w:t>
+            </w:r>
+          </w:p>
+        </w:tc>
+      </w:tr>
+      <w:tr>
+        <w:trPr>
+          <w:cantSplit/>
+        </w:trPr>
+        <w:tc>
+          <w:tcPr>
+            <w:tcW w:type="dxa" w:w="3360"/>
+            <w:vAlign w:val="center"/>
+          </w:tcPr>
+          <w:p>
+            <w:pPr>
+              <w:keepLines/>
+              <w:spacing w:after="0"/>
+            </w:pPr>
+            <w:r>
+              <w:rPr>
+                <w:rFonts w:ascii="Arial" w:hAnsi="Arial" w:eastAsia="Arial" w:cs="Tahoma"/>
+                <w:sz w:val="18"/>
+              </w:rPr>
+            </w:r>
+            <w:r>
+              <w:rPr>
+                <w:rFonts w:ascii="Arial" w:hAnsi="Arial" w:eastAsia="Arial" w:cs="Tahoma"/>
+                <w:color w:val="8A3324"/>
+                <w:sz w:val="18"/>
+              </w:rPr>
+              <w:t>เกณฑ์ Outlier</w:t>
+            </w:r>
+          </w:p>
+        </w:tc>
+        <w:tc>
+          <w:tcPr>
+            <w:tcW w:type="dxa" w:w="3360"/>
+            <w:vAlign w:val="center"/>
+          </w:tcPr>
+          <w:p>
+            <w:pPr>
+              <w:keepLines/>
+              <w:spacing w:after="0"/>
+            </w:pPr>
+            <w:r>
+              <w:rPr>
+                <w:rFonts w:ascii="Arial" w:hAnsi="Arial" w:eastAsia="Arial" w:cs="Tahoma"/>
+                <w:sz w:val="18"/>
+              </w:rPr>
+            </w:r>
+            <w:r>
+              <w:rPr>
+                <w:rFonts w:ascii="Arial" w:hAnsi="Arial" w:eastAsia="Arial" w:cs="Tahoma"/>
+                <w:sz w:val="18"/>
+              </w:rPr>
+              <w:t>rule</w:t>
+            </w:r>
+          </w:p>
+        </w:tc>
+        <w:tc>
+          <w:tcPr>
+            <w:tcW w:type="dxa" w:w="3360"/>
+            <w:vAlign w:val="center"/>
+          </w:tcPr>
+          <w:p>
+            <w:pPr>
+              <w:keepLines/>
+              <w:spacing w:after="0"/>
+            </w:pPr>
+            <w:r>
+              <w:rPr>
+                <w:rFonts w:ascii="Arial" w:hAnsi="Arial" w:eastAsia="Arial" w:cs="Tahoma"/>
+                <w:sz w:val="18"/>
+              </w:rPr>
+            </w:r>
+            <w:r>
+              <w:rPr>
+                <w:rFonts w:ascii="Arial" w:hAnsi="Arial" w:eastAsia="Arial" w:cs="Tahoma"/>
+                <w:sz w:val="18"/>
+              </w:rPr>
+              <w:t>ใช้กฎกับข้อมูลตัวอย่างแล้วได้ผลตามที่ระบุ — |sales_diff| ≥ 50</w:t>
+            </w:r>
+          </w:p>
+        </w:tc>
+      </w:tr>
+      <w:tr>
+        <w:trPr>
+          <w:cantSplit/>
+        </w:trPr>
+        <w:tc>
+          <w:tcPr>
+            <w:tcW w:type="dxa" w:w="3360"/>
+            <w:vAlign w:val="center"/>
+          </w:tcPr>
+          <w:p>
+            <w:pPr>
+              <w:keepLines/>
+              <w:spacing w:after="0"/>
+            </w:pPr>
+            <w:r>
+              <w:rPr>
+                <w:rFonts w:ascii="Arial" w:hAnsi="Arial" w:eastAsia="Arial" w:cs="Tahoma"/>
+                <w:sz w:val="18"/>
+              </w:rPr>
+            </w:r>
+            <w:r>
+              <w:rPr>
+                <w:rFonts w:ascii="Arial" w:hAnsi="Arial" w:eastAsia="Arial" w:cs="Tahoma"/>
+                <w:color w:val="8A3324"/>
+                <w:sz w:val="18"/>
+              </w:rPr>
+              <w:t>กฎ Pre-accept</w:t>
+            </w:r>
+          </w:p>
+        </w:tc>
+        <w:tc>
+          <w:tcPr>
+            <w:tcW w:type="dxa" w:w="3360"/>
+            <w:vAlign w:val="center"/>
+          </w:tcPr>
+          <w:p>
+            <w:pPr>
+              <w:keepLines/>
+              <w:spacing w:after="0"/>
+            </w:pPr>
+            <w:r>
+              <w:rPr>
+                <w:rFonts w:ascii="Arial" w:hAnsi="Arial" w:eastAsia="Arial" w:cs="Tahoma"/>
+                <w:sz w:val="18"/>
+              </w:rPr>
+            </w:r>
+            <w:r>
+              <w:rPr>
+                <w:rFonts w:ascii="Arial" w:hAnsi="Arial" w:eastAsia="Arial" w:cs="Tahoma"/>
+                <w:sz w:val="18"/>
+              </w:rPr>
+              <w:t>rule</w:t>
+            </w:r>
+          </w:p>
+        </w:tc>
+        <w:tc>
+          <w:tcPr>
+            <w:tcW w:type="dxa" w:w="3360"/>
+            <w:vAlign w:val="center"/>
+          </w:tcPr>
+          <w:p>
+            <w:pPr>
+              <w:keepLines/>
+              <w:spacing w:after="0"/>
+            </w:pPr>
+            <w:r>
+              <w:rPr>
+                <w:rFonts w:ascii="Arial" w:hAnsi="Arial" w:eastAsia="Arial" w:cs="Tahoma"/>
+                <w:sz w:val="18"/>
+              </w:rPr>
+            </w:r>
+            <w:r>
+              <w:rPr>
+                <w:rFonts w:ascii="Arial" w:hAnsi="Arial" w:eastAsia="Arial" w:cs="Tahoma"/>
+                <w:sz w:val="18"/>
+              </w:rPr>
+              <w:t>ใช้กฎกับข้อมูลตัวอย่างแล้วได้ผลตามที่ระบุ — อายุร้าน &lt; 12 เดือน 15 วัน หรือวันทำการ &lt; 60 → Y</w:t>
+            </w:r>
+          </w:p>
+        </w:tc>
+      </w:tr>
+      <w:tr>
+        <w:trPr>
+          <w:cantSplit/>
+        </w:trPr>
+        <w:tc>
+          <w:tcPr>
+            <w:tcW w:type="dxa" w:w="3360"/>
+            <w:vAlign w:val="center"/>
+          </w:tcPr>
+          <w:p>
+            <w:pPr>
+              <w:keepLines/>
+              <w:spacing w:after="0"/>
+            </w:pPr>
+            <w:r>
+              <w:rPr>
+                <w:rFonts w:ascii="Arial" w:hAnsi="Arial" w:eastAsia="Arial" w:cs="Tahoma"/>
+                <w:sz w:val="18"/>
+              </w:rPr>
+            </w:r>
+            <w:r>
+              <w:rPr>
+                <w:rFonts w:ascii="Arial" w:hAnsi="Arial" w:eastAsia="Arial" w:cs="Tahoma"/>
+                <w:sz w:val="18"/>
+              </w:rPr>
+              <w:t>business rule</w:t>
+            </w:r>
+          </w:p>
+        </w:tc>
+        <w:tc>
+          <w:tcPr>
+            <w:tcW w:type="dxa" w:w="3360"/>
+            <w:vAlign w:val="center"/>
+          </w:tcPr>
+          <w:p>
+            <w:pPr>
+              <w:keepLines/>
+              <w:spacing w:after="0"/>
+            </w:pPr>
+            <w:r>
+              <w:rPr>
+                <w:rFonts w:ascii="Arial" w:hAnsi="Arial" w:eastAsia="Arial" w:cs="Tahoma"/>
+                <w:sz w:val="18"/>
+              </w:rPr>
+            </w:r>
+            <w:r>
+              <w:rPr>
+                <w:rFonts w:ascii="Arial" w:hAnsi="Arial" w:eastAsia="Arial" w:cs="Tahoma"/>
+                <w:sz w:val="18"/>
+              </w:rPr>
+              <w:t>logic</w:t>
+            </w:r>
+          </w:p>
+        </w:tc>
+        <w:tc>
+          <w:tcPr>
+            <w:tcW w:type="dxa" w:w="3360"/>
+            <w:vAlign w:val="center"/>
+          </w:tcPr>
+          <w:p>
+            <w:pPr>
+              <w:keepLines/>
+              <w:spacing w:after="0"/>
+            </w:pPr>
+            <w:r>
+              <w:rPr>
+                <w:rFonts w:ascii="Arial" w:hAnsi="Arial" w:eastAsia="Arial" w:cs="Tahoma"/>
+                <w:sz w:val="18"/>
+              </w:rPr>
+            </w:r>
+            <w:r>
+              <w:rPr>
+                <w:rFonts w:ascii="Arial" w:hAnsi="Arial" w:eastAsia="Arial" w:cs="Tahoma"/>
+                <w:sz w:val="18"/>
+              </w:rPr>
+              <w:t>พารามิเตอร์และ cron อ่านจาก backend config เท่านั้น — เปลี่ยนค่าโดย deploy config ไม่ใช่ผ่าน API/หน้าจอ</w:t>
+            </w:r>
+          </w:p>
+        </w:tc>
+      </w:tr>
+      <w:tr>
+        <w:trPr>
+          <w:cantSplit/>
+        </w:trPr>
+        <w:tc>
+          <w:tcPr>
+            <w:tcW w:type="dxa" w:w="3360"/>
+            <w:vAlign w:val="center"/>
+          </w:tcPr>
+          <w:p>
+            <w:pPr>
+              <w:keepLines/>
+              <w:spacing w:after="0"/>
+            </w:pPr>
+            <w:r>
+              <w:rPr>
+                <w:rFonts w:ascii="Arial" w:hAnsi="Arial" w:eastAsia="Arial" w:cs="Tahoma"/>
+                <w:sz w:val="18"/>
+              </w:rPr>
+            </w:r>
+            <w:r>
+              <w:rPr>
+                <w:rFonts w:ascii="Arial" w:hAnsi="Arial" w:eastAsia="Arial" w:cs="Tahoma"/>
+                <w:sz w:val="18"/>
+              </w:rPr>
+              <w:t>business rule</w:t>
+            </w:r>
+          </w:p>
+        </w:tc>
+        <w:tc>
+          <w:tcPr>
+            <w:tcW w:type="dxa" w:w="3360"/>
+            <w:vAlign w:val="center"/>
+          </w:tcPr>
+          <w:p>
+            <w:pPr>
+              <w:keepLines/>
+              <w:spacing w:after="0"/>
+            </w:pPr>
+            <w:r>
+              <w:rPr>
+                <w:rFonts w:ascii="Arial" w:hAnsi="Arial" w:eastAsia="Arial" w:cs="Tahoma"/>
+                <w:sz w:val="18"/>
+              </w:rPr>
+            </w:r>
+            <w:r>
+              <w:rPr>
+                <w:rFonts w:ascii="Arial" w:hAnsi="Arial" w:eastAsia="Arial" w:cs="Tahoma"/>
+                <w:sz w:val="18"/>
+              </w:rPr>
+              <w:t>logic</w:t>
+            </w:r>
+          </w:p>
+        </w:tc>
+        <w:tc>
+          <w:tcPr>
+            <w:tcW w:type="dxa" w:w="3360"/>
+            <w:vAlign w:val="center"/>
+          </w:tcPr>
+          <w:p>
+            <w:pPr>
+              <w:keepLines/>
+              <w:spacing w:after="0"/>
+            </w:pPr>
+            <w:r>
+              <w:rPr>
+                <w:rFonts w:ascii="Arial" w:hAnsi="Arial" w:eastAsia="Arial" w:cs="Tahoma"/>
+                <w:sz w:val="18"/>
+              </w:rPr>
+            </w:r>
+            <w:r>
+              <w:rPr>
+                <w:rFonts w:ascii="Arial" w:hAnsi="Arial" w:eastAsia="Arial" w:cs="Tahoma"/>
+                <w:sz w:val="18"/>
+              </w:rPr>
+              <w:t>การรันต้องตรวจ enabled flag ใน config และกันรันซ้อนด้วย distributed/advisory lock</w:t>
+            </w:r>
+          </w:p>
+        </w:tc>
+      </w:tr>
+      <w:tr>
+        <w:trPr>
+          <w:cantSplit/>
+        </w:trPr>
+        <w:tc>
+          <w:tcPr>
+            <w:tcW w:type="dxa" w:w="3360"/>
+            <w:vAlign w:val="center"/>
+          </w:tcPr>
+          <w:p>
+            <w:pPr>
+              <w:keepLines/>
+              <w:spacing w:after="0"/>
+            </w:pPr>
+            <w:r>
+              <w:rPr>
+                <w:rFonts w:ascii="Arial" w:hAnsi="Arial" w:eastAsia="Arial" w:cs="Tahoma"/>
+                <w:sz w:val="18"/>
+              </w:rPr>
+            </w:r>
+            <w:r>
+              <w:rPr>
+                <w:rFonts w:ascii="Arial" w:hAnsi="Arial" w:eastAsia="Arial" w:cs="Tahoma"/>
+                <w:sz w:val="18"/>
+              </w:rPr>
+              <w:t>business rule</w:t>
+            </w:r>
+          </w:p>
+        </w:tc>
+        <w:tc>
+          <w:tcPr>
+            <w:tcW w:type="dxa" w:w="3360"/>
+            <w:vAlign w:val="center"/>
+          </w:tcPr>
+          <w:p>
+            <w:pPr>
+              <w:keepLines/>
+              <w:spacing w:after="0"/>
+            </w:pPr>
+            <w:r>
+              <w:rPr>
+                <w:rFonts w:ascii="Arial" w:hAnsi="Arial" w:eastAsia="Arial" w:cs="Tahoma"/>
+                <w:sz w:val="18"/>
+              </w:rPr>
+            </w:r>
+            <w:r>
+              <w:rPr>
+                <w:rFonts w:ascii="Arial" w:hAnsi="Arial" w:eastAsia="Arial" w:cs="Tahoma"/>
+                <w:sz w:val="18"/>
+              </w:rPr>
+              <w:t>logic</w:t>
+            </w:r>
+          </w:p>
+        </w:tc>
+        <w:tc>
+          <w:tcPr>
+            <w:tcW w:type="dxa" w:w="3360"/>
+            <w:vAlign w:val="center"/>
+          </w:tcPr>
+          <w:p>
+            <w:pPr>
+              <w:keepLines/>
+              <w:spacing w:after="0"/>
+            </w:pPr>
+            <w:r>
+              <w:rPr>
+                <w:rFonts w:ascii="Arial" w:hAnsi="Arial" w:eastAsia="Arial" w:cs="Tahoma"/>
+                <w:sz w:val="18"/>
+              </w:rPr>
+            </w:r>
+            <w:r>
+              <w:rPr>
+                <w:rFonts w:ascii="Arial" w:hAnsi="Arial" w:eastAsia="Arial" w:cs="Tahoma"/>
+                <w:sz w:val="18"/>
+              </w:rPr>
+              <w:t>ทุกรอบต้องเขียน application log แบบ structured (เวลา/แถว/ไฟล์/ผล) และ error ต้องส่ง EM-07</w:t>
+            </w:r>
+          </w:p>
+        </w:tc>
+      </w:tr>
+      <w:tr>
+        <w:trPr>
+          <w:cantSplit/>
+        </w:trPr>
+        <w:tc>
+          <w:tcPr>
+            <w:tcW w:type="dxa" w:w="3360"/>
+            <w:vAlign w:val="center"/>
+          </w:tcPr>
+          <w:p>
+            <w:pPr>
+              <w:keepLines/>
+              <w:spacing w:after="0"/>
+            </w:pPr>
+            <w:r>
+              <w:rPr>
+                <w:rFonts w:ascii="Arial" w:hAnsi="Arial" w:eastAsia="Arial" w:cs="Tahoma"/>
+                <w:sz w:val="18"/>
+              </w:rPr>
+            </w:r>
+            <w:r>
+              <w:rPr>
+                <w:rFonts w:ascii="Arial" w:hAnsi="Arial" w:eastAsia="Arial" w:cs="Tahoma"/>
+                <w:sz w:val="18"/>
+              </w:rPr>
+              <w:t>business rule</w:t>
+            </w:r>
+          </w:p>
+        </w:tc>
+        <w:tc>
+          <w:tcPr>
+            <w:tcW w:type="dxa" w:w="3360"/>
+            <w:vAlign w:val="center"/>
+          </w:tcPr>
+          <w:p>
+            <w:pPr>
+              <w:keepLines/>
+              <w:spacing w:after="0"/>
+            </w:pPr>
+            <w:r>
+              <w:rPr>
+                <w:rFonts w:ascii="Arial" w:hAnsi="Arial" w:eastAsia="Arial" w:cs="Tahoma"/>
+                <w:sz w:val="18"/>
+              </w:rPr>
+            </w:r>
+            <w:r>
+              <w:rPr>
+                <w:rFonts w:ascii="Arial" w:hAnsi="Arial" w:eastAsia="Arial" w:cs="Tahoma"/>
+                <w:sz w:val="18"/>
+              </w:rPr>
+              <w:t>logic</w:t>
+            </w:r>
+          </w:p>
+        </w:tc>
+        <w:tc>
+          <w:tcPr>
+            <w:tcW w:type="dxa" w:w="3360"/>
+            <w:vAlign w:val="center"/>
+          </w:tcPr>
+          <w:p>
+            <w:pPr>
+              <w:keepLines/>
+              <w:spacing w:after="0"/>
+            </w:pPr>
+            <w:r>
+              <w:rPr>
+                <w:rFonts w:ascii="Arial" w:hAnsi="Arial" w:eastAsia="Arial" w:cs="Tahoma"/>
+                <w:sz w:val="18"/>
+              </w:rPr>
+            </w:r>
+            <w:r>
+              <w:rPr>
+                <w:rFonts w:ascii="Arial" w:hAnsi="Arial" w:eastAsia="Arial" w:cs="Tahoma"/>
+                <w:sz w:val="18"/>
+              </w:rPr>
+              <w:t>DB/table mapping ใช้เป็น reference สำหรับ implement Job เท่านั้น ไม่ใช่งานสร้างหน้า Database</w:t>
+            </w:r>
+          </w:p>
+        </w:tc>
+      </w:tr>
+      <w:tr>
+        <w:trPr>
+          <w:cantSplit/>
+        </w:trPr>
+        <w:tc>
+          <w:tcPr>
+            <w:tcW w:type="dxa" w:w="3360"/>
+            <w:vAlign w:val="center"/>
+          </w:tcPr>
+          <w:p>
+            <w:pPr>
+              <w:keepLines/>
+              <w:spacing w:after="0"/>
+            </w:pPr>
+            <w:r>
+              <w:rPr>
+                <w:rFonts w:ascii="Arial" w:hAnsi="Arial" w:eastAsia="Arial" w:cs="Tahoma"/>
+                <w:sz w:val="18"/>
+              </w:rPr>
+            </w:r>
+            <w:r>
+              <w:rPr>
+                <w:rFonts w:ascii="Arial" w:hAnsi="Arial" w:eastAsia="Arial" w:cs="Tahoma"/>
+                <w:sz w:val="18"/>
+              </w:rPr>
+              <w:t>business rule</w:t>
+            </w:r>
+          </w:p>
+        </w:tc>
+        <w:tc>
+          <w:tcPr>
+            <w:tcW w:type="dxa" w:w="3360"/>
+            <w:vAlign w:val="center"/>
+          </w:tcPr>
+          <w:p>
+            <w:pPr>
+              <w:keepLines/>
+              <w:spacing w:after="0"/>
+            </w:pPr>
+            <w:r>
+              <w:rPr>
+                <w:rFonts w:ascii="Arial" w:hAnsi="Arial" w:eastAsia="Arial" w:cs="Tahoma"/>
+                <w:sz w:val="18"/>
+              </w:rPr>
+            </w:r>
+            <w:r>
+              <w:rPr>
+                <w:rFonts w:ascii="Arial" w:hAnsi="Arial" w:eastAsia="Arial" w:cs="Tahoma"/>
+                <w:sz w:val="18"/>
+              </w:rPr>
+              <w:t>logic</w:t>
+            </w:r>
+          </w:p>
+        </w:tc>
+        <w:tc>
+          <w:tcPr>
+            <w:tcW w:type="dxa" w:w="3360"/>
+            <w:vAlign w:val="center"/>
+          </w:tcPr>
+          <w:p>
+            <w:pPr>
+              <w:keepLines/>
+              <w:spacing w:after="0"/>
+            </w:pPr>
+            <w:r>
+              <w:rPr>
+                <w:rFonts w:ascii="Arial" w:hAnsi="Arial" w:eastAsia="Arial" w:cs="Tahoma"/>
+                <w:sz w:val="18"/>
+              </w:rPr>
+            </w:r>
+            <w:r>
+              <w:rPr>
+                <w:rFonts w:ascii="Arial" w:hAnsi="Arial" w:eastAsia="Arial" w:cs="Tahoma"/>
+                <w:sz w:val="18"/>
+              </w:rPr>
+              <w:t>รองรับ rerun rule และ risk note ตาม runbook</w:t>
+            </w:r>
+          </w:p>
+        </w:tc>
+      </w:tr>
+      <w:tr>
+        <w:trPr>
+          <w:cantSplit/>
+        </w:trPr>
+        <w:tc>
+          <w:tcPr>
+            <w:tcW w:type="dxa" w:w="3360"/>
+            <w:vAlign w:val="center"/>
+          </w:tcPr>
+          <w:p>
+            <w:pPr>
+              <w:keepLines/>
+              <w:spacing w:after="0"/>
+            </w:pPr>
+            <w:r>
+              <w:rPr>
+                <w:rFonts w:ascii="Arial" w:hAnsi="Arial" w:eastAsia="Arial" w:cs="Tahoma"/>
+                <w:sz w:val="18"/>
+              </w:rPr>
+            </w:r>
+            <w:r>
+              <w:rPr>
+                <w:rFonts w:ascii="Courier New" w:hAnsi="Courier New" w:eastAsia="Courier New" w:cs="Tahoma"/>
+                <w:sz w:val="18"/>
+              </w:rPr>
+              <w:t>sales_transactions</w:t>
+            </w:r>
+            <w:r>
+              <w:rPr>
+                <w:rFonts w:ascii="Arial" w:hAnsi="Arial" w:eastAsia="Arial" w:cs="Tahoma"/>
+                <w:sz w:val="18"/>
+              </w:rPr>
+              <w:t xml:space="preserve">, </w:t>
+            </w:r>
+            <w:r>
+              <w:rPr>
+                <w:rFonts w:ascii="Courier New" w:hAnsi="Courier New" w:eastAsia="Courier New" w:cs="Tahoma"/>
+                <w:sz w:val="18"/>
+              </w:rPr>
+              <w:t>fgi_impact_sales_summaries</w:t>
+            </w:r>
+            <w:r>
+              <w:rPr>
+                <w:rFonts w:ascii="Arial" w:hAnsi="Arial" w:eastAsia="Arial" w:cs="Tahoma"/>
+                <w:sz w:val="18"/>
+              </w:rPr>
+              <w:t xml:space="preserve">, </w:t>
+            </w:r>
+            <w:r>
+              <w:rPr>
+                <w:rFonts w:ascii="Courier New" w:hAnsi="Courier New" w:eastAsia="Courier New" w:cs="Tahoma"/>
+                <w:sz w:val="18"/>
+              </w:rPr>
+              <w:t>interface_transactions</w:t>
+            </w:r>
+          </w:p>
+        </w:tc>
+        <w:tc>
+          <w:tcPr>
+            <w:tcW w:type="dxa" w:w="3360"/>
+            <w:vAlign w:val="center"/>
+          </w:tcPr>
+          <w:p>
+            <w:pPr>
+              <w:keepLines/>
+              <w:spacing w:after="0"/>
+            </w:pPr>
+            <w:r>
+              <w:rPr>
+                <w:rFonts w:ascii="Arial" w:hAnsi="Arial" w:eastAsia="Arial" w:cs="Tahoma"/>
+                <w:sz w:val="18"/>
+              </w:rPr>
+            </w:r>
+            <w:r>
+              <w:rPr>
+                <w:rFonts w:ascii="Arial" w:hAnsi="Arial" w:eastAsia="Arial" w:cs="Tahoma"/>
+                <w:sz w:val="18"/>
+              </w:rPr>
+              <w:t>transaction</w:t>
+            </w:r>
+          </w:p>
+        </w:tc>
+        <w:tc>
+          <w:tcPr>
+            <w:tcW w:type="dxa" w:w="3360"/>
+            <w:vAlign w:val="center"/>
+          </w:tcPr>
+          <w:p>
+            <w:pPr>
+              <w:keepLines/>
+              <w:spacing w:after="0"/>
+            </w:pPr>
+            <w:r>
+              <w:rPr>
+                <w:rFonts w:ascii="Arial" w:hAnsi="Arial" w:eastAsia="Arial" w:cs="Tahoma"/>
+                <w:sz w:val="18"/>
+              </w:rPr>
+            </w:r>
+            <w:r>
+              <w:rPr>
+                <w:rFonts w:ascii="Arial" w:hAnsi="Arial" w:eastAsia="Arial" w:cs="Tahoma"/>
+                <w:sz w:val="18"/>
+              </w:rPr>
+              <w:t>จำลอง error กลางทาง แล้วยืนยันว่า rollback ครบ ไม่เหลือแถวค้าง (mock DataSource/QueryRunner)</w:t>
+            </w:r>
+          </w:p>
+        </w:tc>
+      </w:tr>
+      <w:tr>
+        <w:trPr>
+          <w:cantSplit/>
+        </w:trPr>
+        <w:tc>
+          <w:tcPr>
+            <w:tcW w:type="dxa" w:w="3360"/>
+            <w:vAlign w:val="center"/>
+          </w:tcPr>
+          <w:p>
+            <w:pPr>
+              <w:keepLines/>
+              <w:spacing w:after="0"/>
+            </w:pPr>
+            <w:r>
+              <w:rPr>
+                <w:rFonts w:ascii="Arial" w:hAnsi="Arial" w:eastAsia="Arial" w:cs="Tahoma"/>
+                <w:sz w:val="18"/>
+              </w:rPr>
+            </w:r>
+            <w:r>
+              <w:rPr>
+                <w:rFonts w:ascii="Arial" w:hAnsi="Arial" w:eastAsia="Arial" w:cs="Tahoma"/>
+                <w:sz w:val="18"/>
+              </w:rPr>
+              <w:t>runner</w:t>
+            </w:r>
+          </w:p>
+        </w:tc>
+        <w:tc>
+          <w:tcPr>
+            <w:tcW w:type="dxa" w:w="3360"/>
+            <w:vAlign w:val="center"/>
+          </w:tcPr>
+          <w:p>
+            <w:pPr>
+              <w:keepLines/>
+              <w:spacing w:after="0"/>
+            </w:pPr>
+            <w:r>
+              <w:rPr>
+                <w:rFonts w:ascii="Arial" w:hAnsi="Arial" w:eastAsia="Arial" w:cs="Tahoma"/>
+                <w:sz w:val="18"/>
+              </w:rPr>
+            </w:r>
+            <w:r>
+              <w:rPr>
+                <w:rFonts w:ascii="Arial" w:hAnsi="Arial" w:eastAsia="Arial" w:cs="Tahoma"/>
+                <w:sz w:val="18"/>
+              </w:rPr>
+              <w:t>idempotency</w:t>
+            </w:r>
+          </w:p>
+        </w:tc>
+        <w:tc>
+          <w:tcPr>
+            <w:tcW w:type="dxa" w:w="3360"/>
+            <w:vAlign w:val="center"/>
+          </w:tcPr>
+          <w:p>
+            <w:pPr>
+              <w:keepLines/>
+              <w:spacing w:after="0"/>
+            </w:pPr>
+            <w:r>
+              <w:rPr>
+                <w:rFonts w:ascii="Arial" w:hAnsi="Arial" w:eastAsia="Arial" w:cs="Tahoma"/>
+                <w:sz w:val="18"/>
+              </w:rPr>
+            </w:r>
+            <w:r>
+              <w:rPr>
+                <w:rFonts w:ascii="Arial" w:hAnsi="Arial" w:eastAsia="Arial" w:cs="Tahoma"/>
+                <w:sz w:val="18"/>
+              </w:rPr>
+              <w:t>รันซ้ำด้วย fixture เดิมต้องไม่เกิดแถวซ้ำ (ON CONFLICT / business unique key ทำงาน)</w:t>
+            </w:r>
+          </w:p>
+        </w:tc>
+      </w:tr>
+      <w:tr>
+        <w:trPr>
+          <w:cantSplit/>
+        </w:trPr>
+        <w:tc>
+          <w:tcPr>
+            <w:tcW w:type="dxa" w:w="3360"/>
+            <w:vAlign w:val="center"/>
+          </w:tcPr>
+          <w:p>
+            <w:pPr>
+              <w:keepLines/>
+              <w:spacing w:after="0"/>
+            </w:pPr>
+            <w:r>
+              <w:rPr>
+                <w:rFonts w:ascii="Arial" w:hAnsi="Arial" w:eastAsia="Arial" w:cs="Tahoma"/>
+                <w:sz w:val="18"/>
+              </w:rPr>
+            </w:r>
+            <w:r>
+              <w:rPr>
+                <w:rFonts w:ascii="Arial" w:hAnsi="Arial" w:eastAsia="Arial" w:cs="Tahoma"/>
+                <w:sz w:val="18"/>
+              </w:rPr>
+              <w:t>runner</w:t>
+            </w:r>
+          </w:p>
+        </w:tc>
+        <w:tc>
+          <w:tcPr>
+            <w:tcW w:type="dxa" w:w="3360"/>
+            <w:vAlign w:val="center"/>
+          </w:tcPr>
+          <w:p>
+            <w:pPr>
+              <w:keepLines/>
+              <w:spacing w:after="0"/>
+            </w:pPr>
+            <w:r>
+              <w:rPr>
+                <w:rFonts w:ascii="Arial" w:hAnsi="Arial" w:eastAsia="Arial" w:cs="Tahoma"/>
+                <w:sz w:val="18"/>
+              </w:rPr>
+            </w:r>
+            <w:r>
+              <w:rPr>
+                <w:rFonts w:ascii="Arial" w:hAnsi="Arial" w:eastAsia="Arial" w:cs="Tahoma"/>
+                <w:sz w:val="18"/>
+              </w:rPr>
+              <w:t>lock</w:t>
+            </w:r>
+          </w:p>
+        </w:tc>
+        <w:tc>
+          <w:tcPr>
+            <w:tcW w:type="dxa" w:w="3360"/>
+            <w:vAlign w:val="center"/>
+          </w:tcPr>
+          <w:p>
+            <w:pPr>
+              <w:keepLines/>
+              <w:spacing w:after="0"/>
+            </w:pPr>
+            <w:r>
+              <w:rPr>
+                <w:rFonts w:ascii="Arial" w:hAnsi="Arial" w:eastAsia="Arial" w:cs="Tahoma"/>
+                <w:sz w:val="18"/>
+              </w:rPr>
+            </w:r>
+            <w:r>
+              <w:rPr>
+                <w:rFonts w:ascii="Arial" w:hAnsi="Arial" w:eastAsia="Arial" w:cs="Tahoma"/>
+                <w:sz w:val="18"/>
+              </w:rPr>
+              <w:t>เรียกซ้อนขณะกำลังรัน ต้องถูกปฏิเสธด้วย advisory lock</w:t>
+            </w:r>
+          </w:p>
+        </w:tc>
+      </w:tr>
+    </w:tbl>
+    <w:p/>
+    <w:p>
+      <w:pPr>
+        <w:pStyle w:val="ListBullet"/>
+        <w:keepLines/>
+      </w:pPr>
+      <w:r>
+        <w:t>ทุกเคสต้องรันได้โดยไม่ต่อ DB/บริการภายนอกจริง — mock ที่ขอบ repository/client เสมอ</w:t>
+      </w:r>
+    </w:p>
+    <w:p>
+      <w:pPr>
+        <w:pStyle w:val="ListBullet"/>
+        <w:keepLines/>
+      </w:pPr>
+      <w:r>
+        <w:t>ข้อความไทยที่ยืนยันในเทสต้องเป็น verbatim ตาม ข้อกำหนดทางธุรกิจ ห้ามพิมพ์ใหม่</w:t>
+      </w:r>
+    </w:p>
+    <w:p>
+      <w:pPr>
+        <w:pStyle w:val="ListBullet"/>
+        <w:keepLines/>
+      </w:pPr>
+      <w:r>
+        <w:t>เกณฑ์ผ่านของ CI: ทุกเคสในตารางนี้มี test จริงและผ่านทั้งหมด</w:t>
+      </w:r>
+    </w:p>
     <w:p>
       <w:pPr>
         <w:pStyle w:val="Heading1"/>
@@ -9500,7 +10599,7 @@
             <w:r/>
             <w:r>
               <w:rPr>
-                <w:rFonts w:ascii="Arial" w:hAnsi="Arial" w:eastAsia="Arial"/>
+                <w:rFonts w:ascii="Arial" w:hAnsi="Arial" w:eastAsia="Arial" w:cs="Tahoma"/>
                 <w:b/>
                 <w:sz w:val="18"/>
               </w:rPr>
@@ -9522,7 +10621,7 @@
             <w:r/>
             <w:r>
               <w:rPr>
-                <w:rFonts w:ascii="Arial" w:hAnsi="Arial" w:eastAsia="Arial"/>
+                <w:rFonts w:ascii="Arial" w:hAnsi="Arial" w:eastAsia="Arial" w:cs="Tahoma"/>
                 <w:b/>
                 <w:sz w:val="18"/>
               </w:rPr>
@@ -9547,13 +10646,13 @@
             </w:pPr>
             <w:r>
               <w:rPr>
-                <w:rFonts w:ascii="Arial" w:hAnsi="Arial" w:eastAsia="Arial"/>
-                <w:sz w:val="18"/>
-              </w:rPr>
-            </w:r>
-            <w:r>
-              <w:rPr>
-                <w:rFonts w:ascii="Arial" w:hAnsi="Arial" w:eastAsia="Arial"/>
+                <w:rFonts w:ascii="Arial" w:hAnsi="Arial" w:eastAsia="Arial" w:cs="Tahoma"/>
+                <w:sz w:val="18"/>
+              </w:rPr>
+            </w:r>
+            <w:r>
+              <w:rPr>
+                <w:rFonts w:ascii="Arial" w:hAnsi="Arial" w:eastAsia="Arial" w:cs="Tahoma"/>
                 <w:sz w:val="18"/>
               </w:rPr>
               <w:t>Source file</w:t>
@@ -9572,13 +10671,13 @@
             </w:pPr>
             <w:r>
               <w:rPr>
-                <w:rFonts w:ascii="Arial" w:hAnsi="Arial" w:eastAsia="Arial"/>
-                <w:sz w:val="18"/>
-              </w:rPr>
-            </w:r>
-            <w:r>
-              <w:rPr>
-                <w:rFonts w:ascii="Arial" w:hAnsi="Arial" w:eastAsia="Arial"/>
+                <w:rFonts w:ascii="Arial" w:hAnsi="Arial" w:eastAsia="Arial" w:cs="Tahoma"/>
+                <w:sz w:val="18"/>
+              </w:rPr>
+            </w:r>
+            <w:r>
+              <w:rPr>
+                <w:rFonts w:ascii="Arial" w:hAnsi="Arial" w:eastAsia="Arial" w:cs="Tahoma"/>
                 <w:sz w:val="18"/>
               </w:rPr>
               <w:t>fcsJar/src/th/co/gosoft/fgi/main/ImportImpactSaleFromIAS.java</w:t>
@@ -9602,13 +10701,13 @@
             </w:pPr>
             <w:r>
               <w:rPr>
-                <w:rFonts w:ascii="Arial" w:hAnsi="Arial" w:eastAsia="Arial"/>
-                <w:sz w:val="18"/>
-              </w:rPr>
-            </w:r>
-            <w:r>
-              <w:rPr>
-                <w:rFonts w:ascii="Arial" w:hAnsi="Arial" w:eastAsia="Arial"/>
+                <w:rFonts w:ascii="Arial" w:hAnsi="Arial" w:eastAsia="Arial" w:cs="Tahoma"/>
+                <w:sz w:val="18"/>
+              </w:rPr>
+            </w:r>
+            <w:r>
+              <w:rPr>
+                <w:rFonts w:ascii="Arial" w:hAnsi="Arial" w:eastAsia="Arial" w:cs="Tahoma"/>
                 <w:sz w:val="18"/>
               </w:rPr>
               <w:t>Original lines</w:t>
@@ -9627,13 +10726,13 @@
             </w:pPr>
             <w:r>
               <w:rPr>
-                <w:rFonts w:ascii="Arial" w:hAnsi="Arial" w:eastAsia="Arial"/>
-                <w:sz w:val="18"/>
-              </w:rPr>
-            </w:r>
-            <w:r>
-              <w:rPr>
-                <w:rFonts w:ascii="Arial" w:hAnsi="Arial" w:eastAsia="Arial"/>
+                <w:rFonts w:ascii="Arial" w:hAnsi="Arial" w:eastAsia="Arial" w:cs="Tahoma"/>
+                <w:sz w:val="18"/>
+              </w:rPr>
+            </w:r>
+            <w:r>
+              <w:rPr>
+                <w:rFonts w:ascii="Arial" w:hAnsi="Arial" w:eastAsia="Arial" w:cs="Tahoma"/>
                 <w:sz w:val="18"/>
               </w:rPr>
               <w:t>9-19</w:t>
@@ -9657,13 +10756,13 @@
             </w:pPr>
             <w:r>
               <w:rPr>
-                <w:rFonts w:ascii="Arial" w:hAnsi="Arial" w:eastAsia="Arial"/>
-                <w:sz w:val="18"/>
-              </w:rPr>
-            </w:r>
-            <w:r>
-              <w:rPr>
-                <w:rFonts w:ascii="Arial" w:hAnsi="Arial" w:eastAsia="Arial"/>
+                <w:rFonts w:ascii="Arial" w:hAnsi="Arial" w:eastAsia="Arial" w:cs="Tahoma"/>
+                <w:sz w:val="18"/>
+              </w:rPr>
+            </w:r>
+            <w:r>
+              <w:rPr>
+                <w:rFonts w:ascii="Arial" w:hAnsi="Arial" w:eastAsia="Arial" w:cs="Tahoma"/>
                 <w:sz w:val="18"/>
               </w:rPr>
               <w:t>Responsibility</w:t>
@@ -9682,13 +10781,13 @@
             </w:pPr>
             <w:r>
               <w:rPr>
-                <w:rFonts w:ascii="Arial" w:hAnsi="Arial" w:eastAsia="Arial"/>
-                <w:sz w:val="18"/>
-              </w:rPr>
-            </w:r>
-            <w:r>
-              <w:rPr>
-                <w:rFonts w:ascii="Arial" w:hAnsi="Arial" w:eastAsia="Arial"/>
+                <w:rFonts w:ascii="Arial" w:hAnsi="Arial" w:eastAsia="Arial" w:cs="Tahoma"/>
+                <w:sz w:val="18"/>
+              </w:rPr>
+            </w:r>
+            <w:r>
+              <w:rPr>
+                <w:rFonts w:ascii="Arial" w:hAnsi="Arial" w:eastAsia="Arial" w:cs="Tahoma"/>
                 <w:sz w:val="18"/>
               </w:rPr>
               <w:t>Legacy main entrypoint that delegates to import controller.</w:t>
@@ -9705,7 +10804,7 @@
       </w:pPr>
       <w:r>
         <w:rPr>
-          <w:rFonts w:ascii="Courier New" w:hAnsi="Courier New"/>
+          <w:rFonts w:ascii="Courier New" w:hAnsi="Courier New" w:eastAsia="Courier New" w:cs="Tahoma"/>
           <w:sz w:val="14"/>
         </w:rPr>
         <w:t>public class ImportImpactSaleFromIAS {</w:t>
@@ -9780,7 +10879,7 @@
             <w:r/>
             <w:r>
               <w:rPr>
-                <w:rFonts w:ascii="Arial" w:hAnsi="Arial" w:eastAsia="Arial"/>
+                <w:rFonts w:ascii="Arial" w:hAnsi="Arial" w:eastAsia="Arial" w:cs="Tahoma"/>
                 <w:b/>
                 <w:sz w:val="18"/>
               </w:rPr>
@@ -9802,7 +10901,7 @@
             <w:r/>
             <w:r>
               <w:rPr>
-                <w:rFonts w:ascii="Arial" w:hAnsi="Arial" w:eastAsia="Arial"/>
+                <w:rFonts w:ascii="Arial" w:hAnsi="Arial" w:eastAsia="Arial" w:cs="Tahoma"/>
                 <w:b/>
                 <w:sz w:val="18"/>
               </w:rPr>
@@ -9827,13 +10926,13 @@
             </w:pPr>
             <w:r>
               <w:rPr>
-                <w:rFonts w:ascii="Arial" w:hAnsi="Arial" w:eastAsia="Arial"/>
-                <w:sz w:val="18"/>
-              </w:rPr>
-            </w:r>
-            <w:r>
-              <w:rPr>
-                <w:rFonts w:ascii="Arial" w:hAnsi="Arial" w:eastAsia="Arial"/>
+                <w:rFonts w:ascii="Arial" w:hAnsi="Arial" w:eastAsia="Arial" w:cs="Tahoma"/>
+                <w:sz w:val="18"/>
+              </w:rPr>
+            </w:r>
+            <w:r>
+              <w:rPr>
+                <w:rFonts w:ascii="Arial" w:hAnsi="Arial" w:eastAsia="Arial" w:cs="Tahoma"/>
                 <w:sz w:val="18"/>
               </w:rPr>
               <w:t>Source file</w:t>
@@ -9852,13 +10951,13 @@
             </w:pPr>
             <w:r>
               <w:rPr>
-                <w:rFonts w:ascii="Arial" w:hAnsi="Arial" w:eastAsia="Arial"/>
-                <w:sz w:val="18"/>
-              </w:rPr>
-            </w:r>
-            <w:r>
-              <w:rPr>
-                <w:rFonts w:ascii="Arial" w:hAnsi="Arial" w:eastAsia="Arial"/>
+                <w:rFonts w:ascii="Arial" w:hAnsi="Arial" w:eastAsia="Arial" w:cs="Tahoma"/>
+                <w:sz w:val="18"/>
+              </w:rPr>
+            </w:r>
+            <w:r>
+              <w:rPr>
+                <w:rFonts w:ascii="Arial" w:hAnsi="Arial" w:eastAsia="Arial" w:cs="Tahoma"/>
                 <w:sz w:val="18"/>
               </w:rPr>
               <w:t>fcsJar/src/th/co/gosoft/fgi/controller/ImportController.java</w:t>
@@ -9882,13 +10981,13 @@
             </w:pPr>
             <w:r>
               <w:rPr>
-                <w:rFonts w:ascii="Arial" w:hAnsi="Arial" w:eastAsia="Arial"/>
-                <w:sz w:val="18"/>
-              </w:rPr>
-            </w:r>
-            <w:r>
-              <w:rPr>
-                <w:rFonts w:ascii="Arial" w:hAnsi="Arial" w:eastAsia="Arial"/>
+                <w:rFonts w:ascii="Arial" w:hAnsi="Arial" w:eastAsia="Arial" w:cs="Tahoma"/>
+                <w:sz w:val="18"/>
+              </w:rPr>
+            </w:r>
+            <w:r>
+              <w:rPr>
+                <w:rFonts w:ascii="Arial" w:hAnsi="Arial" w:eastAsia="Arial" w:cs="Tahoma"/>
                 <w:sz w:val="18"/>
               </w:rPr>
               <w:t>Original lines</w:t>
@@ -9907,13 +11006,13 @@
             </w:pPr>
             <w:r>
               <w:rPr>
-                <w:rFonts w:ascii="Arial" w:hAnsi="Arial" w:eastAsia="Arial"/>
-                <w:sz w:val="18"/>
-              </w:rPr>
-            </w:r>
-            <w:r>
-              <w:rPr>
-                <w:rFonts w:ascii="Arial" w:hAnsi="Arial" w:eastAsia="Arial"/>
+                <w:rFonts w:ascii="Arial" w:hAnsi="Arial" w:eastAsia="Arial" w:cs="Tahoma"/>
+                <w:sz w:val="18"/>
+              </w:rPr>
+            </w:r>
+            <w:r>
+              <w:rPr>
+                <w:rFonts w:ascii="Arial" w:hAnsi="Arial" w:eastAsia="Arial" w:cs="Tahoma"/>
                 <w:sz w:val="18"/>
               </w:rPr>
               <w:t>101-112</w:t>
@@ -9937,13 +11036,13 @@
             </w:pPr>
             <w:r>
               <w:rPr>
-                <w:rFonts w:ascii="Arial" w:hAnsi="Arial" w:eastAsia="Arial"/>
-                <w:sz w:val="18"/>
-              </w:rPr>
-            </w:r>
-            <w:r>
-              <w:rPr>
-                <w:rFonts w:ascii="Arial" w:hAnsi="Arial" w:eastAsia="Arial"/>
+                <w:rFonts w:ascii="Arial" w:hAnsi="Arial" w:eastAsia="Arial" w:cs="Tahoma"/>
+                <w:sz w:val="18"/>
+              </w:rPr>
+            </w:r>
+            <w:r>
+              <w:rPr>
+                <w:rFonts w:ascii="Arial" w:hAnsi="Arial" w:eastAsia="Arial" w:cs="Tahoma"/>
                 <w:sz w:val="18"/>
               </w:rPr>
               <w:t>Responsibility</w:t>
@@ -9962,13 +11061,13 @@
             </w:pPr>
             <w:r>
               <w:rPr>
-                <w:rFonts w:ascii="Arial" w:hAnsi="Arial" w:eastAsia="Arial"/>
-                <w:sz w:val="18"/>
-              </w:rPr>
-            </w:r>
-            <w:r>
-              <w:rPr>
-                <w:rFonts w:ascii="Arial" w:hAnsi="Arial" w:eastAsia="Arial"/>
+                <w:rFonts w:ascii="Arial" w:hAnsi="Arial" w:eastAsia="Arial" w:cs="Tahoma"/>
+                <w:sz w:val="18"/>
+              </w:rPr>
+            </w:r>
+            <w:r>
+              <w:rPr>
+                <w:rFonts w:ascii="Arial" w:hAnsi="Arial" w:eastAsia="Arial" w:cs="Tahoma"/>
                 <w:sz w:val="18"/>
               </w:rPr>
               <w:t>Parse IAS file, compute sales windows, prepare inserts/updates, backup and notify.</w:t>
@@ -9985,7 +11084,7 @@
       </w:pPr>
       <w:r>
         <w:rPr>
-          <w:rFonts w:ascii="Courier New" w:hAnsi="Courier New"/>
+          <w:rFonts w:ascii="Courier New" w:hAnsi="Courier New" w:eastAsia="Courier New" w:cs="Tahoma"/>
           <w:sz w:val="14"/>
         </w:rPr>
         <w:tab/>
@@ -10078,7 +11177,7 @@
             <w:r/>
             <w:r>
               <w:rPr>
-                <w:rFonts w:ascii="Arial" w:hAnsi="Arial" w:eastAsia="Arial"/>
+                <w:rFonts w:ascii="Arial" w:hAnsi="Arial" w:eastAsia="Arial" w:cs="Tahoma"/>
                 <w:b/>
                 <w:sz w:val="18"/>
               </w:rPr>
@@ -10100,7 +11199,7 @@
             <w:r/>
             <w:r>
               <w:rPr>
-                <w:rFonts w:ascii="Arial" w:hAnsi="Arial" w:eastAsia="Arial"/>
+                <w:rFonts w:ascii="Arial" w:hAnsi="Arial" w:eastAsia="Arial" w:cs="Tahoma"/>
                 <w:b/>
                 <w:sz w:val="18"/>
               </w:rPr>
@@ -10125,13 +11224,13 @@
             </w:pPr>
             <w:r>
               <w:rPr>
-                <w:rFonts w:ascii="Arial" w:hAnsi="Arial" w:eastAsia="Arial"/>
-                <w:sz w:val="18"/>
-              </w:rPr>
-            </w:r>
-            <w:r>
-              <w:rPr>
-                <w:rFonts w:ascii="Arial" w:hAnsi="Arial" w:eastAsia="Arial"/>
+                <w:rFonts w:ascii="Arial" w:hAnsi="Arial" w:eastAsia="Arial" w:cs="Tahoma"/>
+                <w:sz w:val="18"/>
+              </w:rPr>
+            </w:r>
+            <w:r>
+              <w:rPr>
+                <w:rFonts w:ascii="Arial" w:hAnsi="Arial" w:eastAsia="Arial" w:cs="Tahoma"/>
                 <w:sz w:val="18"/>
               </w:rPr>
               <w:t>Source file</w:t>
@@ -10150,13 +11249,13 @@
             </w:pPr>
             <w:r>
               <w:rPr>
-                <w:rFonts w:ascii="Arial" w:hAnsi="Arial" w:eastAsia="Arial"/>
-                <w:sz w:val="18"/>
-              </w:rPr>
-            </w:r>
-            <w:r>
-              <w:rPr>
-                <w:rFonts w:ascii="Arial" w:hAnsi="Arial" w:eastAsia="Arial"/>
+                <w:rFonts w:ascii="Arial" w:hAnsi="Arial" w:eastAsia="Arial" w:cs="Tahoma"/>
+                <w:sz w:val="18"/>
+              </w:rPr>
+            </w:r>
+            <w:r>
+              <w:rPr>
+                <w:rFonts w:ascii="Arial" w:hAnsi="Arial" w:eastAsia="Arial" w:cs="Tahoma"/>
                 <w:sz w:val="18"/>
               </w:rPr>
               <w:t>fcsJar/src/th/co/gosoft/fgi/controller/ImportController.java</w:t>
@@ -10180,13 +11279,13 @@
             </w:pPr>
             <w:r>
               <w:rPr>
-                <w:rFonts w:ascii="Arial" w:hAnsi="Arial" w:eastAsia="Arial"/>
-                <w:sz w:val="18"/>
-              </w:rPr>
-            </w:r>
-            <w:r>
-              <w:rPr>
-                <w:rFonts w:ascii="Arial" w:hAnsi="Arial" w:eastAsia="Arial"/>
+                <w:rFonts w:ascii="Arial" w:hAnsi="Arial" w:eastAsia="Arial" w:cs="Tahoma"/>
+                <w:sz w:val="18"/>
+              </w:rPr>
+            </w:r>
+            <w:r>
+              <w:rPr>
+                <w:rFonts w:ascii="Arial" w:hAnsi="Arial" w:eastAsia="Arial" w:cs="Tahoma"/>
                 <w:sz w:val="18"/>
               </w:rPr>
               <w:t>Original lines</w:t>
@@ -10205,13 +11304,13 @@
             </w:pPr>
             <w:r>
               <w:rPr>
-                <w:rFonts w:ascii="Arial" w:hAnsi="Arial" w:eastAsia="Arial"/>
-                <w:sz w:val="18"/>
-              </w:rPr>
-            </w:r>
-            <w:r>
-              <w:rPr>
-                <w:rFonts w:ascii="Arial" w:hAnsi="Arial" w:eastAsia="Arial"/>
+                <w:rFonts w:ascii="Arial" w:hAnsi="Arial" w:eastAsia="Arial" w:cs="Tahoma"/>
+                <w:sz w:val="18"/>
+              </w:rPr>
+            </w:r>
+            <w:r>
+              <w:rPr>
+                <w:rFonts w:ascii="Arial" w:hAnsi="Arial" w:eastAsia="Arial" w:cs="Tahoma"/>
                 <w:sz w:val="18"/>
               </w:rPr>
               <w:t>400-411</w:t>
@@ -10235,13 +11334,13 @@
             </w:pPr>
             <w:r>
               <w:rPr>
-                <w:rFonts w:ascii="Arial" w:hAnsi="Arial" w:eastAsia="Arial"/>
-                <w:sz w:val="18"/>
-              </w:rPr>
-            </w:r>
-            <w:r>
-              <w:rPr>
-                <w:rFonts w:ascii="Arial" w:hAnsi="Arial" w:eastAsia="Arial"/>
+                <w:rFonts w:ascii="Arial" w:hAnsi="Arial" w:eastAsia="Arial" w:cs="Tahoma"/>
+                <w:sz w:val="18"/>
+              </w:rPr>
+            </w:r>
+            <w:r>
+              <w:rPr>
+                <w:rFonts w:ascii="Arial" w:hAnsi="Arial" w:eastAsia="Arial" w:cs="Tahoma"/>
                 <w:sz w:val="18"/>
               </w:rPr>
               <w:t>Responsibility</w:t>
@@ -10260,13 +11359,13 @@
             </w:pPr>
             <w:r>
               <w:rPr>
-                <w:rFonts w:ascii="Arial" w:hAnsi="Arial" w:eastAsia="Arial"/>
-                <w:sz w:val="18"/>
-              </w:rPr>
-            </w:r>
-            <w:r>
-              <w:rPr>
-                <w:rFonts w:ascii="Arial" w:hAnsi="Arial" w:eastAsia="Arial"/>
+                <w:rFonts w:ascii="Arial" w:hAnsi="Arial" w:eastAsia="Arial" w:cs="Tahoma"/>
+                <w:sz w:val="18"/>
+              </w:rPr>
+            </w:r>
+            <w:r>
+              <w:rPr>
+                <w:rFonts w:ascii="Arial" w:hAnsi="Arial" w:eastAsia="Arial" w:cs="Tahoma"/>
                 <w:sz w:val="18"/>
               </w:rPr>
               <w:t>Parse IAS file, compute sales windows, prepare inserts/updates, backup and notify.</w:t>
@@ -10283,7 +11382,7 @@
       </w:pPr>
       <w:r>
         <w:rPr>
-          <w:rFonts w:ascii="Courier New" w:hAnsi="Courier New"/>
+          <w:rFonts w:ascii="Courier New" w:hAnsi="Courier New" w:eastAsia="Courier New" w:cs="Tahoma"/>
           <w:sz w:val="14"/>
         </w:rPr>
         <w:tab/>
@@ -10387,7 +11486,7 @@
             <w:r/>
             <w:r>
               <w:rPr>
-                <w:rFonts w:ascii="Arial" w:hAnsi="Arial" w:eastAsia="Arial"/>
+                <w:rFonts w:ascii="Arial" w:hAnsi="Arial" w:eastAsia="Arial" w:cs="Tahoma"/>
                 <w:b/>
                 <w:sz w:val="18"/>
               </w:rPr>
@@ -10409,7 +11508,7 @@
             <w:r/>
             <w:r>
               <w:rPr>
-                <w:rFonts w:ascii="Arial" w:hAnsi="Arial" w:eastAsia="Arial"/>
+                <w:rFonts w:ascii="Arial" w:hAnsi="Arial" w:eastAsia="Arial" w:cs="Tahoma"/>
                 <w:b/>
                 <w:sz w:val="18"/>
               </w:rPr>
@@ -10434,13 +11533,13 @@
             </w:pPr>
             <w:r>
               <w:rPr>
-                <w:rFonts w:ascii="Arial" w:hAnsi="Arial" w:eastAsia="Arial"/>
-                <w:sz w:val="18"/>
-              </w:rPr>
-            </w:r>
-            <w:r>
-              <w:rPr>
-                <w:rFonts w:ascii="Arial" w:hAnsi="Arial" w:eastAsia="Arial"/>
+                <w:rFonts w:ascii="Arial" w:hAnsi="Arial" w:eastAsia="Arial" w:cs="Tahoma"/>
+                <w:sz w:val="18"/>
+              </w:rPr>
+            </w:r>
+            <w:r>
+              <w:rPr>
+                <w:rFonts w:ascii="Arial" w:hAnsi="Arial" w:eastAsia="Arial" w:cs="Tahoma"/>
                 <w:sz w:val="18"/>
               </w:rPr>
               <w:t>Source file</w:t>
@@ -10459,13 +11558,13 @@
             </w:pPr>
             <w:r>
               <w:rPr>
-                <w:rFonts w:ascii="Arial" w:hAnsi="Arial" w:eastAsia="Arial"/>
-                <w:sz w:val="18"/>
-              </w:rPr>
-            </w:r>
-            <w:r>
-              <w:rPr>
-                <w:rFonts w:ascii="Arial" w:hAnsi="Arial" w:eastAsia="Arial"/>
+                <w:rFonts w:ascii="Arial" w:hAnsi="Arial" w:eastAsia="Arial" w:cs="Tahoma"/>
+                <w:sz w:val="18"/>
+              </w:rPr>
+            </w:r>
+            <w:r>
+              <w:rPr>
+                <w:rFonts w:ascii="Arial" w:hAnsi="Arial" w:eastAsia="Arial" w:cs="Tahoma"/>
                 <w:sz w:val="18"/>
               </w:rPr>
               <w:t>fcsJar/src/th/co/gosoft/fgi/dao/jdbc/ImportJdbc.java</w:t>
@@ -10489,13 +11588,13 @@
             </w:pPr>
             <w:r>
               <w:rPr>
-                <w:rFonts w:ascii="Arial" w:hAnsi="Arial" w:eastAsia="Arial"/>
-                <w:sz w:val="18"/>
-              </w:rPr>
-            </w:r>
-            <w:r>
-              <w:rPr>
-                <w:rFonts w:ascii="Arial" w:hAnsi="Arial" w:eastAsia="Arial"/>
+                <w:rFonts w:ascii="Arial" w:hAnsi="Arial" w:eastAsia="Arial" w:cs="Tahoma"/>
+                <w:sz w:val="18"/>
+              </w:rPr>
+            </w:r>
+            <w:r>
+              <w:rPr>
+                <w:rFonts w:ascii="Arial" w:hAnsi="Arial" w:eastAsia="Arial" w:cs="Tahoma"/>
                 <w:sz w:val="18"/>
               </w:rPr>
               <w:t>Original lines</w:t>
@@ -10514,13 +11613,13 @@
             </w:pPr>
             <w:r>
               <w:rPr>
-                <w:rFonts w:ascii="Arial" w:hAnsi="Arial" w:eastAsia="Arial"/>
-                <w:sz w:val="18"/>
-              </w:rPr>
-            </w:r>
-            <w:r>
-              <w:rPr>
-                <w:rFonts w:ascii="Arial" w:hAnsi="Arial" w:eastAsia="Arial"/>
+                <w:rFonts w:ascii="Arial" w:hAnsi="Arial" w:eastAsia="Arial" w:cs="Tahoma"/>
+                <w:sz w:val="18"/>
+              </w:rPr>
+            </w:r>
+            <w:r>
+              <w:rPr>
+                <w:rFonts w:ascii="Arial" w:hAnsi="Arial" w:eastAsia="Arial" w:cs="Tahoma"/>
                 <w:sz w:val="18"/>
               </w:rPr>
               <w:t>136-147</w:t>
@@ -10544,13 +11643,13 @@
             </w:pPr>
             <w:r>
               <w:rPr>
-                <w:rFonts w:ascii="Arial" w:hAnsi="Arial" w:eastAsia="Arial"/>
-                <w:sz w:val="18"/>
-              </w:rPr>
-            </w:r>
-            <w:r>
-              <w:rPr>
-                <w:rFonts w:ascii="Arial" w:hAnsi="Arial" w:eastAsia="Arial"/>
+                <w:rFonts w:ascii="Arial" w:hAnsi="Arial" w:eastAsia="Arial" w:cs="Tahoma"/>
+                <w:sz w:val="18"/>
+              </w:rPr>
+            </w:r>
+            <w:r>
+              <w:rPr>
+                <w:rFonts w:ascii="Arial" w:hAnsi="Arial" w:eastAsia="Arial" w:cs="Tahoma"/>
                 <w:sz w:val="18"/>
               </w:rPr>
               <w:t>Responsibility</w:t>
@@ -10569,13 +11668,13 @@
             </w:pPr>
             <w:r>
               <w:rPr>
-                <w:rFonts w:ascii="Arial" w:hAnsi="Arial" w:eastAsia="Arial"/>
-                <w:sz w:val="18"/>
-              </w:rPr>
-            </w:r>
-            <w:r>
-              <w:rPr>
-                <w:rFonts w:ascii="Arial" w:hAnsi="Arial" w:eastAsia="Arial"/>
+                <w:rFonts w:ascii="Arial" w:hAnsi="Arial" w:eastAsia="Arial" w:cs="Tahoma"/>
+                <w:sz w:val="18"/>
+              </w:rPr>
+            </w:r>
+            <w:r>
+              <w:rPr>
+                <w:rFonts w:ascii="Arial" w:hAnsi="Arial" w:eastAsia="Arial" w:cs="Tahoma"/>
                 <w:sz w:val="18"/>
               </w:rPr>
               <w:t>Update verification flags, working days, growth-rate calculations, cleanup old files.</w:t>
@@ -10592,7 +11691,7 @@
       </w:pPr>
       <w:r>
         <w:rPr>
-          <w:rFonts w:ascii="Courier New" w:hAnsi="Courier New"/>
+          <w:rFonts w:ascii="Courier New" w:hAnsi="Courier New" w:eastAsia="Courier New" w:cs="Tahoma"/>
           <w:sz w:val="14"/>
         </w:rPr>
         <w:tab/>
@@ -10703,7 +11802,7 @@
             <w:r/>
             <w:r>
               <w:rPr>
-                <w:rFonts w:ascii="Arial" w:hAnsi="Arial" w:eastAsia="Arial"/>
+                <w:rFonts w:ascii="Arial" w:hAnsi="Arial" w:eastAsia="Arial" w:cs="Tahoma"/>
                 <w:b/>
                 <w:sz w:val="18"/>
               </w:rPr>
@@ -10725,7 +11824,7 @@
             <w:r/>
             <w:r>
               <w:rPr>
-                <w:rFonts w:ascii="Arial" w:hAnsi="Arial" w:eastAsia="Arial"/>
+                <w:rFonts w:ascii="Arial" w:hAnsi="Arial" w:eastAsia="Arial" w:cs="Tahoma"/>
                 <w:b/>
                 <w:sz w:val="18"/>
               </w:rPr>
@@ -10750,13 +11849,13 @@
             </w:pPr>
             <w:r>
               <w:rPr>
-                <w:rFonts w:ascii="Arial" w:hAnsi="Arial" w:eastAsia="Arial"/>
-                <w:sz w:val="18"/>
-              </w:rPr>
-            </w:r>
-            <w:r>
-              <w:rPr>
-                <w:rFonts w:ascii="Arial" w:hAnsi="Arial" w:eastAsia="Arial"/>
+                <w:rFonts w:ascii="Arial" w:hAnsi="Arial" w:eastAsia="Arial" w:cs="Tahoma"/>
+                <w:sz w:val="18"/>
+              </w:rPr>
+            </w:r>
+            <w:r>
+              <w:rPr>
+                <w:rFonts w:ascii="Arial" w:hAnsi="Arial" w:eastAsia="Arial" w:cs="Tahoma"/>
                 <w:sz w:val="18"/>
               </w:rPr>
               <w:t>Source file</w:t>
@@ -10775,13 +11874,13 @@
             </w:pPr>
             <w:r>
               <w:rPr>
-                <w:rFonts w:ascii="Arial" w:hAnsi="Arial" w:eastAsia="Arial"/>
-                <w:sz w:val="18"/>
-              </w:rPr>
-            </w:r>
-            <w:r>
-              <w:rPr>
-                <w:rFonts w:ascii="Arial" w:hAnsi="Arial" w:eastAsia="Arial"/>
+                <w:rFonts w:ascii="Arial" w:hAnsi="Arial" w:eastAsia="Arial" w:cs="Tahoma"/>
+                <w:sz w:val="18"/>
+              </w:rPr>
+            </w:r>
+            <w:r>
+              <w:rPr>
+                <w:rFonts w:ascii="Arial" w:hAnsi="Arial" w:eastAsia="Arial" w:cs="Tahoma"/>
                 <w:sz w:val="18"/>
               </w:rPr>
               <w:t>fcsJar/src/th/co/gosoft/fgi/dao/jdbc/ImportJdbc.java</w:t>
@@ -10805,13 +11904,13 @@
             </w:pPr>
             <w:r>
               <w:rPr>
-                <w:rFonts w:ascii="Arial" w:hAnsi="Arial" w:eastAsia="Arial"/>
-                <w:sz w:val="18"/>
-              </w:rPr>
-            </w:r>
-            <w:r>
-              <w:rPr>
-                <w:rFonts w:ascii="Arial" w:hAnsi="Arial" w:eastAsia="Arial"/>
+                <w:rFonts w:ascii="Arial" w:hAnsi="Arial" w:eastAsia="Arial" w:cs="Tahoma"/>
+                <w:sz w:val="18"/>
+              </w:rPr>
+            </w:r>
+            <w:r>
+              <w:rPr>
+                <w:rFonts w:ascii="Arial" w:hAnsi="Arial" w:eastAsia="Arial" w:cs="Tahoma"/>
                 <w:sz w:val="18"/>
               </w:rPr>
               <w:t>Original lines</w:t>
@@ -10830,13 +11929,13 @@
             </w:pPr>
             <w:r>
               <w:rPr>
-                <w:rFonts w:ascii="Arial" w:hAnsi="Arial" w:eastAsia="Arial"/>
-                <w:sz w:val="18"/>
-              </w:rPr>
-            </w:r>
-            <w:r>
-              <w:rPr>
-                <w:rFonts w:ascii="Arial" w:hAnsi="Arial" w:eastAsia="Arial"/>
+                <w:rFonts w:ascii="Arial" w:hAnsi="Arial" w:eastAsia="Arial" w:cs="Tahoma"/>
+                <w:sz w:val="18"/>
+              </w:rPr>
+            </w:r>
+            <w:r>
+              <w:rPr>
+                <w:rFonts w:ascii="Arial" w:hAnsi="Arial" w:eastAsia="Arial" w:cs="Tahoma"/>
                 <w:sz w:val="18"/>
               </w:rPr>
               <w:t>171-182</w:t>
@@ -10860,13 +11959,13 @@
             </w:pPr>
             <w:r>
               <w:rPr>
-                <w:rFonts w:ascii="Arial" w:hAnsi="Arial" w:eastAsia="Arial"/>
-                <w:sz w:val="18"/>
-              </w:rPr>
-            </w:r>
-            <w:r>
-              <w:rPr>
-                <w:rFonts w:ascii="Arial" w:hAnsi="Arial" w:eastAsia="Arial"/>
+                <w:rFonts w:ascii="Arial" w:hAnsi="Arial" w:eastAsia="Arial" w:cs="Tahoma"/>
+                <w:sz w:val="18"/>
+              </w:rPr>
+            </w:r>
+            <w:r>
+              <w:rPr>
+                <w:rFonts w:ascii="Arial" w:hAnsi="Arial" w:eastAsia="Arial" w:cs="Tahoma"/>
                 <w:sz w:val="18"/>
               </w:rPr>
               <w:t>Responsibility</w:t>
@@ -10885,13 +11984,13 @@
             </w:pPr>
             <w:r>
               <w:rPr>
-                <w:rFonts w:ascii="Arial" w:hAnsi="Arial" w:eastAsia="Arial"/>
-                <w:sz w:val="18"/>
-              </w:rPr>
-            </w:r>
-            <w:r>
-              <w:rPr>
-                <w:rFonts w:ascii="Arial" w:hAnsi="Arial" w:eastAsia="Arial"/>
+                <w:rFonts w:ascii="Arial" w:hAnsi="Arial" w:eastAsia="Arial" w:cs="Tahoma"/>
+                <w:sz w:val="18"/>
+              </w:rPr>
+            </w:r>
+            <w:r>
+              <w:rPr>
+                <w:rFonts w:ascii="Arial" w:hAnsi="Arial" w:eastAsia="Arial" w:cs="Tahoma"/>
                 <w:sz w:val="18"/>
               </w:rPr>
               <w:t>Update verification flags, working days, growth-rate calculations, cleanup old files.</w:t>
@@ -10908,7 +12007,7 @@
       </w:pPr>
       <w:r>
         <w:rPr>
-          <w:rFonts w:ascii="Courier New" w:hAnsi="Courier New"/>
+          <w:rFonts w:ascii="Courier New" w:hAnsi="Courier New" w:eastAsia="Courier New" w:cs="Tahoma"/>
           <w:sz w:val="14"/>
         </w:rPr>
         <w:tab/>
@@ -11018,7 +12117,7 @@
             <w:r/>
             <w:r>
               <w:rPr>
-                <w:rFonts w:ascii="Arial" w:hAnsi="Arial" w:eastAsia="Arial"/>
+                <w:rFonts w:ascii="Arial" w:hAnsi="Arial" w:eastAsia="Arial" w:cs="Tahoma"/>
                 <w:b/>
                 <w:sz w:val="18"/>
               </w:rPr>
@@ -11040,7 +12139,7 @@
             <w:r/>
             <w:r>
               <w:rPr>
-                <w:rFonts w:ascii="Arial" w:hAnsi="Arial" w:eastAsia="Arial"/>
+                <w:rFonts w:ascii="Arial" w:hAnsi="Arial" w:eastAsia="Arial" w:cs="Tahoma"/>
                 <w:b/>
                 <w:sz w:val="18"/>
               </w:rPr>
@@ -11065,13 +12164,13 @@
             </w:pPr>
             <w:r>
               <w:rPr>
-                <w:rFonts w:ascii="Arial" w:hAnsi="Arial" w:eastAsia="Arial"/>
-                <w:sz w:val="18"/>
-              </w:rPr>
-            </w:r>
-            <w:r>
-              <w:rPr>
-                <w:rFonts w:ascii="Arial" w:hAnsi="Arial" w:eastAsia="Arial"/>
+                <w:rFonts w:ascii="Arial" w:hAnsi="Arial" w:eastAsia="Arial" w:cs="Tahoma"/>
+                <w:sz w:val="18"/>
+              </w:rPr>
+            </w:r>
+            <w:r>
+              <w:rPr>
+                <w:rFonts w:ascii="Arial" w:hAnsi="Arial" w:eastAsia="Arial" w:cs="Tahoma"/>
                 <w:sz w:val="18"/>
               </w:rPr>
               <w:t>Source file</w:t>
@@ -11090,13 +12189,13 @@
             </w:pPr>
             <w:r>
               <w:rPr>
-                <w:rFonts w:ascii="Arial" w:hAnsi="Arial" w:eastAsia="Arial"/>
-                <w:sz w:val="18"/>
-              </w:rPr>
-            </w:r>
-            <w:r>
-              <w:rPr>
-                <w:rFonts w:ascii="Arial" w:hAnsi="Arial" w:eastAsia="Arial"/>
+                <w:rFonts w:ascii="Arial" w:hAnsi="Arial" w:eastAsia="Arial" w:cs="Tahoma"/>
+                <w:sz w:val="18"/>
+              </w:rPr>
+            </w:r>
+            <w:r>
+              <w:rPr>
+                <w:rFonts w:ascii="Arial" w:hAnsi="Arial" w:eastAsia="Arial" w:cs="Tahoma"/>
                 <w:sz w:val="18"/>
               </w:rPr>
               <w:t>fcsJar/src/th/co/gosoft/fgi/dao/jdbc/ImportJdbc.java</w:t>
@@ -11120,13 +12219,13 @@
             </w:pPr>
             <w:r>
               <w:rPr>
-                <w:rFonts w:ascii="Arial" w:hAnsi="Arial" w:eastAsia="Arial"/>
-                <w:sz w:val="18"/>
-              </w:rPr>
-            </w:r>
-            <w:r>
-              <w:rPr>
-                <w:rFonts w:ascii="Arial" w:hAnsi="Arial" w:eastAsia="Arial"/>
+                <w:rFonts w:ascii="Arial" w:hAnsi="Arial" w:eastAsia="Arial" w:cs="Tahoma"/>
+                <w:sz w:val="18"/>
+              </w:rPr>
+            </w:r>
+            <w:r>
+              <w:rPr>
+                <w:rFonts w:ascii="Arial" w:hAnsi="Arial" w:eastAsia="Arial" w:cs="Tahoma"/>
                 <w:sz w:val="18"/>
               </w:rPr>
               <w:t>Original lines</w:t>
@@ -11145,13 +12244,13 @@
             </w:pPr>
             <w:r>
               <w:rPr>
-                <w:rFonts w:ascii="Arial" w:hAnsi="Arial" w:eastAsia="Arial"/>
-                <w:sz w:val="18"/>
-              </w:rPr>
-            </w:r>
-            <w:r>
-              <w:rPr>
-                <w:rFonts w:ascii="Arial" w:hAnsi="Arial" w:eastAsia="Arial"/>
+                <w:rFonts w:ascii="Arial" w:hAnsi="Arial" w:eastAsia="Arial" w:cs="Tahoma"/>
+                <w:sz w:val="18"/>
+              </w:rPr>
+            </w:r>
+            <w:r>
+              <w:rPr>
+                <w:rFonts w:ascii="Arial" w:hAnsi="Arial" w:eastAsia="Arial" w:cs="Tahoma"/>
                 <w:sz w:val="18"/>
               </w:rPr>
               <w:t>517-528</w:t>
@@ -11175,13 +12274,13 @@
             </w:pPr>
             <w:r>
               <w:rPr>
-                <w:rFonts w:ascii="Arial" w:hAnsi="Arial" w:eastAsia="Arial"/>
-                <w:sz w:val="18"/>
-              </w:rPr>
-            </w:r>
-            <w:r>
-              <w:rPr>
-                <w:rFonts w:ascii="Arial" w:hAnsi="Arial" w:eastAsia="Arial"/>
+                <w:rFonts w:ascii="Arial" w:hAnsi="Arial" w:eastAsia="Arial" w:cs="Tahoma"/>
+                <w:sz w:val="18"/>
+              </w:rPr>
+            </w:r>
+            <w:r>
+              <w:rPr>
+                <w:rFonts w:ascii="Arial" w:hAnsi="Arial" w:eastAsia="Arial" w:cs="Tahoma"/>
                 <w:sz w:val="18"/>
               </w:rPr>
               <w:t>Responsibility</w:t>
@@ -11200,13 +12299,13 @@
             </w:pPr>
             <w:r>
               <w:rPr>
-                <w:rFonts w:ascii="Arial" w:hAnsi="Arial" w:eastAsia="Arial"/>
-                <w:sz w:val="18"/>
-              </w:rPr>
-            </w:r>
-            <w:r>
-              <w:rPr>
-                <w:rFonts w:ascii="Arial" w:hAnsi="Arial" w:eastAsia="Arial"/>
+                <w:rFonts w:ascii="Arial" w:hAnsi="Arial" w:eastAsia="Arial" w:cs="Tahoma"/>
+                <w:sz w:val="18"/>
+              </w:rPr>
+            </w:r>
+            <w:r>
+              <w:rPr>
+                <w:rFonts w:ascii="Arial" w:hAnsi="Arial" w:eastAsia="Arial" w:cs="Tahoma"/>
                 <w:sz w:val="18"/>
               </w:rPr>
               <w:t>Update verification flags, working days, growth-rate calculations, cleanup old files.</w:t>
@@ -11223,7 +12322,7 @@
       </w:pPr>
       <w:r>
         <w:rPr>
-          <w:rFonts w:ascii="Courier New" w:hAnsi="Courier New"/>
+          <w:rFonts w:ascii="Courier New" w:hAnsi="Courier New" w:eastAsia="Courier New" w:cs="Tahoma"/>
           <w:sz w:val="14"/>
         </w:rPr>
         <w:tab/>
@@ -11347,7 +12446,7 @@
             <w:r/>
             <w:r>
               <w:rPr>
-                <w:rFonts w:ascii="Arial" w:hAnsi="Arial" w:eastAsia="Arial"/>
+                <w:rFonts w:ascii="Arial" w:hAnsi="Arial" w:eastAsia="Arial" w:cs="Tahoma"/>
                 <w:b/>
                 <w:sz w:val="18"/>
               </w:rPr>
@@ -11369,7 +12468,7 @@
             <w:r/>
             <w:r>
               <w:rPr>
-                <w:rFonts w:ascii="Arial" w:hAnsi="Arial" w:eastAsia="Arial"/>
+                <w:rFonts w:ascii="Arial" w:hAnsi="Arial" w:eastAsia="Arial" w:cs="Tahoma"/>
                 <w:b/>
                 <w:sz w:val="18"/>
               </w:rPr>
@@ -11394,13 +12493,13 @@
             </w:pPr>
             <w:r>
               <w:rPr>
-                <w:rFonts w:ascii="Arial" w:hAnsi="Arial" w:eastAsia="Arial"/>
-                <w:sz w:val="18"/>
-              </w:rPr>
-            </w:r>
-            <w:r>
-              <w:rPr>
-                <w:rFonts w:ascii="Arial" w:hAnsi="Arial" w:eastAsia="Arial"/>
+                <w:rFonts w:ascii="Arial" w:hAnsi="Arial" w:eastAsia="Arial" w:cs="Tahoma"/>
+                <w:sz w:val="18"/>
+              </w:rPr>
+            </w:r>
+            <w:r>
+              <w:rPr>
+                <w:rFonts w:ascii="Arial" w:hAnsi="Arial" w:eastAsia="Arial" w:cs="Tahoma"/>
                 <w:sz w:val="18"/>
               </w:rPr>
               <w:t>Source file</w:t>
@@ -11419,13 +12518,13 @@
             </w:pPr>
             <w:r>
               <w:rPr>
-                <w:rFonts w:ascii="Arial" w:hAnsi="Arial" w:eastAsia="Arial"/>
-                <w:sz w:val="18"/>
-              </w:rPr>
-            </w:r>
-            <w:r>
-              <w:rPr>
-                <w:rFonts w:ascii="Arial" w:hAnsi="Arial" w:eastAsia="Arial"/>
+                <w:rFonts w:ascii="Arial" w:hAnsi="Arial" w:eastAsia="Arial" w:cs="Tahoma"/>
+                <w:sz w:val="18"/>
+              </w:rPr>
+            </w:r>
+            <w:r>
+              <w:rPr>
+                <w:rFonts w:ascii="Arial" w:hAnsi="Arial" w:eastAsia="Arial" w:cs="Tahoma"/>
                 <w:sz w:val="18"/>
               </w:rPr>
               <w:t>fcsJar/src/th/co/gosoft/fgi/dao/jdbc/ImportJdbc.java</w:t>
@@ -11449,13 +12548,13 @@
             </w:pPr>
             <w:r>
               <w:rPr>
-                <w:rFonts w:ascii="Arial" w:hAnsi="Arial" w:eastAsia="Arial"/>
-                <w:sz w:val="18"/>
-              </w:rPr>
-            </w:r>
-            <w:r>
-              <w:rPr>
-                <w:rFonts w:ascii="Arial" w:hAnsi="Arial" w:eastAsia="Arial"/>
+                <w:rFonts w:ascii="Arial" w:hAnsi="Arial" w:eastAsia="Arial" w:cs="Tahoma"/>
+                <w:sz w:val="18"/>
+              </w:rPr>
+            </w:r>
+            <w:r>
+              <w:rPr>
+                <w:rFonts w:ascii="Arial" w:hAnsi="Arial" w:eastAsia="Arial" w:cs="Tahoma"/>
                 <w:sz w:val="18"/>
               </w:rPr>
               <w:t>Original lines</w:t>
@@ -11474,13 +12573,13 @@
             </w:pPr>
             <w:r>
               <w:rPr>
-                <w:rFonts w:ascii="Arial" w:hAnsi="Arial" w:eastAsia="Arial"/>
-                <w:sz w:val="18"/>
-              </w:rPr>
-            </w:r>
-            <w:r>
-              <w:rPr>
-                <w:rFonts w:ascii="Arial" w:hAnsi="Arial" w:eastAsia="Arial"/>
+                <w:rFonts w:ascii="Arial" w:hAnsi="Arial" w:eastAsia="Arial" w:cs="Tahoma"/>
+                <w:sz w:val="18"/>
+              </w:rPr>
+            </w:r>
+            <w:r>
+              <w:rPr>
+                <w:rFonts w:ascii="Arial" w:hAnsi="Arial" w:eastAsia="Arial" w:cs="Tahoma"/>
                 <w:sz w:val="18"/>
               </w:rPr>
               <w:t>793-804</w:t>
@@ -11504,13 +12603,13 @@
             </w:pPr>
             <w:r>
               <w:rPr>
-                <w:rFonts w:ascii="Arial" w:hAnsi="Arial" w:eastAsia="Arial"/>
-                <w:sz w:val="18"/>
-              </w:rPr>
-            </w:r>
-            <w:r>
-              <w:rPr>
-                <w:rFonts w:ascii="Arial" w:hAnsi="Arial" w:eastAsia="Arial"/>
+                <w:rFonts w:ascii="Arial" w:hAnsi="Arial" w:eastAsia="Arial" w:cs="Tahoma"/>
+                <w:sz w:val="18"/>
+              </w:rPr>
+            </w:r>
+            <w:r>
+              <w:rPr>
+                <w:rFonts w:ascii="Arial" w:hAnsi="Arial" w:eastAsia="Arial" w:cs="Tahoma"/>
                 <w:sz w:val="18"/>
               </w:rPr>
               <w:t>Responsibility</w:t>
@@ -11529,13 +12628,13 @@
             </w:pPr>
             <w:r>
               <w:rPr>
-                <w:rFonts w:ascii="Arial" w:hAnsi="Arial" w:eastAsia="Arial"/>
-                <w:sz w:val="18"/>
-              </w:rPr>
-            </w:r>
-            <w:r>
-              <w:rPr>
-                <w:rFonts w:ascii="Arial" w:hAnsi="Arial" w:eastAsia="Arial"/>
+                <w:rFonts w:ascii="Arial" w:hAnsi="Arial" w:eastAsia="Arial" w:cs="Tahoma"/>
+                <w:sz w:val="18"/>
+              </w:rPr>
+            </w:r>
+            <w:r>
+              <w:rPr>
+                <w:rFonts w:ascii="Arial" w:hAnsi="Arial" w:eastAsia="Arial" w:cs="Tahoma"/>
                 <w:sz w:val="18"/>
               </w:rPr>
               <w:t>Update verification flags, working days, growth-rate calculations, cleanup old files.</w:t>
@@ -11552,7 +12651,7 @@
       </w:pPr>
       <w:r>
         <w:rPr>
-          <w:rFonts w:ascii="Courier New" w:hAnsi="Courier New"/>
+          <w:rFonts w:ascii="Courier New" w:hAnsi="Courier New" w:eastAsia="Courier New" w:cs="Tahoma"/>
           <w:sz w:val="14"/>
         </w:rPr>
         <w:tab/>
@@ -11640,7 +12739,7 @@
     </w:pPr>
     <w:r>
       <w:rPr>
-        <w:rFonts w:ascii="Arial" w:hAnsi="Arial"/>
+        <w:rFonts w:ascii="Arial" w:hAnsi="Arial" w:eastAsia="Arial" w:cs="Tahoma"/>
         <w:sz w:val="16"/>
       </w:rPr>
       <w:t xml:space="preserve">หน้า </w:t>
@@ -11659,7 +12758,7 @@
     </w:pPr>
     <w:r>
       <w:rPr>
-        <w:rFonts w:ascii="Arial" w:hAnsi="Arial" w:eastAsia="Arial"/>
+        <w:rFonts w:ascii="Arial" w:hAnsi="Arial" w:eastAsia="Arial" w:cs="Tahoma"/>
         <w:color w:val="66717F"/>
         <w:sz w:val="16"/>
       </w:rPr>
@@ -12033,7 +13132,7 @@
     <w:qFormat/>
     <w:rsid w:val="00FC693F"/>
     <w:rPr>
-      <w:rFonts w:ascii="Arial" w:hAnsi="Arial" w:eastAsia="Arial"/>
+      <w:rFonts w:ascii="Arial" w:hAnsi="Arial" w:eastAsia="Arial" w:cs="Tahoma"/>
       <w:sz w:val="20"/>
     </w:rPr>
   </w:style>
@@ -12096,7 +13195,7 @@
       <w:outlineLvl w:val="0"/>
     </w:pPr>
     <w:rPr>
-      <w:rFonts w:asciiTheme="majorHAnsi" w:eastAsiaTheme="majorEastAsia" w:hAnsiTheme="majorHAnsi" w:cstheme="majorBidi" w:ascii="Arial" w:hAnsi="Arial" w:eastAsia="Arial"/>
+      <w:rFonts w:asciiTheme="majorHAnsi" w:eastAsiaTheme="majorEastAsia" w:hAnsiTheme="majorHAnsi" w:cstheme="majorBidi" w:ascii="Arial" w:hAnsi="Arial" w:eastAsia="Arial" w:cs="Tahoma"/>
       <w:b/>
       <w:bCs/>
       <w:color w:val="1F4D78"/>
@@ -12120,7 +13219,7 @@
       <w:outlineLvl w:val="1"/>
     </w:pPr>
     <w:rPr>
-      <w:rFonts w:asciiTheme="majorHAnsi" w:eastAsiaTheme="majorEastAsia" w:hAnsiTheme="majorHAnsi" w:cstheme="majorBidi" w:ascii="Arial" w:hAnsi="Arial" w:eastAsia="Arial"/>
+      <w:rFonts w:asciiTheme="majorHAnsi" w:eastAsiaTheme="majorEastAsia" w:hAnsiTheme="majorHAnsi" w:cstheme="majorBidi" w:ascii="Arial" w:hAnsi="Arial" w:eastAsia="Arial" w:cs="Tahoma"/>
       <w:b/>
       <w:bCs/>
       <w:color w:val="2E74B5"/>
@@ -12144,7 +13243,7 @@
       <w:outlineLvl w:val="2"/>
     </w:pPr>
     <w:rPr>
-      <w:rFonts w:asciiTheme="majorHAnsi" w:eastAsiaTheme="majorEastAsia" w:hAnsiTheme="majorHAnsi" w:cstheme="majorBidi" w:ascii="Arial" w:hAnsi="Arial" w:eastAsia="Arial"/>
+      <w:rFonts w:asciiTheme="majorHAnsi" w:eastAsiaTheme="majorEastAsia" w:hAnsiTheme="majorHAnsi" w:cstheme="majorBidi" w:ascii="Arial" w:hAnsi="Arial" w:eastAsia="Arial" w:cs="Tahoma"/>
       <w:b/>
       <w:bCs/>
       <w:color w:val="1F4D78"/>
@@ -12168,7 +13267,7 @@
       <w:outlineLvl w:val="3"/>
     </w:pPr>
     <w:rPr>
-      <w:rFonts w:asciiTheme="majorHAnsi" w:eastAsiaTheme="majorEastAsia" w:hAnsiTheme="majorHAnsi" w:cstheme="majorBidi" w:ascii="Arial" w:hAnsi="Arial" w:eastAsia="Arial"/>
+      <w:rFonts w:asciiTheme="majorHAnsi" w:eastAsiaTheme="majorEastAsia" w:hAnsiTheme="majorHAnsi" w:cstheme="majorBidi" w:ascii="Arial" w:hAnsi="Arial" w:eastAsia="Arial" w:cs="Tahoma"/>
       <w:b/>
       <w:bCs/>
       <w:i/>

--- a/LLDD/word/BE/Jobs/LLDD-BE-Job-5-ImportImpactSaleFromIAS.docx
+++ b/LLDD/word/BE/Jobs/LLDD-BE-Job-5-ImportImpactSaleFromIAS.docx
@@ -701,7 +701,22 @@
                 <w:rFonts w:ascii="Arial" w:hAnsi="Arial" w:eastAsia="Arial" w:cs="Tahoma"/>
                 <w:sz w:val="18"/>
               </w:rPr>
-              <w:t>รับยอดขายจาก IAS + คำนวณ Growth: อ่านไฟล์ตอบกลับยอดขาย AMS06001I จาก IAS บันทึกยอดขายรายวันลง sales_transactions คำนวณ sales_diff และ outlier ในหน้าต่าง 4 ช่วง × 15 วันรอบวันเปิดร้านใหม่ แล้วกำหนด sales_status = Y / N จาก growth_rate_diff</w:t>
+              <w:t xml:space="preserve">รับยอดขายจาก IAS + คำนวณ Growth: อ่านไฟล์ตอบกลับยอดขาย AMS06001I ที่ IAS/MIS วางไว้บน </w:t>
+            </w:r>
+            <w:r>
+              <w:rPr>
+                <w:rFonts w:ascii="Arial" w:hAnsi="Arial" w:eastAsia="Arial" w:cs="Tahoma"/>
+                <w:b/>
+                <w:sz w:val="18"/>
+              </w:rPr>
+              <w:t>EAI S3</w:t>
+            </w:r>
+            <w:r>
+              <w:rPr>
+                <w:rFonts w:ascii="Arial" w:hAnsi="Arial" w:eastAsia="Arial" w:cs="Tahoma"/>
+                <w:sz w:val="18"/>
+              </w:rPr>
+              <w:t xml:space="preserve"> (prefix ขาเข้า · มติ 2026-08-24 แทนการรับผ่าน SFTP) บันทึกยอดขายรายวันลง sales_transactions คำนวณ sales_diff และ outlier ในหน้าต่าง 4 ช่วง × 15 วันรอบวันเปิดร้านใหม่ แล้วกำหนด sales_status = Y / N จาก growth_rate_diff</w:t>
             </w:r>
           </w:p>
         </w:tc>
@@ -1183,7 +1198,7 @@
                 <w:rFonts w:ascii="Arial" w:hAnsi="Arial" w:eastAsia="Arial" w:cs="Tahoma"/>
                 <w:sz w:val="18"/>
               </w:rPr>
-              <w:t>impacted_store_code | OPENDATE_N | SALES_DATE | SALES_AMOUNT</w:t>
+              <w:t>impacted_store_code | วันเปิดร้านใหม่ | วันที่ขาย | ยอดขาย (4 ฟิลด์ตามสัญญาไฟล์ของ IAS)</w:t>
             </w:r>
           </w:p>
         </w:tc>
@@ -1238,7 +1253,7 @@
                 <w:rFonts w:ascii="Arial" w:hAnsi="Arial" w:eastAsia="Arial" w:cs="Tahoma"/>
                 <w:sz w:val="18"/>
               </w:rPr>
-              <w:t>4 ช่วง × 15 วัน รอบ OPENDATE_N (ไม่รวมวันเปิด)</w:t>
+              <w:t>4 ช่วง × 15 วัน รอบวันเปิดร้านใหม่ (ไม่รวมวันเปิด) — วันเปิดร้านอ่านจาก master ของระบบ SBP เดิม</w:t>
             </w:r>
           </w:p>
         </w:tc>
@@ -2845,7 +2860,7 @@
                 <w:rFonts w:ascii="Arial" w:hAnsi="Arial" w:eastAsia="Arial" w:cs="Tahoma"/>
                 <w:sz w:val="18"/>
               </w:rPr>
-              <w:t>IAS inbound SFTP ใช้ secretRef, strict known_hosts และ quarantine ไฟล์ที่ checksum/รูปแบบไม่ผ่านก่อน parse</w:t>
+              <w:t>สิทธิ์อ่าน EAI S3 ใช้ IAM role ของ pod หรือ secretRef=secret/sbpgi/interfaces/eai-s3 จำกัดเฉพาะ prefix ขาเข้า/backup ของ IAS (GetObject + PutObject เฉพาะ backup); quarantine อ็อบเจกต์ที่ checksum/รูปแบบไม่ผ่าน แทนการลบทิ้ง</w:t>
             </w:r>
           </w:p>
         </w:tc>
@@ -3504,7 +3519,7 @@
                 <w:rFonts w:ascii="Arial" w:hAnsi="Arial" w:eastAsia="Arial" w:cs="Tahoma"/>
                 <w:sz w:val="18"/>
               </w:rPr>
-              <w:t>IAS inbound SFTP ใช้ secretRef, strict known_hosts และ quarantine ไฟล์ที่ checksum/รูปแบบไม่ผ่านก่อน parse</w:t>
+              <w:t>สิทธิ์อ่าน EAI S3 ใช้ IAM role ของ pod หรือ secretRef=secret/sbpgi/interfaces/eai-s3 จำกัดเฉพาะ prefix ขาเข้า/backup ของ IAS (GetObject + PutObject เฉพาะ backup); quarantine อ็อบเจกต์ที่ checksum/รูปแบบไม่ผ่าน แทนการลบทิ้ง</w:t>
             </w:r>
           </w:p>
         </w:tc>
@@ -4558,7 +4573,7 @@
                 <w:rFonts w:ascii="Arial" w:hAnsi="Arial" w:eastAsia="Arial" w:cs="Tahoma"/>
                 <w:sz w:val="18"/>
               </w:rPr>
-              <w:t>tracking: data_name=IMPORT_SALES_FROM_IAS · typed FK = sales_summary_id</w:t>
+              <w:t>tracking: data_name=IMPACT_STORE_SALES · direction=IN · status=ACKED (ขารับกลับของรอบที่ Job 4 ส่งออก) · typed FK = sales_summary_id</w:t>
             </w:r>
           </w:p>
         </w:tc>
@@ -5429,7 +5444,7 @@
         <w:br/>
         <w:t xml:space="preserve">  cron: string;</w:t>
         <w:br/>
-        <w:t xml:space="preserve">  /** Input File — impacted_store_code | OPENDATE_N | SALES_DATE | SALES_AMOUNT */</w:t>
+        <w:t xml:space="preserve">  /** Input File — impacted_store_code | วันเปิดร้านใหม่ | วันที่ขาย | ยอดขาย (4 ฟิลด์ตามสัญญาไฟล์ของ IAS) */</w:t>
         <w:br/>
         <w:t xml:space="preserve">  inputFile: string;</w:t>
         <w:br/>
@@ -5472,7 +5487,7 @@
         <w:br/>
         <w:t xml:space="preserve">  inputFile = process.env.SBPGI_JOB5_INPUT_FILE ?? 'AMS06001I_yyyyMMddHHmm.txt (WINDOWS-874, 4 ฟิลด์)'; // TODO: ค่าคงที่ทางธุรกิจ — เปลี่ยนต้องผ่านการอนุมัติ</w:t>
         <w:br/>
-        <w:t xml:space="preserve">  calcWindow = process.env.SBPGI_JOB5_CALC_WINDOW ?? '4 ช่วง × 15 วัน รอบ OPENDATE_N (ไม่รวมวันเปิด)'; // TODO: ค่าคงที่ทางธุรกิจ — เปลี่ยนต้องผ่านการอนุมัติ</w:t>
+        <w:t xml:space="preserve">  calcWindow = process.env.SBPGI_JOB5_CALC_WINDOW ?? '4 ช่วง × 15 วัน รอบวันเปิดร้านใหม่ (ไม่รวมวันเปิด) — วันเปิดร้านอ่านจาก master ของระบบ SBP เดิม'; // TODO: ค่าคงที่ทางธุรกิจ — เปลี่ยนต้องผ่านการอนุมัติ</w:t>
         <w:br/>
         <w:t xml:space="preserve">  outlier = process.env.SBPGI_JOB5_OUTLIER ?? '|sales_diff| ≥ 50'; // TODO: ค่าคงที่ทางธุรกิจ — เปลี่ยนต้องผ่านการอนุมัติ</w:t>
         <w:br/>
@@ -5674,9 +5689,9 @@
         <w:t xml:space="preserve">  }</w:t>
         <w:br/>
         <w:br/>
-        <w:t xml:space="preserve">  // อ่านไฟล์ WINDOWS-874 จัดกลุ่มตามร้าน + วันเปิด</w:t>
-        <w:br/>
-        <w:t xml:space="preserve">  async step02ReadFile(state: JobState, manager?: EntityManager): Promise&lt;void&gt; {</w:t>
+        <w:t xml:space="preserve">  // ดึงไฟล์จาก EAI S3 (prefix ขาเข้า) แล้วอ่าน WINDOWS-874 จัดกลุ่มตามร้าน + วันเปิด</w:t>
+        <w:br/>
+        <w:t xml:space="preserve">  async step02Read(state: JobState, manager?: EntityManager): Promise&lt;void&gt; {</w:t>
         <w:br/>
         <w:t xml:space="preserve">    // TODO: implement</w:t>
         <w:br/>
@@ -5701,9 +5716,18 @@
         <w:t xml:space="preserve">  }</w:t>
         <w:br/>
         <w:br/>
+        <w:t xml:space="preserve">  // insert interface_transactions: data_name = IMPACT_STORE_SALES · direction = IN · status = ACKED</w:t>
+        <w:br/>
+        <w:t xml:space="preserve">  async step05ReadFile(state: JobState, manager?: EntityManager): Promise&lt;void&gt; {</w:t>
+        <w:br/>
+        <w:t xml:space="preserve">    // TODO: implement</w:t>
+        <w:br/>
+        <w:t xml:space="preserve">  }</w:t>
+        <w:br/>
+        <w:br/>
         <w:t xml:space="preserve">  // total_working_days = จำนวนแถวดิบทั้งหมด</w:t>
         <w:br/>
-        <w:t xml:space="preserve">  async step05Calculate(state: JobState, manager?: EntityManager): Promise&lt;void&gt; {</w:t>
+        <w:t xml:space="preserve">  async step06Calculate(state: JobState, manager?: EntityManager): Promise&lt;void&gt; {</w:t>
         <w:br/>
         <w:t xml:space="preserve">    // TODO: implement</w:t>
         <w:br/>
@@ -5712,7 +5736,7 @@
         <w:br/>
         <w:t xml:space="preserve">  // ต้องคำนวณ sales_diff? (ไม่เข้าเงื่อนไข pre-accept)</w:t>
         <w:br/>
-        <w:t xml:space="preserve">  async check06Calculate(state: JobState): Promise&lt;boolean&gt; {</w:t>
+        <w:t xml:space="preserve">  async check07Calculate(state: JobState): Promise&lt;boolean&gt; {</w:t>
         <w:br/>
         <w:t xml:space="preserve">    return true; // TODO: เงื่อนไขจริงตามผัง</w:t>
         <w:br/>
@@ -5721,34 +5745,34 @@
         <w:br/>
         <w:t xml:space="preserve">  // คำนวณ sales_diff รายวัน + outlier แบบจับคู่ (|sales_diff| ≥ 50)</w:t>
         <w:br/>
-        <w:t xml:space="preserve">  async step07Calculate(state: JobState, manager?: EntityManager): Promise&lt;void&gt; {</w:t>
+        <w:t xml:space="preserve">  async step08Calculate(state: JobState, manager?: EntityManager): Promise&lt;void&gt; {</w:t>
         <w:br/>
         <w:t xml:space="preserve">    // TODO: implement</w:t>
         <w:br/>
         <w:t xml:space="preserve">  }</w:t>
         <w:br/>
         <w:br/>
-        <w:t xml:space="preserve">  // NVL(growth_rate_diff, −1) &lt; 0 ?</w:t>
-        <w:br/>
-        <w:t xml:space="preserve">  async check08Condition(state: JobState): Promise&lt;boolean&gt; {</w:t>
+        <w:t xml:space="preserve">  // COALESCE(growth_rate_diff, −1) &lt; 0 ?</w:t>
+        <w:br/>
+        <w:t xml:space="preserve">  async check09Condition(state: JobState): Promise&lt;boolean&gt; {</w:t>
         <w:br/>
         <w:t xml:space="preserve">    return true; // TODO: เงื่อนไขจริงตามผัง</w:t>
         <w:br/>
         <w:t xml:space="preserve">  }</w:t>
         <w:br/>
         <w:br/>
-        <w:t xml:space="preserve">  // sales_status = Y แล้ว insert tracking IMPORT_SALES_FROM_IAS</w:t>
-        <w:br/>
-        <w:t xml:space="preserve">  async step09Insert(state: JobState, manager?: EntityManager): Promise&lt;void&gt; {</w:t>
+        <w:t xml:space="preserve">  // sales_status = Y (เข้าเกณฑ์ชดเชย)</w:t>
+        <w:br/>
+        <w:t xml:space="preserve">  async step10ReadFile(state: JobState, manager?: EntityManager): Promise&lt;void&gt; {</w:t>
         <w:br/>
         <w:t xml:space="preserve">    // TODO: implement</w:t>
         <w:br/>
         <w:t xml:space="preserve">  }</w:t>
         <w:br/>
         <w:br/>
-        <w:t xml:space="preserve">  // ย้ายไฟล์เข้า backup</w:t>
-        <w:br/>
-        <w:t xml:space="preserve">  async step10Archive(state: JobState, manager?: EntityManager): Promise&lt;void&gt; {</w:t>
+        <w:t xml:space="preserve">  // ย้ายอ็อบเจกต์ไป prefix backup บน EAI S3</w:t>
+        <w:br/>
+        <w:t xml:space="preserve">  async step11Archive(state: JobState, manager?: EntityManager): Promise&lt;void&gt; {</w:t>
         <w:br/>
         <w:t xml:space="preserve">    // TODO: implement</w:t>
         <w:br/>
@@ -6120,7 +6144,7 @@
                 <w:rFonts w:ascii="Arial" w:hAnsi="Arial" w:eastAsia="Arial" w:cs="Tahoma"/>
                 <w:sz w:val="18"/>
               </w:rPr>
-              <w:t>อ่านไฟล์ WINDOWS-874 จัดกลุ่มตามร้าน + วันเปิด</w:t>
+              <w:t>ดึงไฟล์จาก EAI S3 (prefix ขาเข้า) แล้วอ่าน WINDOWS-874 จัดกลุ่มตามร้าน + วันเปิด</w:t>
             </w:r>
           </w:p>
         </w:tc>
@@ -6145,7 +6169,7 @@
                 <w:rFonts w:ascii="Arial" w:hAnsi="Arial" w:eastAsia="Arial" w:cs="Tahoma"/>
                 <w:sz w:val="18"/>
               </w:rPr>
-              <w:t>step02ReadFile()</w:t>
+              <w:t>step02Read()</w:t>
             </w:r>
           </w:p>
         </w:tc>
@@ -6510,7 +6534,7 @@
                 <w:rFonts w:ascii="Arial" w:hAnsi="Arial" w:eastAsia="Arial" w:cs="Tahoma"/>
                 <w:sz w:val="18"/>
               </w:rPr>
-              <w:t>total_working_days = จำนวนแถวดิบทั้งหมด</w:t>
+              <w:t>insert interface_transactions: data_name = IMPACT_STORE_SALES · direction = IN · status = ACKED</w:t>
             </w:r>
           </w:p>
         </w:tc>
@@ -6535,7 +6559,7 @@
                 <w:rFonts w:ascii="Arial" w:hAnsi="Arial" w:eastAsia="Arial" w:cs="Tahoma"/>
                 <w:sz w:val="18"/>
               </w:rPr>
-              <w:t>step05Calculate()</w:t>
+              <w:t>step05ReadFile()</w:t>
             </w:r>
           </w:p>
         </w:tc>
@@ -6615,7 +6639,7 @@
                 <w:rFonts w:ascii="Arial" w:hAnsi="Arial" w:eastAsia="Arial" w:cs="Tahoma"/>
                 <w:sz w:val="18"/>
               </w:rPr>
-              <w:t>decision</w:t>
+              <w:t>process</w:t>
             </w:r>
           </w:p>
         </w:tc>
@@ -6640,7 +6664,7 @@
                 <w:rFonts w:ascii="Arial" w:hAnsi="Arial" w:eastAsia="Arial" w:cs="Tahoma"/>
                 <w:sz w:val="18"/>
               </w:rPr>
-              <w:t>ต้องคำนวณ sales_diff? (ไม่เข้าเงื่อนไข pre-accept)</w:t>
+              <w:t>total_working_days = จำนวนแถวดิบทั้งหมด</w:t>
             </w:r>
           </w:p>
         </w:tc>
@@ -6665,7 +6689,7 @@
                 <w:rFonts w:ascii="Arial" w:hAnsi="Arial" w:eastAsia="Arial" w:cs="Tahoma"/>
                 <w:sz w:val="18"/>
               </w:rPr>
-              <w:t>check06Calculate()</w:t>
+              <w:t>step06Calculate()</w:t>
             </w:r>
           </w:p>
         </w:tc>
@@ -6690,7 +6714,7 @@
                 <w:rFonts w:ascii="Arial" w:hAnsi="Arial" w:eastAsia="Arial" w:cs="Tahoma"/>
                 <w:sz w:val="18"/>
               </w:rPr>
-              <w:t>[branch] Pre-accept: sales_status = Y ทันที</w:t>
+              <w:t>throw JobFailedError เมื่อทำไม่สำเร็จ</w:t>
             </w:r>
           </w:p>
         </w:tc>
@@ -6745,7 +6769,7 @@
                 <w:rFonts w:ascii="Arial" w:hAnsi="Arial" w:eastAsia="Arial" w:cs="Tahoma"/>
                 <w:sz w:val="18"/>
               </w:rPr>
-              <w:t>process</w:t>
+              <w:t>decision</w:t>
             </w:r>
           </w:p>
         </w:tc>
@@ -6770,7 +6794,7 @@
                 <w:rFonts w:ascii="Arial" w:hAnsi="Arial" w:eastAsia="Arial" w:cs="Tahoma"/>
                 <w:sz w:val="18"/>
               </w:rPr>
-              <w:t>คำนวณ sales_diff รายวัน + outlier แบบจับคู่ (|sales_diff| ≥ 50)</w:t>
+              <w:t>ต้องคำนวณ sales_diff? (ไม่เข้าเงื่อนไข pre-accept)</w:t>
             </w:r>
           </w:p>
         </w:tc>
@@ -6795,7 +6819,7 @@
                 <w:rFonts w:ascii="Arial" w:hAnsi="Arial" w:eastAsia="Arial" w:cs="Tahoma"/>
                 <w:sz w:val="18"/>
               </w:rPr>
-              <w:t>step07Calculate()</w:t>
+              <w:t>check07Calculate()</w:t>
             </w:r>
           </w:p>
         </w:tc>
@@ -6820,7 +6844,7 @@
                 <w:rFonts w:ascii="Arial" w:hAnsi="Arial" w:eastAsia="Arial" w:cs="Tahoma"/>
                 <w:sz w:val="18"/>
               </w:rPr>
-              <w:t>throw JobFailedError เมื่อทำไม่สำเร็จ</w:t>
+              <w:t>[branch] Pre-accept: sales_status = Y ทันที</w:t>
             </w:r>
           </w:p>
         </w:tc>
@@ -6875,7 +6899,7 @@
                 <w:rFonts w:ascii="Arial" w:hAnsi="Arial" w:eastAsia="Arial" w:cs="Tahoma"/>
                 <w:sz w:val="18"/>
               </w:rPr>
-              <w:t>decision</w:t>
+              <w:t>process</w:t>
             </w:r>
           </w:p>
         </w:tc>
@@ -6900,7 +6924,7 @@
                 <w:rFonts w:ascii="Arial" w:hAnsi="Arial" w:eastAsia="Arial" w:cs="Tahoma"/>
                 <w:sz w:val="18"/>
               </w:rPr>
-              <w:t>NVL(growth_rate_diff, −1) &lt; 0 ?</w:t>
+              <w:t>คำนวณ sales_diff รายวัน + outlier แบบจับคู่ (|sales_diff| ≥ 50)</w:t>
             </w:r>
           </w:p>
         </w:tc>
@@ -6925,7 +6949,7 @@
                 <w:rFonts w:ascii="Arial" w:hAnsi="Arial" w:eastAsia="Arial" w:cs="Tahoma"/>
                 <w:sz w:val="18"/>
               </w:rPr>
-              <w:t>check08Condition()</w:t>
+              <w:t>step08Calculate()</w:t>
             </w:r>
           </w:p>
         </w:tc>
@@ -6950,7 +6974,7 @@
                 <w:rFonts w:ascii="Arial" w:hAnsi="Arial" w:eastAsia="Arial" w:cs="Tahoma"/>
                 <w:sz w:val="18"/>
               </w:rPr>
-              <w:t>[branch] sales_status = N (ไม่เข้าเกณฑ์ชดเชย)</w:t>
+              <w:t>throw JobFailedError เมื่อทำไม่สำเร็จ</w:t>
             </w:r>
           </w:p>
         </w:tc>
@@ -7005,7 +7029,7 @@
                 <w:rFonts w:ascii="Arial" w:hAnsi="Arial" w:eastAsia="Arial" w:cs="Tahoma"/>
                 <w:sz w:val="18"/>
               </w:rPr>
-              <w:t>process</w:t>
+              <w:t>decision</w:t>
             </w:r>
           </w:p>
         </w:tc>
@@ -7030,7 +7054,7 @@
                 <w:rFonts w:ascii="Arial" w:hAnsi="Arial" w:eastAsia="Arial" w:cs="Tahoma"/>
                 <w:sz w:val="18"/>
               </w:rPr>
-              <w:t>sales_status = Y แล้ว insert tracking IMPORT_SALES_FROM_IAS</w:t>
+              <w:t>COALESCE(growth_rate_diff, −1) &lt; 0 ?</w:t>
             </w:r>
           </w:p>
         </w:tc>
@@ -7055,7 +7079,7 @@
                 <w:rFonts w:ascii="Arial" w:hAnsi="Arial" w:eastAsia="Arial" w:cs="Tahoma"/>
                 <w:sz w:val="18"/>
               </w:rPr>
-              <w:t>step09Insert()</w:t>
+              <w:t>check09Condition()</w:t>
             </w:r>
           </w:p>
         </w:tc>
@@ -7080,7 +7104,7 @@
                 <w:rFonts w:ascii="Arial" w:hAnsi="Arial" w:eastAsia="Arial" w:cs="Tahoma"/>
                 <w:sz w:val="18"/>
               </w:rPr>
-              <w:t>throw JobFailedError เมื่อทำไม่สำเร็จ</w:t>
+              <w:t>[branch] sales_status = N (ไม่เข้าเกณฑ์ชดเชย)</w:t>
             </w:r>
           </w:p>
         </w:tc>
@@ -7135,7 +7159,7 @@
                 <w:rFonts w:ascii="Arial" w:hAnsi="Arial" w:eastAsia="Arial" w:cs="Tahoma"/>
                 <w:sz w:val="18"/>
               </w:rPr>
-              <w:t>io</w:t>
+              <w:t>process</w:t>
             </w:r>
           </w:p>
         </w:tc>
@@ -7160,7 +7184,7 @@
                 <w:rFonts w:ascii="Arial" w:hAnsi="Arial" w:eastAsia="Arial" w:cs="Tahoma"/>
                 <w:sz w:val="18"/>
               </w:rPr>
-              <w:t>ย้ายไฟล์เข้า backup</w:t>
+              <w:t>sales_status = Y (เข้าเกณฑ์ชดเชย)</w:t>
             </w:r>
           </w:p>
         </w:tc>
@@ -7185,7 +7209,7 @@
                 <w:rFonts w:ascii="Arial" w:hAnsi="Arial" w:eastAsia="Arial" w:cs="Tahoma"/>
                 <w:sz w:val="18"/>
               </w:rPr>
-              <w:t>step10Archive()</w:t>
+              <w:t>step10ReadFile()</w:t>
             </w:r>
           </w:p>
         </w:tc>
@@ -7241,6 +7265,136 @@
                 <w:sz w:val="18"/>
               </w:rPr>
               <w:t>11</w:t>
+            </w:r>
+          </w:p>
+        </w:tc>
+        <w:tc>
+          <w:tcPr>
+            <w:tcW w:type="dxa" w:w="2016"/>
+            <w:vAlign w:val="center"/>
+          </w:tcPr>
+          <w:p>
+            <w:pPr>
+              <w:keepLines/>
+              <w:spacing w:after="0"/>
+            </w:pPr>
+            <w:r>
+              <w:rPr>
+                <w:rFonts w:ascii="Arial" w:hAnsi="Arial" w:eastAsia="Arial" w:cs="Tahoma"/>
+                <w:sz w:val="18"/>
+              </w:rPr>
+            </w:r>
+            <w:r>
+              <w:rPr>
+                <w:rFonts w:ascii="Arial" w:hAnsi="Arial" w:eastAsia="Arial" w:cs="Tahoma"/>
+                <w:sz w:val="18"/>
+              </w:rPr>
+              <w:t>io</w:t>
+            </w:r>
+          </w:p>
+        </w:tc>
+        <w:tc>
+          <w:tcPr>
+            <w:tcW w:type="dxa" w:w="2016"/>
+            <w:vAlign w:val="center"/>
+          </w:tcPr>
+          <w:p>
+            <w:pPr>
+              <w:keepLines/>
+              <w:spacing w:after="0"/>
+            </w:pPr>
+            <w:r>
+              <w:rPr>
+                <w:rFonts w:ascii="Arial" w:hAnsi="Arial" w:eastAsia="Arial" w:cs="Tahoma"/>
+                <w:sz w:val="18"/>
+              </w:rPr>
+            </w:r>
+            <w:r>
+              <w:rPr>
+                <w:rFonts w:ascii="Arial" w:hAnsi="Arial" w:eastAsia="Arial" w:cs="Tahoma"/>
+                <w:sz w:val="18"/>
+              </w:rPr>
+              <w:t>ย้ายอ็อบเจกต์ไป prefix backup บน EAI S3</w:t>
+            </w:r>
+          </w:p>
+        </w:tc>
+        <w:tc>
+          <w:tcPr>
+            <w:tcW w:type="dxa" w:w="2016"/>
+            <w:vAlign w:val="center"/>
+          </w:tcPr>
+          <w:p>
+            <w:pPr>
+              <w:keepLines/>
+              <w:spacing w:after="0"/>
+            </w:pPr>
+            <w:r>
+              <w:rPr>
+                <w:rFonts w:ascii="Arial" w:hAnsi="Arial" w:eastAsia="Arial" w:cs="Tahoma"/>
+                <w:sz w:val="18"/>
+              </w:rPr>
+            </w:r>
+            <w:r>
+              <w:rPr>
+                <w:rFonts w:ascii="Arial" w:hAnsi="Arial" w:eastAsia="Arial" w:cs="Tahoma"/>
+                <w:sz w:val="18"/>
+              </w:rPr>
+              <w:t>step11Archive()</w:t>
+            </w:r>
+          </w:p>
+        </w:tc>
+        <w:tc>
+          <w:tcPr>
+            <w:tcW w:type="dxa" w:w="2016"/>
+            <w:vAlign w:val="center"/>
+          </w:tcPr>
+          <w:p>
+            <w:pPr>
+              <w:keepLines/>
+              <w:spacing w:after="0"/>
+            </w:pPr>
+            <w:r>
+              <w:rPr>
+                <w:rFonts w:ascii="Arial" w:hAnsi="Arial" w:eastAsia="Arial" w:cs="Tahoma"/>
+                <w:sz w:val="18"/>
+              </w:rPr>
+            </w:r>
+            <w:r>
+              <w:rPr>
+                <w:rFonts w:ascii="Arial" w:hAnsi="Arial" w:eastAsia="Arial" w:cs="Tahoma"/>
+                <w:sz w:val="18"/>
+              </w:rPr>
+              <w:t>throw JobFailedError เมื่อทำไม่สำเร็จ</w:t>
+            </w:r>
+          </w:p>
+        </w:tc>
+      </w:tr>
+      <w:tr>
+        <w:trPr>
+          <w:cantSplit/>
+        </w:trPr>
+        <w:tc>
+          <w:tcPr>
+            <w:tcW w:type="dxa" w:w="2016"/>
+            <w:vAlign w:val="center"/>
+          </w:tcPr>
+          <w:p>
+            <w:pPr>
+              <w:keepLines/>
+              <w:spacing w:after="0"/>
+            </w:pPr>
+            <w:r>
+              <w:rPr>
+                <w:rFonts w:ascii="Arial" w:hAnsi="Arial" w:eastAsia="Arial" w:cs="Tahoma"/>
+                <w:sz w:val="18"/>
+              </w:rPr>
+            </w:r>
+            <w:r>
+              <w:rPr>
+                <w:rFonts w:ascii="Arial" w:hAnsi="Arial" w:eastAsia="Arial" w:cs="Tahoma"/>
+                <w:sz w:val="18"/>
+              </w:rPr>
+              <w:t>12</w:t>
             </w:r>
           </w:p>
         </w:tc>
@@ -7400,9 +7554,9 @@
         <w:br/>
         <w:t xml:space="preserve">    try {</w:t>
         <w:br/>
-        <w:t xml:space="preserve">      // ขั้นที่ 2: อ่านไฟล์ WINDOWS-874 จัดกลุ่มตามร้าน + วันเปิด</w:t>
-        <w:br/>
-        <w:t xml:space="preserve">      await this.service.step02ReadFile(state);</w:t>
+        <w:t xml:space="preserve">      // ขั้นที่ 2: ดึงไฟล์จาก EAI S3 (prefix ขาเข้า) แล้วอ่าน WINDOWS-874 จัดกลุ่มตามร้าน + วันเปิด</w:t>
+        <w:br/>
+        <w:t xml:space="preserve">      await this.service.step02Read(state);</w:t>
         <w:br/>
         <w:t xml:space="preserve">      // ขั้นที่ 3 (decision): เป็นงวดที่ยังไม่นำเข้า?</w:t>
         <w:br/>
@@ -7422,15 +7576,19 @@
         <w:br/>
         <w:t xml:space="preserve">        await this.service.step04Insert(state, manager);</w:t>
         <w:br/>
-        <w:t xml:space="preserve">        // ขั้นที่ 5: total_working_days = จำนวนแถวดิบทั้งหมด · TODO: นับรวมแถวนอกหน้าต่างคำนวณด้วย (raw count)</w:t>
-        <w:br/>
-        <w:t xml:space="preserve">        await this.service.step05Calculate(state, manager);</w:t>
-        <w:br/>
-        <w:t xml:space="preserve">        // ขั้นที่ 6 (decision): ต้องคำนวณ sales_diff? (ไม่เข้าเงื่อนไข pre-accept) · TODO: pre-accept เมื่ออายุร้าน &lt; 12ด.15ว. หรือวันทำการ &lt; 60</w:t>
-        <w:br/>
-        <w:t xml:space="preserve">        const ok06 = await this.service.check06Calculate(state);</w:t>
-        <w:br/>
-        <w:t xml:space="preserve">        if (!ok06) { // NO → Pre-accept: sales_status = Y ทันที</w:t>
+        <w:t xml:space="preserve">        // ขั้นที่ 5: insert interface_transactions: data_name = IMPACT_STORE_SALES · direction = IN · status = ACKED · TODO: บันทึก*การรับไฟล์* — ทำทันทีที่อ่านไฟล์สำเร็จ ไม่ผูกกับผล Y/N เพราะไฟล์มาถึงแล้วไม่ว่าผลจะเป็นอะไร (ถ้าผูกกับสาขา Y งวดที่ผลเป็น N จะไม่มีบันทึก แล้ว Job 10 จะเข้าใจว่า IAS ไม่ตอบกลับ) · เป็นขารับกลับของรอบที่ Job 4 ส่งออก จึงใช้ data_name เดิม — UNIQUE (data_name, direction, business_key, period_key) แยกขา OUT/IN ให้อยู่แล้ว · typed FK = sales_summary_id · acked_at = now</w:t>
+        <w:br/>
+        <w:t xml:space="preserve">        await this.service.step05ReadFile(state, manager);</w:t>
+        <w:br/>
+        <w:t xml:space="preserve">        // ขั้นที่ 6: total_working_days = จำนวนแถวดิบทั้งหมด · TODO: นับรวมแถวนอกหน้าต่างคำนวณด้วย (raw count)</w:t>
+        <w:br/>
+        <w:t xml:space="preserve">        await this.service.step06Calculate(state, manager);</w:t>
+        <w:br/>
+        <w:t xml:space="preserve">        // ขั้นที่ 7 (decision): ต้องคำนวณ sales_diff? (ไม่เข้าเงื่อนไข pre-accept) · TODO: pre-accept เมื่ออายุร้าน &lt; 12ด.15ว. หรือวันทำการ &lt; 60</w:t>
+        <w:br/>
+        <w:t xml:space="preserve">        const ok07 = await this.service.check07Calculate(state);</w:t>
+        <w:br/>
+        <w:t xml:space="preserve">        if (!ok07) { // NO → Pre-accept: sales_status = Y ทันที</w:t>
         <w:br/>
         <w:t xml:space="preserve">          // TODO: เส้น NO ของขั้นนี้เป็น branch ระดับ record — ผังไม่ได้ระบุว่าหยุดหรือไปต่อ</w:t>
         <w:br/>
@@ -7442,15 +7600,15 @@
         <w:br/>
         <w:t xml:space="preserve">        }</w:t>
         <w:br/>
-        <w:t xml:space="preserve">        // ขั้นที่ 7: คำนวณ sales_diff รายวัน + outlier แบบจับคู่ (|sales_diff| ≥ 50) · TODO: 4 หน้าต่าง × 15 วัน ไม่รวมวันเปิดร้านใหม่ / ธงรวมอดีต-ปัจจุบันต้องตรงกัน</w:t>
-        <w:br/>
-        <w:t xml:space="preserve">        await this.service.step07Calculate(state, manager);</w:t>
-        <w:br/>
-        <w:t xml:space="preserve">        // ขั้นที่ 8 (decision): NVL(growth_rate_diff, −1) &lt; 0 ? · TODO: NULL ถูกแทนด้วย −1 = accept อัตโนมัติ (ความเสี่ยง P1)</w:t>
-        <w:br/>
-        <w:t xml:space="preserve">        const ok08 = await this.service.check08Condition(state);</w:t>
-        <w:br/>
-        <w:t xml:space="preserve">        if (!ok08) { // NO → sales_status = N (ไม่เข้าเกณฑ์ชดเชย)</w:t>
+        <w:t xml:space="preserve">        // ขั้นที่ 8: คำนวณ sales_diff รายวัน + outlier แบบจับคู่ (|sales_diff| ≥ 50) · TODO: 4 หน้าต่าง × 15 วัน ไม่รวมวันเปิดร้านใหม่ / ธงรวมอดีต-ปัจจุบันต้องตรงกัน</w:t>
+        <w:br/>
+        <w:t xml:space="preserve">        await this.service.step08Calculate(state, manager);</w:t>
+        <w:br/>
+        <w:t xml:space="preserve">        // ขั้นที่ 9 (decision): COALESCE(growth_rate_diff, −1) &lt; 0 ? · TODO: NULL ถูกแทนด้วย −1 = accept อัตโนมัติ (ความเสี่ยง P1)</w:t>
+        <w:br/>
+        <w:t xml:space="preserve">        const ok09 = await this.service.check09Condition(state);</w:t>
+        <w:br/>
+        <w:t xml:space="preserve">        if (!ok09) { // NO → sales_status = N (ไม่เข้าเกณฑ์ชดเชย)</w:t>
         <w:br/>
         <w:t xml:space="preserve">          // TODO: เส้น NO ของขั้นนี้เป็น branch ระดับ record — ผังไม่ได้ระบุว่าหยุดหรือไปต่อ</w:t>
         <w:br/>
@@ -7462,15 +7620,15 @@
         <w:br/>
         <w:t xml:space="preserve">        }</w:t>
         <w:br/>
-        <w:t xml:space="preserve">        // ขั้นที่ 9: sales_status = Y แล้ว insert tracking IMPORT_SALES_FROM_IAS</w:t>
-        <w:br/>
-        <w:t xml:space="preserve">        await this.service.step09Insert(state, manager);</w:t>
+        <w:t xml:space="preserve">        // ขั้นที่ 10: sales_status = Y (เข้าเกณฑ์ชดเชย) · TODO: ผลทางธุรกิจอย่างเดียว — การรับไฟล์บันทึกไปแล้วตั้งแต่ต้น ไม่ขึ้นกับผล Y/N</w:t>
+        <w:br/>
+        <w:t xml:space="preserve">        await this.service.step10ReadFile(state, manager);</w:t>
         <w:br/>
         <w:t xml:space="preserve">      });</w:t>
         <w:br/>
-        <w:t xml:space="preserve">      // ขั้นที่ 10: ย้ายไฟล์เข้า backup</w:t>
-        <w:br/>
-        <w:t xml:space="preserve">      await this.service.step10Archive(state);</w:t>
+        <w:t xml:space="preserve">      // ขั้นที่ 11: ย้ายอ็อบเจกต์ไป prefix backup บน EAI S3</w:t>
+        <w:br/>
+        <w:t xml:space="preserve">      await this.service.step11Archive(state);</w:t>
         <w:br/>
         <w:t xml:space="preserve">      return this.summarize(state, 'SUCCESS', startedAt);</w:t>
         <w:br/>
@@ -8056,7 +8214,7 @@
                 <w:rFonts w:ascii="Arial" w:hAnsi="Arial" w:eastAsia="Arial" w:cs="Tahoma"/>
                 <w:sz w:val="18"/>
               </w:rPr>
-              <w:t>tracking: data_name=IMPORT_SALES_FROM_IAS · typed FK = sales_summary_id</w:t>
+              <w:t>tracking: data_name=IMPACT_STORE_SALES · direction=IN · status=ACKED (ขารับกลับของรอบที่ Job 4 ส่งออก) · typed FK = sales_summary_id</w:t>
             </w:r>
           </w:p>
         </w:tc>
@@ -8144,7 +8302,7 @@
         <w:t xml:space="preserve"> WHERE /* TODO: PK ที่ล็อกไว้ */ id = ANY($1);</w:t>
         <w:br/>
         <w:br/>
-        <w:t>-- [W] interface_transactions : tracking: data_name=IMPORT_SALES_FROM_IAS · typed FK = sales_summary_id</w:t>
+        <w:t>-- [W] interface_transactions : tracking: data_name=IMPACT_STORE_SALES · direction=IN · status=ACKED (ขารับกลับของรอบที่ Job 4 ส่งออก) · typed FK = sales_summary_id</w:t>
         <w:br/>
         <w:t>-- TODO: บันทึก ACK ระดับ record ของไฟล์ interface (แทน job_run_histories ที่ยกเลิกไปแล้ว)</w:t>
         <w:br/>
@@ -8598,7 +8756,7 @@
                 <w:rFonts w:ascii="Arial" w:hAnsi="Arial" w:eastAsia="Arial" w:cs="Tahoma"/>
                 <w:sz w:val="18"/>
               </w:rPr>
-              <w:t>อ่านไฟล์ WINDOWS-874 จัดกลุ่มตามร้าน + วันเปิด</w:t>
+              <w:t>ดึงไฟล์จาก EAI S3 (prefix ขาเข้า) แล้วอ่าน WINDOWS-874 จัดกลุ่มตามร้าน + วันเปิด</w:t>
             </w:r>
           </w:p>
         </w:tc>
@@ -8763,7 +8921,7 @@
                 <w:rFonts w:ascii="Arial" w:hAnsi="Arial" w:eastAsia="Arial" w:cs="Tahoma"/>
                 <w:sz w:val="18"/>
               </w:rPr>
-              <w:t>total_working_days = จำนวนแถวดิบทั้งหมด (นับรวมแถวนอกหน้าต่างคำนวณด้วย (raw count))</w:t>
+              <w:t>insert interface_transactions: data_name = IMPACT_STORE_SALES · direction = IN · status = ACKED (บันทึก*การรับไฟล์* — ทำทันทีที่อ่านไฟล์สำเร็จ ไม่ผูกกับผล Y/N เพราะไฟล์มาถึงแล้วไม่ว่าผลจะเป็นอะไร (ถ้าผูกกับสาขา Y งวดที่ผลเป็น N จะไม่มีบันทึก แล้ว Job 10 จะเข้าใจว่า IAS ไม่ตอบกลับ) · เป็นขารับกลับของรอบที่ Job 4 ส่งออก จึงใช้ data_name เดิม — UNIQUE (data_name, direction, business_key, period_key) แยกขา OUT/IN ให้อยู่แล้ว · typed FK = sales_summary_id · acked_at = now)</w:t>
             </w:r>
           </w:p>
         </w:tc>
@@ -8818,7 +8976,7 @@
                 <w:rFonts w:ascii="Arial" w:hAnsi="Arial" w:eastAsia="Arial" w:cs="Tahoma"/>
                 <w:sz w:val="18"/>
               </w:rPr>
-              <w:t>ต้องคำนวณ sales_diff? (ไม่เข้าเงื่อนไข pre-accept) | No: Pre-accept: sales_status = Y ทันที (pre-accept เมื่ออายุร้าน &lt; 12ด.15ว. หรือวันทำการ &lt; 60)</w:t>
+              <w:t>total_working_days = จำนวนแถวดิบทั้งหมด (นับรวมแถวนอกหน้าต่างคำนวณด้วย (raw count))</w:t>
             </w:r>
           </w:p>
         </w:tc>
@@ -8873,7 +9031,7 @@
                 <w:rFonts w:ascii="Arial" w:hAnsi="Arial" w:eastAsia="Arial" w:cs="Tahoma"/>
                 <w:sz w:val="18"/>
               </w:rPr>
-              <w:t>คำนวณ sales_diff รายวัน + outlier แบบจับคู่ (|sales_diff| ≥ 50) (4 หน้าต่าง × 15 วัน ไม่รวมวันเปิดร้านใหม่ / ธงรวมอดีต-ปัจจุบันต้องตรงกัน)</w:t>
+              <w:t>ต้องคำนวณ sales_diff? (ไม่เข้าเงื่อนไข pre-accept) | No: Pre-accept: sales_status = Y ทันที (pre-accept เมื่ออายุร้าน &lt; 12ด.15ว. หรือวันทำการ &lt; 60)</w:t>
             </w:r>
           </w:p>
         </w:tc>
@@ -8928,7 +9086,7 @@
                 <w:rFonts w:ascii="Arial" w:hAnsi="Arial" w:eastAsia="Arial" w:cs="Tahoma"/>
                 <w:sz w:val="18"/>
               </w:rPr>
-              <w:t>NVL(growth_rate_diff, −1) &lt; 0 ? | No: sales_status = N (ไม่เข้าเกณฑ์ชดเชย) (NULL ถูกแทนด้วย −1 = accept อัตโนมัติ (ความเสี่ยง P1))</w:t>
+              <w:t>คำนวณ sales_diff รายวัน + outlier แบบจับคู่ (|sales_diff| ≥ 50) (4 หน้าต่าง × 15 วัน ไม่รวมวันเปิดร้านใหม่ / ธงรวมอดีต-ปัจจุบันต้องตรงกัน)</w:t>
             </w:r>
           </w:p>
         </w:tc>
@@ -8983,7 +9141,7 @@
                 <w:rFonts w:ascii="Arial" w:hAnsi="Arial" w:eastAsia="Arial" w:cs="Tahoma"/>
                 <w:sz w:val="18"/>
               </w:rPr>
-              <w:t>sales_status = Y แล้ว insert tracking IMPORT_SALES_FROM_IAS</w:t>
+              <w:t>COALESCE(growth_rate_diff, −1) &lt; 0 ? | No: sales_status = N (ไม่เข้าเกณฑ์ชดเชย) (NULL ถูกแทนด้วย −1 = accept อัตโนมัติ (ความเสี่ยง P1))</w:t>
             </w:r>
           </w:p>
         </w:tc>
@@ -9038,7 +9196,7 @@
                 <w:rFonts w:ascii="Arial" w:hAnsi="Arial" w:eastAsia="Arial" w:cs="Tahoma"/>
                 <w:sz w:val="18"/>
               </w:rPr>
-              <w:t>ย้ายไฟล์เข้า backup</w:t>
+              <w:t>sales_status = Y (เข้าเกณฑ์ชดเชย) (ผลทางธุรกิจอย่างเดียว — การรับไฟล์บันทึกไปแล้วตั้งแต่ต้น ไม่ขึ้นกับผล Y/N)</w:t>
             </w:r>
           </w:p>
         </w:tc>
@@ -9069,6 +9227,61 @@
                 <w:sz w:val="18"/>
               </w:rPr>
               <w:t>11</w:t>
+            </w:r>
+          </w:p>
+        </w:tc>
+        <w:tc>
+          <w:tcPr>
+            <w:tcW w:type="dxa" w:w="5040"/>
+            <w:vAlign w:val="center"/>
+          </w:tcPr>
+          <w:p>
+            <w:pPr>
+              <w:keepLines/>
+              <w:spacing w:after="0"/>
+            </w:pPr>
+            <w:r>
+              <w:rPr>
+                <w:rFonts w:ascii="Arial" w:hAnsi="Arial" w:eastAsia="Arial" w:cs="Tahoma"/>
+                <w:sz w:val="18"/>
+              </w:rPr>
+            </w:r>
+            <w:r>
+              <w:rPr>
+                <w:rFonts w:ascii="Arial" w:hAnsi="Arial" w:eastAsia="Arial" w:cs="Tahoma"/>
+                <w:sz w:val="18"/>
+              </w:rPr>
+              <w:t>ย้ายอ็อบเจกต์ไป prefix backup บน EAI S3</w:t>
+            </w:r>
+          </w:p>
+        </w:tc>
+      </w:tr>
+      <w:tr>
+        <w:trPr>
+          <w:cantSplit/>
+        </w:trPr>
+        <w:tc>
+          <w:tcPr>
+            <w:tcW w:type="dxa" w:w="5040"/>
+            <w:vAlign w:val="center"/>
+          </w:tcPr>
+          <w:p>
+            <w:pPr>
+              <w:keepLines/>
+              <w:spacing w:after="0"/>
+            </w:pPr>
+            <w:r>
+              <w:rPr>
+                <w:rFonts w:ascii="Arial" w:hAnsi="Arial" w:eastAsia="Arial" w:cs="Tahoma"/>
+                <w:sz w:val="18"/>
+              </w:rPr>
+            </w:r>
+            <w:r>
+              <w:rPr>
+                <w:rFonts w:ascii="Arial" w:hAnsi="Arial" w:eastAsia="Arial" w:cs="Tahoma"/>
+                <w:sz w:val="18"/>
+              </w:rPr>
+              <w:t>12</w:t>
             </w:r>
           </w:p>
         </w:tc>

--- a/LLDD/word/BE/Jobs/LLDD-BE-Job-5-ImportImpactSaleFromIAS.docx
+++ b/LLDD/word/BE/Jobs/LLDD-BE-Job-5-ImportImpactSaleFromIAS.docx
@@ -5588,7 +5588,7 @@
           <w:rFonts w:ascii="Courier New" w:hAnsi="Courier New" w:eastAsia="Courier New" w:cs="Tahoma"/>
           <w:sz w:val="16"/>
         </w:rPr>
-        <w:t>// src/batch/runner.ts — สัญญากลางของทุก job (ประกาศครั้งเดียว ใช้ร่วมทั้ง 11 ฉบับ)</w:t>
+        <w:t>// src/batch/runner.ts — สัญญากลางของทุก job (ประกาศครั้งเดียว ใช้ร่วมทั้ง 10 ฉบับ)</w:t>
         <w:br/>
         <w:br/>
         <w:t>export interface JobRunContext {</w:t>

--- a/LLDD/word/BE/Jobs/LLDD-BE-Job-5-ImportImpactSaleFromIAS.docx
+++ b/LLDD/word/BE/Jobs/LLDD-BE-Job-5-ImportImpactSaleFromIAS.docx
@@ -555,7 +555,7 @@
                 <w:rFonts w:ascii="Arial" w:hAnsi="Arial" w:eastAsia="Arial" w:cs="Tahoma"/>
                 <w:sz w:val="18"/>
               </w:rPr>
-              <w:t>Peerakorn &lt;Pete&gt; Sakunkaewphithak</w:t>
+              <w:t>Aphiwit &lt;Bank&gt; Khammoon</w:t>
             </w:r>
           </w:p>
         </w:tc>
@@ -4234,6 +4234,35 @@
       </w:pPr>
       <w:r>
         <w:t>7. API Contract</w:t>
+      </w:r>
+    </w:p>
+    <w:p>
+      <w:pPr>
+        <w:keepNext w:val="0"/>
+      </w:pPr>
+      <w:r>
+        <w:rPr>
+          <w:b/>
+        </w:rPr>
+        <w:t>เอกสารฉบับนี้ไม่มี endpoint ของตัวเอง</w:t>
+      </w:r>
+      <w:r>
+        <w:t xml:space="preserve"> — เป็นสัญญา/งานภายในที่เอกสารอื่นเรียกใช้ (ดูขอบเขตใน 5.90 Endpoint Implementation Contract) · รายการ endpoint ทั้ง 29 เส้นของ SBPGI อยู่ที่ </w:t>
+      </w:r>
+      <w:r>
+        <w:rPr>
+          <w:b/>
+        </w:rPr>
+        <w:t>LLDD-API.pdf</w:t>
+      </w:r>
+      <w:r>
+        <w:t xml:space="preserve"> และ </w:t>
+      </w:r>
+      <w:r>
+        <w:rPr>
+          <w:rFonts w:ascii="Courier New" w:hAnsi="Courier New" w:eastAsia="Courier New" w:cs="Tahoma"/>
+        </w:rPr>
+        <w:t>API design</w:t>
       </w:r>
     </w:p>
     <w:p>

--- a/LLDD/word/BE/Jobs/LLDD-BE-Job-5-ImportImpactSaleFromIAS.docx
+++ b/LLDD/word/BE/Jobs/LLDD-BE-Job-5-ImportImpactSaleFromIAS.docx
@@ -716,7 +716,7 @@
                 <w:rFonts w:ascii="Arial" w:hAnsi="Arial" w:eastAsia="Arial" w:cs="Tahoma"/>
                 <w:sz w:val="18"/>
               </w:rPr>
-              <w:t xml:space="preserve"> (prefix ขาเข้า · มติ 2026-08-24 แทนการรับผ่าน SFTP) บันทึกยอดขายรายวันลง sales_transactions คำนวณ sales_diff และ outlier ในหน้าต่าง 4 ช่วง × 15 วันรอบวันเปิดร้านใหม่ แล้วกำหนด sales_status = Y / N จาก growth_rate_diff</w:t>
+              <w:t xml:space="preserve"> (prefix ขาเข้า · มติ 2026-08-24 แทนการรับผ่าน SFTP) บันทึกยอดขายรายวันลง sgi_sales_transactions คำนวณ sales_diff และ outlier ในหน้าต่าง 4 ช่วง × 15 วันรอบวันเปิดร้านใหม่ แล้วกำหนด sales_status = Y / N จาก growth_rate_diff</w:t>
             </w:r>
           </w:p>
         </w:tc>
@@ -728,6 +728,638 @@
         <w:t>Common contract reference: ทุกหัวข้อ API/FE ต้องยึด LLDD-BE-API-Common-Contracts.pdf และ LLDD-FE-Integration-Contracts.pdf สำหรับ error/auth/format/pagination/action/RBAC ก่อนลงรายละเอียดเฉพาะหน้าหรือเฉพาะ endpoint</w:t>
       </w:r>
     </w:p>
+    <w:p>
+      <w:pPr>
+        <w:pStyle w:val="Heading2"/>
+        <w:keepNext/>
+        <w:keepLines/>
+        <w:pageBreakBefore w:val="0"/>
+      </w:pPr>
+      <w:r>
+        <w:t>1.1 เอกสาร LLDD ที่เกี่ยวข้อง</w:t>
+      </w:r>
+    </w:p>
+    <w:p>
+      <w:pPr>
+        <w:keepNext w:val="0"/>
+      </w:pPr>
+      <w:r>
+        <w:t>ตารางนี้สร้างจาก endpoint และตารางที่เอกสารฉบับนี้ประกาศไว้จริง — อ่านฉบับที่อยู่ในตารางก่อนลงมือ เพื่อไม่ให้สัญญา request/response หรือชื่อคอลัมน์หลุดจากกัน</w:t>
+      </w:r>
+    </w:p>
+    <w:tbl>
+      <w:tblPr>
+        <w:tblStyle w:val="TableGrid"/>
+        <w:tblW w:type="auto" w:w="0"/>
+        <w:jc w:val="center"/>
+        <w:tblLook w:firstColumn="1" w:firstRow="1" w:lastColumn="0" w:lastRow="0" w:noHBand="0" w:noVBand="1" w:val="04A0"/>
+      </w:tblPr>
+      <w:tblGrid>
+        <w:gridCol w:w="3360"/>
+        <w:gridCol w:w="3360"/>
+        <w:gridCol w:w="3360"/>
+      </w:tblGrid>
+      <w:tr>
+        <w:trPr>
+          <w:cantSplit/>
+        </w:trPr>
+        <w:tc>
+          <w:tcPr>
+            <w:tcW w:type="dxa" w:w="3360"/>
+            <w:vAlign w:val="center"/>
+            <w:shd w:fill="E8EEF5"/>
+          </w:tcPr>
+          <w:p>
+            <w:pPr>
+              <w:keepLines/>
+              <w:spacing w:after="0"/>
+            </w:pPr>
+            <w:r/>
+            <w:r>
+              <w:rPr>
+                <w:rFonts w:ascii="Arial" w:hAnsi="Arial" w:eastAsia="Arial" w:cs="Tahoma"/>
+                <w:b/>
+                <w:sz w:val="18"/>
+              </w:rPr>
+              <w:t>ความสัมพันธ์</w:t>
+            </w:r>
+          </w:p>
+        </w:tc>
+        <w:tc>
+          <w:tcPr>
+            <w:tcW w:type="dxa" w:w="3360"/>
+            <w:vAlign w:val="center"/>
+            <w:shd w:fill="E8EEF5"/>
+          </w:tcPr>
+          <w:p>
+            <w:pPr>
+              <w:keepLines/>
+              <w:spacing w:after="0"/>
+            </w:pPr>
+            <w:r/>
+            <w:r>
+              <w:rPr>
+                <w:rFonts w:ascii="Arial" w:hAnsi="Arial" w:eastAsia="Arial" w:cs="Tahoma"/>
+                <w:b/>
+                <w:sz w:val="18"/>
+              </w:rPr>
+              <w:t>เอกสาร LLDD</w:t>
+            </w:r>
+          </w:p>
+        </w:tc>
+        <w:tc>
+          <w:tcPr>
+            <w:tcW w:type="dxa" w:w="3360"/>
+            <w:vAlign w:val="center"/>
+            <w:shd w:fill="E8EEF5"/>
+          </w:tcPr>
+          <w:p>
+            <w:pPr>
+              <w:keepLines/>
+              <w:spacing w:after="0"/>
+            </w:pPr>
+            <w:r/>
+            <w:r>
+              <w:rPr>
+                <w:rFonts w:ascii="Arial" w:hAnsi="Arial" w:eastAsia="Arial" w:cs="Tahoma"/>
+                <w:b/>
+                <w:sz w:val="18"/>
+              </w:rPr>
+              <w:t>เกี่ยวข้องตรงไหน</w:t>
+            </w:r>
+          </w:p>
+        </w:tc>
+      </w:tr>
+      <w:tr>
+        <w:trPr>
+          <w:cantSplit/>
+        </w:trPr>
+        <w:tc>
+          <w:tcPr>
+            <w:tcW w:type="dxa" w:w="3360"/>
+            <w:vAlign w:val="center"/>
+          </w:tcPr>
+          <w:p>
+            <w:pPr>
+              <w:keepLines/>
+              <w:spacing w:after="0"/>
+            </w:pPr>
+            <w:r>
+              <w:rPr>
+                <w:rFonts w:ascii="Arial" w:hAnsi="Arial" w:eastAsia="Arial" w:cs="Tahoma"/>
+                <w:sz w:val="18"/>
+              </w:rPr>
+            </w:r>
+            <w:r>
+              <w:rPr>
+                <w:rFonts w:ascii="Arial" w:hAnsi="Arial" w:eastAsia="Arial" w:cs="Tahoma"/>
+                <w:sz w:val="18"/>
+              </w:rPr>
+              <w:t>สัญญากลาง</w:t>
+            </w:r>
+          </w:p>
+        </w:tc>
+        <w:tc>
+          <w:tcPr>
+            <w:tcW w:type="dxa" w:w="3360"/>
+            <w:vAlign w:val="center"/>
+          </w:tcPr>
+          <w:p>
+            <w:pPr>
+              <w:keepLines/>
+              <w:spacing w:after="0"/>
+            </w:pPr>
+            <w:r>
+              <w:rPr>
+                <w:rFonts w:ascii="Arial" w:hAnsi="Arial" w:eastAsia="Arial" w:cs="Tahoma"/>
+                <w:sz w:val="18"/>
+              </w:rPr>
+            </w:r>
+            <w:r>
+              <w:rPr>
+                <w:rFonts w:ascii="Arial" w:hAnsi="Arial" w:eastAsia="Arial" w:cs="Tahoma"/>
+                <w:b/>
+                <w:sz w:val="18"/>
+              </w:rPr>
+              <w:t>LLDD-BE-API-Common-Contracts.pdf</w:t>
+            </w:r>
+          </w:p>
+        </w:tc>
+        <w:tc>
+          <w:tcPr>
+            <w:tcW w:type="dxa" w:w="3360"/>
+            <w:vAlign w:val="center"/>
+          </w:tcPr>
+          <w:p>
+            <w:pPr>
+              <w:keepLines/>
+              <w:spacing w:after="0"/>
+            </w:pPr>
+            <w:r>
+              <w:rPr>
+                <w:rFonts w:ascii="Arial" w:hAnsi="Arial" w:eastAsia="Arial" w:cs="Tahoma"/>
+                <w:sz w:val="18"/>
+              </w:rPr>
+            </w:r>
+            <w:r>
+              <w:rPr>
+                <w:rFonts w:ascii="Arial" w:hAnsi="Arial" w:eastAsia="Arial" w:cs="Tahoma"/>
+                <w:sz w:val="18"/>
+              </w:rPr>
+              <w:t xml:space="preserve">envelope </w:t>
+            </w:r>
+            <w:r>
+              <w:rPr>
+                <w:rFonts w:ascii="Courier New" w:hAnsi="Courier New" w:eastAsia="Courier New" w:cs="Tahoma"/>
+                <w:sz w:val="18"/>
+              </w:rPr>
+              <w:t>{success,data}</w:t>
+            </w:r>
+            <w:r>
+              <w:rPr>
+                <w:rFonts w:ascii="Arial" w:hAnsi="Arial" w:eastAsia="Arial" w:cs="Tahoma"/>
+                <w:sz w:val="18"/>
+              </w:rPr>
+              <w:t xml:space="preserve"> · error code · pagination · รูปแบบวันที่/เลขเอกสาร</w:t>
+            </w:r>
+          </w:p>
+        </w:tc>
+      </w:tr>
+      <w:tr>
+        <w:trPr>
+          <w:cantSplit/>
+        </w:trPr>
+        <w:tc>
+          <w:tcPr>
+            <w:tcW w:type="dxa" w:w="3360"/>
+            <w:vAlign w:val="center"/>
+          </w:tcPr>
+          <w:p>
+            <w:pPr>
+              <w:keepLines/>
+              <w:spacing w:after="0"/>
+            </w:pPr>
+            <w:r>
+              <w:rPr>
+                <w:rFonts w:ascii="Arial" w:hAnsi="Arial" w:eastAsia="Arial" w:cs="Tahoma"/>
+                <w:sz w:val="18"/>
+              </w:rPr>
+            </w:r>
+            <w:r>
+              <w:rPr>
+                <w:rFonts w:ascii="Arial" w:hAnsi="Arial" w:eastAsia="Arial" w:cs="Tahoma"/>
+                <w:sz w:val="18"/>
+              </w:rPr>
+              <w:t>โครงสร้างข้อมูล</w:t>
+            </w:r>
+          </w:p>
+        </w:tc>
+        <w:tc>
+          <w:tcPr>
+            <w:tcW w:type="dxa" w:w="3360"/>
+            <w:vAlign w:val="center"/>
+          </w:tcPr>
+          <w:p>
+            <w:pPr>
+              <w:keepLines/>
+              <w:spacing w:after="0"/>
+            </w:pPr>
+            <w:r>
+              <w:rPr>
+                <w:rFonts w:ascii="Arial" w:hAnsi="Arial" w:eastAsia="Arial" w:cs="Tahoma"/>
+                <w:sz w:val="18"/>
+              </w:rPr>
+            </w:r>
+            <w:r>
+              <w:rPr>
+                <w:rFonts w:ascii="Arial" w:hAnsi="Arial" w:eastAsia="Arial" w:cs="Tahoma"/>
+                <w:b/>
+                <w:sz w:val="18"/>
+              </w:rPr>
+              <w:t>LLDD-BE-Database-Structure.pdf</w:t>
+            </w:r>
+          </w:p>
+        </w:tc>
+        <w:tc>
+          <w:tcPr>
+            <w:tcW w:type="dxa" w:w="3360"/>
+            <w:vAlign w:val="center"/>
+          </w:tcPr>
+          <w:p>
+            <w:pPr>
+              <w:keepLines/>
+              <w:spacing w:after="0"/>
+            </w:pPr>
+            <w:r>
+              <w:rPr>
+                <w:rFonts w:ascii="Arial" w:hAnsi="Arial" w:eastAsia="Arial" w:cs="Tahoma"/>
+                <w:sz w:val="18"/>
+              </w:rPr>
+            </w:r>
+            <w:r>
+              <w:rPr>
+                <w:rFonts w:ascii="Arial" w:hAnsi="Arial" w:eastAsia="Arial" w:cs="Tahoma"/>
+                <w:sz w:val="18"/>
+              </w:rPr>
+              <w:t>DDL ของตารางที่หัวข้อ Reference DB Mapping อ้างถึง</w:t>
+            </w:r>
+          </w:p>
+        </w:tc>
+      </w:tr>
+      <w:tr>
+        <w:trPr>
+          <w:cantSplit/>
+        </w:trPr>
+        <w:tc>
+          <w:tcPr>
+            <w:tcW w:type="dxa" w:w="3360"/>
+            <w:vAlign w:val="center"/>
+          </w:tcPr>
+          <w:p>
+            <w:pPr>
+              <w:keepLines/>
+              <w:spacing w:after="0"/>
+            </w:pPr>
+            <w:r>
+              <w:rPr>
+                <w:rFonts w:ascii="Arial" w:hAnsi="Arial" w:eastAsia="Arial" w:cs="Tahoma"/>
+                <w:sz w:val="18"/>
+              </w:rPr>
+            </w:r>
+            <w:r>
+              <w:rPr>
+                <w:rFonts w:ascii="Arial" w:hAnsi="Arial" w:eastAsia="Arial" w:cs="Tahoma"/>
+                <w:sz w:val="18"/>
+              </w:rPr>
+              <w:t>แพลตฟอร์มระบบเดิม</w:t>
+            </w:r>
+          </w:p>
+        </w:tc>
+        <w:tc>
+          <w:tcPr>
+            <w:tcW w:type="dxa" w:w="3360"/>
+            <w:vAlign w:val="center"/>
+          </w:tcPr>
+          <w:p>
+            <w:pPr>
+              <w:keepLines/>
+              <w:spacing w:after="0"/>
+            </w:pPr>
+            <w:r>
+              <w:rPr>
+                <w:rFonts w:ascii="Arial" w:hAnsi="Arial" w:eastAsia="Arial" w:cs="Tahoma"/>
+                <w:sz w:val="18"/>
+              </w:rPr>
+            </w:r>
+            <w:r>
+              <w:rPr>
+                <w:rFonts w:ascii="Arial" w:hAnsi="Arial" w:eastAsia="Arial" w:cs="Tahoma"/>
+                <w:b/>
+                <w:sz w:val="18"/>
+              </w:rPr>
+              <w:t>LLDD-BE-Integration-SBP-Platform.pdf</w:t>
+            </w:r>
+          </w:p>
+        </w:tc>
+        <w:tc>
+          <w:tcPr>
+            <w:tcW w:type="dxa" w:w="3360"/>
+            <w:vAlign w:val="center"/>
+          </w:tcPr>
+          <w:p>
+            <w:pPr>
+              <w:keepLines/>
+              <w:spacing w:after="0"/>
+            </w:pPr>
+            <w:r>
+              <w:rPr>
+                <w:rFonts w:ascii="Arial" w:hAnsi="Arial" w:eastAsia="Arial" w:cs="Tahoma"/>
+                <w:sz w:val="18"/>
+              </w:rPr>
+            </w:r>
+            <w:r>
+              <w:rPr>
+                <w:rFonts w:ascii="Arial" w:hAnsi="Arial" w:eastAsia="Arial" w:cs="Tahoma"/>
+                <w:sz w:val="18"/>
+              </w:rPr>
+              <w:t>header จาก BFF (</w:t>
+            </w:r>
+            <w:r>
+              <w:rPr>
+                <w:rFonts w:ascii="Courier New" w:hAnsi="Courier New" w:eastAsia="Courier New" w:cs="Tahoma"/>
+                <w:sz w:val="18"/>
+              </w:rPr>
+              <w:t>x-api-key</w:t>
+            </w:r>
+            <w:r>
+              <w:rPr>
+                <w:rFonts w:ascii="Arial" w:hAnsi="Arial" w:eastAsia="Arial" w:cs="Tahoma"/>
+                <w:sz w:val="18"/>
+              </w:rPr>
+              <w:t xml:space="preserve"> / </w:t>
+            </w:r>
+            <w:r>
+              <w:rPr>
+                <w:rFonts w:ascii="Courier New" w:hAnsi="Courier New" w:eastAsia="Courier New" w:cs="Tahoma"/>
+                <w:sz w:val="18"/>
+              </w:rPr>
+              <w:t>x-user-*</w:t>
+            </w:r>
+            <w:r>
+              <w:rPr>
+                <w:rFonts w:ascii="Arial" w:hAnsi="Arial" w:eastAsia="Arial" w:cs="Tahoma"/>
+                <w:sz w:val="18"/>
+              </w:rPr>
+              <w:t>) · การ reuse ตารางและ service ของระบบ SBP เดิม</w:t>
+            </w:r>
+          </w:p>
+        </w:tc>
+      </w:tr>
+      <w:tr>
+        <w:trPr>
+          <w:cantSplit/>
+        </w:trPr>
+        <w:tc>
+          <w:tcPr>
+            <w:tcW w:type="dxa" w:w="3360"/>
+            <w:vAlign w:val="center"/>
+          </w:tcPr>
+          <w:p>
+            <w:pPr>
+              <w:keepLines/>
+              <w:spacing w:after="0"/>
+            </w:pPr>
+            <w:r>
+              <w:rPr>
+                <w:rFonts w:ascii="Arial" w:hAnsi="Arial" w:eastAsia="Arial" w:cs="Tahoma"/>
+                <w:sz w:val="18"/>
+              </w:rPr>
+            </w:r>
+            <w:r>
+              <w:rPr>
+                <w:rFonts w:ascii="Arial" w:hAnsi="Arial" w:eastAsia="Arial" w:cs="Tahoma"/>
+                <w:sz w:val="18"/>
+              </w:rPr>
+              <w:t>ต้องจบก่อน (ลำดับงาน)</w:t>
+            </w:r>
+          </w:p>
+        </w:tc>
+        <w:tc>
+          <w:tcPr>
+            <w:tcW w:type="dxa" w:w="3360"/>
+            <w:vAlign w:val="center"/>
+          </w:tcPr>
+          <w:p>
+            <w:pPr>
+              <w:keepLines/>
+              <w:spacing w:after="0"/>
+            </w:pPr>
+            <w:r>
+              <w:rPr>
+                <w:rFonts w:ascii="Arial" w:hAnsi="Arial" w:eastAsia="Arial" w:cs="Tahoma"/>
+                <w:sz w:val="18"/>
+              </w:rPr>
+            </w:r>
+            <w:r>
+              <w:rPr>
+                <w:rFonts w:ascii="Arial" w:hAnsi="Arial" w:eastAsia="Arial" w:cs="Tahoma"/>
+                <w:b/>
+                <w:sz w:val="18"/>
+              </w:rPr>
+              <w:t>LLDD-BE-API-Common-Contracts.pdf</w:t>
+            </w:r>
+          </w:p>
+        </w:tc>
+        <w:tc>
+          <w:tcPr>
+            <w:tcW w:type="dxa" w:w="3360"/>
+            <w:vAlign w:val="center"/>
+          </w:tcPr>
+          <w:p>
+            <w:pPr>
+              <w:keepLines/>
+              <w:spacing w:after="0"/>
+            </w:pPr>
+            <w:r>
+              <w:rPr>
+                <w:rFonts w:ascii="Arial" w:hAnsi="Arial" w:eastAsia="Arial" w:cs="Tahoma"/>
+                <w:sz w:val="18"/>
+              </w:rPr>
+            </w:r>
+            <w:r>
+              <w:rPr>
+                <w:rFonts w:ascii="Arial" w:hAnsi="Arial" w:eastAsia="Arial" w:cs="Tahoma"/>
+                <w:sz w:val="18"/>
+              </w:rPr>
+              <w:t>เป็นฉบับต้นทางของสัญญา/โครงที่ฉบับนี้อ้าง</w:t>
+            </w:r>
+          </w:p>
+        </w:tc>
+      </w:tr>
+      <w:tr>
+        <w:trPr>
+          <w:cantSplit/>
+        </w:trPr>
+        <w:tc>
+          <w:tcPr>
+            <w:tcW w:type="dxa" w:w="3360"/>
+            <w:vAlign w:val="center"/>
+          </w:tcPr>
+          <w:p>
+            <w:pPr>
+              <w:keepLines/>
+              <w:spacing w:after="0"/>
+            </w:pPr>
+            <w:r>
+              <w:rPr>
+                <w:rFonts w:ascii="Arial" w:hAnsi="Arial" w:eastAsia="Arial" w:cs="Tahoma"/>
+                <w:sz w:val="18"/>
+              </w:rPr>
+            </w:r>
+            <w:r>
+              <w:rPr>
+                <w:rFonts w:ascii="Arial" w:hAnsi="Arial" w:eastAsia="Arial" w:cs="Tahoma"/>
+                <w:sz w:val="18"/>
+              </w:rPr>
+              <w:t>ต้องจบก่อน (ลำดับงาน)</w:t>
+            </w:r>
+          </w:p>
+        </w:tc>
+        <w:tc>
+          <w:tcPr>
+            <w:tcW w:type="dxa" w:w="3360"/>
+            <w:vAlign w:val="center"/>
+          </w:tcPr>
+          <w:p>
+            <w:pPr>
+              <w:keepLines/>
+              <w:spacing w:after="0"/>
+            </w:pPr>
+            <w:r>
+              <w:rPr>
+                <w:rFonts w:ascii="Arial" w:hAnsi="Arial" w:eastAsia="Arial" w:cs="Tahoma"/>
+                <w:sz w:val="18"/>
+              </w:rPr>
+            </w:r>
+            <w:r>
+              <w:rPr>
+                <w:rFonts w:ascii="Arial" w:hAnsi="Arial" w:eastAsia="Arial" w:cs="Tahoma"/>
+                <w:b/>
+                <w:sz w:val="18"/>
+              </w:rPr>
+              <w:t>LLDD-BE-Database-Structure.pdf</w:t>
+            </w:r>
+          </w:p>
+        </w:tc>
+        <w:tc>
+          <w:tcPr>
+            <w:tcW w:type="dxa" w:w="3360"/>
+            <w:vAlign w:val="center"/>
+          </w:tcPr>
+          <w:p>
+            <w:pPr>
+              <w:keepLines/>
+              <w:spacing w:after="0"/>
+            </w:pPr>
+            <w:r>
+              <w:rPr>
+                <w:rFonts w:ascii="Arial" w:hAnsi="Arial" w:eastAsia="Arial" w:cs="Tahoma"/>
+                <w:sz w:val="18"/>
+              </w:rPr>
+            </w:r>
+            <w:r>
+              <w:rPr>
+                <w:rFonts w:ascii="Arial" w:hAnsi="Arial" w:eastAsia="Arial" w:cs="Tahoma"/>
+                <w:sz w:val="18"/>
+              </w:rPr>
+              <w:t>เป็นฉบับต้นทางของสัญญา/โครงที่ฉบับนี้อ้าง</w:t>
+            </w:r>
+          </w:p>
+        </w:tc>
+      </w:tr>
+      <w:tr>
+        <w:trPr>
+          <w:cantSplit/>
+        </w:trPr>
+        <w:tc>
+          <w:tcPr>
+            <w:tcW w:type="dxa" w:w="3360"/>
+            <w:vAlign w:val="center"/>
+          </w:tcPr>
+          <w:p>
+            <w:pPr>
+              <w:keepLines/>
+              <w:spacing w:after="0"/>
+            </w:pPr>
+            <w:r>
+              <w:rPr>
+                <w:rFonts w:ascii="Arial" w:hAnsi="Arial" w:eastAsia="Arial" w:cs="Tahoma"/>
+                <w:sz w:val="18"/>
+              </w:rPr>
+            </w:r>
+            <w:r>
+              <w:rPr>
+                <w:rFonts w:ascii="Arial" w:hAnsi="Arial" w:eastAsia="Arial" w:cs="Tahoma"/>
+                <w:sz w:val="18"/>
+              </w:rPr>
+              <w:t>ต้องจบก่อน (ลำดับงาน)</w:t>
+            </w:r>
+          </w:p>
+        </w:tc>
+        <w:tc>
+          <w:tcPr>
+            <w:tcW w:type="dxa" w:w="3360"/>
+            <w:vAlign w:val="center"/>
+          </w:tcPr>
+          <w:p>
+            <w:pPr>
+              <w:keepLines/>
+              <w:spacing w:after="0"/>
+            </w:pPr>
+            <w:r>
+              <w:rPr>
+                <w:rFonts w:ascii="Arial" w:hAnsi="Arial" w:eastAsia="Arial" w:cs="Tahoma"/>
+                <w:sz w:val="18"/>
+              </w:rPr>
+            </w:r>
+            <w:r>
+              <w:rPr>
+                <w:rFonts w:ascii="Arial" w:hAnsi="Arial" w:eastAsia="Arial" w:cs="Tahoma"/>
+                <w:b/>
+                <w:sz w:val="18"/>
+              </w:rPr>
+              <w:t>LLDD-BE-Job-4-PrepareImpactStoreToIAS.pdf</w:t>
+            </w:r>
+          </w:p>
+        </w:tc>
+        <w:tc>
+          <w:tcPr>
+            <w:tcW w:type="dxa" w:w="3360"/>
+            <w:vAlign w:val="center"/>
+          </w:tcPr>
+          <w:p>
+            <w:pPr>
+              <w:keepLines/>
+              <w:spacing w:after="0"/>
+            </w:pPr>
+            <w:r>
+              <w:rPr>
+                <w:rFonts w:ascii="Arial" w:hAnsi="Arial" w:eastAsia="Arial" w:cs="Tahoma"/>
+                <w:sz w:val="18"/>
+              </w:rPr>
+            </w:r>
+            <w:r>
+              <w:rPr>
+                <w:rFonts w:ascii="Arial" w:hAnsi="Arial" w:eastAsia="Arial" w:cs="Tahoma"/>
+                <w:sz w:val="18"/>
+              </w:rPr>
+              <w:t>เป็นฉบับต้นทางของสัญญา/โครงที่ฉบับนี้อ้าง</w:t>
+            </w:r>
+          </w:p>
+        </w:tc>
+      </w:tr>
+    </w:tbl>
+    <w:p/>
     <w:p>
       <w:pPr>
         <w:pStyle w:val="Heading1"/>
@@ -820,7 +1452,18 @@
         <w:pageBreakBefore w:val="0"/>
       </w:pPr>
       <w:r>
-        <w:t>4. Implementation Flow Diagram (Reference)</w:t>
+        <w:t>4. Implementation Flow &amp; Sequence Diagram (Reference)</w:t>
+      </w:r>
+    </w:p>
+    <w:p>
+      <w:pPr>
+        <w:pStyle w:val="Heading2"/>
+        <w:keepNext/>
+        <w:keepLines/>
+        <w:pageBreakBefore w:val="0"/>
+      </w:pPr>
+      <w:r>
+        <w:t>4.1 Implementation Flow (ลำดับขั้นการทำงาน)</w:t>
       </w:r>
     </w:p>
     <w:p>
@@ -878,6 +1521,78 @@
     </w:p>
     <w:p>
       <w:pPr>
+        <w:pStyle w:val="Heading2"/>
+        <w:keepNext/>
+        <w:keepLines/>
+        <w:pageBreakBefore w:val="0"/>
+      </w:pPr>
+      <w:r>
+        <w:t>4.2 Sequence Diagram (ใครคุยกับใคร ลำดับไหน)</w:t>
+      </w:r>
+    </w:p>
+    <w:p>
+      <w:pPr>
+        <w:keepNext w:val="0"/>
+      </w:pPr>
+      <w:r>
+        <w:t>ผู้แสดงและลำดับข้อความในภาพนี้สร้างจาก endpoint ในหัวข้อ 7 และตารางในหัวข้อ Reference DB Mapping ของเอกสารฉบับนี้เอง จึงตรงกับสัญญาเสมอ</w:t>
+      </w:r>
+    </w:p>
+    <w:p>
+      <w:pPr>
+        <w:keepNext/>
+        <w:jc w:val="center"/>
+      </w:pPr>
+      <w:r>
+        <w:drawing>
+          <wp:inline xmlns:a="http://schemas.openxmlformats.org/drawingml/2006/main" xmlns:pic="http://schemas.openxmlformats.org/drawingml/2006/picture">
+            <wp:extent cx="5669280" cy="2918629"/>
+            <wp:docPr id="2" name="Picture 2"/>
+            <wp:cNvGraphicFramePr>
+              <a:graphicFrameLocks noChangeAspect="1"/>
+            </wp:cNvGraphicFramePr>
+            <a:graphic>
+              <a:graphicData uri="http://schemas.openxmlformats.org/drawingml/2006/picture">
+                <pic:pic>
+                  <pic:nvPicPr>
+                    <pic:cNvPr id="0" name="BE-Job-5-ImportImpactSaleFromIAS-sequence.png"/>
+                    <pic:cNvPicPr/>
+                  </pic:nvPicPr>
+                  <pic:blipFill>
+                    <a:blip r:embed="rId12"/>
+                    <a:stretch>
+                      <a:fillRect/>
+                    </a:stretch>
+                  </pic:blipFill>
+                  <pic:spPr>
+                    <a:xfrm>
+                      <a:off x="0" y="0"/>
+                      <a:ext cx="5669280" cy="2918629"/>
+                    </a:xfrm>
+                    <a:prstGeom prst="rect"/>
+                  </pic:spPr>
+                </pic:pic>
+              </a:graphicData>
+            </a:graphic>
+          </wp:inline>
+        </w:drawing>
+      </w:r>
+    </w:p>
+    <w:p>
+      <w:pPr>
+        <w:keepLines/>
+        <w:jc w:val="center"/>
+      </w:pPr>
+      <w:r>
+        <w:rPr>
+          <w:i/>
+          <w:sz w:val="18"/>
+        </w:rPr>
+        <w:t>รูปที่ 2: Sequence diagram: LLDD BE - Job 5 ImportImpactSaleFromIAS</w:t>
+      </w:r>
+    </w:p>
+    <w:p>
+      <w:pPr>
         <w:pStyle w:val="Heading1"/>
         <w:keepNext/>
         <w:keepLines/>
@@ -2860,7 +3575,7 @@
                 <w:rFonts w:ascii="Arial" w:hAnsi="Arial" w:eastAsia="Arial" w:cs="Tahoma"/>
                 <w:sz w:val="18"/>
               </w:rPr>
-              <w:t>สิทธิ์อ่าน EAI S3 ใช้ IAM role ของ pod หรือ secretRef=secret/sbpgi/interfaces/eai-s3 จำกัดเฉพาะ prefix ขาเข้า/backup ของ IAS (GetObject + PutObject เฉพาะ backup); quarantine อ็อบเจกต์ที่ checksum/รูปแบบไม่ผ่าน แทนการลบทิ้ง</w:t>
+              <w:t>สิทธิ์อ่าน EAI S3 ใช้ IAM role ของ pod หรือ secretRef=secret/sgi/interfaces/eai-s3 จำกัดเฉพาะ prefix ขาเข้า/backup ของ IAS (GetObject + PutObject เฉพาะ backup); quarantine อ็อบเจกต์ที่ checksum/รูปแบบไม่ผ่าน แทนการลบทิ้ง</w:t>
             </w:r>
           </w:p>
         </w:tc>
@@ -3519,7 +4234,7 @@
                 <w:rFonts w:ascii="Arial" w:hAnsi="Arial" w:eastAsia="Arial" w:cs="Tahoma"/>
                 <w:sz w:val="18"/>
               </w:rPr>
-              <w:t>สิทธิ์อ่าน EAI S3 ใช้ IAM role ของ pod หรือ secretRef=secret/sbpgi/interfaces/eai-s3 จำกัดเฉพาะ prefix ขาเข้า/backup ของ IAS (GetObject + PutObject เฉพาะ backup); quarantine อ็อบเจกต์ที่ checksum/รูปแบบไม่ผ่าน แทนการลบทิ้ง</w:t>
+              <w:t>สิทธิ์อ่าน EAI S3 ใช้ IAM role ของ pod หรือ secretRef=secret/sgi/interfaces/eai-s3 จำกัดเฉพาะ prefix ขาเข้า/backup ของ IAS (GetObject + PutObject เฉพาะ backup); quarantine อ็อบเจกต์ที่ checksum/รูปแบบไม่ผ่าน แทนการลบทิ้ง</w:t>
             </w:r>
           </w:p>
         </w:tc>
@@ -3549,9 +4264,9 @@
         </w:rPr>
         <w:t>SELECT t.sales_summary_id, t.txn_date, t.sales_amount, t.window_no, t.source_checksum</w:t>
         <w:br/>
-        <w:t>FROM sales_transactions t</w:t>
-        <w:br/>
-        <w:t>JOIN fgi_impact_sales_summaries s ON s.id = t.sales_summary_id</w:t>
+        <w:t>FROM sgi_sales_transactions t</w:t>
+        <w:br/>
+        <w:t>JOIN sgi_fgi_impact_sales_summaries s ON s.id = t.sales_summary_id</w:t>
         <w:br/>
         <w:t>WHERE s.impact_process_id = :impact_process_id</w:t>
         <w:br/>
@@ -3579,7 +4294,7 @@
           <w:rFonts w:ascii="Courier New" w:hAnsi="Courier New" w:eastAsia="Courier New" w:cs="Tahoma"/>
           <w:sz w:val="16"/>
         </w:rPr>
-        <w:t>INSERT INTO sales_transactions</w:t>
+        <w:t>INSERT INTO sgi_sales_transactions</w:t>
         <w:br/>
         <w:t xml:space="preserve">    (sales_summary_id, txn_date, window_no, sales_amount, sales_diff, is_outlier, source_checksum)</w:t>
         <w:br/>
@@ -3596,7 +4311,7 @@
         <w:t xml:space="preserve">              source_checksum = EXCLUDED.source_checksum;</w:t>
         <w:br/>
         <w:br/>
-        <w:t>UPDATE fgi_impact_sales_summaries</w:t>
+        <w:t>UPDATE sgi_fgi_impact_sales_summaries</w:t>
         <w:br/>
         <w:t>SET total_working_days = :total_working_days,</w:t>
         <w:br/>
@@ -4218,7 +4933,7 @@
                 <w:rFonts w:ascii="Arial" w:hAnsi="Arial" w:eastAsia="Arial" w:cs="Tahoma"/>
                 <w:sz w:val="18"/>
               </w:rPr>
-              <w:t>ไม่มีตาราง job_run_histories แล้ว · ไฟล์/ACK ดูที่ interface_transactions</w:t>
+              <w:t>ไม่มีตาราง job_run_histories แล้ว · ไฟล์/ACK ดูที่ sgi_interface_transactions</w:t>
             </w:r>
           </w:p>
         </w:tc>
@@ -4247,7 +4962,7 @@
         <w:t>เอกสารฉบับนี้ไม่มี endpoint ของตัวเอง</w:t>
       </w:r>
       <w:r>
-        <w:t xml:space="preserve"> — เป็นสัญญา/งานภายในที่เอกสารอื่นเรียกใช้ (ดูขอบเขตใน 5.90 Endpoint Implementation Contract) · รายการ endpoint ทั้ง 29 เส้นของ SBPGI อยู่ที่ </w:t>
+        <w:t xml:space="preserve"> — เป็นสัญญา/งานภายในที่เอกสารอื่นเรียกใช้ (ดูขอบเขตใน 5.90 Endpoint Implementation Contract) · รายการ endpoint ทั้ง 29 เส้นของ SGI อยู่ที่ </w:t>
       </w:r>
       <w:r>
         <w:rPr>
@@ -4392,7 +5107,7 @@
                 <w:rFonts w:ascii="Arial" w:hAnsi="Arial" w:eastAsia="Arial" w:cs="Tahoma"/>
                 <w:sz w:val="18"/>
               </w:rPr>
-              <w:t>sales_transactions</w:t>
+              <w:t>sgi_sales_transactions</w:t>
             </w:r>
           </w:p>
         </w:tc>
@@ -4472,7 +5187,7 @@
                 <w:rFonts w:ascii="Arial" w:hAnsi="Arial" w:eastAsia="Arial" w:cs="Tahoma"/>
                 <w:sz w:val="18"/>
               </w:rPr>
-              <w:t>fgi_impact_sales_summaries</w:t>
+              <w:t>sgi_fgi_impact_sales_summaries</w:t>
             </w:r>
           </w:p>
         </w:tc>
@@ -4552,7 +5267,7 @@
                 <w:rFonts w:ascii="Arial" w:hAnsi="Arial" w:eastAsia="Arial" w:cs="Tahoma"/>
                 <w:sz w:val="18"/>
               </w:rPr>
-              <w:t>interface_transactions</w:t>
+              <w:t>sgi_interface_transactions</w:t>
             </w:r>
           </w:p>
         </w:tc>
@@ -4642,7 +5357,7 @@
         <w:rPr>
           <w:rFonts w:ascii="Courier New" w:hAnsi="Courier New" w:eastAsia="Courier New" w:cs="Tahoma"/>
         </w:rPr>
-        <w:t>src/batch/sbpgi/</w:t>
+        <w:t>src/batch/sgi/</w:t>
       </w:r>
       <w:r>
         <w:t xml:space="preserve"> ของ store-backend โดยใช้ convention เดียวกับ module ธุรกิจอื่น: inject custom provider </w:t>
@@ -4849,7 +5564,7 @@
                 <w:rFonts w:ascii="Arial" w:hAnsi="Arial" w:eastAsia="Arial" w:cs="Tahoma"/>
                 <w:sz w:val="18"/>
               </w:rPr>
-              <w:t>src/batch/sbpgi/job-5-import-impact-sale-from-ias/job-5-import-impact-sale-from-ias.job.ts</w:t>
+              <w:t>src/batch/sgi/job-5-import-impact-sale-from-ias/job-5-import-impact-sale-from-ias.job.ts</w:t>
             </w:r>
           </w:p>
         </w:tc>
@@ -4932,7 +5647,7 @@
                 <w:rFonts w:ascii="Arial" w:hAnsi="Arial" w:eastAsia="Arial" w:cs="Tahoma"/>
                 <w:sz w:val="18"/>
               </w:rPr>
-              <w:t>src/batch/sbpgi/job-5-import-impact-sale-from-ias/job-5-import-impact-sale-from-ias.service.ts</w:t>
+              <w:t>src/batch/sgi/job-5-import-impact-sale-from-ias/job-5-import-impact-sale-from-ias.service.ts</w:t>
             </w:r>
           </w:p>
         </w:tc>
@@ -5008,7 +5723,7 @@
                 <w:rFonts w:ascii="Arial" w:hAnsi="Arial" w:eastAsia="Arial" w:cs="Tahoma"/>
                 <w:sz w:val="18"/>
               </w:rPr>
-              <w:t>src/batch/sbpgi/job-5-import-impact-sale-from-ias/job-5-import-impact-sale-from-ias.config.ts</w:t>
+              <w:t>src/batch/sgi/job-5-import-impact-sale-from-ias/job-5-import-impact-sale-from-ias.config.ts</w:t>
             </w:r>
           </w:p>
         </w:tc>
@@ -5040,7 +5755,7 @@
                 <w:rFonts w:ascii="Courier New" w:hAnsi="Courier New" w:eastAsia="Courier New" w:cs="Tahoma"/>
                 <w:sz w:val="18"/>
               </w:rPr>
-              <w:t>SbpgiJob5Config</w:t>
+              <w:t>SgiJob5Config</w:t>
             </w:r>
             <w:r>
               <w:rPr>
@@ -5105,7 +5820,7 @@
                 <w:rFonts w:ascii="Arial" w:hAnsi="Arial" w:eastAsia="Arial" w:cs="Tahoma"/>
                 <w:sz w:val="18"/>
               </w:rPr>
-              <w:t>src/batch/sbpgi/job-5-import-impact-sale-from-ias/job-5-import-impact-sale-from-ias.module.ts</w:t>
+              <w:t>src/batch/sgi/job-5-import-impact-sale-from-ias/job-5-import-impact-sale-from-ias.module.ts</w:t>
             </w:r>
           </w:p>
         </w:tc>
@@ -5254,7 +5969,7 @@
                 <w:rFonts w:ascii="Courier New" w:hAnsi="Courier New" w:eastAsia="Courier New" w:cs="Tahoma"/>
                 <w:sz w:val="18"/>
               </w:rPr>
-              <w:t>SBPGI_JOB5_CRON</w:t>
+              <w:t>SGI_JOB5_CRON</w:t>
             </w:r>
             <w:r>
               <w:rPr>
@@ -5410,7 +6125,7 @@
         <w:rPr>
           <w:rFonts w:ascii="Courier New" w:hAnsi="Courier New" w:eastAsia="Courier New" w:cs="Tahoma"/>
         </w:rPr>
-        <w:t>SBPGI_JOB5_CRON</w:t>
+        <w:t>SGI_JOB5_CRON</w:t>
       </w:r>
       <w:r>
         <w:t xml:space="preserve"> และอ่านตอน bootstrap ของ </w:t>
@@ -5444,7 +6159,7 @@
           <w:rFonts w:ascii="Courier New" w:hAnsi="Courier New" w:eastAsia="Courier New" w:cs="Tahoma"/>
           <w:sz w:val="16"/>
         </w:rPr>
-        <w:t>// src/batch/sbpgi/job-5-import-impact-sale-from-ias/job-5-import-impact-sale-from-ias.config.ts</w:t>
+        <w:t>// src/batch/sgi/job-5-import-impact-sale-from-ias/job-5-import-impact-sale-from-ias.config.ts</w:t>
         <w:br/>
         <w:t>// convention จริงของ store-backend คือคลาส config (`src/config/app.config.ts` ที่ export ผ่าน</w:t>
         <w:br/>
@@ -5504,32 +6219,32 @@
         <w:br/>
         <w:t>@Injectable()</w:t>
         <w:br/>
-        <w:t>export class SbpgiJob5Config implements Job5Config {</w:t>
+        <w:t>export class SgiJob5Config implements Job5Config {</w:t>
         <w:br/>
         <w:t xml:space="preserve">  // TODO: ยืนยันค่า default ทุกตัวกับ Ops ก่อนขึ้น production (ไม่มีหน้าจอแก้ค่าแล้ว)</w:t>
         <w:br/>
-        <w:t xml:space="preserve">  enabled = (process.env.SBPGI_JOB5_ENABLED ?? 'true') === 'true';</w:t>
-        <w:br/>
-        <w:t xml:space="preserve">  cron = process.env.SBPGI_JOB5_CRON ?? '30 16 7-16 * *';</w:t>
-        <w:br/>
-        <w:t xml:space="preserve">  cron = process.env.SBPGI_JOB5_CRON ?? '30 16 7-16 * *'; // TODO: แก้ผ่าน env/config file แล้ว deploy</w:t>
-        <w:br/>
-        <w:t xml:space="preserve">  inputFile = process.env.SBPGI_JOB5_INPUT_FILE ?? 'AMS06001I_yyyyMMddHHmm.txt (WINDOWS-874, 4 ฟิลด์)'; // TODO: ค่าคงที่ทางธุรกิจ — เปลี่ยนต้องผ่านการอนุมัติ</w:t>
-        <w:br/>
-        <w:t xml:space="preserve">  calcWindow = process.env.SBPGI_JOB5_CALC_WINDOW ?? '4 ช่วง × 15 วัน รอบวันเปิดร้านใหม่ (ไม่รวมวันเปิด) — วันเปิดร้านอ่านจาก master ของระบบ SBP เดิม'; // TODO: ค่าคงที่ทางธุรกิจ — เปลี่ยนต้องผ่านการอนุมัติ</w:t>
-        <w:br/>
-        <w:t xml:space="preserve">  outlier = process.env.SBPGI_JOB5_OUTLIER ?? '|sales_diff| ≥ 50'; // TODO: ค่าคงที่ทางธุรกิจ — เปลี่ยนต้องผ่านการอนุมัติ</w:t>
-        <w:br/>
-        <w:t xml:space="preserve">  workingDays = Number(process.env.SBPGI_JOB5_WORKING_DAYS ?? 60); // TODO: ค่าคงที่ทางธุรกิจ — เปลี่ยนต้องผ่านการอนุมัติ</w:t>
-        <w:br/>
-        <w:t xml:space="preserve">  preAccept = process.env.SBPGI_JOB5_PRE_ACCEPT ?? 'อายุร้าน &lt; 12 เดือน 15 วัน หรือวันทำการ &lt; 60 → Y'; // TODO: ค่าคงที่ทางธุรกิจ — เปลี่ยนต้องผ่านการอนุมัติ</w:t>
-        <w:br/>
-        <w:t xml:space="preserve">  mailTo = process.env.SBPGI_JOB5_MAIL_TO ?? ''; // TODO: ผู้รับอีเมลแจ้ง error คั่นด้วย comma (เดิม: go-sbp (ผ่าน shared helper))</w:t>
+        <w:t xml:space="preserve">  enabled = (process.env.SGI_JOB5_ENABLED ?? 'true') === 'true';</w:t>
+        <w:br/>
+        <w:t xml:space="preserve">  cron = process.env.SGI_JOB5_CRON ?? '30 16 7-16 * *';</w:t>
+        <w:br/>
+        <w:t xml:space="preserve">  cron = process.env.SGI_JOB5_CRON ?? '30 16 7-16 * *'; // TODO: แก้ผ่าน env/config file แล้ว deploy</w:t>
+        <w:br/>
+        <w:t xml:space="preserve">  inputFile = process.env.SGI_JOB5_INPUT_FILE ?? 'AMS06001I_yyyyMMddHHmm.txt (WINDOWS-874, 4 ฟิลด์)'; // TODO: ค่าคงที่ทางธุรกิจ — เปลี่ยนต้องผ่านการอนุมัติ</w:t>
+        <w:br/>
+        <w:t xml:space="preserve">  calcWindow = process.env.SGI_JOB5_CALC_WINDOW ?? '4 ช่วง × 15 วัน รอบวันเปิดร้านใหม่ (ไม่รวมวันเปิด) — วันเปิดร้านอ่านจาก master ของระบบ SBP เดิม'; // TODO: ค่าคงที่ทางธุรกิจ — เปลี่ยนต้องผ่านการอนุมัติ</w:t>
+        <w:br/>
+        <w:t xml:space="preserve">  outlier = process.env.SGI_JOB5_OUTLIER ?? '|sales_diff| ≥ 50'; // TODO: ค่าคงที่ทางธุรกิจ — เปลี่ยนต้องผ่านการอนุมัติ</w:t>
+        <w:br/>
+        <w:t xml:space="preserve">  workingDays = Number(process.env.SGI_JOB5_WORKING_DAYS ?? 60); // TODO: ค่าคงที่ทางธุรกิจ — เปลี่ยนต้องผ่านการอนุมัติ</w:t>
+        <w:br/>
+        <w:t xml:space="preserve">  preAccept = process.env.SGI_JOB5_PRE_ACCEPT ?? 'อายุร้าน &lt; 12 เดือน 15 วัน หรือวันทำการ &lt; 60 → Y'; // TODO: ค่าคงที่ทางธุรกิจ — เปลี่ยนต้องผ่านการอนุมัติ</w:t>
+        <w:br/>
+        <w:t xml:space="preserve">  mailTo = process.env.SGI_JOB5_MAIL_TO ?? ''; // TODO: ผู้รับอีเมลแจ้ง error คั่นด้วย comma (เดิม: go-sbp (ผ่าน shared helper))</w:t>
         <w:br/>
         <w:t>}</w:t>
         <w:br/>
         <w:br/>
-        <w:t>// TODO: เพิ่ม SbpgiJob5Config ใน providers/exports ของ AppConfigModule (@Global) เหมือน AppConfig</w:t>
+        <w:t>// TODO: เพิ่ม SgiJob5Config ใน providers/exports ของ AppConfigModule (@Global) เหมือน AppConfig</w:t>
       </w:r>
     </w:p>
     <w:p>
@@ -5736,7 +6451,7 @@
         <w:t xml:space="preserve">  }</w:t>
         <w:br/>
         <w:br/>
-        <w:t xml:space="preserve">  // เปิด transaction ต่อไฟล์ แล้ว insert sales_transactions แถวดิบ</w:t>
+        <w:t xml:space="preserve">  // เปิด transaction ต่อไฟล์ แล้ว insert sgi_sales_transactions แถวดิบ</w:t>
         <w:br/>
         <w:t xml:space="preserve">  async step04Insert(state: JobState, manager?: EntityManager): Promise&lt;void&gt; {</w:t>
         <w:br/>
@@ -5745,7 +6460,7 @@
         <w:t xml:space="preserve">  }</w:t>
         <w:br/>
         <w:br/>
-        <w:t xml:space="preserve">  // insert interface_transactions: data_name = IMPACT_STORE_SALES · direction = IN · status = ACKED</w:t>
+        <w:t xml:space="preserve">  // insert sgi_interface_transactions: data_name = IMPACT_STORE_SALES · direction = IN · status = ACKED</w:t>
         <w:br/>
         <w:t xml:space="preserve">  async step05ReadFile(state: JobState, manager?: EntityManager): Promise&lt;void&gt; {</w:t>
         <w:br/>
@@ -6433,7 +7148,7 @@
                 <w:rFonts w:ascii="Arial" w:hAnsi="Arial" w:eastAsia="Arial" w:cs="Tahoma"/>
                 <w:sz w:val="18"/>
               </w:rPr>
-              <w:t>เปิด transaction ต่อไฟล์ แล้ว insert sales_transactions แถวดิบ</w:t>
+              <w:t>เปิด transaction ต่อไฟล์ แล้ว insert sgi_sales_transactions แถวดิบ</w:t>
             </w:r>
           </w:p>
         </w:tc>
@@ -6563,7 +7278,7 @@
                 <w:rFonts w:ascii="Arial" w:hAnsi="Arial" w:eastAsia="Arial" w:cs="Tahoma"/>
                 <w:sz w:val="18"/>
               </w:rPr>
-              <w:t>insert interface_transactions: data_name = IMPACT_STORE_SALES · direction = IN · status = ACKED</w:t>
+              <w:t>insert sgi_interface_transactions: data_name = IMPACT_STORE_SALES · direction = IN · status = ACKED</w:t>
             </w:r>
           </w:p>
         </w:tc>
@@ -7540,7 +8255,7 @@
           <w:rFonts w:ascii="Courier New" w:hAnsi="Courier New" w:eastAsia="Courier New" w:cs="Tahoma"/>
           <w:sz w:val="16"/>
         </w:rPr>
-        <w:t>// src/batch/sbpgi/job-5-import-impact-sale-from-ias/job-5-import-impact-sale-from-ias.job.ts</w:t>
+        <w:t>// src/batch/sgi/job-5-import-impact-sale-from-ias/job-5-import-impact-sale-from-ias.job.ts</w:t>
         <w:br/>
         <w:t>import { Inject, Injectable, Logger } from '@nestjs/common';</w:t>
         <w:br/>
@@ -7601,11 +8316,11 @@
         <w:br/>
         <w:t xml:space="preserve">      await this.dataSource.transaction(async (manager: EntityManager) =&gt; {</w:t>
         <w:br/>
-        <w:t xml:space="preserve">        // ขั้นที่ 4: เปิด transaction ต่อไฟล์ แล้ว insert sales_transactions แถวดิบ · TODO: ระวัง: catch ใน DAO บางจุดอาจทำให้ rollback ไม่ทำงาน</w:t>
+        <w:t xml:space="preserve">        // ขั้นที่ 4: เปิด transaction ต่อไฟล์ แล้ว insert sgi_sales_transactions แถวดิบ · TODO: ระวัง: catch ใน DAO บางจุดอาจทำให้ rollback ไม่ทำงาน</w:t>
         <w:br/>
         <w:t xml:space="preserve">        await this.service.step04Insert(state, manager);</w:t>
         <w:br/>
-        <w:t xml:space="preserve">        // ขั้นที่ 5: insert interface_transactions: data_name = IMPACT_STORE_SALES · direction = IN · status = ACKED · TODO: บันทึก*การรับไฟล์* — ทำทันทีที่อ่านไฟล์สำเร็จ ไม่ผูกกับผล Y/N เพราะไฟล์มาถึงแล้วไม่ว่าผลจะเป็นอะไร (ถ้าผูกกับสาขา Y งวดที่ผลเป็น N จะไม่มีบันทึก แล้ว Job 10 จะเข้าใจว่า IAS ไม่ตอบกลับ) · เป็นขารับกลับของรอบที่ Job 4 ส่งออก จึงใช้ data_name เดิม — UNIQUE (data_name, direction, business_key, period_key) แยกขา OUT/IN ให้อยู่แล้ว · typed FK = sales_summary_id · acked_at = now</w:t>
+        <w:t xml:space="preserve">        // ขั้นที่ 5: insert sgi_interface_transactions: data_name = IMPACT_STORE_SALES · direction = IN · status = ACKED · TODO: บันทึก*การรับไฟล์* — ทำทันทีที่อ่านไฟล์สำเร็จ ไม่ผูกกับผล Y/N เพราะไฟล์มาถึงแล้วไม่ว่าผลจะเป็นอะไร (ถ้าผูกกับสาขา Y งวดที่ผลเป็น N จะไม่มีบันทึก แล้ว Job 10 จะเข้าใจว่า IAS ไม่ตอบกลับ) · เป็นขารับกลับของรอบที่ Job 4 ส่งออก จึงใช้ data_name เดิม — UNIQUE (data_name, direction, business_key, period_key) แยกขา OUT/IN ให้อยู่แล้ว · typed FK = sales_summary_id · acked_at = now</w:t>
         <w:br/>
         <w:t xml:space="preserve">        await this.service.step05ReadFile(state, manager);</w:t>
         <w:br/>
@@ -7752,7 +8467,7 @@
         <w:br/>
         <w:t>//       ใช้ PostgreSQL advisory lock ระดับ session แทน — ปลดอัตโนมัติเมื่อ connection หลุด</w:t>
         <w:br/>
-        <w:t>export const SBPGI_JOB_LOCK_CLASS_ID = 861000; // namespace ของระบบ SBPGI</w:t>
+        <w:t>export const SGI_JOB_LOCK_CLASS_ID = 861000; // namespace ของระบบ SGI</w:t>
         <w:br/>
         <w:t>export const JOB_LOCK_KEYS: Record&lt;string, number&gt; = { '5': 50 /* TODO: เพิ่มครบทั้ง 11 job */ };</w:t>
         <w:br/>
@@ -7784,7 +8499,7 @@
         <w:br/>
         <w:t xml:space="preserve">        'SELECT pg_try_advisory_lock($1, $2) AS locked',</w:t>
         <w:br/>
-        <w:t xml:space="preserve">        [SBPGI_JOB_LOCK_CLASS_ID, objectId],</w:t>
+        <w:t xml:space="preserve">        [SGI_JOB_LOCK_CLASS_ID, objectId],</w:t>
         <w:br/>
         <w:t xml:space="preserve">      );</w:t>
         <w:br/>
@@ -7804,7 +8519,7 @@
         <w:br/>
         <w:t xml:space="preserve">      // TODO: ปลด lock ทุกกรณี แล้วคืน connection เข้า pool</w:t>
         <w:br/>
-        <w:t xml:space="preserve">      await runner.query('SELECT pg_advisory_unlock($1, $2)', [SBPGI_JOB_LOCK_CLASS_ID, objectId]);</w:t>
+        <w:t xml:space="preserve">      await runner.query('SELECT pg_advisory_unlock($1, $2)', [SGI_JOB_LOCK_CLASS_ID, objectId]);</w:t>
         <w:br/>
         <w:t xml:space="preserve">      await runner.release();</w:t>
         <w:br/>
@@ -7983,7 +8698,7 @@
                 <w:rFonts w:ascii="Arial" w:hAnsi="Arial" w:eastAsia="Arial" w:cs="Tahoma"/>
                 <w:sz w:val="18"/>
               </w:rPr>
-              <w:t>sales_transactions</w:t>
+              <w:t>sgi_sales_transactions</w:t>
             </w:r>
           </w:p>
         </w:tc>
@@ -8088,7 +8803,7 @@
                 <w:rFonts w:ascii="Arial" w:hAnsi="Arial" w:eastAsia="Arial" w:cs="Tahoma"/>
                 <w:sz w:val="18"/>
               </w:rPr>
-              <w:t>fgi_impact_sales_summaries</w:t>
+              <w:t>sgi_fgi_impact_sales_summaries</w:t>
             </w:r>
           </w:p>
         </w:tc>
@@ -8193,7 +8908,7 @@
                 <w:rFonts w:ascii="Arial" w:hAnsi="Arial" w:eastAsia="Arial" w:cs="Tahoma"/>
                 <w:sz w:val="18"/>
               </w:rPr>
-              <w:t>interface_transactions</w:t>
+              <w:t>sgi_interface_transactions</w:t>
             </w:r>
           </w:p>
         </w:tc>
@@ -8292,37 +9007,37 @@
         <w:t>--       write ทั้งหมดต้องอยู่ใน transaction เดียวกับที่ระบุใน 9.3</w:t>
         <w:br/>
         <w:br/>
-        <w:t>-- [W] sales_transactions : ยอดขายรายวันดิบจากไฟล์ (4 หน้าต่างเวลา)</w:t>
+        <w:t>-- [W] sgi_sales_transactions : ยอดขายรายวันดิบจากไฟล์ (4 หน้าต่างเวลา)</w:t>
         <w:br/>
         <w:t>-- TODO: เติมคอลัมน์ payload จริงจาก Database design</w:t>
         <w:br/>
-        <w:t>INSERT INTO sales_transactions</w:t>
+        <w:t>INSERT INTO sgi_sales_transactions</w:t>
         <w:br/>
         <w:t xml:space="preserve">  (/* TODO: business key + payload + created_by, created_at */)</w:t>
         <w:br/>
         <w:t>VALUES (/* TODO: bind params ตามลำดับคอลัมน์ด้านบน */)</w:t>
         <w:br/>
-        <w:t>ON CONFLICT (sales_summary_id, txn_date, window_no)   -- unique key จริงตาม DDL ของ sales_transactions (ห้ามเดา)</w:t>
+        <w:t>ON CONFLICT (sales_summary_id, txn_date, window_no)   -- unique key จริงตาม DDL ของ sgi_sales_transactions (ห้ามเดา)</w:t>
         <w:br/>
         <w:t>DO UPDATE SET /* TODO: คอลัมน์ที่ยอมให้ทับ */</w:t>
         <w:br/>
         <w:t xml:space="preserve">       updated_at = NOW(), updated_by = 'JOB5';</w:t>
         <w:br/>
         <w:br/>
-        <w:t>-- [R/W] fgi_impact_sales_summaries : อัปเดต total_working_days, growth_rate_diff, sales_status Y/N</w:t>
+        <w:t>-- [R/W] sgi_fgi_impact_sales_summaries : อัปเดต total_working_days, growth_rate_diff, sales_status Y/N</w:t>
         <w:br/>
         <w:t>-- TODO: อ่าน candidate แบบล็อกแถว กันรอบอื่น/pod อื่นแย่งอัปเดตแถวเดียวกัน</w:t>
         <w:br/>
         <w:t>SELECT /* TODO: PK + คอลัมน์ที่ต้องใช้ */</w:t>
         <w:br/>
-        <w:t xml:space="preserve">  FROM fgi_impact_sales_summaries</w:t>
+        <w:t xml:space="preserve">  FROM sgi_fgi_impact_sales_summaries</w:t>
         <w:br/>
         <w:t xml:space="preserve"> WHERE impact_year = $1 AND impact_month = $2  -- TODO: ยืนยันชื่อคอลัมน์งวดกับ Database design</w:t>
         <w:br/>
         <w:t xml:space="preserve">   FOR UPDATE SKIP LOCKED;</w:t>
         <w:br/>
         <w:br/>
-        <w:t>UPDATE fgi_impact_sales_summaries</w:t>
+        <w:t>UPDATE sgi_fgi_impact_sales_summaries</w:t>
         <w:br/>
         <w:t xml:space="preserve">   SET /* TODO: คอลัมน์สถานะ/ผลคำนวณที่ job นี้เขียน */</w:t>
         <w:br/>
@@ -8331,11 +9046,11 @@
         <w:t xml:space="preserve"> WHERE /* TODO: PK ที่ล็อกไว้ */ id = ANY($1);</w:t>
         <w:br/>
         <w:br/>
-        <w:t>-- [W] interface_transactions : tracking: data_name=IMPACT_STORE_SALES · direction=IN · status=ACKED (ขารับกลับของรอบที่ Job 4 ส่งออก) · typed FK = sales_summary_id</w:t>
+        <w:t>-- [W] sgi_interface_transactions : tracking: data_name=IMPACT_STORE_SALES · direction=IN · status=ACKED (ขารับกลับของรอบที่ Job 4 ส่งออก) · typed FK = sales_summary_id</w:t>
         <w:br/>
         <w:t>-- TODO: บันทึก ACK ระดับ record ของไฟล์ interface (แทน job_run_histories ที่ยกเลิกไปแล้ว)</w:t>
         <w:br/>
-        <w:t>INSERT INTO interface_transactions</w:t>
+        <w:t>INSERT INTO sgi_interface_transactions</w:t>
         <w:br/>
         <w:t xml:space="preserve">  (run_id, data_name, direction, status, business_key, period_key,</w:t>
         <w:br/>
@@ -8438,9 +9153,9 @@
         <w:br/>
         <w:t xml:space="preserve">  async notifyFailure(jobNo: string, ctx: JobRunContext, error: Error): Promise&lt;void&gt; {</w:t>
         <w:br/>
-        <w:t xml:space="preserve">    // TODO: ผู้รับของ Job 5 เดิมคือ go-sbp (ผ่าน shared helper) — ย้ายมาเป็น env SBPGI_JOB5_MAIL_TO</w:t>
-        <w:br/>
-        <w:t xml:space="preserve">    const recipients = (process.env.SBPGI_JOB5_MAIL_TO ?? '').split(',').map((s) =&gt; s.trim()).filter(Boolean);</w:t>
+        <w:t xml:space="preserve">    // TODO: ผู้รับของ Job 5 เดิมคือ go-sbp (ผ่าน shared helper) — ย้ายมาเป็น env SGI_JOB5_MAIL_TO</w:t>
+        <w:br/>
+        <w:t xml:space="preserve">    const recipients = (process.env.SGI_JOB5_MAIL_TO ?? '').split(',').map((s) =&gt; s.trim()).filter(Boolean);</w:t>
         <w:br/>
         <w:t xml:space="preserve">    if (!recipients.length) {</w:t>
         <w:br/>
@@ -8456,7 +9171,7 @@
         <w:br/>
         <w:t xml:space="preserve">        // TODO: emailId = id ของ template EM-07 (แจ้ง error batch) ในตาราง email_template</w:t>
         <w:br/>
-        <w:t xml:space="preserve">        emailId: Number(process.env.SBPGI_JOB_FAIL_EMAIL_TEMPLATE_ID),</w:t>
+        <w:t xml:space="preserve">        emailId: Number(process.env.SGI_JOB_FAIL_EMAIL_TEMPLATE_ID),</w:t>
         <w:br/>
         <w:t xml:space="preserve">        mailTo: recipients.join(','), // signature รับ string ไม่ใช่ string[]</w:t>
         <w:br/>
@@ -8474,7 +9189,7 @@
         <w:br/>
         <w:t xml:space="preserve">          errorMessage: error.message,</w:t>
         <w:br/>
-        <w:t xml:space="preserve">          rerunNote: 'มี period guard — ถ้าจะซ้ำต้องลบ/แก้ sales_transactions อย่างระวังและคำนวณหัวตารางใหม่',</w:t>
+        <w:t xml:space="preserve">          rerunNote: 'มี period guard — ถ้าจะซ้ำต้องลบ/แก้ sgi_sales_transactions อย่างระวังและคำนวณหัวตารางใหม่',</w:t>
         <w:br/>
         <w:t xml:space="preserve">        },</w:t>
         <w:br/>
@@ -8510,7 +9225,7 @@
         <w:keepLines/>
       </w:pPr>
       <w:r>
-        <w:t>กติกา rerun ของ Job 5: มี period guard — ถ้าจะซ้ำต้องลบ/แก้ sales_transactions อย่างระวังและคำนวณหัวตารางใหม่</w:t>
+        <w:t>กติกา rerun ของ Job 5: มี period guard — ถ้าจะซ้ำต้องลบ/แก้ sgi_sales_transactions อย่างระวังและคำนวณหัวตารางใหม่</w:t>
       </w:r>
     </w:p>
     <w:p>
@@ -8603,7 +9318,7 @@
         <w:rPr>
           <w:rFonts w:ascii="Courier New" w:hAnsi="Courier New" w:eastAsia="Courier New" w:cs="Tahoma"/>
         </w:rPr>
-        <w:t>interface_transactions</w:t>
+        <w:t>sgi_interface_transactions</w:t>
       </w:r>
       <w:r>
         <w:t xml:space="preserve"> ของงวดนั้นว่ามีแถวค้างสถานะ READY/PENDING หรือไม่ ก่อนสั่งรันใหม่</w:t>
@@ -8895,7 +9610,7 @@
                 <w:rFonts w:ascii="Arial" w:hAnsi="Arial" w:eastAsia="Arial" w:cs="Tahoma"/>
                 <w:sz w:val="18"/>
               </w:rPr>
-              <w:t>เปิด transaction ต่อไฟล์ แล้ว insert sales_transactions แถวดิบ (ระวัง: catch ใน DAO บางจุดอาจทำให้ rollback ไม่ทำงาน)</w:t>
+              <w:t>เปิด transaction ต่อไฟล์ แล้ว insert sgi_sales_transactions แถวดิบ (ระวัง: catch ใน DAO บางจุดอาจทำให้ rollback ไม่ทำงาน)</w:t>
             </w:r>
           </w:p>
         </w:tc>
@@ -8950,7 +9665,7 @@
                 <w:rFonts w:ascii="Arial" w:hAnsi="Arial" w:eastAsia="Arial" w:cs="Tahoma"/>
                 <w:sz w:val="18"/>
               </w:rPr>
-              <w:t>insert interface_transactions: data_name = IMPACT_STORE_SALES · direction = IN · status = ACKED (บันทึก*การรับไฟล์* — ทำทันทีที่อ่านไฟล์สำเร็จ ไม่ผูกกับผล Y/N เพราะไฟล์มาถึงแล้วไม่ว่าผลจะเป็นอะไร (ถ้าผูกกับสาขา Y งวดที่ผลเป็น N จะไม่มีบันทึก แล้ว Job 10 จะเข้าใจว่า IAS ไม่ตอบกลับ) · เป็นขารับกลับของรอบที่ Job 4 ส่งออก จึงใช้ data_name เดิม — UNIQUE (data_name, direction, business_key, period_key) แยกขา OUT/IN ให้อยู่แล้ว · typed FK = sales_summary_id · acked_at = now)</w:t>
+              <w:t>insert sgi_interface_transactions: data_name = IMPACT_STORE_SALES · direction = IN · status = ACKED (บันทึก*การรับไฟล์* — ทำทันทีที่อ่านไฟล์สำเร็จ ไม่ผูกกับผล Y/N เพราะไฟล์มาถึงแล้วไม่ว่าผลจะเป็นอะไร (ถ้าผูกกับสาขา Y งวดที่ผลเป็น N จะไม่มีบันทึก แล้ว Job 10 จะเข้าใจว่า IAS ไม่ตอบกลับ) · เป็นขารับกลับของรอบที่ Job 4 ส่งออก จึงใช้ data_name เดิม — UNIQUE (data_name, direction, business_key, period_key) แยกขา OUT/IN ให้อยู่แล้ว · typed FK = sales_summary_id · acked_at = now)</w:t>
             </w:r>
           </w:p>
         </w:tc>
@@ -10510,7 +11225,7 @@
                 <w:rFonts w:ascii="Courier New" w:hAnsi="Courier New" w:eastAsia="Courier New" w:cs="Tahoma"/>
                 <w:sz w:val="18"/>
               </w:rPr>
-              <w:t>sales_transactions</w:t>
+              <w:t>sgi_sales_transactions</w:t>
             </w:r>
             <w:r>
               <w:rPr>
@@ -10524,7 +11239,7 @@
                 <w:rFonts w:ascii="Courier New" w:hAnsi="Courier New" w:eastAsia="Courier New" w:cs="Tahoma"/>
                 <w:sz w:val="18"/>
               </w:rPr>
-              <w:t>fgi_impact_sales_summaries</w:t>
+              <w:t>sgi_fgi_impact_sales_summaries</w:t>
             </w:r>
             <w:r>
               <w:rPr>
@@ -10538,7 +11253,7 @@
                 <w:rFonts w:ascii="Courier New" w:hAnsi="Courier New" w:eastAsia="Courier New" w:cs="Tahoma"/>
                 <w:sz w:val="18"/>
               </w:rPr>
-              <w:t>interface_transactions</w:t>
+              <w:t>sgi_interface_transactions</w:t>
             </w:r>
           </w:p>
         </w:tc>
